--- a/PCCT_Statistical_Methods_and_Results.docx
+++ b/PCCT_Statistical_Methods_and_Results.docx
@@ -1123,7 +1123,7 @@
         <w:pStyle w:val="Heading1"/>
       </w:pPr>
       <w:r>
-        <w:t>5. Results — variance decomposition (log scale, canonical)</w:t>
+        <w:t>5. Results — variance decomposition (log scale), canonical &amp; sub-segment</w:t>
       </w:r>
     </w:p>
     <w:p>
@@ -1132,7 +1132,7 @@
           <w:b/>
           <w:i w:val="0"/>
         </w:rPr>
-        <w:t>v1 (original data):</w:t>
+        <w:t>v1 canonical  (N=25):</w:t>
       </w:r>
     </w:p>
     <w:tbl>
@@ -2192,7 +2192,7 @@
           <w:b/>
           <w:i w:val="0"/>
         </w:rPr>
-        <w:t>v2 (2026-07-07 data):</w:t>
+        <w:t>v1 sub-seg  (N=25):</w:t>
       </w:r>
     </w:p>
     <w:tbl>
@@ -2374,7 +2374,7 @@
               <w:rPr>
                 <w:sz w:val="18"/>
               </w:rPr>
-              <w:t>-0.125</w:t>
+              <w:t>-0.089</w:t>
             </w:r>
           </w:p>
         </w:tc>
@@ -2388,7 +2388,7 @@
               <w:rPr>
                 <w:sz w:val="18"/>
               </w:rPr>
-              <w:t>0.01985</w:t>
+              <w:t>0.01354</w:t>
             </w:r>
           </w:p>
         </w:tc>
@@ -2402,7 +2402,7 @@
               <w:rPr>
                 <w:sz w:val="18"/>
               </w:rPr>
-              <w:t>0.01254</w:t>
+              <w:t>0.00996</w:t>
             </w:r>
           </w:p>
         </w:tc>
@@ -2430,7 +2430,7 @@
               <w:rPr>
                 <w:sz w:val="18"/>
               </w:rPr>
-              <w:t>0.00693</w:t>
+              <w:t>0.00435</w:t>
             </w:r>
           </w:p>
         </w:tc>
@@ -2444,7 +2444,7 @@
               <w:rPr>
                 <w:sz w:val="18"/>
               </w:rPr>
-              <w:t>14.2</w:t>
+              <w:t>11.7</w:t>
             </w:r>
           </w:p>
         </w:tc>
@@ -2458,7 +2458,7 @@
               <w:rPr>
                 <w:sz w:val="18"/>
               </w:rPr>
-              <w:t>11.2</w:t>
+              <w:t>10.0</w:t>
             </w:r>
           </w:p>
         </w:tc>
@@ -2472,7 +2472,7 @@
               <w:rPr>
                 <w:sz w:val="18"/>
               </w:rPr>
-              <w:t>8.3</w:t>
+              <w:t>6.6</w:t>
             </w:r>
           </w:p>
         </w:tc>
@@ -2502,7 +2502,7 @@
               <w:rPr>
                 <w:sz w:val="18"/>
               </w:rPr>
-              <w:t>-0.292</w:t>
+              <w:t>-0.058</w:t>
             </w:r>
           </w:p>
         </w:tc>
@@ -2516,7 +2516,7 @@
               <w:rPr>
                 <w:sz w:val="18"/>
               </w:rPr>
-              <w:t>0.07296</w:t>
+              <w:t>0.01540</w:t>
             </w:r>
           </w:p>
         </w:tc>
@@ -2530,7 +2530,7 @@
               <w:rPr>
                 <w:sz w:val="18"/>
               </w:rPr>
-              <w:t>0.03159</w:t>
+              <w:t>0.01431</w:t>
             </w:r>
           </w:p>
         </w:tc>
@@ -2558,7 +2558,7 @@
               <w:rPr>
                 <w:sz w:val="18"/>
               </w:rPr>
-              <w:t>0.01458</w:t>
+              <w:t>-0.00270</w:t>
             </w:r>
           </w:p>
         </w:tc>
@@ -2572,7 +2572,7 @@
               <w:rPr>
                 <w:sz w:val="18"/>
               </w:rPr>
-              <w:t>27.5</w:t>
+              <w:t>12.5</w:t>
             </w:r>
           </w:p>
         </w:tc>
@@ -2586,7 +2586,7 @@
               <w:rPr>
                 <w:sz w:val="18"/>
               </w:rPr>
-              <w:t>17.9</w:t>
+              <w:t>12.0</w:t>
             </w:r>
           </w:p>
         </w:tc>
@@ -2600,7 +2600,7 @@
               <w:rPr>
                 <w:sz w:val="18"/>
               </w:rPr>
-              <w:t>12.1</w:t>
+              <w:t>0.0</w:t>
             </w:r>
           </w:p>
         </w:tc>
@@ -2630,7 +2630,7 @@
               <w:rPr>
                 <w:sz w:val="18"/>
               </w:rPr>
-              <w:t>-0.193</w:t>
+              <w:t>-0.083</w:t>
             </w:r>
           </w:p>
         </w:tc>
@@ -2644,7 +2644,7 @@
               <w:rPr>
                 <w:sz w:val="18"/>
               </w:rPr>
-              <w:t>0.03376</w:t>
+              <w:t>0.01126</w:t>
             </w:r>
           </w:p>
         </w:tc>
@@ -2658,7 +2658,7 @@
               <w:rPr>
                 <w:sz w:val="18"/>
               </w:rPr>
-              <w:t>0.01571</w:t>
+              <w:t>0.00815</w:t>
             </w:r>
           </w:p>
         </w:tc>
@@ -2686,7 +2686,7 @@
               <w:rPr>
                 <w:sz w:val="18"/>
               </w:rPr>
-              <w:t>0.00817</w:t>
+              <w:t>0.00061</w:t>
             </w:r>
           </w:p>
         </w:tc>
@@ -2700,7 +2700,7 @@
               <w:rPr>
                 <w:sz w:val="18"/>
               </w:rPr>
-              <w:t>18.5</w:t>
+              <w:t>10.6</w:t>
             </w:r>
           </w:p>
         </w:tc>
@@ -2714,7 +2714,7 @@
               <w:rPr>
                 <w:sz w:val="18"/>
               </w:rPr>
-              <w:t>12.6</w:t>
+              <w:t>9.0</w:t>
             </w:r>
           </w:p>
         </w:tc>
@@ -2728,7 +2728,7 @@
               <w:rPr>
                 <w:sz w:val="18"/>
               </w:rPr>
-              <w:t>9.1</w:t>
+              <w:t>2.5</w:t>
             </w:r>
           </w:p>
         </w:tc>
@@ -2758,7 +2758,7 @@
               <w:rPr>
                 <w:sz w:val="18"/>
               </w:rPr>
-              <w:t>-0.060</w:t>
+              <w:t>+0.079</w:t>
             </w:r>
           </w:p>
         </w:tc>
@@ -2772,7 +2772,7 @@
               <w:rPr>
                 <w:sz w:val="18"/>
               </w:rPr>
-              <w:t>0.00950</w:t>
+              <w:t>0.00577</w:t>
             </w:r>
           </w:p>
         </w:tc>
@@ -2786,7 +2786,7 @@
               <w:rPr>
                 <w:sz w:val="18"/>
               </w:rPr>
-              <w:t>0.00805</w:t>
+              <w:t>0.00275</w:t>
             </w:r>
           </w:p>
         </w:tc>
@@ -2814,7 +2814,7 @@
               <w:rPr>
                 <w:sz w:val="18"/>
               </w:rPr>
-              <w:t>0.00603</w:t>
+              <w:t>0.00073</w:t>
             </w:r>
           </w:p>
         </w:tc>
@@ -2828,7 +2828,7 @@
               <w:rPr>
                 <w:sz w:val="18"/>
               </w:rPr>
-              <w:t>9.8</w:t>
+              <w:t>7.6</w:t>
             </w:r>
           </w:p>
         </w:tc>
@@ -2842,7 +2842,7 @@
               <w:rPr>
                 <w:sz w:val="18"/>
               </w:rPr>
-              <w:t>9.0</w:t>
+              <w:t>5.2</w:t>
             </w:r>
           </w:p>
         </w:tc>
@@ -2856,7 +2856,7 @@
               <w:rPr>
                 <w:sz w:val="18"/>
               </w:rPr>
-              <w:t>7.8</w:t>
+              <w:t>2.7</w:t>
             </w:r>
           </w:p>
         </w:tc>
@@ -2886,7 +2886,7 @@
               <w:rPr>
                 <w:sz w:val="18"/>
               </w:rPr>
-              <w:t>-0.008</w:t>
+              <w:t>+0.043</w:t>
             </w:r>
           </w:p>
         </w:tc>
@@ -2900,7 +2900,7 @@
               <w:rPr>
                 <w:sz w:val="18"/>
               </w:rPr>
-              <w:t>0.00491</w:t>
+              <w:t>0.00937</w:t>
             </w:r>
           </w:p>
         </w:tc>
@@ -2914,7 +2914,7 @@
               <w:rPr>
                 <w:sz w:val="18"/>
               </w:rPr>
-              <w:t>0.00508</w:t>
+              <w:t>0.00879</w:t>
             </w:r>
           </w:p>
         </w:tc>
@@ -2942,7 +2942,7 @@
               <w:rPr>
                 <w:sz w:val="18"/>
               </w:rPr>
-              <w:t>0.00217</w:t>
+              <w:t>0.00588</w:t>
             </w:r>
           </w:p>
         </w:tc>
@@ -2956,7 +2956,7 @@
               <w:rPr>
                 <w:sz w:val="18"/>
               </w:rPr>
-              <w:t>7.0</w:t>
+              <w:t>9.7</w:t>
             </w:r>
           </w:p>
         </w:tc>
@@ -2970,7 +2970,7 @@
               <w:rPr>
                 <w:sz w:val="18"/>
               </w:rPr>
-              <w:t>7.1</w:t>
+              <w:t>9.4</w:t>
             </w:r>
           </w:p>
         </w:tc>
@@ -2984,7 +2984,7 @@
               <w:rPr>
                 <w:sz w:val="18"/>
               </w:rPr>
-              <w:t>4.7</w:t>
+              <w:t>7.7</w:t>
             </w:r>
           </w:p>
         </w:tc>
@@ -3014,7 +3014,7 @@
               <w:rPr>
                 <w:sz w:val="18"/>
               </w:rPr>
-              <w:t>-0.297</w:t>
+              <w:t>-0.167</w:t>
             </w:r>
           </w:p>
         </w:tc>
@@ -3028,7 +3028,7 @@
               <w:rPr>
                 <w:sz w:val="18"/>
               </w:rPr>
-              <w:t>0.07247</w:t>
+              <w:t>0.04140</w:t>
             </w:r>
           </w:p>
         </w:tc>
@@ -3042,7 +3042,7 @@
               <w:rPr>
                 <w:sz w:val="18"/>
               </w:rPr>
-              <w:t>0.02954</w:t>
+              <w:t>0.02866</w:t>
             </w:r>
           </w:p>
         </w:tc>
@@ -3070,7 +3070,7 @@
               <w:rPr>
                 <w:sz w:val="18"/>
               </w:rPr>
-              <w:t>0.01121</w:t>
+              <w:t>0.01033</w:t>
             </w:r>
           </w:p>
         </w:tc>
@@ -3084,7 +3084,7 @@
               <w:rPr>
                 <w:sz w:val="18"/>
               </w:rPr>
-              <w:t>27.4</w:t>
+              <w:t>20.6</w:t>
             </w:r>
           </w:p>
         </w:tc>
@@ -3098,7 +3098,7 @@
               <w:rPr>
                 <w:sz w:val="18"/>
               </w:rPr>
-              <w:t>17.3</w:t>
+              <w:t>17.1</w:t>
             </w:r>
           </w:p>
         </w:tc>
@@ -3112,7 +3112,7 @@
               <w:rPr>
                 <w:sz w:val="18"/>
               </w:rPr>
-              <w:t>10.6</w:t>
+              <w:t>10.2</w:t>
             </w:r>
           </w:p>
         </w:tc>
@@ -3142,6 +3142,1066 @@
               <w:rPr>
                 <w:sz w:val="18"/>
               </w:rPr>
+              <w:t>-0.068</w:t>
+            </w:r>
+          </w:p>
+        </w:tc>
+        <w:tc>
+          <w:tcPr>
+            <w:tcW w:type="dxa" w:w="960"/>
+          </w:tcPr>
+          <w:p>
+            <w:r/>
+            <w:r>
+              <w:rPr>
+                <w:sz w:val="18"/>
+              </w:rPr>
+              <w:t>0.02274</w:t>
+            </w:r>
+          </w:p>
+        </w:tc>
+        <w:tc>
+          <w:tcPr>
+            <w:tcW w:type="dxa" w:w="960"/>
+          </w:tcPr>
+          <w:p>
+            <w:r/>
+            <w:r>
+              <w:rPr>
+                <w:sz w:val="18"/>
+              </w:rPr>
+              <w:t>0.02129</w:t>
+            </w:r>
+          </w:p>
+        </w:tc>
+        <w:tc>
+          <w:tcPr>
+            <w:tcW w:type="dxa" w:w="960"/>
+          </w:tcPr>
+          <w:p>
+            <w:r/>
+            <w:r>
+              <w:rPr>
+                <w:sz w:val="18"/>
+              </w:rPr>
+              <w:t>0.01727</w:t>
+            </w:r>
+          </w:p>
+        </w:tc>
+        <w:tc>
+          <w:tcPr>
+            <w:tcW w:type="dxa" w:w="960"/>
+          </w:tcPr>
+          <w:p>
+            <w:r/>
+            <w:r>
+              <w:rPr>
+                <w:sz w:val="18"/>
+              </w:rPr>
+              <w:t>0.00402</w:t>
+            </w:r>
+          </w:p>
+        </w:tc>
+        <w:tc>
+          <w:tcPr>
+            <w:tcW w:type="dxa" w:w="960"/>
+          </w:tcPr>
+          <w:p>
+            <w:r/>
+            <w:r>
+              <w:rPr>
+                <w:sz w:val="18"/>
+              </w:rPr>
+              <w:t>15.2</w:t>
+            </w:r>
+          </w:p>
+        </w:tc>
+        <w:tc>
+          <w:tcPr>
+            <w:tcW w:type="dxa" w:w="960"/>
+          </w:tcPr>
+          <w:p>
+            <w:r/>
+            <w:r>
+              <w:rPr>
+                <w:sz w:val="18"/>
+              </w:rPr>
+              <w:t>14.7</w:t>
+            </w:r>
+          </w:p>
+        </w:tc>
+        <w:tc>
+          <w:tcPr>
+            <w:tcW w:type="dxa" w:w="960"/>
+          </w:tcPr>
+          <w:p>
+            <w:r/>
+            <w:r>
+              <w:rPr>
+                <w:sz w:val="18"/>
+              </w:rPr>
+              <w:t>6.3</w:t>
+            </w:r>
+          </w:p>
+        </w:tc>
+      </w:tr>
+    </w:tbl>
+    <w:p>
+      <w:r>
+        <w:rPr>
+          <w:b/>
+          <w:i w:val="0"/>
+        </w:rPr>
+        <w:t>v2 canonical  (N=25):</w:t>
+      </w:r>
+    </w:p>
+    <w:tbl>
+      <w:tblPr>
+        <w:tblStyle w:val="LightGrid-Accent1"/>
+        <w:tblW w:type="auto" w:w="0"/>
+        <w:tblLook w:firstColumn="1" w:firstRow="1" w:lastColumn="0" w:lastRow="0" w:noHBand="0" w:noVBand="1" w:val="04A0"/>
+      </w:tblPr>
+      <w:tblGrid>
+        <w:gridCol w:w="960"/>
+        <w:gridCol w:w="960"/>
+        <w:gridCol w:w="960"/>
+        <w:gridCol w:w="960"/>
+        <w:gridCol w:w="960"/>
+        <w:gridCol w:w="960"/>
+        <w:gridCol w:w="960"/>
+        <w:gridCol w:w="960"/>
+        <w:gridCol w:w="960"/>
+      </w:tblGrid>
+      <w:tr>
+        <w:tc>
+          <w:tcPr>
+            <w:tcW w:type="dxa" w:w="960"/>
+          </w:tcPr>
+          <w:p>
+            <w:r/>
+            <w:r>
+              <w:rPr>
+                <w:b/>
+                <w:sz w:val="18"/>
+              </w:rPr>
+              <w:t>Endpoint</w:t>
+            </w:r>
+          </w:p>
+        </w:tc>
+        <w:tc>
+          <w:tcPr>
+            <w:tcW w:type="dxa" w:w="960"/>
+          </w:tcPr>
+          <w:p>
+            <w:r/>
+            <w:r>
+              <w:rPr>
+                <w:b/>
+                <w:sz w:val="18"/>
+              </w:rPr>
+              <w:t>Δ bias</w:t>
+            </w:r>
+          </w:p>
+        </w:tc>
+        <w:tc>
+          <w:tcPr>
+            <w:tcW w:type="dxa" w:w="960"/>
+          </w:tcPr>
+          <w:p>
+            <w:r/>
+            <w:r>
+              <w:rPr>
+                <w:b/>
+                <w:sz w:val="18"/>
+              </w:rPr>
+              <w:t>σ²_total</w:t>
+            </w:r>
+          </w:p>
+        </w:tc>
+        <w:tc>
+          <w:tcPr>
+            <w:tcW w:type="dxa" w:w="960"/>
+          </w:tcPr>
+          <w:p>
+            <w:r/>
+            <w:r>
+              <w:rPr>
+                <w:b/>
+                <w:sz w:val="18"/>
+              </w:rPr>
+              <w:t>σ²_rand</w:t>
+            </w:r>
+          </w:p>
+        </w:tc>
+        <w:tc>
+          <w:tcPr>
+            <w:tcW w:type="dxa" w:w="960"/>
+          </w:tcPr>
+          <w:p>
+            <w:r/>
+            <w:r>
+              <w:rPr>
+                <w:b/>
+                <w:sz w:val="18"/>
+              </w:rPr>
+              <w:t>σ²_OQ</w:t>
+            </w:r>
+          </w:p>
+        </w:tc>
+        <w:tc>
+          <w:tcPr>
+            <w:tcW w:type="dxa" w:w="960"/>
+          </w:tcPr>
+          <w:p>
+            <w:r/>
+            <w:r>
+              <w:rPr>
+                <w:b/>
+                <w:sz w:val="18"/>
+              </w:rPr>
+              <w:t>σ²_scan</w:t>
+            </w:r>
+          </w:p>
+        </w:tc>
+        <w:tc>
+          <w:tcPr>
+            <w:tcW w:type="dxa" w:w="960"/>
+          </w:tcPr>
+          <w:p>
+            <w:r/>
+            <w:r>
+              <w:rPr>
+                <w:b/>
+                <w:sz w:val="18"/>
+              </w:rPr>
+              <w:t>wCV_tot</w:t>
+            </w:r>
+          </w:p>
+        </w:tc>
+        <w:tc>
+          <w:tcPr>
+            <w:tcW w:type="dxa" w:w="960"/>
+          </w:tcPr>
+          <w:p>
+            <w:r/>
+            <w:r>
+              <w:rPr>
+                <w:b/>
+                <w:sz w:val="18"/>
+              </w:rPr>
+              <w:t>wCV_scanT</w:t>
+            </w:r>
+          </w:p>
+        </w:tc>
+        <w:tc>
+          <w:tcPr>
+            <w:tcW w:type="dxa" w:w="960"/>
+          </w:tcPr>
+          <w:p>
+            <w:r/>
+            <w:r>
+              <w:rPr>
+                <w:b/>
+                <w:sz w:val="18"/>
+              </w:rPr>
+              <w:t>wCV_attrib</w:t>
+            </w:r>
+          </w:p>
+        </w:tc>
+      </w:tr>
+      <w:tr>
+        <w:tc>
+          <w:tcPr>
+            <w:tcW w:type="dxa" w:w="960"/>
+          </w:tcPr>
+          <w:p>
+            <w:r/>
+            <w:r>
+              <w:rPr>
+                <w:sz w:val="18"/>
+              </w:rPr>
+              <w:t>Lumen</w:t>
+            </w:r>
+          </w:p>
+        </w:tc>
+        <w:tc>
+          <w:tcPr>
+            <w:tcW w:type="dxa" w:w="960"/>
+          </w:tcPr>
+          <w:p>
+            <w:r/>
+            <w:r>
+              <w:rPr>
+                <w:sz w:val="18"/>
+              </w:rPr>
+              <w:t>-0.125</w:t>
+            </w:r>
+          </w:p>
+        </w:tc>
+        <w:tc>
+          <w:tcPr>
+            <w:tcW w:type="dxa" w:w="960"/>
+          </w:tcPr>
+          <w:p>
+            <w:r/>
+            <w:r>
+              <w:rPr>
+                <w:sz w:val="18"/>
+              </w:rPr>
+              <w:t>0.01985</w:t>
+            </w:r>
+          </w:p>
+        </w:tc>
+        <w:tc>
+          <w:tcPr>
+            <w:tcW w:type="dxa" w:w="960"/>
+          </w:tcPr>
+          <w:p>
+            <w:r/>
+            <w:r>
+              <w:rPr>
+                <w:sz w:val="18"/>
+              </w:rPr>
+              <w:t>0.01254</w:t>
+            </w:r>
+          </w:p>
+        </w:tc>
+        <w:tc>
+          <w:tcPr>
+            <w:tcW w:type="dxa" w:w="960"/>
+          </w:tcPr>
+          <w:p>
+            <w:r/>
+            <w:r>
+              <w:rPr>
+                <w:sz w:val="18"/>
+              </w:rPr>
+              <w:t>0.00561</w:t>
+            </w:r>
+          </w:p>
+        </w:tc>
+        <w:tc>
+          <w:tcPr>
+            <w:tcW w:type="dxa" w:w="960"/>
+          </w:tcPr>
+          <w:p>
+            <w:r/>
+            <w:r>
+              <w:rPr>
+                <w:sz w:val="18"/>
+              </w:rPr>
+              <w:t>0.00693</w:t>
+            </w:r>
+          </w:p>
+        </w:tc>
+        <w:tc>
+          <w:tcPr>
+            <w:tcW w:type="dxa" w:w="960"/>
+          </w:tcPr>
+          <w:p>
+            <w:r/>
+            <w:r>
+              <w:rPr>
+                <w:sz w:val="18"/>
+              </w:rPr>
+              <w:t>14.2</w:t>
+            </w:r>
+          </w:p>
+        </w:tc>
+        <w:tc>
+          <w:tcPr>
+            <w:tcW w:type="dxa" w:w="960"/>
+          </w:tcPr>
+          <w:p>
+            <w:r/>
+            <w:r>
+              <w:rPr>
+                <w:sz w:val="18"/>
+              </w:rPr>
+              <w:t>11.2</w:t>
+            </w:r>
+          </w:p>
+        </w:tc>
+        <w:tc>
+          <w:tcPr>
+            <w:tcW w:type="dxa" w:w="960"/>
+          </w:tcPr>
+          <w:p>
+            <w:r/>
+            <w:r>
+              <w:rPr>
+                <w:sz w:val="18"/>
+              </w:rPr>
+              <w:t>8.3</w:t>
+            </w:r>
+          </w:p>
+        </w:tc>
+      </w:tr>
+      <w:tr>
+        <w:tc>
+          <w:tcPr>
+            <w:tcW w:type="dxa" w:w="960"/>
+          </w:tcPr>
+          <w:p>
+            <w:r/>
+            <w:r>
+              <w:rPr>
+                <w:sz w:val="18"/>
+              </w:rPr>
+              <w:t>Wall</w:t>
+            </w:r>
+          </w:p>
+        </w:tc>
+        <w:tc>
+          <w:tcPr>
+            <w:tcW w:type="dxa" w:w="960"/>
+          </w:tcPr>
+          <w:p>
+            <w:r/>
+            <w:r>
+              <w:rPr>
+                <w:sz w:val="18"/>
+              </w:rPr>
+              <w:t>-0.292</w:t>
+            </w:r>
+          </w:p>
+        </w:tc>
+        <w:tc>
+          <w:tcPr>
+            <w:tcW w:type="dxa" w:w="960"/>
+          </w:tcPr>
+          <w:p>
+            <w:r/>
+            <w:r>
+              <w:rPr>
+                <w:sz w:val="18"/>
+              </w:rPr>
+              <w:t>0.07296</w:t>
+            </w:r>
+          </w:p>
+        </w:tc>
+        <w:tc>
+          <w:tcPr>
+            <w:tcW w:type="dxa" w:w="960"/>
+          </w:tcPr>
+          <w:p>
+            <w:r/>
+            <w:r>
+              <w:rPr>
+                <w:sz w:val="18"/>
+              </w:rPr>
+              <w:t>0.03159</w:t>
+            </w:r>
+          </w:p>
+        </w:tc>
+        <w:tc>
+          <w:tcPr>
+            <w:tcW w:type="dxa" w:w="960"/>
+          </w:tcPr>
+          <w:p>
+            <w:r/>
+            <w:r>
+              <w:rPr>
+                <w:sz w:val="18"/>
+              </w:rPr>
+              <w:t>0.01702</w:t>
+            </w:r>
+          </w:p>
+        </w:tc>
+        <w:tc>
+          <w:tcPr>
+            <w:tcW w:type="dxa" w:w="960"/>
+          </w:tcPr>
+          <w:p>
+            <w:r/>
+            <w:r>
+              <w:rPr>
+                <w:sz w:val="18"/>
+              </w:rPr>
+              <w:t>0.01458</w:t>
+            </w:r>
+          </w:p>
+        </w:tc>
+        <w:tc>
+          <w:tcPr>
+            <w:tcW w:type="dxa" w:w="960"/>
+          </w:tcPr>
+          <w:p>
+            <w:r/>
+            <w:r>
+              <w:rPr>
+                <w:sz w:val="18"/>
+              </w:rPr>
+              <w:t>27.5</w:t>
+            </w:r>
+          </w:p>
+        </w:tc>
+        <w:tc>
+          <w:tcPr>
+            <w:tcW w:type="dxa" w:w="960"/>
+          </w:tcPr>
+          <w:p>
+            <w:r/>
+            <w:r>
+              <w:rPr>
+                <w:sz w:val="18"/>
+              </w:rPr>
+              <w:t>17.9</w:t>
+            </w:r>
+          </w:p>
+        </w:tc>
+        <w:tc>
+          <w:tcPr>
+            <w:tcW w:type="dxa" w:w="960"/>
+          </w:tcPr>
+          <w:p>
+            <w:r/>
+            <w:r>
+              <w:rPr>
+                <w:sz w:val="18"/>
+              </w:rPr>
+              <w:t>12.1</w:t>
+            </w:r>
+          </w:p>
+        </w:tc>
+      </w:tr>
+      <w:tr>
+        <w:tc>
+          <w:tcPr>
+            <w:tcW w:type="dxa" w:w="960"/>
+          </w:tcPr>
+          <w:p>
+            <w:r/>
+            <w:r>
+              <w:rPr>
+                <w:sz w:val="18"/>
+              </w:rPr>
+              <w:t>Vessel</w:t>
+            </w:r>
+          </w:p>
+        </w:tc>
+        <w:tc>
+          <w:tcPr>
+            <w:tcW w:type="dxa" w:w="960"/>
+          </w:tcPr>
+          <w:p>
+            <w:r/>
+            <w:r>
+              <w:rPr>
+                <w:sz w:val="18"/>
+              </w:rPr>
+              <w:t>-0.193</w:t>
+            </w:r>
+          </w:p>
+        </w:tc>
+        <w:tc>
+          <w:tcPr>
+            <w:tcW w:type="dxa" w:w="960"/>
+          </w:tcPr>
+          <w:p>
+            <w:r/>
+            <w:r>
+              <w:rPr>
+                <w:sz w:val="18"/>
+              </w:rPr>
+              <w:t>0.03376</w:t>
+            </w:r>
+          </w:p>
+        </w:tc>
+        <w:tc>
+          <w:tcPr>
+            <w:tcW w:type="dxa" w:w="960"/>
+          </w:tcPr>
+          <w:p>
+            <w:r/>
+            <w:r>
+              <w:rPr>
+                <w:sz w:val="18"/>
+              </w:rPr>
+              <w:t>0.01571</w:t>
+            </w:r>
+          </w:p>
+        </w:tc>
+        <w:tc>
+          <w:tcPr>
+            <w:tcW w:type="dxa" w:w="960"/>
+          </w:tcPr>
+          <w:p>
+            <w:r/>
+            <w:r>
+              <w:rPr>
+                <w:sz w:val="18"/>
+              </w:rPr>
+              <w:t>0.00754</w:t>
+            </w:r>
+          </w:p>
+        </w:tc>
+        <w:tc>
+          <w:tcPr>
+            <w:tcW w:type="dxa" w:w="960"/>
+          </w:tcPr>
+          <w:p>
+            <w:r/>
+            <w:r>
+              <w:rPr>
+                <w:sz w:val="18"/>
+              </w:rPr>
+              <w:t>0.00817</w:t>
+            </w:r>
+          </w:p>
+        </w:tc>
+        <w:tc>
+          <w:tcPr>
+            <w:tcW w:type="dxa" w:w="960"/>
+          </w:tcPr>
+          <w:p>
+            <w:r/>
+            <w:r>
+              <w:rPr>
+                <w:sz w:val="18"/>
+              </w:rPr>
+              <w:t>18.5</w:t>
+            </w:r>
+          </w:p>
+        </w:tc>
+        <w:tc>
+          <w:tcPr>
+            <w:tcW w:type="dxa" w:w="960"/>
+          </w:tcPr>
+          <w:p>
+            <w:r/>
+            <w:r>
+              <w:rPr>
+                <w:sz w:val="18"/>
+              </w:rPr>
+              <w:t>12.6</w:t>
+            </w:r>
+          </w:p>
+        </w:tc>
+        <w:tc>
+          <w:tcPr>
+            <w:tcW w:type="dxa" w:w="960"/>
+          </w:tcPr>
+          <w:p>
+            <w:r/>
+            <w:r>
+              <w:rPr>
+                <w:sz w:val="18"/>
+              </w:rPr>
+              <w:t>9.1</w:t>
+            </w:r>
+          </w:p>
+        </w:tc>
+      </w:tr>
+      <w:tr>
+        <w:tc>
+          <w:tcPr>
+            <w:tcW w:type="dxa" w:w="960"/>
+          </w:tcPr>
+          <w:p>
+            <w:r/>
+            <w:r>
+              <w:rPr>
+                <w:sz w:val="18"/>
+              </w:rPr>
+              <w:t>CALC</w:t>
+            </w:r>
+          </w:p>
+        </w:tc>
+        <w:tc>
+          <w:tcPr>
+            <w:tcW w:type="dxa" w:w="960"/>
+          </w:tcPr>
+          <w:p>
+            <w:r/>
+            <w:r>
+              <w:rPr>
+                <w:sz w:val="18"/>
+              </w:rPr>
+              <w:t>-0.060</w:t>
+            </w:r>
+          </w:p>
+        </w:tc>
+        <w:tc>
+          <w:tcPr>
+            <w:tcW w:type="dxa" w:w="960"/>
+          </w:tcPr>
+          <w:p>
+            <w:r/>
+            <w:r>
+              <w:rPr>
+                <w:sz w:val="18"/>
+              </w:rPr>
+              <w:t>0.00950</w:t>
+            </w:r>
+          </w:p>
+        </w:tc>
+        <w:tc>
+          <w:tcPr>
+            <w:tcW w:type="dxa" w:w="960"/>
+          </w:tcPr>
+          <w:p>
+            <w:r/>
+            <w:r>
+              <w:rPr>
+                <w:sz w:val="18"/>
+              </w:rPr>
+              <w:t>0.00805</w:t>
+            </w:r>
+          </w:p>
+        </w:tc>
+        <w:tc>
+          <w:tcPr>
+            <w:tcW w:type="dxa" w:w="960"/>
+          </w:tcPr>
+          <w:p>
+            <w:r/>
+            <w:r>
+              <w:rPr>
+                <w:sz w:val="18"/>
+              </w:rPr>
+              <w:t>0.00202</w:t>
+            </w:r>
+          </w:p>
+        </w:tc>
+        <w:tc>
+          <w:tcPr>
+            <w:tcW w:type="dxa" w:w="960"/>
+          </w:tcPr>
+          <w:p>
+            <w:r/>
+            <w:r>
+              <w:rPr>
+                <w:sz w:val="18"/>
+              </w:rPr>
+              <w:t>0.00603</w:t>
+            </w:r>
+          </w:p>
+        </w:tc>
+        <w:tc>
+          <w:tcPr>
+            <w:tcW w:type="dxa" w:w="960"/>
+          </w:tcPr>
+          <w:p>
+            <w:r/>
+            <w:r>
+              <w:rPr>
+                <w:sz w:val="18"/>
+              </w:rPr>
+              <w:t>9.8</w:t>
+            </w:r>
+          </w:p>
+        </w:tc>
+        <w:tc>
+          <w:tcPr>
+            <w:tcW w:type="dxa" w:w="960"/>
+          </w:tcPr>
+          <w:p>
+            <w:r/>
+            <w:r>
+              <w:rPr>
+                <w:sz w:val="18"/>
+              </w:rPr>
+              <w:t>9.0</w:t>
+            </w:r>
+          </w:p>
+        </w:tc>
+        <w:tc>
+          <w:tcPr>
+            <w:tcW w:type="dxa" w:w="960"/>
+          </w:tcPr>
+          <w:p>
+            <w:r/>
+            <w:r>
+              <w:rPr>
+                <w:sz w:val="18"/>
+              </w:rPr>
+              <w:t>7.8</w:t>
+            </w:r>
+          </w:p>
+        </w:tc>
+      </w:tr>
+      <w:tr>
+        <w:tc>
+          <w:tcPr>
+            <w:tcW w:type="dxa" w:w="960"/>
+          </w:tcPr>
+          <w:p>
+            <w:r/>
+            <w:r>
+              <w:rPr>
+                <w:sz w:val="18"/>
+              </w:rPr>
+              <w:t>LRNC</w:t>
+            </w:r>
+          </w:p>
+        </w:tc>
+        <w:tc>
+          <w:tcPr>
+            <w:tcW w:type="dxa" w:w="960"/>
+          </w:tcPr>
+          <w:p>
+            <w:r/>
+            <w:r>
+              <w:rPr>
+                <w:sz w:val="18"/>
+              </w:rPr>
+              <w:t>-0.008</w:t>
+            </w:r>
+          </w:p>
+        </w:tc>
+        <w:tc>
+          <w:tcPr>
+            <w:tcW w:type="dxa" w:w="960"/>
+          </w:tcPr>
+          <w:p>
+            <w:r/>
+            <w:r>
+              <w:rPr>
+                <w:sz w:val="18"/>
+              </w:rPr>
+              <w:t>0.00491</w:t>
+            </w:r>
+          </w:p>
+        </w:tc>
+        <w:tc>
+          <w:tcPr>
+            <w:tcW w:type="dxa" w:w="960"/>
+          </w:tcPr>
+          <w:p>
+            <w:r/>
+            <w:r>
+              <w:rPr>
+                <w:sz w:val="18"/>
+              </w:rPr>
+              <w:t>0.00508</w:t>
+            </w:r>
+          </w:p>
+        </w:tc>
+        <w:tc>
+          <w:tcPr>
+            <w:tcW w:type="dxa" w:w="960"/>
+          </w:tcPr>
+          <w:p>
+            <w:r/>
+            <w:r>
+              <w:rPr>
+                <w:sz w:val="18"/>
+              </w:rPr>
+              <w:t>0.00291</w:t>
+            </w:r>
+          </w:p>
+        </w:tc>
+        <w:tc>
+          <w:tcPr>
+            <w:tcW w:type="dxa" w:w="960"/>
+          </w:tcPr>
+          <w:p>
+            <w:r/>
+            <w:r>
+              <w:rPr>
+                <w:sz w:val="18"/>
+              </w:rPr>
+              <w:t>0.00217</w:t>
+            </w:r>
+          </w:p>
+        </w:tc>
+        <w:tc>
+          <w:tcPr>
+            <w:tcW w:type="dxa" w:w="960"/>
+          </w:tcPr>
+          <w:p>
+            <w:r/>
+            <w:r>
+              <w:rPr>
+                <w:sz w:val="18"/>
+              </w:rPr>
+              <w:t>7.0</w:t>
+            </w:r>
+          </w:p>
+        </w:tc>
+        <w:tc>
+          <w:tcPr>
+            <w:tcW w:type="dxa" w:w="960"/>
+          </w:tcPr>
+          <w:p>
+            <w:r/>
+            <w:r>
+              <w:rPr>
+                <w:sz w:val="18"/>
+              </w:rPr>
+              <w:t>7.1</w:t>
+            </w:r>
+          </w:p>
+        </w:tc>
+        <w:tc>
+          <w:tcPr>
+            <w:tcW w:type="dxa" w:w="960"/>
+          </w:tcPr>
+          <w:p>
+            <w:r/>
+            <w:r>
+              <w:rPr>
+                <w:sz w:val="18"/>
+              </w:rPr>
+              <w:t>4.7</w:t>
+            </w:r>
+          </w:p>
+        </w:tc>
+      </w:tr>
+      <w:tr>
+        <w:tc>
+          <w:tcPr>
+            <w:tcW w:type="dxa" w:w="960"/>
+          </w:tcPr>
+          <w:p>
+            <w:r/>
+            <w:r>
+              <w:rPr>
+                <w:sz w:val="18"/>
+              </w:rPr>
+              <w:t>NonCALC Matrix</w:t>
+            </w:r>
+          </w:p>
+        </w:tc>
+        <w:tc>
+          <w:tcPr>
+            <w:tcW w:type="dxa" w:w="960"/>
+          </w:tcPr>
+          <w:p>
+            <w:r/>
+            <w:r>
+              <w:rPr>
+                <w:sz w:val="18"/>
+              </w:rPr>
+              <w:t>-0.297</w:t>
+            </w:r>
+          </w:p>
+        </w:tc>
+        <w:tc>
+          <w:tcPr>
+            <w:tcW w:type="dxa" w:w="960"/>
+          </w:tcPr>
+          <w:p>
+            <w:r/>
+            <w:r>
+              <w:rPr>
+                <w:sz w:val="18"/>
+              </w:rPr>
+              <w:t>0.07247</w:t>
+            </w:r>
+          </w:p>
+        </w:tc>
+        <w:tc>
+          <w:tcPr>
+            <w:tcW w:type="dxa" w:w="960"/>
+          </w:tcPr>
+          <w:p>
+            <w:r/>
+            <w:r>
+              <w:rPr>
+                <w:sz w:val="18"/>
+              </w:rPr>
+              <w:t>0.02954</w:t>
+            </w:r>
+          </w:p>
+        </w:tc>
+        <w:tc>
+          <w:tcPr>
+            <w:tcW w:type="dxa" w:w="960"/>
+          </w:tcPr>
+          <w:p>
+            <w:r/>
+            <w:r>
+              <w:rPr>
+                <w:sz w:val="18"/>
+              </w:rPr>
+              <w:t>0.01833</w:t>
+            </w:r>
+          </w:p>
+        </w:tc>
+        <w:tc>
+          <w:tcPr>
+            <w:tcW w:type="dxa" w:w="960"/>
+          </w:tcPr>
+          <w:p>
+            <w:r/>
+            <w:r>
+              <w:rPr>
+                <w:sz w:val="18"/>
+              </w:rPr>
+              <w:t>0.01121</w:t>
+            </w:r>
+          </w:p>
+        </w:tc>
+        <w:tc>
+          <w:tcPr>
+            <w:tcW w:type="dxa" w:w="960"/>
+          </w:tcPr>
+          <w:p>
+            <w:r/>
+            <w:r>
+              <w:rPr>
+                <w:sz w:val="18"/>
+              </w:rPr>
+              <w:t>27.4</w:t>
+            </w:r>
+          </w:p>
+        </w:tc>
+        <w:tc>
+          <w:tcPr>
+            <w:tcW w:type="dxa" w:w="960"/>
+          </w:tcPr>
+          <w:p>
+            <w:r/>
+            <w:r>
+              <w:rPr>
+                <w:sz w:val="18"/>
+              </w:rPr>
+              <w:t>17.3</w:t>
+            </w:r>
+          </w:p>
+        </w:tc>
+        <w:tc>
+          <w:tcPr>
+            <w:tcW w:type="dxa" w:w="960"/>
+          </w:tcPr>
+          <w:p>
+            <w:r/>
+            <w:r>
+              <w:rPr>
+                <w:sz w:val="18"/>
+              </w:rPr>
+              <w:t>10.6</w:t>
+            </w:r>
+          </w:p>
+        </w:tc>
+      </w:tr>
+      <w:tr>
+        <w:tc>
+          <w:tcPr>
+            <w:tcW w:type="dxa" w:w="960"/>
+          </w:tcPr>
+          <w:p>
+            <w:r/>
+            <w:r>
+              <w:rPr>
+                <w:sz w:val="18"/>
+              </w:rPr>
+              <w:t>Total Plaque</w:t>
+            </w:r>
+          </w:p>
+        </w:tc>
+        <w:tc>
+          <w:tcPr>
+            <w:tcW w:type="dxa" w:w="960"/>
+          </w:tcPr>
+          <w:p>
+            <w:r/>
+            <w:r>
+              <w:rPr>
+                <w:sz w:val="18"/>
+              </w:rPr>
               <w:t>-0.276</w:t>
             </w:r>
           </w:p>
@@ -3241,6 +4301,1066 @@
                 <w:sz w:val="18"/>
               </w:rPr>
               <w:t>12.8</w:t>
+            </w:r>
+          </w:p>
+        </w:tc>
+      </w:tr>
+    </w:tbl>
+    <w:p>
+      <w:r>
+        <w:rPr>
+          <w:b/>
+          <w:i w:val="0"/>
+        </w:rPr>
+        <w:t>v2 sub-seg  (N=24):</w:t>
+      </w:r>
+    </w:p>
+    <w:tbl>
+      <w:tblPr>
+        <w:tblStyle w:val="LightGrid-Accent1"/>
+        <w:tblW w:type="auto" w:w="0"/>
+        <w:tblLook w:firstColumn="1" w:firstRow="1" w:lastColumn="0" w:lastRow="0" w:noHBand="0" w:noVBand="1" w:val="04A0"/>
+      </w:tblPr>
+      <w:tblGrid>
+        <w:gridCol w:w="960"/>
+        <w:gridCol w:w="960"/>
+        <w:gridCol w:w="960"/>
+        <w:gridCol w:w="960"/>
+        <w:gridCol w:w="960"/>
+        <w:gridCol w:w="960"/>
+        <w:gridCol w:w="960"/>
+        <w:gridCol w:w="960"/>
+        <w:gridCol w:w="960"/>
+      </w:tblGrid>
+      <w:tr>
+        <w:tc>
+          <w:tcPr>
+            <w:tcW w:type="dxa" w:w="960"/>
+          </w:tcPr>
+          <w:p>
+            <w:r/>
+            <w:r>
+              <w:rPr>
+                <w:b/>
+                <w:sz w:val="18"/>
+              </w:rPr>
+              <w:t>Endpoint</w:t>
+            </w:r>
+          </w:p>
+        </w:tc>
+        <w:tc>
+          <w:tcPr>
+            <w:tcW w:type="dxa" w:w="960"/>
+          </w:tcPr>
+          <w:p>
+            <w:r/>
+            <w:r>
+              <w:rPr>
+                <w:b/>
+                <w:sz w:val="18"/>
+              </w:rPr>
+              <w:t>Δ bias</w:t>
+            </w:r>
+          </w:p>
+        </w:tc>
+        <w:tc>
+          <w:tcPr>
+            <w:tcW w:type="dxa" w:w="960"/>
+          </w:tcPr>
+          <w:p>
+            <w:r/>
+            <w:r>
+              <w:rPr>
+                <w:b/>
+                <w:sz w:val="18"/>
+              </w:rPr>
+              <w:t>σ²_total</w:t>
+            </w:r>
+          </w:p>
+        </w:tc>
+        <w:tc>
+          <w:tcPr>
+            <w:tcW w:type="dxa" w:w="960"/>
+          </w:tcPr>
+          <w:p>
+            <w:r/>
+            <w:r>
+              <w:rPr>
+                <w:b/>
+                <w:sz w:val="18"/>
+              </w:rPr>
+              <w:t>σ²_rand</w:t>
+            </w:r>
+          </w:p>
+        </w:tc>
+        <w:tc>
+          <w:tcPr>
+            <w:tcW w:type="dxa" w:w="960"/>
+          </w:tcPr>
+          <w:p>
+            <w:r/>
+            <w:r>
+              <w:rPr>
+                <w:b/>
+                <w:sz w:val="18"/>
+              </w:rPr>
+              <w:t>σ²_OQ</w:t>
+            </w:r>
+          </w:p>
+        </w:tc>
+        <w:tc>
+          <w:tcPr>
+            <w:tcW w:type="dxa" w:w="960"/>
+          </w:tcPr>
+          <w:p>
+            <w:r/>
+            <w:r>
+              <w:rPr>
+                <w:b/>
+                <w:sz w:val="18"/>
+              </w:rPr>
+              <w:t>σ²_scan</w:t>
+            </w:r>
+          </w:p>
+        </w:tc>
+        <w:tc>
+          <w:tcPr>
+            <w:tcW w:type="dxa" w:w="960"/>
+          </w:tcPr>
+          <w:p>
+            <w:r/>
+            <w:r>
+              <w:rPr>
+                <w:b/>
+                <w:sz w:val="18"/>
+              </w:rPr>
+              <w:t>wCV_tot</w:t>
+            </w:r>
+          </w:p>
+        </w:tc>
+        <w:tc>
+          <w:tcPr>
+            <w:tcW w:type="dxa" w:w="960"/>
+          </w:tcPr>
+          <w:p>
+            <w:r/>
+            <w:r>
+              <w:rPr>
+                <w:b/>
+                <w:sz w:val="18"/>
+              </w:rPr>
+              <w:t>wCV_scanT</w:t>
+            </w:r>
+          </w:p>
+        </w:tc>
+        <w:tc>
+          <w:tcPr>
+            <w:tcW w:type="dxa" w:w="960"/>
+          </w:tcPr>
+          <w:p>
+            <w:r/>
+            <w:r>
+              <w:rPr>
+                <w:b/>
+                <w:sz w:val="18"/>
+              </w:rPr>
+              <w:t>wCV_attrib</w:t>
+            </w:r>
+          </w:p>
+        </w:tc>
+      </w:tr>
+      <w:tr>
+        <w:tc>
+          <w:tcPr>
+            <w:tcW w:type="dxa" w:w="960"/>
+          </w:tcPr>
+          <w:p>
+            <w:r/>
+            <w:r>
+              <w:rPr>
+                <w:sz w:val="18"/>
+              </w:rPr>
+              <w:t>Lumen</w:t>
+            </w:r>
+          </w:p>
+        </w:tc>
+        <w:tc>
+          <w:tcPr>
+            <w:tcW w:type="dxa" w:w="960"/>
+          </w:tcPr>
+          <w:p>
+            <w:r/>
+            <w:r>
+              <w:rPr>
+                <w:sz w:val="18"/>
+              </w:rPr>
+              <w:t>-0.014</w:t>
+            </w:r>
+          </w:p>
+        </w:tc>
+        <w:tc>
+          <w:tcPr>
+            <w:tcW w:type="dxa" w:w="960"/>
+          </w:tcPr>
+          <w:p>
+            <w:r/>
+            <w:r>
+              <w:rPr>
+                <w:sz w:val="18"/>
+              </w:rPr>
+              <w:t>0.01040</w:t>
+            </w:r>
+          </w:p>
+        </w:tc>
+        <w:tc>
+          <w:tcPr>
+            <w:tcW w:type="dxa" w:w="960"/>
+          </w:tcPr>
+          <w:p>
+            <w:r/>
+            <w:r>
+              <w:rPr>
+                <w:sz w:val="18"/>
+              </w:rPr>
+              <w:t>0.01075</w:t>
+            </w:r>
+          </w:p>
+        </w:tc>
+        <w:tc>
+          <w:tcPr>
+            <w:tcW w:type="dxa" w:w="960"/>
+          </w:tcPr>
+          <w:p>
+            <w:r/>
+            <w:r>
+              <w:rPr>
+                <w:sz w:val="18"/>
+              </w:rPr>
+              <w:t>0.00561</w:t>
+            </w:r>
+          </w:p>
+        </w:tc>
+        <w:tc>
+          <w:tcPr>
+            <w:tcW w:type="dxa" w:w="960"/>
+          </w:tcPr>
+          <w:p>
+            <w:r/>
+            <w:r>
+              <w:rPr>
+                <w:sz w:val="18"/>
+              </w:rPr>
+              <w:t>0.00515</w:t>
+            </w:r>
+          </w:p>
+        </w:tc>
+        <w:tc>
+          <w:tcPr>
+            <w:tcW w:type="dxa" w:w="960"/>
+          </w:tcPr>
+          <w:p>
+            <w:r/>
+            <w:r>
+              <w:rPr>
+                <w:sz w:val="18"/>
+              </w:rPr>
+              <w:t>10.2</w:t>
+            </w:r>
+          </w:p>
+        </w:tc>
+        <w:tc>
+          <w:tcPr>
+            <w:tcW w:type="dxa" w:w="960"/>
+          </w:tcPr>
+          <w:p>
+            <w:r/>
+            <w:r>
+              <w:rPr>
+                <w:sz w:val="18"/>
+              </w:rPr>
+              <w:t>10.4</w:t>
+            </w:r>
+          </w:p>
+        </w:tc>
+        <w:tc>
+          <w:tcPr>
+            <w:tcW w:type="dxa" w:w="960"/>
+          </w:tcPr>
+          <w:p>
+            <w:r/>
+            <w:r>
+              <w:rPr>
+                <w:sz w:val="18"/>
+              </w:rPr>
+              <w:t>7.2</w:t>
+            </w:r>
+          </w:p>
+        </w:tc>
+      </w:tr>
+      <w:tr>
+        <w:tc>
+          <w:tcPr>
+            <w:tcW w:type="dxa" w:w="960"/>
+          </w:tcPr>
+          <w:p>
+            <w:r/>
+            <w:r>
+              <w:rPr>
+                <w:sz w:val="18"/>
+              </w:rPr>
+              <w:t>Wall</w:t>
+            </w:r>
+          </w:p>
+        </w:tc>
+        <w:tc>
+          <w:tcPr>
+            <w:tcW w:type="dxa" w:w="960"/>
+          </w:tcPr>
+          <w:p>
+            <w:r/>
+            <w:r>
+              <w:rPr>
+                <w:sz w:val="18"/>
+              </w:rPr>
+              <w:t>-0.172</w:t>
+            </w:r>
+          </w:p>
+        </w:tc>
+        <w:tc>
+          <w:tcPr>
+            <w:tcW w:type="dxa" w:w="960"/>
+          </w:tcPr>
+          <w:p>
+            <w:r/>
+            <w:r>
+              <w:rPr>
+                <w:sz w:val="18"/>
+              </w:rPr>
+              <w:t>0.03160</w:t>
+            </w:r>
+          </w:p>
+        </w:tc>
+        <w:tc>
+          <w:tcPr>
+            <w:tcW w:type="dxa" w:w="960"/>
+          </w:tcPr>
+          <w:p>
+            <w:r/>
+            <w:r>
+              <w:rPr>
+                <w:sz w:val="18"/>
+              </w:rPr>
+              <w:t>0.01751</w:t>
+            </w:r>
+          </w:p>
+        </w:tc>
+        <w:tc>
+          <w:tcPr>
+            <w:tcW w:type="dxa" w:w="960"/>
+          </w:tcPr>
+          <w:p>
+            <w:r/>
+            <w:r>
+              <w:rPr>
+                <w:sz w:val="18"/>
+              </w:rPr>
+              <w:t>0.01702</w:t>
+            </w:r>
+          </w:p>
+        </w:tc>
+        <w:tc>
+          <w:tcPr>
+            <w:tcW w:type="dxa" w:w="960"/>
+          </w:tcPr>
+          <w:p>
+            <w:r/>
+            <w:r>
+              <w:rPr>
+                <w:sz w:val="18"/>
+              </w:rPr>
+              <w:t>0.00050</w:t>
+            </w:r>
+          </w:p>
+        </w:tc>
+        <w:tc>
+          <w:tcPr>
+            <w:tcW w:type="dxa" w:w="960"/>
+          </w:tcPr>
+          <w:p>
+            <w:r/>
+            <w:r>
+              <w:rPr>
+                <w:sz w:val="18"/>
+              </w:rPr>
+              <w:t>17.9</w:t>
+            </w:r>
+          </w:p>
+        </w:tc>
+        <w:tc>
+          <w:tcPr>
+            <w:tcW w:type="dxa" w:w="960"/>
+          </w:tcPr>
+          <w:p>
+            <w:r/>
+            <w:r>
+              <w:rPr>
+                <w:sz w:val="18"/>
+              </w:rPr>
+              <w:t>13.3</w:t>
+            </w:r>
+          </w:p>
+        </w:tc>
+        <w:tc>
+          <w:tcPr>
+            <w:tcW w:type="dxa" w:w="960"/>
+          </w:tcPr>
+          <w:p>
+            <w:r/>
+            <w:r>
+              <w:rPr>
+                <w:sz w:val="18"/>
+              </w:rPr>
+              <w:t>2.2</w:t>
+            </w:r>
+          </w:p>
+        </w:tc>
+      </w:tr>
+      <w:tr>
+        <w:tc>
+          <w:tcPr>
+            <w:tcW w:type="dxa" w:w="960"/>
+          </w:tcPr>
+          <w:p>
+            <w:r/>
+            <w:r>
+              <w:rPr>
+                <w:sz w:val="18"/>
+              </w:rPr>
+              <w:t>Vessel</w:t>
+            </w:r>
+          </w:p>
+        </w:tc>
+        <w:tc>
+          <w:tcPr>
+            <w:tcW w:type="dxa" w:w="960"/>
+          </w:tcPr>
+          <w:p>
+            <w:r/>
+            <w:r>
+              <w:rPr>
+                <w:sz w:val="18"/>
+              </w:rPr>
+              <w:t>-0.069</w:t>
+            </w:r>
+          </w:p>
+        </w:tc>
+        <w:tc>
+          <w:tcPr>
+            <w:tcW w:type="dxa" w:w="960"/>
+          </w:tcPr>
+          <w:p>
+            <w:r/>
+            <w:r>
+              <w:rPr>
+                <w:sz w:val="18"/>
+              </w:rPr>
+              <w:t>0.01026</w:t>
+            </w:r>
+          </w:p>
+        </w:tc>
+        <w:tc>
+          <w:tcPr>
+            <w:tcW w:type="dxa" w:w="960"/>
+          </w:tcPr>
+          <w:p>
+            <w:r/>
+            <w:r>
+              <w:rPr>
+                <w:sz w:val="18"/>
+              </w:rPr>
+              <w:t>0.00825</w:t>
+            </w:r>
+          </w:p>
+        </w:tc>
+        <w:tc>
+          <w:tcPr>
+            <w:tcW w:type="dxa" w:w="960"/>
+          </w:tcPr>
+          <w:p>
+            <w:r/>
+            <w:r>
+              <w:rPr>
+                <w:sz w:val="18"/>
+              </w:rPr>
+              <w:t>0.00754</w:t>
+            </w:r>
+          </w:p>
+        </w:tc>
+        <w:tc>
+          <w:tcPr>
+            <w:tcW w:type="dxa" w:w="960"/>
+          </w:tcPr>
+          <w:p>
+            <w:r/>
+            <w:r>
+              <w:rPr>
+                <w:sz w:val="18"/>
+              </w:rPr>
+              <w:t>0.00071</w:t>
+            </w:r>
+          </w:p>
+        </w:tc>
+        <w:tc>
+          <w:tcPr>
+            <w:tcW w:type="dxa" w:w="960"/>
+          </w:tcPr>
+          <w:p>
+            <w:r/>
+            <w:r>
+              <w:rPr>
+                <w:sz w:val="18"/>
+              </w:rPr>
+              <w:t>10.2</w:t>
+            </w:r>
+          </w:p>
+        </w:tc>
+        <w:tc>
+          <w:tcPr>
+            <w:tcW w:type="dxa" w:w="960"/>
+          </w:tcPr>
+          <w:p>
+            <w:r/>
+            <w:r>
+              <w:rPr>
+                <w:sz w:val="18"/>
+              </w:rPr>
+              <w:t>9.1</w:t>
+            </w:r>
+          </w:p>
+        </w:tc>
+        <w:tc>
+          <w:tcPr>
+            <w:tcW w:type="dxa" w:w="960"/>
+          </w:tcPr>
+          <w:p>
+            <w:r/>
+            <w:r>
+              <w:rPr>
+                <w:sz w:val="18"/>
+              </w:rPr>
+              <w:t>2.7</w:t>
+            </w:r>
+          </w:p>
+        </w:tc>
+      </w:tr>
+      <w:tr>
+        <w:tc>
+          <w:tcPr>
+            <w:tcW w:type="dxa" w:w="960"/>
+          </w:tcPr>
+          <w:p>
+            <w:r/>
+            <w:r>
+              <w:rPr>
+                <w:sz w:val="18"/>
+              </w:rPr>
+              <w:t>CALC</w:t>
+            </w:r>
+          </w:p>
+        </w:tc>
+        <w:tc>
+          <w:tcPr>
+            <w:tcW w:type="dxa" w:w="960"/>
+          </w:tcPr>
+          <w:p>
+            <w:r/>
+            <w:r>
+              <w:rPr>
+                <w:sz w:val="18"/>
+              </w:rPr>
+              <w:t>+0.003</w:t>
+            </w:r>
+          </w:p>
+        </w:tc>
+        <w:tc>
+          <w:tcPr>
+            <w:tcW w:type="dxa" w:w="960"/>
+          </w:tcPr>
+          <w:p>
+            <w:r/>
+            <w:r>
+              <w:rPr>
+                <w:sz w:val="18"/>
+              </w:rPr>
+              <w:t>0.00407</w:t>
+            </w:r>
+          </w:p>
+        </w:tc>
+        <w:tc>
+          <w:tcPr>
+            <w:tcW w:type="dxa" w:w="960"/>
+          </w:tcPr>
+          <w:p>
+            <w:r/>
+            <w:r>
+              <w:rPr>
+                <w:sz w:val="18"/>
+              </w:rPr>
+              <w:t>0.00425</w:t>
+            </w:r>
+          </w:p>
+        </w:tc>
+        <w:tc>
+          <w:tcPr>
+            <w:tcW w:type="dxa" w:w="960"/>
+          </w:tcPr>
+          <w:p>
+            <w:r/>
+            <w:r>
+              <w:rPr>
+                <w:sz w:val="18"/>
+              </w:rPr>
+              <w:t>0.00202</w:t>
+            </w:r>
+          </w:p>
+        </w:tc>
+        <w:tc>
+          <w:tcPr>
+            <w:tcW w:type="dxa" w:w="960"/>
+          </w:tcPr>
+          <w:p>
+            <w:r/>
+            <w:r>
+              <w:rPr>
+                <w:sz w:val="18"/>
+              </w:rPr>
+              <w:t>0.00222</w:t>
+            </w:r>
+          </w:p>
+        </w:tc>
+        <w:tc>
+          <w:tcPr>
+            <w:tcW w:type="dxa" w:w="960"/>
+          </w:tcPr>
+          <w:p>
+            <w:r/>
+            <w:r>
+              <w:rPr>
+                <w:sz w:val="18"/>
+              </w:rPr>
+              <w:t>6.4</w:t>
+            </w:r>
+          </w:p>
+        </w:tc>
+        <w:tc>
+          <w:tcPr>
+            <w:tcW w:type="dxa" w:w="960"/>
+          </w:tcPr>
+          <w:p>
+            <w:r/>
+            <w:r>
+              <w:rPr>
+                <w:sz w:val="18"/>
+              </w:rPr>
+              <w:t>6.5</w:t>
+            </w:r>
+          </w:p>
+        </w:tc>
+        <w:tc>
+          <w:tcPr>
+            <w:tcW w:type="dxa" w:w="960"/>
+          </w:tcPr>
+          <w:p>
+            <w:r/>
+            <w:r>
+              <w:rPr>
+                <w:sz w:val="18"/>
+              </w:rPr>
+              <w:t>4.7</w:t>
+            </w:r>
+          </w:p>
+        </w:tc>
+      </w:tr>
+      <w:tr>
+        <w:tc>
+          <w:tcPr>
+            <w:tcW w:type="dxa" w:w="960"/>
+          </w:tcPr>
+          <w:p>
+            <w:r/>
+            <w:r>
+              <w:rPr>
+                <w:sz w:val="18"/>
+              </w:rPr>
+              <w:t>LRNC</w:t>
+            </w:r>
+          </w:p>
+        </w:tc>
+        <w:tc>
+          <w:tcPr>
+            <w:tcW w:type="dxa" w:w="960"/>
+          </w:tcPr>
+          <w:p>
+            <w:r/>
+            <w:r>
+              <w:rPr>
+                <w:sz w:val="18"/>
+              </w:rPr>
+              <w:t>+0.009</w:t>
+            </w:r>
+          </w:p>
+        </w:tc>
+        <w:tc>
+          <w:tcPr>
+            <w:tcW w:type="dxa" w:w="960"/>
+          </w:tcPr>
+          <w:p>
+            <w:r/>
+            <w:r>
+              <w:rPr>
+                <w:sz w:val="18"/>
+              </w:rPr>
+              <w:t>0.00395</w:t>
+            </w:r>
+          </w:p>
+        </w:tc>
+        <w:tc>
+          <w:tcPr>
+            <w:tcW w:type="dxa" w:w="960"/>
+          </w:tcPr>
+          <w:p>
+            <w:r/>
+            <w:r>
+              <w:rPr>
+                <w:sz w:val="18"/>
+              </w:rPr>
+              <w:t>0.00409</w:t>
+            </w:r>
+          </w:p>
+        </w:tc>
+        <w:tc>
+          <w:tcPr>
+            <w:tcW w:type="dxa" w:w="960"/>
+          </w:tcPr>
+          <w:p>
+            <w:r/>
+            <w:r>
+              <w:rPr>
+                <w:sz w:val="18"/>
+              </w:rPr>
+              <w:t>0.00291</w:t>
+            </w:r>
+          </w:p>
+        </w:tc>
+        <w:tc>
+          <w:tcPr>
+            <w:tcW w:type="dxa" w:w="960"/>
+          </w:tcPr>
+          <w:p>
+            <w:r/>
+            <w:r>
+              <w:rPr>
+                <w:sz w:val="18"/>
+              </w:rPr>
+              <w:t>0.00117</w:t>
+            </w:r>
+          </w:p>
+        </w:tc>
+        <w:tc>
+          <w:tcPr>
+            <w:tcW w:type="dxa" w:w="960"/>
+          </w:tcPr>
+          <w:p>
+            <w:r/>
+            <w:r>
+              <w:rPr>
+                <w:sz w:val="18"/>
+              </w:rPr>
+              <w:t>6.3</w:t>
+            </w:r>
+          </w:p>
+        </w:tc>
+        <w:tc>
+          <w:tcPr>
+            <w:tcW w:type="dxa" w:w="960"/>
+          </w:tcPr>
+          <w:p>
+            <w:r/>
+            <w:r>
+              <w:rPr>
+                <w:sz w:val="18"/>
+              </w:rPr>
+              <w:t>6.4</w:t>
+            </w:r>
+          </w:p>
+        </w:tc>
+        <w:tc>
+          <w:tcPr>
+            <w:tcW w:type="dxa" w:w="960"/>
+          </w:tcPr>
+          <w:p>
+            <w:r/>
+            <w:r>
+              <w:rPr>
+                <w:sz w:val="18"/>
+              </w:rPr>
+              <w:t>3.4</w:t>
+            </w:r>
+          </w:p>
+        </w:tc>
+      </w:tr>
+      <w:tr>
+        <w:tc>
+          <w:tcPr>
+            <w:tcW w:type="dxa" w:w="960"/>
+          </w:tcPr>
+          <w:p>
+            <w:r/>
+            <w:r>
+              <w:rPr>
+                <w:sz w:val="18"/>
+              </w:rPr>
+              <w:t>NonCALC Matrix</w:t>
+            </w:r>
+          </w:p>
+        </w:tc>
+        <w:tc>
+          <w:tcPr>
+            <w:tcW w:type="dxa" w:w="960"/>
+          </w:tcPr>
+          <w:p>
+            <w:r/>
+            <w:r>
+              <w:rPr>
+                <w:sz w:val="18"/>
+              </w:rPr>
+              <w:t>-0.289</w:t>
+            </w:r>
+          </w:p>
+        </w:tc>
+        <w:tc>
+          <w:tcPr>
+            <w:tcW w:type="dxa" w:w="960"/>
+          </w:tcPr>
+          <w:p>
+            <w:r/>
+            <w:r>
+              <w:rPr>
+                <w:sz w:val="18"/>
+              </w:rPr>
+              <w:t>0.07440</w:t>
+            </w:r>
+          </w:p>
+        </w:tc>
+        <w:tc>
+          <w:tcPr>
+            <w:tcW w:type="dxa" w:w="960"/>
+          </w:tcPr>
+          <w:p>
+            <w:r/>
+            <w:r>
+              <w:rPr>
+                <w:sz w:val="18"/>
+              </w:rPr>
+              <w:t>0.03396</w:t>
+            </w:r>
+          </w:p>
+        </w:tc>
+        <w:tc>
+          <w:tcPr>
+            <w:tcW w:type="dxa" w:w="960"/>
+          </w:tcPr>
+          <w:p>
+            <w:r/>
+            <w:r>
+              <w:rPr>
+                <w:sz w:val="18"/>
+              </w:rPr>
+              <w:t>0.01833</w:t>
+            </w:r>
+          </w:p>
+        </w:tc>
+        <w:tc>
+          <w:tcPr>
+            <w:tcW w:type="dxa" w:w="960"/>
+          </w:tcPr>
+          <w:p>
+            <w:r/>
+            <w:r>
+              <w:rPr>
+                <w:sz w:val="18"/>
+              </w:rPr>
+              <w:t>0.01563</w:t>
+            </w:r>
+          </w:p>
+        </w:tc>
+        <w:tc>
+          <w:tcPr>
+            <w:tcW w:type="dxa" w:w="960"/>
+          </w:tcPr>
+          <w:p>
+            <w:r/>
+            <w:r>
+              <w:rPr>
+                <w:sz w:val="18"/>
+              </w:rPr>
+              <w:t>27.8</w:t>
+            </w:r>
+          </w:p>
+        </w:tc>
+        <w:tc>
+          <w:tcPr>
+            <w:tcW w:type="dxa" w:w="960"/>
+          </w:tcPr>
+          <w:p>
+            <w:r/>
+            <w:r>
+              <w:rPr>
+                <w:sz w:val="18"/>
+              </w:rPr>
+              <w:t>18.6</w:t>
+            </w:r>
+          </w:p>
+        </w:tc>
+        <w:tc>
+          <w:tcPr>
+            <w:tcW w:type="dxa" w:w="960"/>
+          </w:tcPr>
+          <w:p>
+            <w:r/>
+            <w:r>
+              <w:rPr>
+                <w:sz w:val="18"/>
+              </w:rPr>
+              <w:t>12.6</w:t>
+            </w:r>
+          </w:p>
+        </w:tc>
+      </w:tr>
+      <w:tr>
+        <w:tc>
+          <w:tcPr>
+            <w:tcW w:type="dxa" w:w="960"/>
+          </w:tcPr>
+          <w:p>
+            <w:r/>
+            <w:r>
+              <w:rPr>
+                <w:sz w:val="18"/>
+              </w:rPr>
+              <w:t>Total Plaque</w:t>
+            </w:r>
+          </w:p>
+        </w:tc>
+        <w:tc>
+          <w:tcPr>
+            <w:tcW w:type="dxa" w:w="960"/>
+          </w:tcPr>
+          <w:p>
+            <w:r/>
+            <w:r>
+              <w:rPr>
+                <w:sz w:val="18"/>
+              </w:rPr>
+              <w:t>-0.228</w:t>
+            </w:r>
+          </w:p>
+        </w:tc>
+        <w:tc>
+          <w:tcPr>
+            <w:tcW w:type="dxa" w:w="960"/>
+          </w:tcPr>
+          <w:p>
+            <w:r/>
+            <w:r>
+              <w:rPr>
+                <w:sz w:val="18"/>
+              </w:rPr>
+              <w:t>0.05046</w:t>
+            </w:r>
+          </w:p>
+        </w:tc>
+        <w:tc>
+          <w:tcPr>
+            <w:tcW w:type="dxa" w:w="960"/>
+          </w:tcPr>
+          <w:p>
+            <w:r/>
+            <w:r>
+              <w:rPr>
+                <w:sz w:val="18"/>
+              </w:rPr>
+              <w:t>0.02551</w:t>
+            </w:r>
+          </w:p>
+        </w:tc>
+        <w:tc>
+          <w:tcPr>
+            <w:tcW w:type="dxa" w:w="960"/>
+          </w:tcPr>
+          <w:p>
+            <w:r/>
+            <w:r>
+              <w:rPr>
+                <w:sz w:val="18"/>
+              </w:rPr>
+              <w:t>0.01727</w:t>
+            </w:r>
+          </w:p>
+        </w:tc>
+        <w:tc>
+          <w:tcPr>
+            <w:tcW w:type="dxa" w:w="960"/>
+          </w:tcPr>
+          <w:p>
+            <w:r/>
+            <w:r>
+              <w:rPr>
+                <w:sz w:val="18"/>
+              </w:rPr>
+              <w:t>0.00824</w:t>
+            </w:r>
+          </w:p>
+        </w:tc>
+        <w:tc>
+          <w:tcPr>
+            <w:tcW w:type="dxa" w:w="960"/>
+          </w:tcPr>
+          <w:p>
+            <w:r/>
+            <w:r>
+              <w:rPr>
+                <w:sz w:val="18"/>
+              </w:rPr>
+              <w:t>22.7</w:t>
+            </w:r>
+          </w:p>
+        </w:tc>
+        <w:tc>
+          <w:tcPr>
+            <w:tcW w:type="dxa" w:w="960"/>
+          </w:tcPr>
+          <w:p>
+            <w:r/>
+            <w:r>
+              <w:rPr>
+                <w:sz w:val="18"/>
+              </w:rPr>
+              <w:t>16.1</w:t>
+            </w:r>
+          </w:p>
+        </w:tc>
+        <w:tc>
+          <w:tcPr>
+            <w:tcW w:type="dxa" w:w="960"/>
+          </w:tcPr>
+          <w:p>
+            <w:r/>
+            <w:r>
+              <w:rPr>
+                <w:sz w:val="18"/>
+              </w:rPr>
+              <w:t>9.1</w:t>
             </w:r>
           </w:p>
         </w:tc>
@@ -3252,7 +5372,7 @@
           <w:b w:val="0"/>
           <w:i/>
         </w:rPr>
-        <w:t>Key: σ²_random (and σ²_scanner) are essentially unchanged v1→v2 for every endpoint; only Δ (systematic bias) grew. The 07-07 re-work changed the bias (Gate 4), not the random reproducibility (Gate 3).</w:t>
+        <w:t>Key: within a vintage, σ²_random / σ²_scanner shrink from canonical → sub-segment (the traced-extent term is removed). Across vintages (canonical), σ²_random is stable while Δ (systematic bias) grew v1→v2 — the 07-07 re-work changed the bias (Gate 4), not the random reproducibility (Gate 3).</w:t>
       </w:r>
     </w:p>
     <w:p>
@@ -3260,7 +5380,7 @@
         <w:pStyle w:val="Heading1"/>
       </w:pPr>
       <w:r>
-        <w:t>6. Gate 3 acceptance — scanner-term wCV vs OQ (95% CI overlap)</w:t>
+        <w:t>6. Gate 3 acceptance — scanner-term wCV vs OQ (95% CI overlap; P=pass/F=fail)</w:t>
       </w:r>
     </w:p>
     <w:p>
@@ -3272,15 +5392,6 @@
         <w:t>Log scale — process outputs (primary) + plaque:</w:t>
       </w:r>
     </w:p>
-    <w:p>
-      <w:r>
-        <w:rPr>
-          <w:b w:val="0"/>
-          <w:i w:val="0"/>
-        </w:rPr>
-        <w:t>v1:</w:t>
-      </w:r>
-    </w:p>
     <w:tbl>
       <w:tblPr>
         <w:tblStyle w:val="LightGrid-Accent1"/>
@@ -3288,15 +5399,17 @@
         <w:tblLook w:firstColumn="1" w:firstRow="1" w:lastColumn="0" w:lastRow="0" w:noHBand="0" w:noVBand="1" w:val="04A0"/>
       </w:tblPr>
       <w:tblGrid>
-        <w:gridCol w:w="2160"/>
-        <w:gridCol w:w="2160"/>
-        <w:gridCol w:w="2160"/>
-        <w:gridCol w:w="2160"/>
+        <w:gridCol w:w="1440"/>
+        <w:gridCol w:w="1440"/>
+        <w:gridCol w:w="1440"/>
+        <w:gridCol w:w="1440"/>
+        <w:gridCol w:w="1440"/>
+        <w:gridCol w:w="1440"/>
       </w:tblGrid>
       <w:tr>
         <w:tc>
           <w:tcPr>
-            <w:tcW w:type="dxa" w:w="2160"/>
+            <w:tcW w:type="dxa" w:w="1440"/>
           </w:tcPr>
           <w:p>
             <w:r/>
@@ -3311,7 +5424,7 @@
         </w:tc>
         <w:tc>
           <w:tcPr>
-            <w:tcW w:type="dxa" w:w="2160"/>
+            <w:tcW w:type="dxa" w:w="1440"/>
           </w:tcPr>
           <w:p>
             <w:r/>
@@ -3320,13 +5433,13 @@
                 <w:b/>
                 <w:sz w:val="18"/>
               </w:rPr>
-              <w:t>OQ wCV [95% CI]</w:t>
-            </w:r>
-          </w:p>
-        </w:tc>
-        <w:tc>
-          <w:tcPr>
-            <w:tcW w:type="dxa" w:w="2160"/>
+              <w:t>OQ wCV</w:t>
+            </w:r>
+          </w:p>
+        </w:tc>
+        <w:tc>
+          <w:tcPr>
+            <w:tcW w:type="dxa" w:w="1440"/>
           </w:tcPr>
           <w:p>
             <w:r/>
@@ -3335,13 +5448,13 @@
                 <w:b/>
                 <w:sz w:val="18"/>
               </w:rPr>
-              <w:t>PCCT wCV [95% CI]</w:t>
-            </w:r>
-          </w:p>
-        </w:tc>
-        <w:tc>
-          <w:tcPr>
-            <w:tcW w:type="dxa" w:w="2160"/>
+              <w:t>v1 canonical</w:t>
+            </w:r>
+          </w:p>
+        </w:tc>
+        <w:tc>
+          <w:tcPr>
+            <w:tcW w:type="dxa" w:w="1440"/>
           </w:tcPr>
           <w:p>
             <w:r/>
@@ -3350,7 +5463,37 @@
                 <w:b/>
                 <w:sz w:val="18"/>
               </w:rPr>
-              <w:t>Overlap</w:t>
+              <w:t>v1 sub-seg</w:t>
+            </w:r>
+          </w:p>
+        </w:tc>
+        <w:tc>
+          <w:tcPr>
+            <w:tcW w:type="dxa" w:w="1440"/>
+          </w:tcPr>
+          <w:p>
+            <w:r/>
+            <w:r>
+              <w:rPr>
+                <w:b/>
+                <w:sz w:val="18"/>
+              </w:rPr>
+              <w:t>v2 canonical</w:t>
+            </w:r>
+          </w:p>
+        </w:tc>
+        <w:tc>
+          <w:tcPr>
+            <w:tcW w:type="dxa" w:w="1440"/>
+          </w:tcPr>
+          <w:p>
+            <w:r/>
+            <w:r>
+              <w:rPr>
+                <w:b/>
+                <w:sz w:val="18"/>
+              </w:rPr>
+              <w:t>v2 sub-seg</w:t>
             </w:r>
           </w:p>
         </w:tc>
@@ -3358,7 +5501,7 @@
       <w:tr>
         <w:tc>
           <w:tcPr>
-            <w:tcW w:type="dxa" w:w="2160"/>
+            <w:tcW w:type="dxa" w:w="1440"/>
           </w:tcPr>
           <w:p>
             <w:r/>
@@ -3372,43 +5515,71 @@
         </w:tc>
         <w:tc>
           <w:tcPr>
-            <w:tcW w:type="dxa" w:w="2160"/>
-          </w:tcPr>
-          <w:p>
-            <w:r/>
-            <w:r>
-              <w:rPr>
-                <w:sz w:val="18"/>
-              </w:rPr>
-              <w:t>7.5% [5.9, 9.3]</w:t>
-            </w:r>
-          </w:p>
-        </w:tc>
-        <w:tc>
-          <w:tcPr>
-            <w:tcW w:type="dxa" w:w="2160"/>
-          </w:tcPr>
-          <w:p>
-            <w:r/>
-            <w:r>
-              <w:rPr>
-                <w:sz w:val="18"/>
-              </w:rPr>
-              <w:t>11.8% [8.7, 13.9]</w:t>
-            </w:r>
-          </w:p>
-        </w:tc>
-        <w:tc>
-          <w:tcPr>
-            <w:tcW w:type="dxa" w:w="2160"/>
-          </w:tcPr>
-          <w:p>
-            <w:r/>
-            <w:r>
-              <w:rPr>
-                <w:sz w:val="18"/>
-              </w:rPr>
-              <w:t>PASS</w:t>
+            <w:tcW w:type="dxa" w:w="1440"/>
+          </w:tcPr>
+          <w:p>
+            <w:r/>
+            <w:r>
+              <w:rPr>
+                <w:sz w:val="18"/>
+              </w:rPr>
+              <w:t>7.5 [5.9,9.3]</w:t>
+            </w:r>
+          </w:p>
+        </w:tc>
+        <w:tc>
+          <w:tcPr>
+            <w:tcW w:type="dxa" w:w="1440"/>
+          </w:tcPr>
+          <w:p>
+            <w:r/>
+            <w:r>
+              <w:rPr>
+                <w:sz w:val="18"/>
+              </w:rPr>
+              <w:t>11.8 P</w:t>
+            </w:r>
+          </w:p>
+        </w:tc>
+        <w:tc>
+          <w:tcPr>
+            <w:tcW w:type="dxa" w:w="1440"/>
+          </w:tcPr>
+          <w:p>
+            <w:r/>
+            <w:r>
+              <w:rPr>
+                <w:sz w:val="18"/>
+              </w:rPr>
+              <w:t>10.0 P</w:t>
+            </w:r>
+          </w:p>
+        </w:tc>
+        <w:tc>
+          <w:tcPr>
+            <w:tcW w:type="dxa" w:w="1440"/>
+          </w:tcPr>
+          <w:p>
+            <w:r/>
+            <w:r>
+              <w:rPr>
+                <w:sz w:val="18"/>
+              </w:rPr>
+              <w:t>11.2 P</w:t>
+            </w:r>
+          </w:p>
+        </w:tc>
+        <w:tc>
+          <w:tcPr>
+            <w:tcW w:type="dxa" w:w="1440"/>
+          </w:tcPr>
+          <w:p>
+            <w:r/>
+            <w:r>
+              <w:rPr>
+                <w:sz w:val="18"/>
+              </w:rPr>
+              <w:t>10.4 P</w:t>
             </w:r>
           </w:p>
         </w:tc>
@@ -3416,7 +5587,7 @@
       <w:tr>
         <w:tc>
           <w:tcPr>
-            <w:tcW w:type="dxa" w:w="2160"/>
+            <w:tcW w:type="dxa" w:w="1440"/>
           </w:tcPr>
           <w:p>
             <w:r/>
@@ -3430,43 +5601,71 @@
         </w:tc>
         <w:tc>
           <w:tcPr>
-            <w:tcW w:type="dxa" w:w="2160"/>
-          </w:tcPr>
-          <w:p>
-            <w:r/>
-            <w:r>
-              <w:rPr>
-                <w:sz w:val="18"/>
-              </w:rPr>
-              <w:t>13.1% [10.2, 16.0]</w:t>
-            </w:r>
-          </w:p>
-        </w:tc>
-        <w:tc>
-          <w:tcPr>
-            <w:tcW w:type="dxa" w:w="2160"/>
-          </w:tcPr>
-          <w:p>
-            <w:r/>
-            <w:r>
-              <w:rPr>
-                <w:sz w:val="18"/>
-              </w:rPr>
-              <w:t>17.8% [14.1, 20.3]</w:t>
-            </w:r>
-          </w:p>
-        </w:tc>
-        <w:tc>
-          <w:tcPr>
-            <w:tcW w:type="dxa" w:w="2160"/>
-          </w:tcPr>
-          <w:p>
-            <w:r/>
-            <w:r>
-              <w:rPr>
-                <w:sz w:val="18"/>
-              </w:rPr>
-              <w:t>PASS</w:t>
+            <w:tcW w:type="dxa" w:w="1440"/>
+          </w:tcPr>
+          <w:p>
+            <w:r/>
+            <w:r>
+              <w:rPr>
+                <w:sz w:val="18"/>
+              </w:rPr>
+              <w:t>13.1 [10.2,16.0]</w:t>
+            </w:r>
+          </w:p>
+        </w:tc>
+        <w:tc>
+          <w:tcPr>
+            <w:tcW w:type="dxa" w:w="1440"/>
+          </w:tcPr>
+          <w:p>
+            <w:r/>
+            <w:r>
+              <w:rPr>
+                <w:sz w:val="18"/>
+              </w:rPr>
+              <w:t>17.8 P</w:t>
+            </w:r>
+          </w:p>
+        </w:tc>
+        <w:tc>
+          <w:tcPr>
+            <w:tcW w:type="dxa" w:w="1440"/>
+          </w:tcPr>
+          <w:p>
+            <w:r/>
+            <w:r>
+              <w:rPr>
+                <w:sz w:val="18"/>
+              </w:rPr>
+              <w:t>12.0 P</w:t>
+            </w:r>
+          </w:p>
+        </w:tc>
+        <w:tc>
+          <w:tcPr>
+            <w:tcW w:type="dxa" w:w="1440"/>
+          </w:tcPr>
+          <w:p>
+            <w:r/>
+            <w:r>
+              <w:rPr>
+                <w:sz w:val="18"/>
+              </w:rPr>
+              <w:t>17.9 P</w:t>
+            </w:r>
+          </w:p>
+        </w:tc>
+        <w:tc>
+          <w:tcPr>
+            <w:tcW w:type="dxa" w:w="1440"/>
+          </w:tcPr>
+          <w:p>
+            <w:r/>
+            <w:r>
+              <w:rPr>
+                <w:sz w:val="18"/>
+              </w:rPr>
+              <w:t>13.3 P</w:t>
             </w:r>
           </w:p>
         </w:tc>
@@ -3474,7 +5673,7 @@
       <w:tr>
         <w:tc>
           <w:tcPr>
-            <w:tcW w:type="dxa" w:w="2160"/>
+            <w:tcW w:type="dxa" w:w="1440"/>
           </w:tcPr>
           <w:p>
             <w:r/>
@@ -3488,43 +5687,71 @@
         </w:tc>
         <w:tc>
           <w:tcPr>
-            <w:tcW w:type="dxa" w:w="2160"/>
-          </w:tcPr>
-          <w:p>
-            <w:r/>
-            <w:r>
-              <w:rPr>
-                <w:sz w:val="18"/>
-              </w:rPr>
-              <w:t>8.7% [6.8, 10.6]</w:t>
-            </w:r>
-          </w:p>
-        </w:tc>
-        <w:tc>
-          <w:tcPr>
-            <w:tcW w:type="dxa" w:w="2160"/>
-          </w:tcPr>
-          <w:p>
-            <w:r/>
-            <w:r>
-              <w:rPr>
-                <w:sz w:val="18"/>
-              </w:rPr>
-              <w:t>13.2% [10.3, 15.4]</w:t>
-            </w:r>
-          </w:p>
-        </w:tc>
-        <w:tc>
-          <w:tcPr>
-            <w:tcW w:type="dxa" w:w="2160"/>
-          </w:tcPr>
-          <w:p>
-            <w:r/>
-            <w:r>
-              <w:rPr>
-                <w:sz w:val="18"/>
-              </w:rPr>
-              <w:t>PASS</w:t>
+            <w:tcW w:type="dxa" w:w="1440"/>
+          </w:tcPr>
+          <w:p>
+            <w:r/>
+            <w:r>
+              <w:rPr>
+                <w:sz w:val="18"/>
+              </w:rPr>
+              <w:t>8.7 [6.8,10.6]</w:t>
+            </w:r>
+          </w:p>
+        </w:tc>
+        <w:tc>
+          <w:tcPr>
+            <w:tcW w:type="dxa" w:w="1440"/>
+          </w:tcPr>
+          <w:p>
+            <w:r/>
+            <w:r>
+              <w:rPr>
+                <w:sz w:val="18"/>
+              </w:rPr>
+              <w:t>13.2 P</w:t>
+            </w:r>
+          </w:p>
+        </w:tc>
+        <w:tc>
+          <w:tcPr>
+            <w:tcW w:type="dxa" w:w="1440"/>
+          </w:tcPr>
+          <w:p>
+            <w:r/>
+            <w:r>
+              <w:rPr>
+                <w:sz w:val="18"/>
+              </w:rPr>
+              <w:t>9.0 P</w:t>
+            </w:r>
+          </w:p>
+        </w:tc>
+        <w:tc>
+          <w:tcPr>
+            <w:tcW w:type="dxa" w:w="1440"/>
+          </w:tcPr>
+          <w:p>
+            <w:r/>
+            <w:r>
+              <w:rPr>
+                <w:sz w:val="18"/>
+              </w:rPr>
+              <w:t>12.6 P</w:t>
+            </w:r>
+          </w:p>
+        </w:tc>
+        <w:tc>
+          <w:tcPr>
+            <w:tcW w:type="dxa" w:w="1440"/>
+          </w:tcPr>
+          <w:p>
+            <w:r/>
+            <w:r>
+              <w:rPr>
+                <w:sz w:val="18"/>
+              </w:rPr>
+              <w:t>9.1 P</w:t>
             </w:r>
           </w:p>
         </w:tc>
@@ -3532,7 +5759,7 @@
       <w:tr>
         <w:tc>
           <w:tcPr>
-            <w:tcW w:type="dxa" w:w="2160"/>
+            <w:tcW w:type="dxa" w:w="1440"/>
           </w:tcPr>
           <w:p>
             <w:r/>
@@ -3546,43 +5773,71 @@
         </w:tc>
         <w:tc>
           <w:tcPr>
-            <w:tcW w:type="dxa" w:w="2160"/>
-          </w:tcPr>
-          <w:p>
-            <w:r/>
-            <w:r>
-              <w:rPr>
-                <w:sz w:val="18"/>
-              </w:rPr>
-              <w:t>4.5% [3.5, 5.4]</w:t>
-            </w:r>
-          </w:p>
-        </w:tc>
-        <w:tc>
-          <w:tcPr>
-            <w:tcW w:type="dxa" w:w="2160"/>
-          </w:tcPr>
-          <w:p>
-            <w:r/>
-            <w:r>
-              <w:rPr>
-                <w:sz w:val="18"/>
-              </w:rPr>
-              <w:t>7.4% [4.6, 9.5]</w:t>
-            </w:r>
-          </w:p>
-        </w:tc>
-        <w:tc>
-          <w:tcPr>
-            <w:tcW w:type="dxa" w:w="2160"/>
-          </w:tcPr>
-          <w:p>
-            <w:r/>
-            <w:r>
-              <w:rPr>
-                <w:sz w:val="18"/>
-              </w:rPr>
-              <w:t>PASS</w:t>
+            <w:tcW w:type="dxa" w:w="1440"/>
+          </w:tcPr>
+          <w:p>
+            <w:r/>
+            <w:r>
+              <w:rPr>
+                <w:sz w:val="18"/>
+              </w:rPr>
+              <w:t>4.5 [3.5,5.4]</w:t>
+            </w:r>
+          </w:p>
+        </w:tc>
+        <w:tc>
+          <w:tcPr>
+            <w:tcW w:type="dxa" w:w="1440"/>
+          </w:tcPr>
+          <w:p>
+            <w:r/>
+            <w:r>
+              <w:rPr>
+                <w:sz w:val="18"/>
+              </w:rPr>
+              <w:t>7.4 P</w:t>
+            </w:r>
+          </w:p>
+        </w:tc>
+        <w:tc>
+          <w:tcPr>
+            <w:tcW w:type="dxa" w:w="1440"/>
+          </w:tcPr>
+          <w:p>
+            <w:r/>
+            <w:r>
+              <w:rPr>
+                <w:sz w:val="18"/>
+              </w:rPr>
+              <w:t>5.2 P</w:t>
+            </w:r>
+          </w:p>
+        </w:tc>
+        <w:tc>
+          <w:tcPr>
+            <w:tcW w:type="dxa" w:w="1440"/>
+          </w:tcPr>
+          <w:p>
+            <w:r/>
+            <w:r>
+              <w:rPr>
+                <w:sz w:val="18"/>
+              </w:rPr>
+              <w:t>9.0 F</w:t>
+            </w:r>
+          </w:p>
+        </w:tc>
+        <w:tc>
+          <w:tcPr>
+            <w:tcW w:type="dxa" w:w="1440"/>
+          </w:tcPr>
+          <w:p>
+            <w:r/>
+            <w:r>
+              <w:rPr>
+                <w:sz w:val="18"/>
+              </w:rPr>
+              <w:t>6.5 P</w:t>
             </w:r>
           </w:p>
         </w:tc>
@@ -3590,7 +5845,7 @@
       <w:tr>
         <w:tc>
           <w:tcPr>
-            <w:tcW w:type="dxa" w:w="2160"/>
+            <w:tcW w:type="dxa" w:w="1440"/>
           </w:tcPr>
           <w:p>
             <w:r/>
@@ -3604,43 +5859,71 @@
         </w:tc>
         <w:tc>
           <w:tcPr>
-            <w:tcW w:type="dxa" w:w="2160"/>
-          </w:tcPr>
-          <w:p>
-            <w:r/>
-            <w:r>
-              <w:rPr>
-                <w:sz w:val="18"/>
-              </w:rPr>
-              <w:t>5.4% [4.1, 6.9]</w:t>
-            </w:r>
-          </w:p>
-        </w:tc>
-        <w:tc>
-          <w:tcPr>
-            <w:tcW w:type="dxa" w:w="2160"/>
-          </w:tcPr>
-          <w:p>
-            <w:r/>
-            <w:r>
-              <w:rPr>
-                <w:sz w:val="18"/>
-              </w:rPr>
-              <w:t>10.0% [4.5, 15.0]</w:t>
-            </w:r>
-          </w:p>
-        </w:tc>
-        <w:tc>
-          <w:tcPr>
-            <w:tcW w:type="dxa" w:w="2160"/>
-          </w:tcPr>
-          <w:p>
-            <w:r/>
-            <w:r>
-              <w:rPr>
-                <w:sz w:val="18"/>
-              </w:rPr>
-              <w:t>PASS</w:t>
+            <w:tcW w:type="dxa" w:w="1440"/>
+          </w:tcPr>
+          <w:p>
+            <w:r/>
+            <w:r>
+              <w:rPr>
+                <w:sz w:val="18"/>
+              </w:rPr>
+              <w:t>5.4 [4.1,6.9]</w:t>
+            </w:r>
+          </w:p>
+        </w:tc>
+        <w:tc>
+          <w:tcPr>
+            <w:tcW w:type="dxa" w:w="1440"/>
+          </w:tcPr>
+          <w:p>
+            <w:r/>
+            <w:r>
+              <w:rPr>
+                <w:sz w:val="18"/>
+              </w:rPr>
+              <w:t>10.0 P</w:t>
+            </w:r>
+          </w:p>
+        </w:tc>
+        <w:tc>
+          <w:tcPr>
+            <w:tcW w:type="dxa" w:w="1440"/>
+          </w:tcPr>
+          <w:p>
+            <w:r/>
+            <w:r>
+              <w:rPr>
+                <w:sz w:val="18"/>
+              </w:rPr>
+              <w:t>9.4 P</w:t>
+            </w:r>
+          </w:p>
+        </w:tc>
+        <w:tc>
+          <w:tcPr>
+            <w:tcW w:type="dxa" w:w="1440"/>
+          </w:tcPr>
+          <w:p>
+            <w:r/>
+            <w:r>
+              <w:rPr>
+                <w:sz w:val="18"/>
+              </w:rPr>
+              <w:t>7.1 P</w:t>
+            </w:r>
+          </w:p>
+        </w:tc>
+        <w:tc>
+          <w:tcPr>
+            <w:tcW w:type="dxa" w:w="1440"/>
+          </w:tcPr>
+          <w:p>
+            <w:r/>
+            <w:r>
+              <w:rPr>
+                <w:sz w:val="18"/>
+              </w:rPr>
+              <w:t>6.4 P</w:t>
             </w:r>
           </w:p>
         </w:tc>
@@ -3648,7 +5931,7 @@
       <w:tr>
         <w:tc>
           <w:tcPr>
-            <w:tcW w:type="dxa" w:w="2160"/>
+            <w:tcW w:type="dxa" w:w="1440"/>
           </w:tcPr>
           <w:p>
             <w:r/>
@@ -3662,43 +5945,71 @@
         </w:tc>
         <w:tc>
           <w:tcPr>
-            <w:tcW w:type="dxa" w:w="2160"/>
-          </w:tcPr>
-          <w:p>
-            <w:r/>
-            <w:r>
-              <w:rPr>
-                <w:sz w:val="18"/>
-              </w:rPr>
-              <w:t>13.6% [10.8, 16.4]</w:t>
-            </w:r>
-          </w:p>
-        </w:tc>
-        <w:tc>
-          <w:tcPr>
-            <w:tcW w:type="dxa" w:w="2160"/>
-          </w:tcPr>
-          <w:p>
-            <w:r/>
-            <w:r>
-              <w:rPr>
-                <w:sz w:val="18"/>
-              </w:rPr>
-              <w:t>17.5% [13.8, 19.8]</w:t>
-            </w:r>
-          </w:p>
-        </w:tc>
-        <w:tc>
-          <w:tcPr>
-            <w:tcW w:type="dxa" w:w="2160"/>
-          </w:tcPr>
-          <w:p>
-            <w:r/>
-            <w:r>
-              <w:rPr>
-                <w:sz w:val="18"/>
-              </w:rPr>
-              <w:t>PASS</w:t>
+            <w:tcW w:type="dxa" w:w="1440"/>
+          </w:tcPr>
+          <w:p>
+            <w:r/>
+            <w:r>
+              <w:rPr>
+                <w:sz w:val="18"/>
+              </w:rPr>
+              <w:t>13.6 [10.8,16.4]</w:t>
+            </w:r>
+          </w:p>
+        </w:tc>
+        <w:tc>
+          <w:tcPr>
+            <w:tcW w:type="dxa" w:w="1440"/>
+          </w:tcPr>
+          <w:p>
+            <w:r/>
+            <w:r>
+              <w:rPr>
+                <w:sz w:val="18"/>
+              </w:rPr>
+              <w:t>17.5 P</w:t>
+            </w:r>
+          </w:p>
+        </w:tc>
+        <w:tc>
+          <w:tcPr>
+            <w:tcW w:type="dxa" w:w="1440"/>
+          </w:tcPr>
+          <w:p>
+            <w:r/>
+            <w:r>
+              <w:rPr>
+                <w:sz w:val="18"/>
+              </w:rPr>
+              <w:t>17.1 P</w:t>
+            </w:r>
+          </w:p>
+        </w:tc>
+        <w:tc>
+          <w:tcPr>
+            <w:tcW w:type="dxa" w:w="1440"/>
+          </w:tcPr>
+          <w:p>
+            <w:r/>
+            <w:r>
+              <w:rPr>
+                <w:sz w:val="18"/>
+              </w:rPr>
+              <w:t>17.3 P</w:t>
+            </w:r>
+          </w:p>
+        </w:tc>
+        <w:tc>
+          <w:tcPr>
+            <w:tcW w:type="dxa" w:w="1440"/>
+          </w:tcPr>
+          <w:p>
+            <w:r/>
+            <w:r>
+              <w:rPr>
+                <w:sz w:val="18"/>
+              </w:rPr>
+              <w:t>18.6 P</w:t>
             </w:r>
           </w:p>
         </w:tc>
@@ -3706,7 +6017,7 @@
       <w:tr>
         <w:tc>
           <w:tcPr>
-            <w:tcW w:type="dxa" w:w="2160"/>
+            <w:tcW w:type="dxa" w:w="1440"/>
           </w:tcPr>
           <w:p>
             <w:r/>
@@ -3720,533 +6031,71 @@
         </w:tc>
         <w:tc>
           <w:tcPr>
-            <w:tcW w:type="dxa" w:w="2160"/>
-          </w:tcPr>
-          <w:p>
-            <w:r/>
-            <w:r>
-              <w:rPr>
-                <w:sz w:val="18"/>
-              </w:rPr>
-              <w:t>13.2% [10.4, 16.0]</w:t>
-            </w:r>
-          </w:p>
-        </w:tc>
-        <w:tc>
-          <w:tcPr>
-            <w:tcW w:type="dxa" w:w="2160"/>
-          </w:tcPr>
-          <w:p>
-            <w:r/>
-            <w:r>
-              <w:rPr>
-                <w:sz w:val="18"/>
-              </w:rPr>
-              <w:t>18.1% [14.5, 20.5]</w:t>
-            </w:r>
-          </w:p>
-        </w:tc>
-        <w:tc>
-          <w:tcPr>
-            <w:tcW w:type="dxa" w:w="2160"/>
-          </w:tcPr>
-          <w:p>
-            <w:r/>
-            <w:r>
-              <w:rPr>
-                <w:sz w:val="18"/>
-              </w:rPr>
-              <w:t>PASS</w:t>
-            </w:r>
-          </w:p>
-        </w:tc>
-      </w:tr>
-    </w:tbl>
-    <w:p>
-      <w:r>
-        <w:rPr>
-          <w:b w:val="0"/>
-          <w:i w:val="0"/>
-        </w:rPr>
-        <w:t>v2:</w:t>
-      </w:r>
-    </w:p>
-    <w:tbl>
-      <w:tblPr>
-        <w:tblStyle w:val="LightGrid-Accent1"/>
-        <w:tblW w:type="auto" w:w="0"/>
-        <w:tblLook w:firstColumn="1" w:firstRow="1" w:lastColumn="0" w:lastRow="0" w:noHBand="0" w:noVBand="1" w:val="04A0"/>
-      </w:tblPr>
-      <w:tblGrid>
-        <w:gridCol w:w="2160"/>
-        <w:gridCol w:w="2160"/>
-        <w:gridCol w:w="2160"/>
-        <w:gridCol w:w="2160"/>
-      </w:tblGrid>
-      <w:tr>
-        <w:tc>
-          <w:tcPr>
-            <w:tcW w:type="dxa" w:w="2160"/>
-          </w:tcPr>
-          <w:p>
-            <w:r/>
-            <w:r>
-              <w:rPr>
-                <w:b/>
-                <w:sz w:val="18"/>
-              </w:rPr>
-              <w:t>Endpoint</w:t>
-            </w:r>
-          </w:p>
-        </w:tc>
-        <w:tc>
-          <w:tcPr>
-            <w:tcW w:type="dxa" w:w="2160"/>
-          </w:tcPr>
-          <w:p>
-            <w:r/>
-            <w:r>
-              <w:rPr>
-                <w:b/>
-                <w:sz w:val="18"/>
-              </w:rPr>
-              <w:t>OQ wCV [95% CI]</w:t>
-            </w:r>
-          </w:p>
-        </w:tc>
-        <w:tc>
-          <w:tcPr>
-            <w:tcW w:type="dxa" w:w="2160"/>
-          </w:tcPr>
-          <w:p>
-            <w:r/>
-            <w:r>
-              <w:rPr>
-                <w:b/>
-                <w:sz w:val="18"/>
-              </w:rPr>
-              <w:t>PCCT wCV [95% CI]</w:t>
-            </w:r>
-          </w:p>
-        </w:tc>
-        <w:tc>
-          <w:tcPr>
-            <w:tcW w:type="dxa" w:w="2160"/>
-          </w:tcPr>
-          <w:p>
-            <w:r/>
-            <w:r>
-              <w:rPr>
-                <w:b/>
-                <w:sz w:val="18"/>
-              </w:rPr>
-              <w:t>Overlap</w:t>
-            </w:r>
-          </w:p>
-        </w:tc>
-      </w:tr>
-      <w:tr>
-        <w:tc>
-          <w:tcPr>
-            <w:tcW w:type="dxa" w:w="2160"/>
-          </w:tcPr>
-          <w:p>
-            <w:r/>
-            <w:r>
-              <w:rPr>
-                <w:sz w:val="18"/>
-              </w:rPr>
-              <w:t>Lumen</w:t>
-            </w:r>
-          </w:p>
-        </w:tc>
-        <w:tc>
-          <w:tcPr>
-            <w:tcW w:type="dxa" w:w="2160"/>
-          </w:tcPr>
-          <w:p>
-            <w:r/>
-            <w:r>
-              <w:rPr>
-                <w:sz w:val="18"/>
-              </w:rPr>
-              <w:t>7.5% [5.9, 9.3]</w:t>
-            </w:r>
-          </w:p>
-        </w:tc>
-        <w:tc>
-          <w:tcPr>
-            <w:tcW w:type="dxa" w:w="2160"/>
-          </w:tcPr>
-          <w:p>
-            <w:r/>
-            <w:r>
-              <w:rPr>
-                <w:sz w:val="18"/>
-              </w:rPr>
-              <w:t>11.2% [8.3, 13.3]</w:t>
-            </w:r>
-          </w:p>
-        </w:tc>
-        <w:tc>
-          <w:tcPr>
-            <w:tcW w:type="dxa" w:w="2160"/>
-          </w:tcPr>
-          <w:p>
-            <w:r/>
-            <w:r>
-              <w:rPr>
-                <w:sz w:val="18"/>
-              </w:rPr>
-              <w:t>PASS</w:t>
-            </w:r>
-          </w:p>
-        </w:tc>
-      </w:tr>
-      <w:tr>
-        <w:tc>
-          <w:tcPr>
-            <w:tcW w:type="dxa" w:w="2160"/>
-          </w:tcPr>
-          <w:p>
-            <w:r/>
-            <w:r>
-              <w:rPr>
-                <w:sz w:val="18"/>
-              </w:rPr>
-              <w:t>Wall</w:t>
-            </w:r>
-          </w:p>
-        </w:tc>
-        <w:tc>
-          <w:tcPr>
-            <w:tcW w:type="dxa" w:w="2160"/>
-          </w:tcPr>
-          <w:p>
-            <w:r/>
-            <w:r>
-              <w:rPr>
-                <w:sz w:val="18"/>
-              </w:rPr>
-              <w:t>13.1% [10.2, 16.0]</w:t>
-            </w:r>
-          </w:p>
-        </w:tc>
-        <w:tc>
-          <w:tcPr>
-            <w:tcW w:type="dxa" w:w="2160"/>
-          </w:tcPr>
-          <w:p>
-            <w:r/>
-            <w:r>
-              <w:rPr>
-                <w:sz w:val="18"/>
-              </w:rPr>
-              <w:t>17.9% [14.0, 20.8]</w:t>
-            </w:r>
-          </w:p>
-        </w:tc>
-        <w:tc>
-          <w:tcPr>
-            <w:tcW w:type="dxa" w:w="2160"/>
-          </w:tcPr>
-          <w:p>
-            <w:r/>
-            <w:r>
-              <w:rPr>
-                <w:sz w:val="18"/>
-              </w:rPr>
-              <w:t>PASS</w:t>
-            </w:r>
-          </w:p>
-        </w:tc>
-      </w:tr>
-      <w:tr>
-        <w:tc>
-          <w:tcPr>
-            <w:tcW w:type="dxa" w:w="2160"/>
-          </w:tcPr>
-          <w:p>
-            <w:r/>
-            <w:r>
-              <w:rPr>
-                <w:sz w:val="18"/>
-              </w:rPr>
-              <w:t>Vessel</w:t>
-            </w:r>
-          </w:p>
-        </w:tc>
-        <w:tc>
-          <w:tcPr>
-            <w:tcW w:type="dxa" w:w="2160"/>
-          </w:tcPr>
-          <w:p>
-            <w:r/>
-            <w:r>
-              <w:rPr>
-                <w:sz w:val="18"/>
-              </w:rPr>
-              <w:t>8.7% [6.8, 10.6]</w:t>
-            </w:r>
-          </w:p>
-        </w:tc>
-        <w:tc>
-          <w:tcPr>
-            <w:tcW w:type="dxa" w:w="2160"/>
-          </w:tcPr>
-          <w:p>
-            <w:r/>
-            <w:r>
-              <w:rPr>
-                <w:sz w:val="18"/>
-              </w:rPr>
-              <w:t>12.6% [10.0, 14.4]</w:t>
-            </w:r>
-          </w:p>
-        </w:tc>
-        <w:tc>
-          <w:tcPr>
-            <w:tcW w:type="dxa" w:w="2160"/>
-          </w:tcPr>
-          <w:p>
-            <w:r/>
-            <w:r>
-              <w:rPr>
-                <w:sz w:val="18"/>
-              </w:rPr>
-              <w:t>PASS</w:t>
-            </w:r>
-          </w:p>
-        </w:tc>
-      </w:tr>
-      <w:tr>
-        <w:tc>
-          <w:tcPr>
-            <w:tcW w:type="dxa" w:w="2160"/>
-          </w:tcPr>
-          <w:p>
-            <w:r/>
-            <w:r>
-              <w:rPr>
-                <w:sz w:val="18"/>
-              </w:rPr>
-              <w:t>CALC</w:t>
-            </w:r>
-          </w:p>
-        </w:tc>
-        <w:tc>
-          <w:tcPr>
-            <w:tcW w:type="dxa" w:w="2160"/>
-          </w:tcPr>
-          <w:p>
-            <w:r/>
-            <w:r>
-              <w:rPr>
-                <w:sz w:val="18"/>
-              </w:rPr>
-              <w:t>4.5% [3.5, 5.4]</w:t>
-            </w:r>
-          </w:p>
-        </w:tc>
-        <w:tc>
-          <w:tcPr>
-            <w:tcW w:type="dxa" w:w="2160"/>
-          </w:tcPr>
-          <w:p>
-            <w:r/>
-            <w:r>
-              <w:rPr>
-                <w:sz w:val="18"/>
-              </w:rPr>
-              <w:t>9.0% [5.7, 11.7]</w:t>
-            </w:r>
-          </w:p>
-        </w:tc>
-        <w:tc>
-          <w:tcPr>
-            <w:tcW w:type="dxa" w:w="2160"/>
-          </w:tcPr>
-          <w:p>
-            <w:r/>
-            <w:r>
-              <w:rPr>
-                <w:sz w:val="18"/>
-              </w:rPr>
-              <w:t>FAIL</w:t>
-            </w:r>
-          </w:p>
-        </w:tc>
-      </w:tr>
-      <w:tr>
-        <w:tc>
-          <w:tcPr>
-            <w:tcW w:type="dxa" w:w="2160"/>
-          </w:tcPr>
-          <w:p>
-            <w:r/>
-            <w:r>
-              <w:rPr>
-                <w:sz w:val="18"/>
-              </w:rPr>
-              <w:t>LRNC</w:t>
-            </w:r>
-          </w:p>
-        </w:tc>
-        <w:tc>
-          <w:tcPr>
-            <w:tcW w:type="dxa" w:w="2160"/>
-          </w:tcPr>
-          <w:p>
-            <w:r/>
-            <w:r>
-              <w:rPr>
-                <w:sz w:val="18"/>
-              </w:rPr>
-              <w:t>5.4% [4.1, 6.9]</w:t>
-            </w:r>
-          </w:p>
-        </w:tc>
-        <w:tc>
-          <w:tcPr>
-            <w:tcW w:type="dxa" w:w="2160"/>
-          </w:tcPr>
-          <w:p>
-            <w:r/>
-            <w:r>
-              <w:rPr>
-                <w:sz w:val="18"/>
-              </w:rPr>
-              <w:t>7.1% [3.6, 10.3]</w:t>
-            </w:r>
-          </w:p>
-        </w:tc>
-        <w:tc>
-          <w:tcPr>
-            <w:tcW w:type="dxa" w:w="2160"/>
-          </w:tcPr>
-          <w:p>
-            <w:r/>
-            <w:r>
-              <w:rPr>
-                <w:sz w:val="18"/>
-              </w:rPr>
-              <w:t>PASS</w:t>
-            </w:r>
-          </w:p>
-        </w:tc>
-      </w:tr>
-      <w:tr>
-        <w:tc>
-          <w:tcPr>
-            <w:tcW w:type="dxa" w:w="2160"/>
-          </w:tcPr>
-          <w:p>
-            <w:r/>
-            <w:r>
-              <w:rPr>
-                <w:sz w:val="18"/>
-              </w:rPr>
-              <w:t>NonCALC Matrix</w:t>
-            </w:r>
-          </w:p>
-        </w:tc>
-        <w:tc>
-          <w:tcPr>
-            <w:tcW w:type="dxa" w:w="2160"/>
-          </w:tcPr>
-          <w:p>
-            <w:r/>
-            <w:r>
-              <w:rPr>
-                <w:sz w:val="18"/>
-              </w:rPr>
-              <w:t>13.6% [10.8, 16.4]</w:t>
-            </w:r>
-          </w:p>
-        </w:tc>
-        <w:tc>
-          <w:tcPr>
-            <w:tcW w:type="dxa" w:w="2160"/>
-          </w:tcPr>
-          <w:p>
-            <w:r/>
-            <w:r>
-              <w:rPr>
-                <w:sz w:val="18"/>
-              </w:rPr>
-              <w:t>17.3% [13.2, 20.3]</w:t>
-            </w:r>
-          </w:p>
-        </w:tc>
-        <w:tc>
-          <w:tcPr>
-            <w:tcW w:type="dxa" w:w="2160"/>
-          </w:tcPr>
-          <w:p>
-            <w:r/>
-            <w:r>
-              <w:rPr>
-                <w:sz w:val="18"/>
-              </w:rPr>
-              <w:t>PASS</w:t>
-            </w:r>
-          </w:p>
-        </w:tc>
-      </w:tr>
-      <w:tr>
-        <w:tc>
-          <w:tcPr>
-            <w:tcW w:type="dxa" w:w="2160"/>
-          </w:tcPr>
-          <w:p>
-            <w:r/>
-            <w:r>
-              <w:rPr>
-                <w:sz w:val="18"/>
-              </w:rPr>
-              <w:t>Total Plaque</w:t>
-            </w:r>
-          </w:p>
-        </w:tc>
-        <w:tc>
-          <w:tcPr>
-            <w:tcW w:type="dxa" w:w="2160"/>
-          </w:tcPr>
-          <w:p>
-            <w:r/>
-            <w:r>
-              <w:rPr>
-                <w:sz w:val="18"/>
-              </w:rPr>
-              <w:t>13.2% [10.4, 16.0]</w:t>
-            </w:r>
-          </w:p>
-        </w:tc>
-        <w:tc>
-          <w:tcPr>
-            <w:tcW w:type="dxa" w:w="2160"/>
-          </w:tcPr>
-          <w:p>
-            <w:r/>
-            <w:r>
-              <w:rPr>
-                <w:sz w:val="18"/>
-              </w:rPr>
-              <w:t>18.5% [14.1, 22.2]</w:t>
-            </w:r>
-          </w:p>
-        </w:tc>
-        <w:tc>
-          <w:tcPr>
-            <w:tcW w:type="dxa" w:w="2160"/>
-          </w:tcPr>
-          <w:p>
-            <w:r/>
-            <w:r>
-              <w:rPr>
-                <w:sz w:val="18"/>
-              </w:rPr>
-              <w:t>PASS</w:t>
+            <w:tcW w:type="dxa" w:w="1440"/>
+          </w:tcPr>
+          <w:p>
+            <w:r/>
+            <w:r>
+              <w:rPr>
+                <w:sz w:val="18"/>
+              </w:rPr>
+              <w:t>13.2 [10.4,16.0]</w:t>
+            </w:r>
+          </w:p>
+        </w:tc>
+        <w:tc>
+          <w:tcPr>
+            <w:tcW w:type="dxa" w:w="1440"/>
+          </w:tcPr>
+          <w:p>
+            <w:r/>
+            <w:r>
+              <w:rPr>
+                <w:sz w:val="18"/>
+              </w:rPr>
+              <w:t>18.1 P</w:t>
+            </w:r>
+          </w:p>
+        </w:tc>
+        <w:tc>
+          <w:tcPr>
+            <w:tcW w:type="dxa" w:w="1440"/>
+          </w:tcPr>
+          <w:p>
+            <w:r/>
+            <w:r>
+              <w:rPr>
+                <w:sz w:val="18"/>
+              </w:rPr>
+              <w:t>14.7 P</w:t>
+            </w:r>
+          </w:p>
+        </w:tc>
+        <w:tc>
+          <w:tcPr>
+            <w:tcW w:type="dxa" w:w="1440"/>
+          </w:tcPr>
+          <w:p>
+            <w:r/>
+            <w:r>
+              <w:rPr>
+                <w:sz w:val="18"/>
+              </w:rPr>
+              <w:t>18.5 P</w:t>
+            </w:r>
+          </w:p>
+        </w:tc>
+        <w:tc>
+          <w:tcPr>
+            <w:tcW w:type="dxa" w:w="1440"/>
+          </w:tcPr>
+          <w:p>
+            <w:r/>
+            <w:r>
+              <w:rPr>
+                <w:sz w:val="18"/>
+              </w:rPr>
+              <w:t>16.1 P</w:t>
             </w:r>
           </w:p>
         </w:tc>
@@ -4261,13 +6110,472 @@
         <w:t>Untransformed scale — plaque (reported on both scales):</w:t>
       </w:r>
     </w:p>
+    <w:tbl>
+      <w:tblPr>
+        <w:tblStyle w:val="LightGrid-Accent1"/>
+        <w:tblW w:type="auto" w:w="0"/>
+        <w:tblLook w:firstColumn="1" w:firstRow="1" w:lastColumn="0" w:lastRow="0" w:noHBand="0" w:noVBand="1" w:val="04A0"/>
+      </w:tblPr>
+      <w:tblGrid>
+        <w:gridCol w:w="1440"/>
+        <w:gridCol w:w="1440"/>
+        <w:gridCol w:w="1440"/>
+        <w:gridCol w:w="1440"/>
+        <w:gridCol w:w="1440"/>
+        <w:gridCol w:w="1440"/>
+      </w:tblGrid>
+      <w:tr>
+        <w:tc>
+          <w:tcPr>
+            <w:tcW w:type="dxa" w:w="1440"/>
+          </w:tcPr>
+          <w:p>
+            <w:r/>
+            <w:r>
+              <w:rPr>
+                <w:b/>
+                <w:sz w:val="18"/>
+              </w:rPr>
+              <w:t>Endpoint</w:t>
+            </w:r>
+          </w:p>
+        </w:tc>
+        <w:tc>
+          <w:tcPr>
+            <w:tcW w:type="dxa" w:w="1440"/>
+          </w:tcPr>
+          <w:p>
+            <w:r/>
+            <w:r>
+              <w:rPr>
+                <w:b/>
+                <w:sz w:val="18"/>
+              </w:rPr>
+              <w:t>OQ wCV</w:t>
+            </w:r>
+          </w:p>
+        </w:tc>
+        <w:tc>
+          <w:tcPr>
+            <w:tcW w:type="dxa" w:w="1440"/>
+          </w:tcPr>
+          <w:p>
+            <w:r/>
+            <w:r>
+              <w:rPr>
+                <w:b/>
+                <w:sz w:val="18"/>
+              </w:rPr>
+              <w:t>v1 canonical</w:t>
+            </w:r>
+          </w:p>
+        </w:tc>
+        <w:tc>
+          <w:tcPr>
+            <w:tcW w:type="dxa" w:w="1440"/>
+          </w:tcPr>
+          <w:p>
+            <w:r/>
+            <w:r>
+              <w:rPr>
+                <w:b/>
+                <w:sz w:val="18"/>
+              </w:rPr>
+              <w:t>v1 sub-seg</w:t>
+            </w:r>
+          </w:p>
+        </w:tc>
+        <w:tc>
+          <w:tcPr>
+            <w:tcW w:type="dxa" w:w="1440"/>
+          </w:tcPr>
+          <w:p>
+            <w:r/>
+            <w:r>
+              <w:rPr>
+                <w:b/>
+                <w:sz w:val="18"/>
+              </w:rPr>
+              <w:t>v2 canonical</w:t>
+            </w:r>
+          </w:p>
+        </w:tc>
+        <w:tc>
+          <w:tcPr>
+            <w:tcW w:type="dxa" w:w="1440"/>
+          </w:tcPr>
+          <w:p>
+            <w:r/>
+            <w:r>
+              <w:rPr>
+                <w:b/>
+                <w:sz w:val="18"/>
+              </w:rPr>
+              <w:t>v2 sub-seg</w:t>
+            </w:r>
+          </w:p>
+        </w:tc>
+      </w:tr>
+      <w:tr>
+        <w:tc>
+          <w:tcPr>
+            <w:tcW w:type="dxa" w:w="1440"/>
+          </w:tcPr>
+          <w:p>
+            <w:r/>
+            <w:r>
+              <w:rPr>
+                <w:sz w:val="18"/>
+              </w:rPr>
+              <w:t>CALC</w:t>
+            </w:r>
+          </w:p>
+        </w:tc>
+        <w:tc>
+          <w:tcPr>
+            <w:tcW w:type="dxa" w:w="1440"/>
+          </w:tcPr>
+          <w:p>
+            <w:r/>
+            <w:r>
+              <w:rPr>
+                <w:sz w:val="18"/>
+              </w:rPr>
+              <w:t>25.78 [18.7,35.75]</w:t>
+            </w:r>
+          </w:p>
+        </w:tc>
+        <w:tc>
+          <w:tcPr>
+            <w:tcW w:type="dxa" w:w="1440"/>
+          </w:tcPr>
+          <w:p>
+            <w:r/>
+            <w:r>
+              <w:rPr>
+                <w:sz w:val="18"/>
+              </w:rPr>
+              <w:t>27.4 P</w:t>
+            </w:r>
+          </w:p>
+        </w:tc>
+        <w:tc>
+          <w:tcPr>
+            <w:tcW w:type="dxa" w:w="1440"/>
+          </w:tcPr>
+          <w:p>
+            <w:r/>
+            <w:r>
+              <w:rPr>
+                <w:sz w:val="18"/>
+              </w:rPr>
+              <w:t>18.6 P</w:t>
+            </w:r>
+          </w:p>
+        </w:tc>
+        <w:tc>
+          <w:tcPr>
+            <w:tcW w:type="dxa" w:w="1440"/>
+          </w:tcPr>
+          <w:p>
+            <w:r/>
+            <w:r>
+              <w:rPr>
+                <w:sz w:val="18"/>
+              </w:rPr>
+              <w:t>33.6 P</w:t>
+            </w:r>
+          </w:p>
+        </w:tc>
+        <w:tc>
+          <w:tcPr>
+            <w:tcW w:type="dxa" w:w="1440"/>
+          </w:tcPr>
+          <w:p>
+            <w:r/>
+            <w:r>
+              <w:rPr>
+                <w:sz w:val="18"/>
+              </w:rPr>
+              <w:t>23.7 P</w:t>
+            </w:r>
+          </w:p>
+        </w:tc>
+      </w:tr>
+      <w:tr>
+        <w:tc>
+          <w:tcPr>
+            <w:tcW w:type="dxa" w:w="1440"/>
+          </w:tcPr>
+          <w:p>
+            <w:r/>
+            <w:r>
+              <w:rPr>
+                <w:sz w:val="18"/>
+              </w:rPr>
+              <w:t>LRNC</w:t>
+            </w:r>
+          </w:p>
+        </w:tc>
+        <w:tc>
+          <w:tcPr>
+            <w:tcW w:type="dxa" w:w="1440"/>
+          </w:tcPr>
+          <w:p>
+            <w:r/>
+            <w:r>
+              <w:rPr>
+                <w:sz w:val="18"/>
+              </w:rPr>
+              <w:t>78.8 [48.09,163.4]</w:t>
+            </w:r>
+          </w:p>
+        </w:tc>
+        <w:tc>
+          <w:tcPr>
+            <w:tcW w:type="dxa" w:w="1440"/>
+          </w:tcPr>
+          <w:p>
+            <w:r/>
+            <w:r>
+              <w:rPr>
+                <w:sz w:val="18"/>
+              </w:rPr>
+              <w:t>124.7 P</w:t>
+            </w:r>
+          </w:p>
+        </w:tc>
+        <w:tc>
+          <w:tcPr>
+            <w:tcW w:type="dxa" w:w="1440"/>
+          </w:tcPr>
+          <w:p>
+            <w:r/>
+            <w:r>
+              <w:rPr>
+                <w:sz w:val="18"/>
+              </w:rPr>
+              <w:t>109.6 P</w:t>
+            </w:r>
+          </w:p>
+        </w:tc>
+        <w:tc>
+          <w:tcPr>
+            <w:tcW w:type="dxa" w:w="1440"/>
+          </w:tcPr>
+          <w:p>
+            <w:r/>
+            <w:r>
+              <w:rPr>
+                <w:sz w:val="18"/>
+              </w:rPr>
+              <w:t>98.2 P</w:t>
+            </w:r>
+          </w:p>
+        </w:tc>
+        <w:tc>
+          <w:tcPr>
+            <w:tcW w:type="dxa" w:w="1440"/>
+          </w:tcPr>
+          <w:p>
+            <w:r/>
+            <w:r>
+              <w:rPr>
+                <w:sz w:val="18"/>
+              </w:rPr>
+              <w:t>95.1 P</w:t>
+            </w:r>
+          </w:p>
+        </w:tc>
+      </w:tr>
+      <w:tr>
+        <w:tc>
+          <w:tcPr>
+            <w:tcW w:type="dxa" w:w="1440"/>
+          </w:tcPr>
+          <w:p>
+            <w:r/>
+            <w:r>
+              <w:rPr>
+                <w:sz w:val="18"/>
+              </w:rPr>
+              <w:t>NonCALC Matrix</w:t>
+            </w:r>
+          </w:p>
+        </w:tc>
+        <w:tc>
+          <w:tcPr>
+            <w:tcW w:type="dxa" w:w="1440"/>
+          </w:tcPr>
+          <w:p>
+            <w:r/>
+            <w:r>
+              <w:rPr>
+                <w:sz w:val="18"/>
+              </w:rPr>
+              <w:t>32.61 [24.87,41.94]</w:t>
+            </w:r>
+          </w:p>
+        </w:tc>
+        <w:tc>
+          <w:tcPr>
+            <w:tcW w:type="dxa" w:w="1440"/>
+          </w:tcPr>
+          <w:p>
+            <w:r/>
+            <w:r>
+              <w:rPr>
+                <w:sz w:val="18"/>
+              </w:rPr>
+              <w:t>38.3 P</w:t>
+            </w:r>
+          </w:p>
+        </w:tc>
+        <w:tc>
+          <w:tcPr>
+            <w:tcW w:type="dxa" w:w="1440"/>
+          </w:tcPr>
+          <w:p>
+            <w:r/>
+            <w:r>
+              <w:rPr>
+                <w:sz w:val="18"/>
+              </w:rPr>
+              <w:t>35.5 P</w:t>
+            </w:r>
+          </w:p>
+        </w:tc>
+        <w:tc>
+          <w:tcPr>
+            <w:tcW w:type="dxa" w:w="1440"/>
+          </w:tcPr>
+          <w:p>
+            <w:r/>
+            <w:r>
+              <w:rPr>
+                <w:sz w:val="18"/>
+              </w:rPr>
+              <w:t>40.8 P</w:t>
+            </w:r>
+          </w:p>
+        </w:tc>
+        <w:tc>
+          <w:tcPr>
+            <w:tcW w:type="dxa" w:w="1440"/>
+          </w:tcPr>
+          <w:p>
+            <w:r/>
+            <w:r>
+              <w:rPr>
+                <w:sz w:val="18"/>
+              </w:rPr>
+              <w:t>45.1 P</w:t>
+            </w:r>
+          </w:p>
+        </w:tc>
+      </w:tr>
+      <w:tr>
+        <w:tc>
+          <w:tcPr>
+            <w:tcW w:type="dxa" w:w="1440"/>
+          </w:tcPr>
+          <w:p>
+            <w:r/>
+            <w:r>
+              <w:rPr>
+                <w:sz w:val="18"/>
+              </w:rPr>
+              <w:t>Total Plaque</w:t>
+            </w:r>
+          </w:p>
+        </w:tc>
+        <w:tc>
+          <w:tcPr>
+            <w:tcW w:type="dxa" w:w="1440"/>
+          </w:tcPr>
+          <w:p>
+            <w:r/>
+            <w:r>
+              <w:rPr>
+                <w:sz w:val="18"/>
+              </w:rPr>
+              <w:t>27.08 [20.68,34.74]</w:t>
+            </w:r>
+          </w:p>
+        </w:tc>
+        <w:tc>
+          <w:tcPr>
+            <w:tcW w:type="dxa" w:w="1440"/>
+          </w:tcPr>
+          <w:p>
+            <w:r/>
+            <w:r>
+              <w:rPr>
+                <w:sz w:val="18"/>
+              </w:rPr>
+              <w:t>34.4 P</w:t>
+            </w:r>
+          </w:p>
+        </w:tc>
+        <w:tc>
+          <w:tcPr>
+            <w:tcW w:type="dxa" w:w="1440"/>
+          </w:tcPr>
+          <w:p>
+            <w:r/>
+            <w:r>
+              <w:rPr>
+                <w:sz w:val="18"/>
+              </w:rPr>
+              <w:t>25.7 P</w:t>
+            </w:r>
+          </w:p>
+        </w:tc>
+        <w:tc>
+          <w:tcPr>
+            <w:tcW w:type="dxa" w:w="1440"/>
+          </w:tcPr>
+          <w:p>
+            <w:r/>
+            <w:r>
+              <w:rPr>
+                <w:sz w:val="18"/>
+              </w:rPr>
+              <w:t>37.9 P</w:t>
+            </w:r>
+          </w:p>
+        </w:tc>
+        <w:tc>
+          <w:tcPr>
+            <w:tcW w:type="dxa" w:w="1440"/>
+          </w:tcPr>
+          <w:p>
+            <w:r/>
+            <w:r>
+              <w:rPr>
+                <w:sz w:val="18"/>
+              </w:rPr>
+              <w:t>35.3 P</w:t>
+            </w:r>
+          </w:p>
+        </w:tc>
+      </w:tr>
+    </w:tbl>
     <w:p>
       <w:r>
         <w:rPr>
           <w:b w:val="0"/>
-          <w:i w:val="0"/>
+          <w:i/>
         </w:rPr>
-        <w:t>v1:</w:t>
+        <w:t>Cells: scanner-term wCV% and overlap verdict; 95% CIs are in §5 / gate3_comparison.csv.</w:t>
+      </w:r>
+    </w:p>
+    <w:p>
+      <w:pPr>
+        <w:pStyle w:val="Heading1"/>
+      </w:pPr>
+      <w:r>
+        <w:t>7. Scanner-attributable variance vs OQ — canonical vs sub-segment (a: wCV≤OQ, b: CI∋0)</w:t>
       </w:r>
     </w:p>
     <w:tbl>
@@ -4277,15 +6585,17 @@
         <w:tblLook w:firstColumn="1" w:firstRow="1" w:lastColumn="0" w:lastRow="0" w:noHBand="0" w:noVBand="1" w:val="04A0"/>
       </w:tblPr>
       <w:tblGrid>
-        <w:gridCol w:w="2160"/>
-        <w:gridCol w:w="2160"/>
-        <w:gridCol w:w="2160"/>
-        <w:gridCol w:w="2160"/>
+        <w:gridCol w:w="1440"/>
+        <w:gridCol w:w="1440"/>
+        <w:gridCol w:w="1440"/>
+        <w:gridCol w:w="1440"/>
+        <w:gridCol w:w="1440"/>
+        <w:gridCol w:w="1440"/>
       </w:tblGrid>
       <w:tr>
         <w:tc>
           <w:tcPr>
-            <w:tcW w:type="dxa" w:w="2160"/>
+            <w:tcW w:type="dxa" w:w="1440"/>
           </w:tcPr>
           <w:p>
             <w:r/>
@@ -4300,7 +6610,7 @@
         </w:tc>
         <w:tc>
           <w:tcPr>
-            <w:tcW w:type="dxa" w:w="2160"/>
+            <w:tcW w:type="dxa" w:w="1440"/>
           </w:tcPr>
           <w:p>
             <w:r/>
@@ -4309,13 +6619,13 @@
                 <w:b/>
                 <w:sz w:val="18"/>
               </w:rPr>
-              <w:t>OQ wCV [95% CI]</w:t>
-            </w:r>
-          </w:p>
-        </w:tc>
-        <w:tc>
-          <w:tcPr>
-            <w:tcW w:type="dxa" w:w="2160"/>
+              <w:t>OQ limit</w:t>
+            </w:r>
+          </w:p>
+        </w:tc>
+        <w:tc>
+          <w:tcPr>
+            <w:tcW w:type="dxa" w:w="1440"/>
           </w:tcPr>
           <w:p>
             <w:r/>
@@ -4324,13 +6634,13 @@
                 <w:b/>
                 <w:sz w:val="18"/>
               </w:rPr>
-              <w:t>PCCT wCV [95% CI]</w:t>
-            </w:r>
-          </w:p>
-        </w:tc>
-        <w:tc>
-          <w:tcPr>
-            <w:tcW w:type="dxa" w:w="2160"/>
+              <w:t>v1 canonical</w:t>
+            </w:r>
+          </w:p>
+        </w:tc>
+        <w:tc>
+          <w:tcPr>
+            <w:tcW w:type="dxa" w:w="1440"/>
           </w:tcPr>
           <w:p>
             <w:r/>
@@ -4339,7 +6649,37 @@
                 <w:b/>
                 <w:sz w:val="18"/>
               </w:rPr>
-              <w:t>Overlap</w:t>
+              <w:t>v1 sub-seg</w:t>
+            </w:r>
+          </w:p>
+        </w:tc>
+        <w:tc>
+          <w:tcPr>
+            <w:tcW w:type="dxa" w:w="1440"/>
+          </w:tcPr>
+          <w:p>
+            <w:r/>
+            <w:r>
+              <w:rPr>
+                <w:b/>
+                <w:sz w:val="18"/>
+              </w:rPr>
+              <w:t>v2 canonical</w:t>
+            </w:r>
+          </w:p>
+        </w:tc>
+        <w:tc>
+          <w:tcPr>
+            <w:tcW w:type="dxa" w:w="1440"/>
+          </w:tcPr>
+          <w:p>
+            <w:r/>
+            <w:r>
+              <w:rPr>
+                <w:b/>
+                <w:sz w:val="18"/>
+              </w:rPr>
+              <w:t>v2 sub-seg</w:t>
             </w:r>
           </w:p>
         </w:tc>
@@ -4347,57 +6687,85 @@
       <w:tr>
         <w:tc>
           <w:tcPr>
-            <w:tcW w:type="dxa" w:w="2160"/>
-          </w:tcPr>
-          <w:p>
-            <w:r/>
-            <w:r>
-              <w:rPr>
-                <w:sz w:val="18"/>
-              </w:rPr>
-              <w:t>CALC</w:t>
-            </w:r>
-          </w:p>
-        </w:tc>
-        <w:tc>
-          <w:tcPr>
-            <w:tcW w:type="dxa" w:w="2160"/>
-          </w:tcPr>
-          <w:p>
-            <w:r/>
-            <w:r>
-              <w:rPr>
-                <w:sz w:val="18"/>
-              </w:rPr>
-              <w:t>25.78% [18.7, 35.75]</w:t>
-            </w:r>
-          </w:p>
-        </w:tc>
-        <w:tc>
-          <w:tcPr>
-            <w:tcW w:type="dxa" w:w="2160"/>
-          </w:tcPr>
-          <w:p>
-            <w:r/>
-            <w:r>
-              <w:rPr>
-                <w:sz w:val="18"/>
-              </w:rPr>
-              <w:t>27.4% [15.6, 35.7]</w:t>
-            </w:r>
-          </w:p>
-        </w:tc>
-        <w:tc>
-          <w:tcPr>
-            <w:tcW w:type="dxa" w:w="2160"/>
-          </w:tcPr>
-          <w:p>
-            <w:r/>
-            <w:r>
-              <w:rPr>
-                <w:sz w:val="18"/>
-              </w:rPr>
-              <w:t>PASS</w:t>
+            <w:tcW w:type="dxa" w:w="1440"/>
+          </w:tcPr>
+          <w:p>
+            <w:r/>
+            <w:r>
+              <w:rPr>
+                <w:sz w:val="18"/>
+              </w:rPr>
+              <w:t>Lumen</w:t>
+            </w:r>
+          </w:p>
+        </w:tc>
+        <w:tc>
+          <w:tcPr>
+            <w:tcW w:type="dxa" w:w="1440"/>
+          </w:tcPr>
+          <w:p>
+            <w:r/>
+            <w:r>
+              <w:rPr>
+                <w:sz w:val="18"/>
+              </w:rPr>
+              <w:t>7.5</w:t>
+            </w:r>
+          </w:p>
+        </w:tc>
+        <w:tc>
+          <w:tcPr>
+            <w:tcW w:type="dxa" w:w="1440"/>
+          </w:tcPr>
+          <w:p>
+            <w:r/>
+            <w:r>
+              <w:rPr>
+                <w:sz w:val="18"/>
+              </w:rPr>
+              <w:t>9.0 F/F</w:t>
+            </w:r>
+          </w:p>
+        </w:tc>
+        <w:tc>
+          <w:tcPr>
+            <w:tcW w:type="dxa" w:w="1440"/>
+          </w:tcPr>
+          <w:p>
+            <w:r/>
+            <w:r>
+              <w:rPr>
+                <w:sz w:val="18"/>
+              </w:rPr>
+              <w:t>6.6 P/P</w:t>
+            </w:r>
+          </w:p>
+        </w:tc>
+        <w:tc>
+          <w:tcPr>
+            <w:tcW w:type="dxa" w:w="1440"/>
+          </w:tcPr>
+          <w:p>
+            <w:r/>
+            <w:r>
+              <w:rPr>
+                <w:sz w:val="18"/>
+              </w:rPr>
+              <w:t>8.3 F/F</w:t>
+            </w:r>
+          </w:p>
+        </w:tc>
+        <w:tc>
+          <w:tcPr>
+            <w:tcW w:type="dxa" w:w="1440"/>
+          </w:tcPr>
+          <w:p>
+            <w:r/>
+            <w:r>
+              <w:rPr>
+                <w:sz w:val="18"/>
+              </w:rPr>
+              <w:t>7.2 P/P</w:t>
             </w:r>
           </w:p>
         </w:tc>
@@ -4405,57 +6773,85 @@
       <w:tr>
         <w:tc>
           <w:tcPr>
-            <w:tcW w:type="dxa" w:w="2160"/>
-          </w:tcPr>
-          <w:p>
-            <w:r/>
-            <w:r>
-              <w:rPr>
-                <w:sz w:val="18"/>
-              </w:rPr>
-              <w:t>LRNC</w:t>
-            </w:r>
-          </w:p>
-        </w:tc>
-        <w:tc>
-          <w:tcPr>
-            <w:tcW w:type="dxa" w:w="2160"/>
-          </w:tcPr>
-          <w:p>
-            <w:r/>
-            <w:r>
-              <w:rPr>
-                <w:sz w:val="18"/>
-              </w:rPr>
-              <w:t>78.8% [48.09, 163.4]</w:t>
-            </w:r>
-          </w:p>
-        </w:tc>
-        <w:tc>
-          <w:tcPr>
-            <w:tcW w:type="dxa" w:w="2160"/>
-          </w:tcPr>
-          <w:p>
-            <w:r/>
-            <w:r>
-              <w:rPr>
-                <w:sz w:val="18"/>
-              </w:rPr>
-              <w:t>124.7% [45.6, 188.6]</w:t>
-            </w:r>
-          </w:p>
-        </w:tc>
-        <w:tc>
-          <w:tcPr>
-            <w:tcW w:type="dxa" w:w="2160"/>
-          </w:tcPr>
-          <w:p>
-            <w:r/>
-            <w:r>
-              <w:rPr>
-                <w:sz w:val="18"/>
-              </w:rPr>
-              <w:t>PASS</w:t>
+            <w:tcW w:type="dxa" w:w="1440"/>
+          </w:tcPr>
+          <w:p>
+            <w:r/>
+            <w:r>
+              <w:rPr>
+                <w:sz w:val="18"/>
+              </w:rPr>
+              <w:t>Wall</w:t>
+            </w:r>
+          </w:p>
+        </w:tc>
+        <w:tc>
+          <w:tcPr>
+            <w:tcW w:type="dxa" w:w="1440"/>
+          </w:tcPr>
+          <w:p>
+            <w:r/>
+            <w:r>
+              <w:rPr>
+                <w:sz w:val="18"/>
+              </w:rPr>
+              <w:t>13.1</w:t>
+            </w:r>
+          </w:p>
+        </w:tc>
+        <w:tc>
+          <w:tcPr>
+            <w:tcW w:type="dxa" w:w="1440"/>
+          </w:tcPr>
+          <w:p>
+            <w:r/>
+            <w:r>
+              <w:rPr>
+                <w:sz w:val="18"/>
+              </w:rPr>
+              <w:t>11.9 P/F</w:t>
+            </w:r>
+          </w:p>
+        </w:tc>
+        <w:tc>
+          <w:tcPr>
+            <w:tcW w:type="dxa" w:w="1440"/>
+          </w:tcPr>
+          <w:p>
+            <w:r/>
+            <w:r>
+              <w:rPr>
+                <w:sz w:val="18"/>
+              </w:rPr>
+              <w:t>0.0 P/P</w:t>
+            </w:r>
+          </w:p>
+        </w:tc>
+        <w:tc>
+          <w:tcPr>
+            <w:tcW w:type="dxa" w:w="1440"/>
+          </w:tcPr>
+          <w:p>
+            <w:r/>
+            <w:r>
+              <w:rPr>
+                <w:sz w:val="18"/>
+              </w:rPr>
+              <w:t>12.1 P/F</w:t>
+            </w:r>
+          </w:p>
+        </w:tc>
+        <w:tc>
+          <w:tcPr>
+            <w:tcW w:type="dxa" w:w="1440"/>
+          </w:tcPr>
+          <w:p>
+            <w:r/>
+            <w:r>
+              <w:rPr>
+                <w:sz w:val="18"/>
+              </w:rPr>
+              <w:t>2.2 P/P</w:t>
             </w:r>
           </w:p>
         </w:tc>
@@ -4463,57 +6859,85 @@
       <w:tr>
         <w:tc>
           <w:tcPr>
-            <w:tcW w:type="dxa" w:w="2160"/>
-          </w:tcPr>
-          <w:p>
-            <w:r/>
-            <w:r>
-              <w:rPr>
-                <w:sz w:val="18"/>
-              </w:rPr>
-              <w:t>NonCALC Matrix</w:t>
-            </w:r>
-          </w:p>
-        </w:tc>
-        <w:tc>
-          <w:tcPr>
-            <w:tcW w:type="dxa" w:w="2160"/>
-          </w:tcPr>
-          <w:p>
-            <w:r/>
-            <w:r>
-              <w:rPr>
-                <w:sz w:val="18"/>
-              </w:rPr>
-              <w:t>32.61% [24.87, 41.94]</w:t>
-            </w:r>
-          </w:p>
-        </w:tc>
-        <w:tc>
-          <w:tcPr>
-            <w:tcW w:type="dxa" w:w="2160"/>
-          </w:tcPr>
-          <w:p>
-            <w:r/>
-            <w:r>
-              <w:rPr>
-                <w:sz w:val="18"/>
-              </w:rPr>
-              <w:t>38.3% [27.7, 46.6]</w:t>
-            </w:r>
-          </w:p>
-        </w:tc>
-        <w:tc>
-          <w:tcPr>
-            <w:tcW w:type="dxa" w:w="2160"/>
-          </w:tcPr>
-          <w:p>
-            <w:r/>
-            <w:r>
-              <w:rPr>
-                <w:sz w:val="18"/>
-              </w:rPr>
-              <w:t>PASS</w:t>
+            <w:tcW w:type="dxa" w:w="1440"/>
+          </w:tcPr>
+          <w:p>
+            <w:r/>
+            <w:r>
+              <w:rPr>
+                <w:sz w:val="18"/>
+              </w:rPr>
+              <w:t>Vessel</w:t>
+            </w:r>
+          </w:p>
+        </w:tc>
+        <w:tc>
+          <w:tcPr>
+            <w:tcW w:type="dxa" w:w="1440"/>
+          </w:tcPr>
+          <w:p>
+            <w:r/>
+            <w:r>
+              <w:rPr>
+                <w:sz w:val="18"/>
+              </w:rPr>
+              <w:t>8.7</w:t>
+            </w:r>
+          </w:p>
+        </w:tc>
+        <w:tc>
+          <w:tcPr>
+            <w:tcW w:type="dxa" w:w="1440"/>
+          </w:tcPr>
+          <w:p>
+            <w:r/>
+            <w:r>
+              <w:rPr>
+                <w:sz w:val="18"/>
+              </w:rPr>
+              <w:t>9.9 F/F</w:t>
+            </w:r>
+          </w:p>
+        </w:tc>
+        <w:tc>
+          <w:tcPr>
+            <w:tcW w:type="dxa" w:w="1440"/>
+          </w:tcPr>
+          <w:p>
+            <w:r/>
+            <w:r>
+              <w:rPr>
+                <w:sz w:val="18"/>
+              </w:rPr>
+              <w:t>2.5 P/P</w:t>
+            </w:r>
+          </w:p>
+        </w:tc>
+        <w:tc>
+          <w:tcPr>
+            <w:tcW w:type="dxa" w:w="1440"/>
+          </w:tcPr>
+          <w:p>
+            <w:r/>
+            <w:r>
+              <w:rPr>
+                <w:sz w:val="18"/>
+              </w:rPr>
+              <w:t>9.1 F/F</w:t>
+            </w:r>
+          </w:p>
+        </w:tc>
+        <w:tc>
+          <w:tcPr>
+            <w:tcW w:type="dxa" w:w="1440"/>
+          </w:tcPr>
+          <w:p>
+            <w:r/>
+            <w:r>
+              <w:rPr>
+                <w:sz w:val="18"/>
+              </w:rPr>
+              <w:t>2.7 P/P</w:t>
             </w:r>
           </w:p>
         </w:tc>
@@ -4521,7 +6945,265 @@
       <w:tr>
         <w:tc>
           <w:tcPr>
-            <w:tcW w:type="dxa" w:w="2160"/>
+            <w:tcW w:type="dxa" w:w="1440"/>
+          </w:tcPr>
+          <w:p>
+            <w:r/>
+            <w:r>
+              <w:rPr>
+                <w:sz w:val="18"/>
+              </w:rPr>
+              <w:t>CALC</w:t>
+            </w:r>
+          </w:p>
+        </w:tc>
+        <w:tc>
+          <w:tcPr>
+            <w:tcW w:type="dxa" w:w="1440"/>
+          </w:tcPr>
+          <w:p>
+            <w:r/>
+            <w:r>
+              <w:rPr>
+                <w:sz w:val="18"/>
+              </w:rPr>
+              <w:t>4.5</w:t>
+            </w:r>
+          </w:p>
+        </w:tc>
+        <w:tc>
+          <w:tcPr>
+            <w:tcW w:type="dxa" w:w="1440"/>
+          </w:tcPr>
+          <w:p>
+            <w:r/>
+            <w:r>
+              <w:rPr>
+                <w:sz w:val="18"/>
+              </w:rPr>
+              <w:t>5.8 F/F</w:t>
+            </w:r>
+          </w:p>
+        </w:tc>
+        <w:tc>
+          <w:tcPr>
+            <w:tcW w:type="dxa" w:w="1440"/>
+          </w:tcPr>
+          <w:p>
+            <w:r/>
+            <w:r>
+              <w:rPr>
+                <w:sz w:val="18"/>
+              </w:rPr>
+              <w:t>2.7 P/P</w:t>
+            </w:r>
+          </w:p>
+        </w:tc>
+        <w:tc>
+          <w:tcPr>
+            <w:tcW w:type="dxa" w:w="1440"/>
+          </w:tcPr>
+          <w:p>
+            <w:r/>
+            <w:r>
+              <w:rPr>
+                <w:sz w:val="18"/>
+              </w:rPr>
+              <w:t>7.8 F/F</w:t>
+            </w:r>
+          </w:p>
+        </w:tc>
+        <w:tc>
+          <w:tcPr>
+            <w:tcW w:type="dxa" w:w="1440"/>
+          </w:tcPr>
+          <w:p>
+            <w:r/>
+            <w:r>
+              <w:rPr>
+                <w:sz w:val="18"/>
+              </w:rPr>
+              <w:t>4.7 F/P</w:t>
+            </w:r>
+          </w:p>
+        </w:tc>
+      </w:tr>
+      <w:tr>
+        <w:tc>
+          <w:tcPr>
+            <w:tcW w:type="dxa" w:w="1440"/>
+          </w:tcPr>
+          <w:p>
+            <w:r/>
+            <w:r>
+              <w:rPr>
+                <w:sz w:val="18"/>
+              </w:rPr>
+              <w:t>LRNC</w:t>
+            </w:r>
+          </w:p>
+        </w:tc>
+        <w:tc>
+          <w:tcPr>
+            <w:tcW w:type="dxa" w:w="1440"/>
+          </w:tcPr>
+          <w:p>
+            <w:r/>
+            <w:r>
+              <w:rPr>
+                <w:sz w:val="18"/>
+              </w:rPr>
+              <w:t>5.4</w:t>
+            </w:r>
+          </w:p>
+        </w:tc>
+        <w:tc>
+          <w:tcPr>
+            <w:tcW w:type="dxa" w:w="1440"/>
+          </w:tcPr>
+          <w:p>
+            <w:r/>
+            <w:r>
+              <w:rPr>
+                <w:sz w:val="18"/>
+              </w:rPr>
+              <w:t>8.4 F/P</w:t>
+            </w:r>
+          </w:p>
+        </w:tc>
+        <w:tc>
+          <w:tcPr>
+            <w:tcW w:type="dxa" w:w="1440"/>
+          </w:tcPr>
+          <w:p>
+            <w:r/>
+            <w:r>
+              <w:rPr>
+                <w:sz w:val="18"/>
+              </w:rPr>
+              <w:t>7.7 F/P</w:t>
+            </w:r>
+          </w:p>
+        </w:tc>
+        <w:tc>
+          <w:tcPr>
+            <w:tcW w:type="dxa" w:w="1440"/>
+          </w:tcPr>
+          <w:p>
+            <w:r/>
+            <w:r>
+              <w:rPr>
+                <w:sz w:val="18"/>
+              </w:rPr>
+              <w:t>4.7 P/P</w:t>
+            </w:r>
+          </w:p>
+        </w:tc>
+        <w:tc>
+          <w:tcPr>
+            <w:tcW w:type="dxa" w:w="1440"/>
+          </w:tcPr>
+          <w:p>
+            <w:r/>
+            <w:r>
+              <w:rPr>
+                <w:sz w:val="18"/>
+              </w:rPr>
+              <w:t>3.4 P/P</w:t>
+            </w:r>
+          </w:p>
+        </w:tc>
+      </w:tr>
+      <w:tr>
+        <w:tc>
+          <w:tcPr>
+            <w:tcW w:type="dxa" w:w="1440"/>
+          </w:tcPr>
+          <w:p>
+            <w:r/>
+            <w:r>
+              <w:rPr>
+                <w:sz w:val="18"/>
+              </w:rPr>
+              <w:t>NonCALC Matrix</w:t>
+            </w:r>
+          </w:p>
+        </w:tc>
+        <w:tc>
+          <w:tcPr>
+            <w:tcW w:type="dxa" w:w="1440"/>
+          </w:tcPr>
+          <w:p>
+            <w:r/>
+            <w:r>
+              <w:rPr>
+                <w:sz w:val="18"/>
+              </w:rPr>
+              <w:t>13.6</w:t>
+            </w:r>
+          </w:p>
+        </w:tc>
+        <w:tc>
+          <w:tcPr>
+            <w:tcW w:type="dxa" w:w="1440"/>
+          </w:tcPr>
+          <w:p>
+            <w:r/>
+            <w:r>
+              <w:rPr>
+                <w:sz w:val="18"/>
+              </w:rPr>
+              <w:t>10.9 P/F</w:t>
+            </w:r>
+          </w:p>
+        </w:tc>
+        <w:tc>
+          <w:tcPr>
+            <w:tcW w:type="dxa" w:w="1440"/>
+          </w:tcPr>
+          <w:p>
+            <w:r/>
+            <w:r>
+              <w:rPr>
+                <w:sz w:val="18"/>
+              </w:rPr>
+              <w:t>10.2 P/P</w:t>
+            </w:r>
+          </w:p>
+        </w:tc>
+        <w:tc>
+          <w:tcPr>
+            <w:tcW w:type="dxa" w:w="1440"/>
+          </w:tcPr>
+          <w:p>
+            <w:r/>
+            <w:r>
+              <w:rPr>
+                <w:sz w:val="18"/>
+              </w:rPr>
+              <w:t>10.6 P/P</w:t>
+            </w:r>
+          </w:p>
+        </w:tc>
+        <w:tc>
+          <w:tcPr>
+            <w:tcW w:type="dxa" w:w="1440"/>
+          </w:tcPr>
+          <w:p>
+            <w:r/>
+            <w:r>
+              <w:rPr>
+                <w:sz w:val="18"/>
+              </w:rPr>
+              <w:t>12.6 P/P</w:t>
+            </w:r>
+          </w:p>
+        </w:tc>
+      </w:tr>
+      <w:tr>
+        <w:tc>
+          <w:tcPr>
+            <w:tcW w:type="dxa" w:w="1440"/>
           </w:tcPr>
           <w:p>
             <w:r/>
@@ -4535,43 +7217,71 @@
         </w:tc>
         <w:tc>
           <w:tcPr>
-            <w:tcW w:type="dxa" w:w="2160"/>
-          </w:tcPr>
-          <w:p>
-            <w:r/>
-            <w:r>
-              <w:rPr>
-                <w:sz w:val="18"/>
-              </w:rPr>
-              <w:t>27.08% [20.68, 34.74]</w:t>
-            </w:r>
-          </w:p>
-        </w:tc>
-        <w:tc>
-          <w:tcPr>
-            <w:tcW w:type="dxa" w:w="2160"/>
-          </w:tcPr>
-          <w:p>
-            <w:r/>
-            <w:r>
-              <w:rPr>
-                <w:sz w:val="18"/>
-              </w:rPr>
-              <w:t>34.4% [27.2, 40.3]</w:t>
-            </w:r>
-          </w:p>
-        </w:tc>
-        <w:tc>
-          <w:tcPr>
-            <w:tcW w:type="dxa" w:w="2160"/>
-          </w:tcPr>
-          <w:p>
-            <w:r/>
-            <w:r>
-              <w:rPr>
-                <w:sz w:val="18"/>
-              </w:rPr>
-              <w:t>PASS</w:t>
+            <w:tcW w:type="dxa" w:w="1440"/>
+          </w:tcPr>
+          <w:p>
+            <w:r/>
+            <w:r>
+              <w:rPr>
+                <w:sz w:val="18"/>
+              </w:rPr>
+              <w:t>13.2</w:t>
+            </w:r>
+          </w:p>
+        </w:tc>
+        <w:tc>
+          <w:tcPr>
+            <w:tcW w:type="dxa" w:w="1440"/>
+          </w:tcPr>
+          <w:p>
+            <w:r/>
+            <w:r>
+              <w:rPr>
+                <w:sz w:val="18"/>
+              </w:rPr>
+              <w:t>12.3 P/F</w:t>
+            </w:r>
+          </w:p>
+        </w:tc>
+        <w:tc>
+          <w:tcPr>
+            <w:tcW w:type="dxa" w:w="1440"/>
+          </w:tcPr>
+          <w:p>
+            <w:r/>
+            <w:r>
+              <w:rPr>
+                <w:sz w:val="18"/>
+              </w:rPr>
+              <w:t>6.3 P/P</w:t>
+            </w:r>
+          </w:p>
+        </w:tc>
+        <w:tc>
+          <w:tcPr>
+            <w:tcW w:type="dxa" w:w="1440"/>
+          </w:tcPr>
+          <w:p>
+            <w:r/>
+            <w:r>
+              <w:rPr>
+                <w:sz w:val="18"/>
+              </w:rPr>
+              <w:t>12.8 P/F</w:t>
+            </w:r>
+          </w:p>
+        </w:tc>
+        <w:tc>
+          <w:tcPr>
+            <w:tcW w:type="dxa" w:w="1440"/>
+          </w:tcPr>
+          <w:p>
+            <w:r/>
+            <w:r>
+              <w:rPr>
+                <w:sz w:val="18"/>
+              </w:rPr>
+              <w:t>9.1 P/P</w:t>
             </w:r>
           </w:p>
         </w:tc>
@@ -4581,1534 +7291,11 @@
       <w:r>
         <w:rPr>
           <w:b w:val="0"/>
-          <w:i w:val="0"/>
+          <w:i/>
         </w:rPr>
-        <w:t>v2:</w:t>
+        <w:t>Cells: scanner-attributable wCV%  a/b (P/F). Canonical still contains the traced-extent term; sub-segment removes it — scanner-attributable variance drops accordingly and is ≤ OQ / CI-includes-0 for nearly all endpoints on sub-segment.</w:t>
       </w:r>
     </w:p>
-    <w:tbl>
-      <w:tblPr>
-        <w:tblStyle w:val="LightGrid-Accent1"/>
-        <w:tblW w:type="auto" w:w="0"/>
-        <w:tblLook w:firstColumn="1" w:firstRow="1" w:lastColumn="0" w:lastRow="0" w:noHBand="0" w:noVBand="1" w:val="04A0"/>
-      </w:tblPr>
-      <w:tblGrid>
-        <w:gridCol w:w="2160"/>
-        <w:gridCol w:w="2160"/>
-        <w:gridCol w:w="2160"/>
-        <w:gridCol w:w="2160"/>
-      </w:tblGrid>
-      <w:tr>
-        <w:tc>
-          <w:tcPr>
-            <w:tcW w:type="dxa" w:w="2160"/>
-          </w:tcPr>
-          <w:p>
-            <w:r/>
-            <w:r>
-              <w:rPr>
-                <w:b/>
-                <w:sz w:val="18"/>
-              </w:rPr>
-              <w:t>Endpoint</w:t>
-            </w:r>
-          </w:p>
-        </w:tc>
-        <w:tc>
-          <w:tcPr>
-            <w:tcW w:type="dxa" w:w="2160"/>
-          </w:tcPr>
-          <w:p>
-            <w:r/>
-            <w:r>
-              <w:rPr>
-                <w:b/>
-                <w:sz w:val="18"/>
-              </w:rPr>
-              <w:t>OQ wCV [95% CI]</w:t>
-            </w:r>
-          </w:p>
-        </w:tc>
-        <w:tc>
-          <w:tcPr>
-            <w:tcW w:type="dxa" w:w="2160"/>
-          </w:tcPr>
-          <w:p>
-            <w:r/>
-            <w:r>
-              <w:rPr>
-                <w:b/>
-                <w:sz w:val="18"/>
-              </w:rPr>
-              <w:t>PCCT wCV [95% CI]</w:t>
-            </w:r>
-          </w:p>
-        </w:tc>
-        <w:tc>
-          <w:tcPr>
-            <w:tcW w:type="dxa" w:w="2160"/>
-          </w:tcPr>
-          <w:p>
-            <w:r/>
-            <w:r>
-              <w:rPr>
-                <w:b/>
-                <w:sz w:val="18"/>
-              </w:rPr>
-              <w:t>Overlap</w:t>
-            </w:r>
-          </w:p>
-        </w:tc>
-      </w:tr>
-      <w:tr>
-        <w:tc>
-          <w:tcPr>
-            <w:tcW w:type="dxa" w:w="2160"/>
-          </w:tcPr>
-          <w:p>
-            <w:r/>
-            <w:r>
-              <w:rPr>
-                <w:sz w:val="18"/>
-              </w:rPr>
-              <w:t>CALC</w:t>
-            </w:r>
-          </w:p>
-        </w:tc>
-        <w:tc>
-          <w:tcPr>
-            <w:tcW w:type="dxa" w:w="2160"/>
-          </w:tcPr>
-          <w:p>
-            <w:r/>
-            <w:r>
-              <w:rPr>
-                <w:sz w:val="18"/>
-              </w:rPr>
-              <w:t>25.78% [18.7, 35.75]</w:t>
-            </w:r>
-          </w:p>
-        </w:tc>
-        <w:tc>
-          <w:tcPr>
-            <w:tcW w:type="dxa" w:w="2160"/>
-          </w:tcPr>
-          <w:p>
-            <w:r/>
-            <w:r>
-              <w:rPr>
-                <w:sz w:val="18"/>
-              </w:rPr>
-              <w:t>33.6% [20.5, 46.8]</w:t>
-            </w:r>
-          </w:p>
-        </w:tc>
-        <w:tc>
-          <w:tcPr>
-            <w:tcW w:type="dxa" w:w="2160"/>
-          </w:tcPr>
-          <w:p>
-            <w:r/>
-            <w:r>
-              <w:rPr>
-                <w:sz w:val="18"/>
-              </w:rPr>
-              <w:t>PASS</w:t>
-            </w:r>
-          </w:p>
-        </w:tc>
-      </w:tr>
-      <w:tr>
-        <w:tc>
-          <w:tcPr>
-            <w:tcW w:type="dxa" w:w="2160"/>
-          </w:tcPr>
-          <w:p>
-            <w:r/>
-            <w:r>
-              <w:rPr>
-                <w:sz w:val="18"/>
-              </w:rPr>
-              <w:t>LRNC</w:t>
-            </w:r>
-          </w:p>
-        </w:tc>
-        <w:tc>
-          <w:tcPr>
-            <w:tcW w:type="dxa" w:w="2160"/>
-          </w:tcPr>
-          <w:p>
-            <w:r/>
-            <w:r>
-              <w:rPr>
-                <w:sz w:val="18"/>
-              </w:rPr>
-              <w:t>78.8% [48.09, 163.4]</w:t>
-            </w:r>
-          </w:p>
-        </w:tc>
-        <w:tc>
-          <w:tcPr>
-            <w:tcW w:type="dxa" w:w="2160"/>
-          </w:tcPr>
-          <w:p>
-            <w:r/>
-            <w:r>
-              <w:rPr>
-                <w:sz w:val="18"/>
-              </w:rPr>
-              <w:t>98.2% [41.9, 166.3]</w:t>
-            </w:r>
-          </w:p>
-        </w:tc>
-        <w:tc>
-          <w:tcPr>
-            <w:tcW w:type="dxa" w:w="2160"/>
-          </w:tcPr>
-          <w:p>
-            <w:r/>
-            <w:r>
-              <w:rPr>
-                <w:sz w:val="18"/>
-              </w:rPr>
-              <w:t>PASS</w:t>
-            </w:r>
-          </w:p>
-        </w:tc>
-      </w:tr>
-      <w:tr>
-        <w:tc>
-          <w:tcPr>
-            <w:tcW w:type="dxa" w:w="2160"/>
-          </w:tcPr>
-          <w:p>
-            <w:r/>
-            <w:r>
-              <w:rPr>
-                <w:sz w:val="18"/>
-              </w:rPr>
-              <w:t>NonCALC Matrix</w:t>
-            </w:r>
-          </w:p>
-        </w:tc>
-        <w:tc>
-          <w:tcPr>
-            <w:tcW w:type="dxa" w:w="2160"/>
-          </w:tcPr>
-          <w:p>
-            <w:r/>
-            <w:r>
-              <w:rPr>
-                <w:sz w:val="18"/>
-              </w:rPr>
-              <w:t>32.61% [24.87, 41.94]</w:t>
-            </w:r>
-          </w:p>
-        </w:tc>
-        <w:tc>
-          <w:tcPr>
-            <w:tcW w:type="dxa" w:w="2160"/>
-          </w:tcPr>
-          <w:p>
-            <w:r/>
-            <w:r>
-              <w:rPr>
-                <w:sz w:val="18"/>
-              </w:rPr>
-              <w:t>40.8% [27.4, 53.3]</w:t>
-            </w:r>
-          </w:p>
-        </w:tc>
-        <w:tc>
-          <w:tcPr>
-            <w:tcW w:type="dxa" w:w="2160"/>
-          </w:tcPr>
-          <w:p>
-            <w:r/>
-            <w:r>
-              <w:rPr>
-                <w:sz w:val="18"/>
-              </w:rPr>
-              <w:t>PASS</w:t>
-            </w:r>
-          </w:p>
-        </w:tc>
-      </w:tr>
-      <w:tr>
-        <w:tc>
-          <w:tcPr>
-            <w:tcW w:type="dxa" w:w="2160"/>
-          </w:tcPr>
-          <w:p>
-            <w:r/>
-            <w:r>
-              <w:rPr>
-                <w:sz w:val="18"/>
-              </w:rPr>
-              <w:t>Total Plaque</w:t>
-            </w:r>
-          </w:p>
-        </w:tc>
-        <w:tc>
-          <w:tcPr>
-            <w:tcW w:type="dxa" w:w="2160"/>
-          </w:tcPr>
-          <w:p>
-            <w:r/>
-            <w:r>
-              <w:rPr>
-                <w:sz w:val="18"/>
-              </w:rPr>
-              <w:t>27.08% [20.68, 34.74]</w:t>
-            </w:r>
-          </w:p>
-        </w:tc>
-        <w:tc>
-          <w:tcPr>
-            <w:tcW w:type="dxa" w:w="2160"/>
-          </w:tcPr>
-          <w:p>
-            <w:r/>
-            <w:r>
-              <w:rPr>
-                <w:sz w:val="18"/>
-              </w:rPr>
-              <w:t>37.9% [24.0, 50.6]</w:t>
-            </w:r>
-          </w:p>
-        </w:tc>
-        <w:tc>
-          <w:tcPr>
-            <w:tcW w:type="dxa" w:w="2160"/>
-          </w:tcPr>
-          <w:p>
-            <w:r/>
-            <w:r>
-              <w:rPr>
-                <w:sz w:val="18"/>
-              </w:rPr>
-              <w:t>PASS</w:t>
-            </w:r>
-          </w:p>
-        </w:tc>
-      </w:tr>
-    </w:tbl>
-    <w:p>
-      <w:pPr>
-        <w:pStyle w:val="Heading1"/>
-      </w:pPr>
-      <w:r>
-        <w:t>7. Scanner-attributable variance vs OQ (canonical; extent not yet removed)</w:t>
-      </w:r>
-    </w:p>
-    <w:p>
-      <w:r>
-        <w:rPr>
-          <w:b w:val="0"/>
-          <w:i w:val="0"/>
-        </w:rPr>
-        <w:t>v1:</w:t>
-      </w:r>
-    </w:p>
-    <w:tbl>
-      <w:tblPr>
-        <w:tblStyle w:val="LightGrid-Accent1"/>
-        <w:tblW w:type="auto" w:w="0"/>
-        <w:tblLook w:firstColumn="1" w:firstRow="1" w:lastColumn="0" w:lastRow="0" w:noHBand="0" w:noVBand="1" w:val="04A0"/>
-      </w:tblPr>
-      <w:tblGrid>
-        <w:gridCol w:w="1728"/>
-        <w:gridCol w:w="1728"/>
-        <w:gridCol w:w="1728"/>
-        <w:gridCol w:w="1728"/>
-        <w:gridCol w:w="1728"/>
-      </w:tblGrid>
-      <w:tr>
-        <w:tc>
-          <w:tcPr>
-            <w:tcW w:type="dxa" w:w="1728"/>
-          </w:tcPr>
-          <w:p>
-            <w:r/>
-            <w:r>
-              <w:rPr>
-                <w:b/>
-                <w:sz w:val="18"/>
-              </w:rPr>
-              <w:t>Endpoint</w:t>
-            </w:r>
-          </w:p>
-        </w:tc>
-        <w:tc>
-          <w:tcPr>
-            <w:tcW w:type="dxa" w:w="1728"/>
-          </w:tcPr>
-          <w:p>
-            <w:r/>
-            <w:r>
-              <w:rPr>
-                <w:b/>
-                <w:sz w:val="18"/>
-              </w:rPr>
-              <w:t>scanner-attrib wCV [95% CI]</w:t>
-            </w:r>
-          </w:p>
-        </w:tc>
-        <w:tc>
-          <w:tcPr>
-            <w:tcW w:type="dxa" w:w="1728"/>
-          </w:tcPr>
-          <w:p>
-            <w:r/>
-            <w:r>
-              <w:rPr>
-                <w:b/>
-                <w:sz w:val="18"/>
-              </w:rPr>
-              <w:t>OQ limit</w:t>
-            </w:r>
-          </w:p>
-        </w:tc>
-        <w:tc>
-          <w:tcPr>
-            <w:tcW w:type="dxa" w:w="1728"/>
-          </w:tcPr>
-          <w:p>
-            <w:r/>
-            <w:r>
-              <w:rPr>
-                <w:b/>
-                <w:sz w:val="18"/>
-              </w:rPr>
-              <w:t>(a) ≤ OQ</w:t>
-            </w:r>
-          </w:p>
-        </w:tc>
-        <w:tc>
-          <w:tcPr>
-            <w:tcW w:type="dxa" w:w="1728"/>
-          </w:tcPr>
-          <w:p>
-            <w:r/>
-            <w:r>
-              <w:rPr>
-                <w:b/>
-                <w:sz w:val="18"/>
-              </w:rPr>
-              <w:t>(b) CI incl 0</w:t>
-            </w:r>
-          </w:p>
-        </w:tc>
-      </w:tr>
-      <w:tr>
-        <w:tc>
-          <w:tcPr>
-            <w:tcW w:type="dxa" w:w="1728"/>
-          </w:tcPr>
-          <w:p>
-            <w:r/>
-            <w:r>
-              <w:rPr>
-                <w:sz w:val="18"/>
-              </w:rPr>
-              <w:t>Lumen</w:t>
-            </w:r>
-          </w:p>
-        </w:tc>
-        <w:tc>
-          <w:tcPr>
-            <w:tcW w:type="dxa" w:w="1728"/>
-          </w:tcPr>
-          <w:p>
-            <w:r/>
-            <w:r>
-              <w:rPr>
-                <w:sz w:val="18"/>
-              </w:rPr>
-              <w:t>9.0% [4.4, 11.6]</w:t>
-            </w:r>
-          </w:p>
-        </w:tc>
-        <w:tc>
-          <w:tcPr>
-            <w:tcW w:type="dxa" w:w="1728"/>
-          </w:tcPr>
-          <w:p>
-            <w:r/>
-            <w:r>
-              <w:rPr>
-                <w:sz w:val="18"/>
-              </w:rPr>
-              <w:t>7.5%</w:t>
-            </w:r>
-          </w:p>
-        </w:tc>
-        <w:tc>
-          <w:tcPr>
-            <w:tcW w:type="dxa" w:w="1728"/>
-          </w:tcPr>
-          <w:p>
-            <w:r/>
-            <w:r>
-              <w:rPr>
-                <w:sz w:val="18"/>
-              </w:rPr>
-              <w:t>FAIL</w:t>
-            </w:r>
-          </w:p>
-        </w:tc>
-        <w:tc>
-          <w:tcPr>
-            <w:tcW w:type="dxa" w:w="1728"/>
-          </w:tcPr>
-          <w:p>
-            <w:r/>
-            <w:r>
-              <w:rPr>
-                <w:sz w:val="18"/>
-              </w:rPr>
-              <w:t>FAIL</w:t>
-            </w:r>
-          </w:p>
-        </w:tc>
-      </w:tr>
-      <w:tr>
-        <w:tc>
-          <w:tcPr>
-            <w:tcW w:type="dxa" w:w="1728"/>
-          </w:tcPr>
-          <w:p>
-            <w:r/>
-            <w:r>
-              <w:rPr>
-                <w:sz w:val="18"/>
-              </w:rPr>
-              <w:t>Wall</w:t>
-            </w:r>
-          </w:p>
-        </w:tc>
-        <w:tc>
-          <w:tcPr>
-            <w:tcW w:type="dxa" w:w="1728"/>
-          </w:tcPr>
-          <w:p>
-            <w:r/>
-            <w:r>
-              <w:rPr>
-                <w:sz w:val="18"/>
-              </w:rPr>
-              <w:t>11.9% [5.1, 15.4]</w:t>
-            </w:r>
-          </w:p>
-        </w:tc>
-        <w:tc>
-          <w:tcPr>
-            <w:tcW w:type="dxa" w:w="1728"/>
-          </w:tcPr>
-          <w:p>
-            <w:r/>
-            <w:r>
-              <w:rPr>
-                <w:sz w:val="18"/>
-              </w:rPr>
-              <w:t>13.1%</w:t>
-            </w:r>
-          </w:p>
-        </w:tc>
-        <w:tc>
-          <w:tcPr>
-            <w:tcW w:type="dxa" w:w="1728"/>
-          </w:tcPr>
-          <w:p>
-            <w:r/>
-            <w:r>
-              <w:rPr>
-                <w:sz w:val="18"/>
-              </w:rPr>
-              <w:t>PASS</w:t>
-            </w:r>
-          </w:p>
-        </w:tc>
-        <w:tc>
-          <w:tcPr>
-            <w:tcW w:type="dxa" w:w="1728"/>
-          </w:tcPr>
-          <w:p>
-            <w:r/>
-            <w:r>
-              <w:rPr>
-                <w:sz w:val="18"/>
-              </w:rPr>
-              <w:t>FAIL</w:t>
-            </w:r>
-          </w:p>
-        </w:tc>
-      </w:tr>
-      <w:tr>
-        <w:tc>
-          <w:tcPr>
-            <w:tcW w:type="dxa" w:w="1728"/>
-          </w:tcPr>
-          <w:p>
-            <w:r/>
-            <w:r>
-              <w:rPr>
-                <w:sz w:val="18"/>
-              </w:rPr>
-              <w:t>Vessel</w:t>
-            </w:r>
-          </w:p>
-        </w:tc>
-        <w:tc>
-          <w:tcPr>
-            <w:tcW w:type="dxa" w:w="1728"/>
-          </w:tcPr>
-          <w:p>
-            <w:r/>
-            <w:r>
-              <w:rPr>
-                <w:sz w:val="18"/>
-              </w:rPr>
-              <w:t>9.9% [5.5, 12.7]</w:t>
-            </w:r>
-          </w:p>
-        </w:tc>
-        <w:tc>
-          <w:tcPr>
-            <w:tcW w:type="dxa" w:w="1728"/>
-          </w:tcPr>
-          <w:p>
-            <w:r/>
-            <w:r>
-              <w:rPr>
-                <w:sz w:val="18"/>
-              </w:rPr>
-              <w:t>8.7%</w:t>
-            </w:r>
-          </w:p>
-        </w:tc>
-        <w:tc>
-          <w:tcPr>
-            <w:tcW w:type="dxa" w:w="1728"/>
-          </w:tcPr>
-          <w:p>
-            <w:r/>
-            <w:r>
-              <w:rPr>
-                <w:sz w:val="18"/>
-              </w:rPr>
-              <w:t>FAIL</w:t>
-            </w:r>
-          </w:p>
-        </w:tc>
-        <w:tc>
-          <w:tcPr>
-            <w:tcW w:type="dxa" w:w="1728"/>
-          </w:tcPr>
-          <w:p>
-            <w:r/>
-            <w:r>
-              <w:rPr>
-                <w:sz w:val="18"/>
-              </w:rPr>
-              <w:t>FAIL</w:t>
-            </w:r>
-          </w:p>
-        </w:tc>
-      </w:tr>
-      <w:tr>
-        <w:tc>
-          <w:tcPr>
-            <w:tcW w:type="dxa" w:w="1728"/>
-          </w:tcPr>
-          <w:p>
-            <w:r/>
-            <w:r>
-              <w:rPr>
-                <w:sz w:val="18"/>
-              </w:rPr>
-              <w:t>CALC</w:t>
-            </w:r>
-          </w:p>
-        </w:tc>
-        <w:tc>
-          <w:tcPr>
-            <w:tcW w:type="dxa" w:w="1728"/>
-          </w:tcPr>
-          <w:p>
-            <w:r/>
-            <w:r>
-              <w:rPr>
-                <w:sz w:val="18"/>
-              </w:rPr>
-              <w:t>5.8% [1.0, 8.3]</w:t>
-            </w:r>
-          </w:p>
-        </w:tc>
-        <w:tc>
-          <w:tcPr>
-            <w:tcW w:type="dxa" w:w="1728"/>
-          </w:tcPr>
-          <w:p>
-            <w:r/>
-            <w:r>
-              <w:rPr>
-                <w:sz w:val="18"/>
-              </w:rPr>
-              <w:t>4.5%</w:t>
-            </w:r>
-          </w:p>
-        </w:tc>
-        <w:tc>
-          <w:tcPr>
-            <w:tcW w:type="dxa" w:w="1728"/>
-          </w:tcPr>
-          <w:p>
-            <w:r/>
-            <w:r>
-              <w:rPr>
-                <w:sz w:val="18"/>
-              </w:rPr>
-              <w:t>FAIL</w:t>
-            </w:r>
-          </w:p>
-        </w:tc>
-        <w:tc>
-          <w:tcPr>
-            <w:tcW w:type="dxa" w:w="1728"/>
-          </w:tcPr>
-          <w:p>
-            <w:r/>
-            <w:r>
-              <w:rPr>
-                <w:sz w:val="18"/>
-              </w:rPr>
-              <w:t>FAIL</w:t>
-            </w:r>
-          </w:p>
-        </w:tc>
-      </w:tr>
-      <w:tr>
-        <w:tc>
-          <w:tcPr>
-            <w:tcW w:type="dxa" w:w="1728"/>
-          </w:tcPr>
-          <w:p>
-            <w:r/>
-            <w:r>
-              <w:rPr>
-                <w:sz w:val="18"/>
-              </w:rPr>
-              <w:t>LRNC</w:t>
-            </w:r>
-          </w:p>
-        </w:tc>
-        <w:tc>
-          <w:tcPr>
-            <w:tcW w:type="dxa" w:w="1728"/>
-          </w:tcPr>
-          <w:p>
-            <w:r/>
-            <w:r>
-              <w:rPr>
-                <w:sz w:val="18"/>
-              </w:rPr>
-              <w:t>8.4% [0.0, 14.0]</w:t>
-            </w:r>
-          </w:p>
-        </w:tc>
-        <w:tc>
-          <w:tcPr>
-            <w:tcW w:type="dxa" w:w="1728"/>
-          </w:tcPr>
-          <w:p>
-            <w:r/>
-            <w:r>
-              <w:rPr>
-                <w:sz w:val="18"/>
-              </w:rPr>
-              <w:t>5.4%</w:t>
-            </w:r>
-          </w:p>
-        </w:tc>
-        <w:tc>
-          <w:tcPr>
-            <w:tcW w:type="dxa" w:w="1728"/>
-          </w:tcPr>
-          <w:p>
-            <w:r/>
-            <w:r>
-              <w:rPr>
-                <w:sz w:val="18"/>
-              </w:rPr>
-              <w:t>FAIL</w:t>
-            </w:r>
-          </w:p>
-        </w:tc>
-        <w:tc>
-          <w:tcPr>
-            <w:tcW w:type="dxa" w:w="1728"/>
-          </w:tcPr>
-          <w:p>
-            <w:r/>
-            <w:r>
-              <w:rPr>
-                <w:sz w:val="18"/>
-              </w:rPr>
-              <w:t>PASS</w:t>
-            </w:r>
-          </w:p>
-        </w:tc>
-      </w:tr>
-      <w:tr>
-        <w:tc>
-          <w:tcPr>
-            <w:tcW w:type="dxa" w:w="1728"/>
-          </w:tcPr>
-          <w:p>
-            <w:r/>
-            <w:r>
-              <w:rPr>
-                <w:sz w:val="18"/>
-              </w:rPr>
-              <w:t>NonCALC Matrix</w:t>
-            </w:r>
-          </w:p>
-        </w:tc>
-        <w:tc>
-          <w:tcPr>
-            <w:tcW w:type="dxa" w:w="1728"/>
-          </w:tcPr>
-          <w:p>
-            <w:r/>
-            <w:r>
-              <w:rPr>
-                <w:sz w:val="18"/>
-              </w:rPr>
-              <w:t>10.9% [2.1, 14.3]</w:t>
-            </w:r>
-          </w:p>
-        </w:tc>
-        <w:tc>
-          <w:tcPr>
-            <w:tcW w:type="dxa" w:w="1728"/>
-          </w:tcPr>
-          <w:p>
-            <w:r/>
-            <w:r>
-              <w:rPr>
-                <w:sz w:val="18"/>
-              </w:rPr>
-              <w:t>13.6%</w:t>
-            </w:r>
-          </w:p>
-        </w:tc>
-        <w:tc>
-          <w:tcPr>
-            <w:tcW w:type="dxa" w:w="1728"/>
-          </w:tcPr>
-          <w:p>
-            <w:r/>
-            <w:r>
-              <w:rPr>
-                <w:sz w:val="18"/>
-              </w:rPr>
-              <w:t>PASS</w:t>
-            </w:r>
-          </w:p>
-        </w:tc>
-        <w:tc>
-          <w:tcPr>
-            <w:tcW w:type="dxa" w:w="1728"/>
-          </w:tcPr>
-          <w:p>
-            <w:r/>
-            <w:r>
-              <w:rPr>
-                <w:sz w:val="18"/>
-              </w:rPr>
-              <w:t>FAIL</w:t>
-            </w:r>
-          </w:p>
-        </w:tc>
-      </w:tr>
-      <w:tr>
-        <w:tc>
-          <w:tcPr>
-            <w:tcW w:type="dxa" w:w="1728"/>
-          </w:tcPr>
-          <w:p>
-            <w:r/>
-            <w:r>
-              <w:rPr>
-                <w:sz w:val="18"/>
-              </w:rPr>
-              <w:t>Total Plaque</w:t>
-            </w:r>
-          </w:p>
-        </w:tc>
-        <w:tc>
-          <w:tcPr>
-            <w:tcW w:type="dxa" w:w="1728"/>
-          </w:tcPr>
-          <w:p>
-            <w:r/>
-            <w:r>
-              <w:rPr>
-                <w:sz w:val="18"/>
-              </w:rPr>
-              <w:t>12.3% [5.9, 15.6]</w:t>
-            </w:r>
-          </w:p>
-        </w:tc>
-        <w:tc>
-          <w:tcPr>
-            <w:tcW w:type="dxa" w:w="1728"/>
-          </w:tcPr>
-          <w:p>
-            <w:r/>
-            <w:r>
-              <w:rPr>
-                <w:sz w:val="18"/>
-              </w:rPr>
-              <w:t>13.2%</w:t>
-            </w:r>
-          </w:p>
-        </w:tc>
-        <w:tc>
-          <w:tcPr>
-            <w:tcW w:type="dxa" w:w="1728"/>
-          </w:tcPr>
-          <w:p>
-            <w:r/>
-            <w:r>
-              <w:rPr>
-                <w:sz w:val="18"/>
-              </w:rPr>
-              <w:t>PASS</w:t>
-            </w:r>
-          </w:p>
-        </w:tc>
-        <w:tc>
-          <w:tcPr>
-            <w:tcW w:type="dxa" w:w="1728"/>
-          </w:tcPr>
-          <w:p>
-            <w:r/>
-            <w:r>
-              <w:rPr>
-                <w:sz w:val="18"/>
-              </w:rPr>
-              <w:t>FAIL</w:t>
-            </w:r>
-          </w:p>
-        </w:tc>
-      </w:tr>
-    </w:tbl>
-    <w:p>
-      <w:r>
-        <w:rPr>
-          <w:b w:val="0"/>
-          <w:i w:val="0"/>
-        </w:rPr>
-        <w:t>v2:</w:t>
-      </w:r>
-    </w:p>
-    <w:tbl>
-      <w:tblPr>
-        <w:tblStyle w:val="LightGrid-Accent1"/>
-        <w:tblW w:type="auto" w:w="0"/>
-        <w:tblLook w:firstColumn="1" w:firstRow="1" w:lastColumn="0" w:lastRow="0" w:noHBand="0" w:noVBand="1" w:val="04A0"/>
-      </w:tblPr>
-      <w:tblGrid>
-        <w:gridCol w:w="1728"/>
-        <w:gridCol w:w="1728"/>
-        <w:gridCol w:w="1728"/>
-        <w:gridCol w:w="1728"/>
-        <w:gridCol w:w="1728"/>
-      </w:tblGrid>
-      <w:tr>
-        <w:tc>
-          <w:tcPr>
-            <w:tcW w:type="dxa" w:w="1728"/>
-          </w:tcPr>
-          <w:p>
-            <w:r/>
-            <w:r>
-              <w:rPr>
-                <w:b/>
-                <w:sz w:val="18"/>
-              </w:rPr>
-              <w:t>Endpoint</w:t>
-            </w:r>
-          </w:p>
-        </w:tc>
-        <w:tc>
-          <w:tcPr>
-            <w:tcW w:type="dxa" w:w="1728"/>
-          </w:tcPr>
-          <w:p>
-            <w:r/>
-            <w:r>
-              <w:rPr>
-                <w:b/>
-                <w:sz w:val="18"/>
-              </w:rPr>
-              <w:t>scanner-attrib wCV [95% CI]</w:t>
-            </w:r>
-          </w:p>
-        </w:tc>
-        <w:tc>
-          <w:tcPr>
-            <w:tcW w:type="dxa" w:w="1728"/>
-          </w:tcPr>
-          <w:p>
-            <w:r/>
-            <w:r>
-              <w:rPr>
-                <w:b/>
-                <w:sz w:val="18"/>
-              </w:rPr>
-              <w:t>OQ limit</w:t>
-            </w:r>
-          </w:p>
-        </w:tc>
-        <w:tc>
-          <w:tcPr>
-            <w:tcW w:type="dxa" w:w="1728"/>
-          </w:tcPr>
-          <w:p>
-            <w:r/>
-            <w:r>
-              <w:rPr>
-                <w:b/>
-                <w:sz w:val="18"/>
-              </w:rPr>
-              <w:t>(a) ≤ OQ</w:t>
-            </w:r>
-          </w:p>
-        </w:tc>
-        <w:tc>
-          <w:tcPr>
-            <w:tcW w:type="dxa" w:w="1728"/>
-          </w:tcPr>
-          <w:p>
-            <w:r/>
-            <w:r>
-              <w:rPr>
-                <w:b/>
-                <w:sz w:val="18"/>
-              </w:rPr>
-              <w:t>(b) CI incl 0</w:t>
-            </w:r>
-          </w:p>
-        </w:tc>
-      </w:tr>
-      <w:tr>
-        <w:tc>
-          <w:tcPr>
-            <w:tcW w:type="dxa" w:w="1728"/>
-          </w:tcPr>
-          <w:p>
-            <w:r/>
-            <w:r>
-              <w:rPr>
-                <w:sz w:val="18"/>
-              </w:rPr>
-              <w:t>Lumen</w:t>
-            </w:r>
-          </w:p>
-        </w:tc>
-        <w:tc>
-          <w:tcPr>
-            <w:tcW w:type="dxa" w:w="1728"/>
-          </w:tcPr>
-          <w:p>
-            <w:r/>
-            <w:r>
-              <w:rPr>
-                <w:sz w:val="18"/>
-              </w:rPr>
-              <w:t>8.3% [3.5, 10.9]</w:t>
-            </w:r>
-          </w:p>
-        </w:tc>
-        <w:tc>
-          <w:tcPr>
-            <w:tcW w:type="dxa" w:w="1728"/>
-          </w:tcPr>
-          <w:p>
-            <w:r/>
-            <w:r>
-              <w:rPr>
-                <w:sz w:val="18"/>
-              </w:rPr>
-              <w:t>7.5%</w:t>
-            </w:r>
-          </w:p>
-        </w:tc>
-        <w:tc>
-          <w:tcPr>
-            <w:tcW w:type="dxa" w:w="1728"/>
-          </w:tcPr>
-          <w:p>
-            <w:r/>
-            <w:r>
-              <w:rPr>
-                <w:sz w:val="18"/>
-              </w:rPr>
-              <w:t>FAIL</w:t>
-            </w:r>
-          </w:p>
-        </w:tc>
-        <w:tc>
-          <w:tcPr>
-            <w:tcW w:type="dxa" w:w="1728"/>
-          </w:tcPr>
-          <w:p>
-            <w:r/>
-            <w:r>
-              <w:rPr>
-                <w:sz w:val="18"/>
-              </w:rPr>
-              <w:t>FAIL</w:t>
-            </w:r>
-          </w:p>
-        </w:tc>
-      </w:tr>
-      <w:tr>
-        <w:tc>
-          <w:tcPr>
-            <w:tcW w:type="dxa" w:w="1728"/>
-          </w:tcPr>
-          <w:p>
-            <w:r/>
-            <w:r>
-              <w:rPr>
-                <w:sz w:val="18"/>
-              </w:rPr>
-              <w:t>Wall</w:t>
-            </w:r>
-          </w:p>
-        </w:tc>
-        <w:tc>
-          <w:tcPr>
-            <w:tcW w:type="dxa" w:w="1728"/>
-          </w:tcPr>
-          <w:p>
-            <w:r/>
-            <w:r>
-              <w:rPr>
-                <w:sz w:val="18"/>
-              </w:rPr>
-              <w:t>12.1% [4.8, 16.0]</w:t>
-            </w:r>
-          </w:p>
-        </w:tc>
-        <w:tc>
-          <w:tcPr>
-            <w:tcW w:type="dxa" w:w="1728"/>
-          </w:tcPr>
-          <w:p>
-            <w:r/>
-            <w:r>
-              <w:rPr>
-                <w:sz w:val="18"/>
-              </w:rPr>
-              <w:t>13.1%</w:t>
-            </w:r>
-          </w:p>
-        </w:tc>
-        <w:tc>
-          <w:tcPr>
-            <w:tcW w:type="dxa" w:w="1728"/>
-          </w:tcPr>
-          <w:p>
-            <w:r/>
-            <w:r>
-              <w:rPr>
-                <w:sz w:val="18"/>
-              </w:rPr>
-              <w:t>PASS</w:t>
-            </w:r>
-          </w:p>
-        </w:tc>
-        <w:tc>
-          <w:tcPr>
-            <w:tcW w:type="dxa" w:w="1728"/>
-          </w:tcPr>
-          <w:p>
-            <w:r/>
-            <w:r>
-              <w:rPr>
-                <w:sz w:val="18"/>
-              </w:rPr>
-              <w:t>FAIL</w:t>
-            </w:r>
-          </w:p>
-        </w:tc>
-      </w:tr>
-      <w:tr>
-        <w:tc>
-          <w:tcPr>
-            <w:tcW w:type="dxa" w:w="1728"/>
-          </w:tcPr>
-          <w:p>
-            <w:r/>
-            <w:r>
-              <w:rPr>
-                <w:sz w:val="18"/>
-              </w:rPr>
-              <w:t>Vessel</w:t>
-            </w:r>
-          </w:p>
-        </w:tc>
-        <w:tc>
-          <w:tcPr>
-            <w:tcW w:type="dxa" w:w="1728"/>
-          </w:tcPr>
-          <w:p>
-            <w:r/>
-            <w:r>
-              <w:rPr>
-                <w:sz w:val="18"/>
-              </w:rPr>
-              <w:t>9.1% [4.8, 11.5]</w:t>
-            </w:r>
-          </w:p>
-        </w:tc>
-        <w:tc>
-          <w:tcPr>
-            <w:tcW w:type="dxa" w:w="1728"/>
-          </w:tcPr>
-          <w:p>
-            <w:r/>
-            <w:r>
-              <w:rPr>
-                <w:sz w:val="18"/>
-              </w:rPr>
-              <w:t>8.7%</w:t>
-            </w:r>
-          </w:p>
-        </w:tc>
-        <w:tc>
-          <w:tcPr>
-            <w:tcW w:type="dxa" w:w="1728"/>
-          </w:tcPr>
-          <w:p>
-            <w:r/>
-            <w:r>
-              <w:rPr>
-                <w:sz w:val="18"/>
-              </w:rPr>
-              <w:t>FAIL</w:t>
-            </w:r>
-          </w:p>
-        </w:tc>
-        <w:tc>
-          <w:tcPr>
-            <w:tcW w:type="dxa" w:w="1728"/>
-          </w:tcPr>
-          <w:p>
-            <w:r/>
-            <w:r>
-              <w:rPr>
-                <w:sz w:val="18"/>
-              </w:rPr>
-              <w:t>FAIL</w:t>
-            </w:r>
-          </w:p>
-        </w:tc>
-      </w:tr>
-      <w:tr>
-        <w:tc>
-          <w:tcPr>
-            <w:tcW w:type="dxa" w:w="1728"/>
-          </w:tcPr>
-          <w:p>
-            <w:r/>
-            <w:r>
-              <w:rPr>
-                <w:sz w:val="18"/>
-              </w:rPr>
-              <w:t>CALC</w:t>
-            </w:r>
-          </w:p>
-        </w:tc>
-        <w:tc>
-          <w:tcPr>
-            <w:tcW w:type="dxa" w:w="1728"/>
-          </w:tcPr>
-          <w:p>
-            <w:r/>
-            <w:r>
-              <w:rPr>
-                <w:sz w:val="18"/>
-              </w:rPr>
-              <w:t>7.8% [3.5, 10.7]</w:t>
-            </w:r>
-          </w:p>
-        </w:tc>
-        <w:tc>
-          <w:tcPr>
-            <w:tcW w:type="dxa" w:w="1728"/>
-          </w:tcPr>
-          <w:p>
-            <w:r/>
-            <w:r>
-              <w:rPr>
-                <w:sz w:val="18"/>
-              </w:rPr>
-              <w:t>4.5%</w:t>
-            </w:r>
-          </w:p>
-        </w:tc>
-        <w:tc>
-          <w:tcPr>
-            <w:tcW w:type="dxa" w:w="1728"/>
-          </w:tcPr>
-          <w:p>
-            <w:r/>
-            <w:r>
-              <w:rPr>
-                <w:sz w:val="18"/>
-              </w:rPr>
-              <w:t>FAIL</w:t>
-            </w:r>
-          </w:p>
-        </w:tc>
-        <w:tc>
-          <w:tcPr>
-            <w:tcW w:type="dxa" w:w="1728"/>
-          </w:tcPr>
-          <w:p>
-            <w:r/>
-            <w:r>
-              <w:rPr>
-                <w:sz w:val="18"/>
-              </w:rPr>
-              <w:t>FAIL</w:t>
-            </w:r>
-          </w:p>
-        </w:tc>
-      </w:tr>
-      <w:tr>
-        <w:tc>
-          <w:tcPr>
-            <w:tcW w:type="dxa" w:w="1728"/>
-          </w:tcPr>
-          <w:p>
-            <w:r/>
-            <w:r>
-              <w:rPr>
-                <w:sz w:val="18"/>
-              </w:rPr>
-              <w:t>LRNC</w:t>
-            </w:r>
-          </w:p>
-        </w:tc>
-        <w:tc>
-          <w:tcPr>
-            <w:tcW w:type="dxa" w:w="1728"/>
-          </w:tcPr>
-          <w:p>
-            <w:r/>
-            <w:r>
-              <w:rPr>
-                <w:sz w:val="18"/>
-              </w:rPr>
-              <w:t>4.7% [0.0, 8.7]</w:t>
-            </w:r>
-          </w:p>
-        </w:tc>
-        <w:tc>
-          <w:tcPr>
-            <w:tcW w:type="dxa" w:w="1728"/>
-          </w:tcPr>
-          <w:p>
-            <w:r/>
-            <w:r>
-              <w:rPr>
-                <w:sz w:val="18"/>
-              </w:rPr>
-              <w:t>5.4%</w:t>
-            </w:r>
-          </w:p>
-        </w:tc>
-        <w:tc>
-          <w:tcPr>
-            <w:tcW w:type="dxa" w:w="1728"/>
-          </w:tcPr>
-          <w:p>
-            <w:r/>
-            <w:r>
-              <w:rPr>
-                <w:sz w:val="18"/>
-              </w:rPr>
-              <w:t>PASS</w:t>
-            </w:r>
-          </w:p>
-        </w:tc>
-        <w:tc>
-          <w:tcPr>
-            <w:tcW w:type="dxa" w:w="1728"/>
-          </w:tcPr>
-          <w:p>
-            <w:r/>
-            <w:r>
-              <w:rPr>
-                <w:sz w:val="18"/>
-              </w:rPr>
-              <w:t>PASS</w:t>
-            </w:r>
-          </w:p>
-        </w:tc>
-      </w:tr>
-      <w:tr>
-        <w:tc>
-          <w:tcPr>
-            <w:tcW w:type="dxa" w:w="1728"/>
-          </w:tcPr>
-          <w:p>
-            <w:r/>
-            <w:r>
-              <w:rPr>
-                <w:sz w:val="18"/>
-              </w:rPr>
-              <w:t>NonCALC Matrix</w:t>
-            </w:r>
-          </w:p>
-        </w:tc>
-        <w:tc>
-          <w:tcPr>
-            <w:tcW w:type="dxa" w:w="1728"/>
-          </w:tcPr>
-          <w:p>
-            <w:r/>
-            <w:r>
-              <w:rPr>
-                <w:sz w:val="18"/>
-              </w:rPr>
-              <w:t>10.6% [0.0, 14.9]</w:t>
-            </w:r>
-          </w:p>
-        </w:tc>
-        <w:tc>
-          <w:tcPr>
-            <w:tcW w:type="dxa" w:w="1728"/>
-          </w:tcPr>
-          <w:p>
-            <w:r/>
-            <w:r>
-              <w:rPr>
-                <w:sz w:val="18"/>
-              </w:rPr>
-              <w:t>13.6%</w:t>
-            </w:r>
-          </w:p>
-        </w:tc>
-        <w:tc>
-          <w:tcPr>
-            <w:tcW w:type="dxa" w:w="1728"/>
-          </w:tcPr>
-          <w:p>
-            <w:r/>
-            <w:r>
-              <w:rPr>
-                <w:sz w:val="18"/>
-              </w:rPr>
-              <w:t>PASS</w:t>
-            </w:r>
-          </w:p>
-        </w:tc>
-        <w:tc>
-          <w:tcPr>
-            <w:tcW w:type="dxa" w:w="1728"/>
-          </w:tcPr>
-          <w:p>
-            <w:r/>
-            <w:r>
-              <w:rPr>
-                <w:sz w:val="18"/>
-              </w:rPr>
-              <w:t>PASS</w:t>
-            </w:r>
-          </w:p>
-        </w:tc>
-      </w:tr>
-      <w:tr>
-        <w:tc>
-          <w:tcPr>
-            <w:tcW w:type="dxa" w:w="1728"/>
-          </w:tcPr>
-          <w:p>
-            <w:r/>
-            <w:r>
-              <w:rPr>
-                <w:sz w:val="18"/>
-              </w:rPr>
-              <w:t>Total Plaque</w:t>
-            </w:r>
-          </w:p>
-        </w:tc>
-        <w:tc>
-          <w:tcPr>
-            <w:tcW w:type="dxa" w:w="1728"/>
-          </w:tcPr>
-          <w:p>
-            <w:r/>
-            <w:r>
-              <w:rPr>
-                <w:sz w:val="18"/>
-              </w:rPr>
-              <w:t>12.8% [4.8, 17.7]</w:t>
-            </w:r>
-          </w:p>
-        </w:tc>
-        <w:tc>
-          <w:tcPr>
-            <w:tcW w:type="dxa" w:w="1728"/>
-          </w:tcPr>
-          <w:p>
-            <w:r/>
-            <w:r>
-              <w:rPr>
-                <w:sz w:val="18"/>
-              </w:rPr>
-              <w:t>13.2%</w:t>
-            </w:r>
-          </w:p>
-        </w:tc>
-        <w:tc>
-          <w:tcPr>
-            <w:tcW w:type="dxa" w:w="1728"/>
-          </w:tcPr>
-          <w:p>
-            <w:r/>
-            <w:r>
-              <w:rPr>
-                <w:sz w:val="18"/>
-              </w:rPr>
-              <w:t>PASS</w:t>
-            </w:r>
-          </w:p>
-        </w:tc>
-        <w:tc>
-          <w:tcPr>
-            <w:tcW w:type="dxa" w:w="1728"/>
-          </w:tcPr>
-          <w:p>
-            <w:r/>
-            <w:r>
-              <w:rPr>
-                <w:sz w:val="18"/>
-              </w:rPr>
-              <w:t>FAIL</w:t>
-            </w:r>
-          </w:p>
-        </w:tc>
-      </w:tr>
-    </w:tbl>
     <w:p>
       <w:pPr>
         <w:pStyle w:val="Heading1"/>
@@ -6146,7 +7333,7 @@
         <w:pStyle w:val="ListBullet"/>
       </w:pPr>
       <w:r>
-        <w:t>Scanner-attributable variance (Var(d)/2 − σ²_OQ) is ≤ the OQ limit / CI-includes-0 for most endpoints even before extent control; on the extent-controlled sub-segment region (preview) it is ≤ OQ / CI-includes-0 for nearly all endpoints.</w:t>
+        <w:t>Scanner-attributable variance (Var(d)/2 − σ²_OQ) is ≤ the OQ limit / CI-includes-0 for most endpoints on the canonical region, and on the extent-controlled sub-segment region (regenerated on v2, N=24) it is ≤ OQ / CI-includes-0 for nearly all endpoints — i.e. after removing reader+repeat (OQ) and traced extent (sub-segment), the residual scanner-attributable variability is within the OQ envelope.</w:t>
       </w:r>
     </w:p>
     <w:p>
@@ -6162,7 +7349,7 @@
         <w:pStyle w:val="ListBullet"/>
       </w:pPr>
       <w:r>
-        <w:t>N = 25, preliminary (target ≥ 30); passes are CI-overlap-driven with wide CIs.</w:t>
+        <w:t>N = 25 canonical / 24 sub-segment, preliminary (target ≥ 30); passes are CI-overlap-driven with wide CIs.</w:t>
       </w:r>
     </w:p>
     <w:p>
@@ -6170,7 +7357,7 @@
         <w:pStyle w:val="ListBullet"/>
       </w:pPr>
       <w:r>
-        <w:t>Canonical region retains a traced-extent differential (PCCT traces ~+26% longer within shared vessels; Gate 2 REVIEW). Sub-segment (distance-from-ostium) intersection removes it and is tracked as potential future granular work (compute env provisioned; see scripts/subsegment/RESUME.md).</w:t>
+        <w:t>Canonical region retains a traced-extent differential (PCCT traces ~+26% longer within shared vessels; Gate 2 REVIEW). The sub-segment (distance-from-ostium) intersection removes it; regenerated on v2 (2026-07-07) data, N=24 (PT-124 no vessel overlap, PT-136 duplicate LeftCoronary in workitem.json — both excluded). Pipeline: scripts/subsegment/.</w:t>
       </w:r>
     </w:p>
     <w:p>

--- a/PCCT_Statistical_Methods_and_Results.docx
+++ b/PCCT_Statistical_Methods_and_Results.docx
@@ -7195,7 +7195,7 @@
               <w:rPr>
                 <w:sz w:val="18"/>
               </w:rPr>
-              <w:t>12.6 P/P</w:t>
+              <w:t>12.6 P/F</w:t>
             </w:r>
           </w:p>
         </w:tc>
@@ -7301,7 +7301,484 @@
         <w:pStyle w:val="Heading1"/>
       </w:pPr>
       <w:r>
-        <w:t>8. Interpretation</w:t>
+        <w:t>8. Gate 4 — systematic bias (log-scale Bland-Altman) vs OQ Table 6</w:t>
+      </w:r>
+    </w:p>
+    <w:p>
+      <w:r>
+        <w:rPr>
+          <w:b w:val="0"/>
+          <w:i w:val="0"/>
+        </w:rPr>
+        <w:t>Systematic PCCT−EID bias Δ on the log(x+1), length-normalized scale (the Gate-4 quantity, separated from dispersion). Acceptance: PCCT bias 95% CI overlaps the 730-CVV-040 Table 6 inter-observer bias 95% CI (which essentially includes 0). Plaque endpoints only (Table 6 provides plaque BA references; process-output bias has no OQ BA reference). P=overlap/pass, F=no overlap/fail.</w:t>
+      </w:r>
+    </w:p>
+    <w:tbl>
+      <w:tblPr>
+        <w:tblStyle w:val="LightGrid-Accent1"/>
+        <w:tblW w:type="auto" w:w="0"/>
+        <w:tblLook w:firstColumn="1" w:firstRow="1" w:lastColumn="0" w:lastRow="0" w:noHBand="0" w:noVBand="1" w:val="04A0"/>
+      </w:tblPr>
+      <w:tblGrid>
+        <w:gridCol w:w="1440"/>
+        <w:gridCol w:w="1440"/>
+        <w:gridCol w:w="1440"/>
+        <w:gridCol w:w="1440"/>
+        <w:gridCol w:w="1440"/>
+        <w:gridCol w:w="1440"/>
+      </w:tblGrid>
+      <w:tr>
+        <w:tc>
+          <w:tcPr>
+            <w:tcW w:type="dxa" w:w="1440"/>
+          </w:tcPr>
+          <w:p>
+            <w:r/>
+            <w:r>
+              <w:rPr>
+                <w:b/>
+                <w:sz w:val="18"/>
+              </w:rPr>
+              <w:t>Endpoint</w:t>
+            </w:r>
+          </w:p>
+        </w:tc>
+        <w:tc>
+          <w:tcPr>
+            <w:tcW w:type="dxa" w:w="1440"/>
+          </w:tcPr>
+          <w:p>
+            <w:r/>
+            <w:r>
+              <w:rPr>
+                <w:b/>
+                <w:sz w:val="18"/>
+              </w:rPr>
+              <w:t>OQ bias [95% CI]</w:t>
+            </w:r>
+          </w:p>
+        </w:tc>
+        <w:tc>
+          <w:tcPr>
+            <w:tcW w:type="dxa" w:w="1440"/>
+          </w:tcPr>
+          <w:p>
+            <w:r/>
+            <w:r>
+              <w:rPr>
+                <w:b/>
+                <w:sz w:val="18"/>
+              </w:rPr>
+              <w:t>v1 canonical</w:t>
+            </w:r>
+          </w:p>
+        </w:tc>
+        <w:tc>
+          <w:tcPr>
+            <w:tcW w:type="dxa" w:w="1440"/>
+          </w:tcPr>
+          <w:p>
+            <w:r/>
+            <w:r>
+              <w:rPr>
+                <w:b/>
+                <w:sz w:val="18"/>
+              </w:rPr>
+              <w:t>v1 sub-seg</w:t>
+            </w:r>
+          </w:p>
+        </w:tc>
+        <w:tc>
+          <w:tcPr>
+            <w:tcW w:type="dxa" w:w="1440"/>
+          </w:tcPr>
+          <w:p>
+            <w:r/>
+            <w:r>
+              <w:rPr>
+                <w:b/>
+                <w:sz w:val="18"/>
+              </w:rPr>
+              <w:t>v2 canonical</w:t>
+            </w:r>
+          </w:p>
+        </w:tc>
+        <w:tc>
+          <w:tcPr>
+            <w:tcW w:type="dxa" w:w="1440"/>
+          </w:tcPr>
+          <w:p>
+            <w:r/>
+            <w:r>
+              <w:rPr>
+                <w:b/>
+                <w:sz w:val="18"/>
+              </w:rPr>
+              <w:t>v2 sub-seg</w:t>
+            </w:r>
+          </w:p>
+        </w:tc>
+      </w:tr>
+      <w:tr>
+        <w:tc>
+          <w:tcPr>
+            <w:tcW w:type="dxa" w:w="1440"/>
+          </w:tcPr>
+          <w:p>
+            <w:r/>
+            <w:r>
+              <w:rPr>
+                <w:sz w:val="18"/>
+              </w:rPr>
+              <w:t>CALC</w:t>
+            </w:r>
+          </w:p>
+        </w:tc>
+        <w:tc>
+          <w:tcPr>
+            <w:tcW w:type="dxa" w:w="1440"/>
+          </w:tcPr>
+          <w:p>
+            <w:r/>
+            <w:r>
+              <w:rPr>
+                <w:sz w:val="18"/>
+              </w:rPr>
+              <w:t>[-0.01, 0.05]</w:t>
+            </w:r>
+          </w:p>
+        </w:tc>
+        <w:tc>
+          <w:tcPr>
+            <w:tcW w:type="dxa" w:w="1440"/>
+          </w:tcPr>
+          <w:p>
+            <w:r/>
+            <w:r>
+              <w:rPr>
+                <w:sz w:val="18"/>
+              </w:rPr>
+              <w:t>+0.005 [-0.037,+0.045] P</w:t>
+            </w:r>
+          </w:p>
+        </w:tc>
+        <w:tc>
+          <w:tcPr>
+            <w:tcW w:type="dxa" w:w="1440"/>
+          </w:tcPr>
+          <w:p>
+            <w:r/>
+            <w:r>
+              <w:rPr>
+                <w:sz w:val="18"/>
+              </w:rPr>
+              <w:t>+0.079 [+0.051,+0.108] F</w:t>
+            </w:r>
+          </w:p>
+        </w:tc>
+        <w:tc>
+          <w:tcPr>
+            <w:tcW w:type="dxa" w:w="1440"/>
+          </w:tcPr>
+          <w:p>
+            <w:r/>
+            <w:r>
+              <w:rPr>
+                <w:sz w:val="18"/>
+              </w:rPr>
+              <w:t>-0.060 [-0.109,-0.013] F</w:t>
+            </w:r>
+          </w:p>
+        </w:tc>
+        <w:tc>
+          <w:tcPr>
+            <w:tcW w:type="dxa" w:w="1440"/>
+          </w:tcPr>
+          <w:p>
+            <w:r/>
+            <w:r>
+              <w:rPr>
+                <w:sz w:val="18"/>
+              </w:rPr>
+              <w:t>+0.003 [-0.033,+0.038] P</w:t>
+            </w:r>
+          </w:p>
+        </w:tc>
+      </w:tr>
+      <w:tr>
+        <w:tc>
+          <w:tcPr>
+            <w:tcW w:type="dxa" w:w="1440"/>
+          </w:tcPr>
+          <w:p>
+            <w:r/>
+            <w:r>
+              <w:rPr>
+                <w:sz w:val="18"/>
+              </w:rPr>
+              <w:t>LRNC</w:t>
+            </w:r>
+          </w:p>
+        </w:tc>
+        <w:tc>
+          <w:tcPr>
+            <w:tcW w:type="dxa" w:w="1440"/>
+          </w:tcPr>
+          <w:p>
+            <w:r/>
+            <w:r>
+              <w:rPr>
+                <w:sz w:val="18"/>
+              </w:rPr>
+              <w:t>[-0.06, -0.01]</w:t>
+            </w:r>
+          </w:p>
+        </w:tc>
+        <w:tc>
+          <w:tcPr>
+            <w:tcW w:type="dxa" w:w="1440"/>
+          </w:tcPr>
+          <w:p>
+            <w:r/>
+            <w:r>
+              <w:rPr>
+                <w:sz w:val="18"/>
+              </w:rPr>
+              <w:t>+0.026 [-0.021,+0.089] P</w:t>
+            </w:r>
+          </w:p>
+        </w:tc>
+        <w:tc>
+          <w:tcPr>
+            <w:tcW w:type="dxa" w:w="1440"/>
+          </w:tcPr>
+          <w:p>
+            <w:r/>
+            <w:r>
+              <w:rPr>
+                <w:sz w:val="18"/>
+              </w:rPr>
+              <w:t>+0.043 [-0.001,+0.100] F</w:t>
+            </w:r>
+          </w:p>
+        </w:tc>
+        <w:tc>
+          <w:tcPr>
+            <w:tcW w:type="dxa" w:w="1440"/>
+          </w:tcPr>
+          <w:p>
+            <w:r/>
+            <w:r>
+              <w:rPr>
+                <w:sz w:val="18"/>
+              </w:rPr>
+              <w:t>-0.008 [-0.043,+0.034] P</w:t>
+            </w:r>
+          </w:p>
+        </w:tc>
+        <w:tc>
+          <w:tcPr>
+            <w:tcW w:type="dxa" w:w="1440"/>
+          </w:tcPr>
+          <w:p>
+            <w:r/>
+            <w:r>
+              <w:rPr>
+                <w:sz w:val="18"/>
+              </w:rPr>
+              <w:t>+0.009 [-0.023,+0.048] P</w:t>
+            </w:r>
+          </w:p>
+        </w:tc>
+      </w:tr>
+      <w:tr>
+        <w:tc>
+          <w:tcPr>
+            <w:tcW w:type="dxa" w:w="1440"/>
+          </w:tcPr>
+          <w:p>
+            <w:r/>
+            <w:r>
+              <w:rPr>
+                <w:sz w:val="18"/>
+              </w:rPr>
+              <w:t>NonCALC Matrix</w:t>
+            </w:r>
+          </w:p>
+        </w:tc>
+        <w:tc>
+          <w:tcPr>
+            <w:tcW w:type="dxa" w:w="1440"/>
+          </w:tcPr>
+          <w:p>
+            <w:r/>
+            <w:r>
+              <w:rPr>
+                <w:sz w:val="18"/>
+              </w:rPr>
+              <w:t>[-0.19, 0.05]</w:t>
+            </w:r>
+          </w:p>
+        </w:tc>
+        <w:tc>
+          <w:tcPr>
+            <w:tcW w:type="dxa" w:w="1440"/>
+          </w:tcPr>
+          <w:p>
+            <w:r/>
+            <w:r>
+              <w:rPr>
+                <w:sz w:val="18"/>
+              </w:rPr>
+              <w:t>-0.188 [-0.284,-0.096] P</w:t>
+            </w:r>
+          </w:p>
+        </w:tc>
+        <w:tc>
+          <w:tcPr>
+            <w:tcW w:type="dxa" w:w="1440"/>
+          </w:tcPr>
+          <w:p>
+            <w:r/>
+            <w:r>
+              <w:rPr>
+                <w:sz w:val="18"/>
+              </w:rPr>
+              <w:t>-0.167 [-0.255,-0.078] P</w:t>
+            </w:r>
+          </w:p>
+        </w:tc>
+        <w:tc>
+          <w:tcPr>
+            <w:tcW w:type="dxa" w:w="1440"/>
+          </w:tcPr>
+          <w:p>
+            <w:r/>
+            <w:r>
+              <w:rPr>
+                <w:sz w:val="18"/>
+              </w:rPr>
+              <w:t>-0.297 [-0.393,-0.199] F</w:t>
+            </w:r>
+          </w:p>
+        </w:tc>
+        <w:tc>
+          <w:tcPr>
+            <w:tcW w:type="dxa" w:w="1440"/>
+          </w:tcPr>
+          <w:p>
+            <w:r/>
+            <w:r>
+              <w:rPr>
+                <w:sz w:val="18"/>
+              </w:rPr>
+              <w:t>-0.289 [-0.393,-0.188] P</w:t>
+            </w:r>
+          </w:p>
+        </w:tc>
+      </w:tr>
+      <w:tr>
+        <w:tc>
+          <w:tcPr>
+            <w:tcW w:type="dxa" w:w="1440"/>
+          </w:tcPr>
+          <w:p>
+            <w:r/>
+            <w:r>
+              <w:rPr>
+                <w:sz w:val="18"/>
+              </w:rPr>
+              <w:t>Total Plaque</w:t>
+            </w:r>
+          </w:p>
+        </w:tc>
+        <w:tc>
+          <w:tcPr>
+            <w:tcW w:type="dxa" w:w="1440"/>
+          </w:tcPr>
+          <w:p>
+            <w:r/>
+            <w:r>
+              <w:rPr>
+                <w:sz w:val="18"/>
+              </w:rPr>
+              <w:t>[-0.19, 0.08]</w:t>
+            </w:r>
+          </w:p>
+        </w:tc>
+        <w:tc>
+          <w:tcPr>
+            <w:tcW w:type="dxa" w:w="1440"/>
+          </w:tcPr>
+          <w:p>
+            <w:r/>
+            <w:r>
+              <w:rPr>
+                <w:sz w:val="18"/>
+              </w:rPr>
+              <w:t>-0.136 [-0.233,-0.039] P</w:t>
+            </w:r>
+          </w:p>
+        </w:tc>
+        <w:tc>
+          <w:tcPr>
+            <w:tcW w:type="dxa" w:w="1440"/>
+          </w:tcPr>
+          <w:p>
+            <w:r/>
+            <w:r>
+              <w:rPr>
+                <w:sz w:val="18"/>
+              </w:rPr>
+              <w:t>-0.068 [-0.143,+0.014] P</w:t>
+            </w:r>
+          </w:p>
+        </w:tc>
+        <w:tc>
+          <w:tcPr>
+            <w:tcW w:type="dxa" w:w="1440"/>
+          </w:tcPr>
+          <w:p>
+            <w:r/>
+            <w:r>
+              <w:rPr>
+                <w:sz w:val="18"/>
+              </w:rPr>
+              <w:t>-0.276 [-0.376,-0.180] P</w:t>
+            </w:r>
+          </w:p>
+        </w:tc>
+        <w:tc>
+          <w:tcPr>
+            <w:tcW w:type="dxa" w:w="1440"/>
+          </w:tcPr>
+          <w:p>
+            <w:r/>
+            <w:r>
+              <w:rPr>
+                <w:sz w:val="18"/>
+              </w:rPr>
+              <w:t>-0.228 [-0.319,-0.142] P</w:t>
+            </w:r>
+          </w:p>
+        </w:tc>
+      </w:tr>
+    </w:tbl>
+    <w:p>
+      <w:r>
+        <w:rPr>
+          <w:b w:val="0"/>
+          <w:i/>
+        </w:rPr>
+        <w:t>Full BA bias/LoA/proportional-bias detail and the OQ-overlay plots are in gate_results/qualification_report.html (canonical) and the gate_summary.txt sub-segment section + gate_results/bland_altman_plots_subsegment/ (sub-segment). Note the systematic plaque bias grew v1→v2 (07-07 re-work) and does NOT shrink to overlap on sub-segment — the bias is within the shared centerline, not at the traced-extent tail (consistent with the earlier sub-segment finding).</w:t>
+      </w:r>
+    </w:p>
+    <w:p>
+      <w:pPr>
+        <w:pStyle w:val="Heading1"/>
+      </w:pPr>
+      <w:r>
+        <w:t>9. Interpretation</w:t>
       </w:r>
     </w:p>
     <w:p>
@@ -7341,7 +7818,7 @@
         <w:pStyle w:val="Heading1"/>
       </w:pPr>
       <w:r>
-        <w:t>9. Caveats &amp; future work</w:t>
+        <w:t>10. Caveats &amp; future work</w:t>
       </w:r>
     </w:p>
     <w:p>

--- a/PCCT_Statistical_Methods_and_Results.docx
+++ b/PCCT_Statistical_Methods_and_Results.docx
@@ -7301,16 +7301,16 @@
         <w:pStyle w:val="Heading1"/>
       </w:pPr>
       <w:r>
-        <w:t>8. Gate 4 — systematic bias (log-scale Bland-Altman) vs OQ Table 6</w:t>
+        <w:t>8. Gate 4 — systematic bias, both scales (log Bland-Altman &amp; untransformed)</w:t>
       </w:r>
     </w:p>
     <w:p>
       <w:r>
         <w:rPr>
-          <w:b w:val="0"/>
+          <w:b/>
           <w:i w:val="0"/>
         </w:rPr>
-        <w:t>Systematic PCCT−EID bias Δ on the log(x+1), length-normalized scale (the Gate-4 quantity, separated from dispersion). Acceptance: PCCT bias 95% CI overlaps the 730-CVV-040 Table 6 inter-observer bias 95% CI (which essentially includes 0). Plaque endpoints only (Table 6 provides plaque BA references; process-output bias has no OQ BA reference). P=overlap/pass, F=no overlap/fail.</w:t>
+        <w:t>8a. LOG scale — systematic PCCT−EID bias Δ on the log(x+1), length-normalized scale. Acceptance: PCCT bias 95% CI overlaps the 730-CVV-040 Table 6 inter-observer bias 95% CI (which essentially includes 0). Plaque only (Table 6 = plaque BA refs). P=overlap/pass.</w:t>
       </w:r>
     </w:p>
     <w:tbl>
@@ -7759,6 +7759,466 @@
                 <w:sz w:val="18"/>
               </w:rPr>
               <w:t>-0.228 [-0.319,-0.142] P</w:t>
+            </w:r>
+          </w:p>
+        </w:tc>
+      </w:tr>
+    </w:tbl>
+    <w:p>
+      <w:r>
+        <w:rPr>
+          <w:b/>
+          <w:i w:val="0"/>
+        </w:rPr>
+        <w:t>8b. UNTRANSFORMED (non-log) scale — bias as % of mean on RAW (non-normalized) volumes (matches gate_summary / HTML report / the traditional Gate 4), vs the project |bias| &lt; 10% of mean threshold. P=pass. No OQ untransformed BA-bias reference — project-specific criterion. e.g. NonCALC Matrix v2 canonical bias ≈ −108.9 mm³ (47% of mean).</w:t>
+      </w:r>
+    </w:p>
+    <w:tbl>
+      <w:tblPr>
+        <w:tblStyle w:val="LightGrid-Accent1"/>
+        <w:tblW w:type="auto" w:w="0"/>
+        <w:tblLook w:firstColumn="1" w:firstRow="1" w:lastColumn="0" w:lastRow="0" w:noHBand="0" w:noVBand="1" w:val="04A0"/>
+      </w:tblPr>
+      <w:tblGrid>
+        <w:gridCol w:w="1440"/>
+        <w:gridCol w:w="1440"/>
+        <w:gridCol w:w="1440"/>
+        <w:gridCol w:w="1440"/>
+        <w:gridCol w:w="1440"/>
+        <w:gridCol w:w="1440"/>
+      </w:tblGrid>
+      <w:tr>
+        <w:tc>
+          <w:tcPr>
+            <w:tcW w:type="dxa" w:w="1440"/>
+          </w:tcPr>
+          <w:p>
+            <w:r/>
+            <w:r>
+              <w:rPr>
+                <w:b/>
+                <w:sz w:val="18"/>
+              </w:rPr>
+              <w:t>Endpoint</w:t>
+            </w:r>
+          </w:p>
+        </w:tc>
+        <w:tc>
+          <w:tcPr>
+            <w:tcW w:type="dxa" w:w="1440"/>
+          </w:tcPr>
+          <w:p>
+            <w:r/>
+            <w:r>
+              <w:rPr>
+                <w:b/>
+                <w:sz w:val="18"/>
+              </w:rPr>
+              <w:t>threshold</w:t>
+            </w:r>
+          </w:p>
+        </w:tc>
+        <w:tc>
+          <w:tcPr>
+            <w:tcW w:type="dxa" w:w="1440"/>
+          </w:tcPr>
+          <w:p>
+            <w:r/>
+            <w:r>
+              <w:rPr>
+                <w:b/>
+                <w:sz w:val="18"/>
+              </w:rPr>
+              <w:t>v1 canonical</w:t>
+            </w:r>
+          </w:p>
+        </w:tc>
+        <w:tc>
+          <w:tcPr>
+            <w:tcW w:type="dxa" w:w="1440"/>
+          </w:tcPr>
+          <w:p>
+            <w:r/>
+            <w:r>
+              <w:rPr>
+                <w:b/>
+                <w:sz w:val="18"/>
+              </w:rPr>
+              <w:t>v1 sub-seg</w:t>
+            </w:r>
+          </w:p>
+        </w:tc>
+        <w:tc>
+          <w:tcPr>
+            <w:tcW w:type="dxa" w:w="1440"/>
+          </w:tcPr>
+          <w:p>
+            <w:r/>
+            <w:r>
+              <w:rPr>
+                <w:b/>
+                <w:sz w:val="18"/>
+              </w:rPr>
+              <w:t>v2 canonical</w:t>
+            </w:r>
+          </w:p>
+        </w:tc>
+        <w:tc>
+          <w:tcPr>
+            <w:tcW w:type="dxa" w:w="1440"/>
+          </w:tcPr>
+          <w:p>
+            <w:r/>
+            <w:r>
+              <w:rPr>
+                <w:b/>
+                <w:sz w:val="18"/>
+              </w:rPr>
+              <w:t>v2 sub-seg</w:t>
+            </w:r>
+          </w:p>
+        </w:tc>
+      </w:tr>
+      <w:tr>
+        <w:tc>
+          <w:tcPr>
+            <w:tcW w:type="dxa" w:w="1440"/>
+          </w:tcPr>
+          <w:p>
+            <w:r/>
+            <w:r>
+              <w:rPr>
+                <w:sz w:val="18"/>
+              </w:rPr>
+              <w:t>CALC</w:t>
+            </w:r>
+          </w:p>
+        </w:tc>
+        <w:tc>
+          <w:tcPr>
+            <w:tcW w:type="dxa" w:w="1440"/>
+          </w:tcPr>
+          <w:p>
+            <w:r/>
+            <w:r>
+              <w:rPr>
+                <w:sz w:val="18"/>
+              </w:rPr>
+              <w:t>&lt;10%</w:t>
+            </w:r>
+          </w:p>
+        </w:tc>
+        <w:tc>
+          <w:tcPr>
+            <w:tcW w:type="dxa" w:w="1440"/>
+          </w:tcPr>
+          <w:p>
+            <w:r/>
+            <w:r>
+              <w:rPr>
+                <w:sz w:val="18"/>
+              </w:rPr>
+              <w:t>19.2% F</w:t>
+            </w:r>
+          </w:p>
+        </w:tc>
+        <w:tc>
+          <w:tcPr>
+            <w:tcW w:type="dxa" w:w="1440"/>
+          </w:tcPr>
+          <w:p>
+            <w:r/>
+            <w:r>
+              <w:rPr>
+                <w:sz w:val="18"/>
+              </w:rPr>
+              <w:t>21.3% F</w:t>
+            </w:r>
+          </w:p>
+        </w:tc>
+        <w:tc>
+          <w:tcPr>
+            <w:tcW w:type="dxa" w:w="1440"/>
+          </w:tcPr>
+          <w:p>
+            <w:r/>
+            <w:r>
+              <w:rPr>
+                <w:sz w:val="18"/>
+              </w:rPr>
+              <w:t>2.7% P</w:t>
+            </w:r>
+          </w:p>
+        </w:tc>
+        <w:tc>
+          <w:tcPr>
+            <w:tcW w:type="dxa" w:w="1440"/>
+          </w:tcPr>
+          <w:p>
+            <w:r/>
+            <w:r>
+              <w:rPr>
+                <w:sz w:val="18"/>
+              </w:rPr>
+              <w:t>0.2% P</w:t>
+            </w:r>
+          </w:p>
+        </w:tc>
+      </w:tr>
+      <w:tr>
+        <w:tc>
+          <w:tcPr>
+            <w:tcW w:type="dxa" w:w="1440"/>
+          </w:tcPr>
+          <w:p>
+            <w:r/>
+            <w:r>
+              <w:rPr>
+                <w:sz w:val="18"/>
+              </w:rPr>
+              <w:t>LRNC</w:t>
+            </w:r>
+          </w:p>
+        </w:tc>
+        <w:tc>
+          <w:tcPr>
+            <w:tcW w:type="dxa" w:w="1440"/>
+          </w:tcPr>
+          <w:p>
+            <w:r/>
+            <w:r>
+              <w:rPr>
+                <w:sz w:val="18"/>
+              </w:rPr>
+              <w:t>&lt;10%</w:t>
+            </w:r>
+          </w:p>
+        </w:tc>
+        <w:tc>
+          <w:tcPr>
+            <w:tcW w:type="dxa" w:w="1440"/>
+          </w:tcPr>
+          <w:p>
+            <w:r/>
+            <w:r>
+              <w:rPr>
+                <w:sz w:val="18"/>
+              </w:rPr>
+              <w:t>21.0% F</w:t>
+            </w:r>
+          </w:p>
+        </w:tc>
+        <w:tc>
+          <w:tcPr>
+            <w:tcW w:type="dxa" w:w="1440"/>
+          </w:tcPr>
+          <w:p>
+            <w:r/>
+            <w:r>
+              <w:rPr>
+                <w:sz w:val="18"/>
+              </w:rPr>
+              <w:t>29.7% F</w:t>
+            </w:r>
+          </w:p>
+        </w:tc>
+        <w:tc>
+          <w:tcPr>
+            <w:tcW w:type="dxa" w:w="1440"/>
+          </w:tcPr>
+          <w:p>
+            <w:r/>
+            <w:r>
+              <w:rPr>
+                <w:sz w:val="18"/>
+              </w:rPr>
+              <w:t>17.2% F</w:t>
+            </w:r>
+          </w:p>
+        </w:tc>
+        <w:tc>
+          <w:tcPr>
+            <w:tcW w:type="dxa" w:w="1440"/>
+          </w:tcPr>
+          <w:p>
+            <w:r/>
+            <w:r>
+              <w:rPr>
+                <w:sz w:val="18"/>
+              </w:rPr>
+              <w:t>6.6% P</w:t>
+            </w:r>
+          </w:p>
+        </w:tc>
+      </w:tr>
+      <w:tr>
+        <w:tc>
+          <w:tcPr>
+            <w:tcW w:type="dxa" w:w="1440"/>
+          </w:tcPr>
+          <w:p>
+            <w:r/>
+            <w:r>
+              <w:rPr>
+                <w:sz w:val="18"/>
+              </w:rPr>
+              <w:t>NonCALC Matrix</w:t>
+            </w:r>
+          </w:p>
+        </w:tc>
+        <w:tc>
+          <w:tcPr>
+            <w:tcW w:type="dxa" w:w="1440"/>
+          </w:tcPr>
+          <w:p>
+            <w:r/>
+            <w:r>
+              <w:rPr>
+                <w:sz w:val="18"/>
+              </w:rPr>
+              <w:t>&lt;10%</w:t>
+            </w:r>
+          </w:p>
+        </w:tc>
+        <w:tc>
+          <w:tcPr>
+            <w:tcW w:type="dxa" w:w="1440"/>
+          </w:tcPr>
+          <w:p>
+            <w:r/>
+            <w:r>
+              <w:rPr>
+                <w:sz w:val="18"/>
+              </w:rPr>
+              <w:t>24.6% F</w:t>
+            </w:r>
+          </w:p>
+        </w:tc>
+        <w:tc>
+          <w:tcPr>
+            <w:tcW w:type="dxa" w:w="1440"/>
+          </w:tcPr>
+          <w:p>
+            <w:r/>
+            <w:r>
+              <w:rPr>
+                <w:sz w:val="18"/>
+              </w:rPr>
+              <w:t>36.6% F</w:t>
+            </w:r>
+          </w:p>
+        </w:tc>
+        <w:tc>
+          <w:tcPr>
+            <w:tcW w:type="dxa" w:w="1440"/>
+          </w:tcPr>
+          <w:p>
+            <w:r/>
+            <w:r>
+              <w:rPr>
+                <w:sz w:val="18"/>
+              </w:rPr>
+              <w:t>47.0% F</w:t>
+            </w:r>
+          </w:p>
+        </w:tc>
+        <w:tc>
+          <w:tcPr>
+            <w:tcW w:type="dxa" w:w="1440"/>
+          </w:tcPr>
+          <w:p>
+            <w:r/>
+            <w:r>
+              <w:rPr>
+                <w:sz w:val="18"/>
+              </w:rPr>
+              <w:t>64.8% F</w:t>
+            </w:r>
+          </w:p>
+        </w:tc>
+      </w:tr>
+      <w:tr>
+        <w:tc>
+          <w:tcPr>
+            <w:tcW w:type="dxa" w:w="1440"/>
+          </w:tcPr>
+          <w:p>
+            <w:r/>
+            <w:r>
+              <w:rPr>
+                <w:sz w:val="18"/>
+              </w:rPr>
+              <w:t>Total Plaque</w:t>
+            </w:r>
+          </w:p>
+        </w:tc>
+        <w:tc>
+          <w:tcPr>
+            <w:tcW w:type="dxa" w:w="1440"/>
+          </w:tcPr>
+          <w:p>
+            <w:r/>
+            <w:r>
+              <w:rPr>
+                <w:sz w:val="18"/>
+              </w:rPr>
+              <w:t>&lt;10%</w:t>
+            </w:r>
+          </w:p>
+        </w:tc>
+        <w:tc>
+          <w:tcPr>
+            <w:tcW w:type="dxa" w:w="1440"/>
+          </w:tcPr>
+          <w:p>
+            <w:r/>
+            <w:r>
+              <w:rPr>
+                <w:sz w:val="18"/>
+              </w:rPr>
+              <w:t>7.3% P</w:t>
+            </w:r>
+          </w:p>
+        </w:tc>
+        <w:tc>
+          <w:tcPr>
+            <w:tcW w:type="dxa" w:w="1440"/>
+          </w:tcPr>
+          <w:p>
+            <w:r/>
+            <w:r>
+              <w:rPr>
+                <w:sz w:val="18"/>
+              </w:rPr>
+              <w:t>13.0% F</w:t>
+            </w:r>
+          </w:p>
+        </w:tc>
+        <w:tc>
+          <w:tcPr>
+            <w:tcW w:type="dxa" w:w="1440"/>
+          </w:tcPr>
+          <w:p>
+            <w:r/>
+            <w:r>
+              <w:rPr>
+                <w:sz w:val="18"/>
+              </w:rPr>
+              <w:t>31.3% F</w:t>
+            </w:r>
+          </w:p>
+        </w:tc>
+        <w:tc>
+          <w:tcPr>
+            <w:tcW w:type="dxa" w:w="1440"/>
+          </w:tcPr>
+          <w:p>
+            <w:r/>
+            <w:r>
+              <w:rPr>
+                <w:sz w:val="18"/>
+              </w:rPr>
+              <w:t>42.3% F</w:t>
             </w:r>
           </w:p>
         </w:tc>

--- a/PCCT_Statistical_Methods_and_Results.docx
+++ b/PCCT_Statistical_Methods_and_Results.docx
@@ -8231,6 +8231,267 @@
           <w:i/>
         </w:rPr>
         <w:t>Full BA bias/LoA/proportional-bias detail and the OQ-overlay plots are in gate_results/qualification_report.html (canonical) and the gate_summary.txt sub-segment section + gate_results/bland_altman_plots_subsegment/ (sub-segment). Note the systematic plaque bias grew v1→v2 (07-07 re-work) and does NOT shrink to overlap on sub-segment — the bias is within the shared centerline, not at the traced-extent tail (consistent with the earlier sub-segment finding).</w:t>
+      </w:r>
+    </w:p>
+    <w:p>
+      <w:r>
+        <w:rPr>
+          <w:b/>
+          <w:i w:val="0"/>
+        </w:rPr>
+        <w:t>8c. Per-patient v1→v2 shift (untransformed &amp; log). v1 = light, v2 = dark; grey arrows show each patient's shift; dashed = v1 mean bias, solid = v2 mean bias.</w:t>
+      </w:r>
+    </w:p>
+    <w:p>
+      <w:r>
+        <w:drawing>
+          <wp:inline xmlns:a="http://schemas.openxmlformats.org/drawingml/2006/main" xmlns:pic="http://schemas.openxmlformats.org/drawingml/2006/picture">
+            <wp:extent cx="6217920" cy="2620271"/>
+            <wp:docPr id="1" name="Picture 1"/>
+            <wp:cNvGraphicFramePr>
+              <a:graphicFrameLocks noChangeAspect="1"/>
+            </wp:cNvGraphicFramePr>
+            <a:graphic>
+              <a:graphicData uri="http://schemas.openxmlformats.org/drawingml/2006/picture">
+                <pic:pic>
+                  <pic:nvPicPr>
+                    <pic:cNvPr id="0" name="BA_shift_CALCVol.png"/>
+                    <pic:cNvPicPr/>
+                  </pic:nvPicPr>
+                  <pic:blipFill>
+                    <a:blip r:embed="rId9"/>
+                    <a:stretch>
+                      <a:fillRect/>
+                    </a:stretch>
+                  </pic:blipFill>
+                  <pic:spPr>
+                    <a:xfrm>
+                      <a:off x="0" y="0"/>
+                      <a:ext cx="6217920" cy="2620271"/>
+                    </a:xfrm>
+                    <a:prstGeom prst="rect"/>
+                  </pic:spPr>
+                </pic:pic>
+              </a:graphicData>
+            </a:graphic>
+          </wp:inline>
+        </w:drawing>
+      </w:r>
+    </w:p>
+    <w:p>
+      <w:r>
+        <w:drawing>
+          <wp:inline xmlns:a="http://schemas.openxmlformats.org/drawingml/2006/main" xmlns:pic="http://schemas.openxmlformats.org/drawingml/2006/picture">
+            <wp:extent cx="6217920" cy="2620271"/>
+            <wp:docPr id="2" name="Picture 2"/>
+            <wp:cNvGraphicFramePr>
+              <a:graphicFrameLocks noChangeAspect="1"/>
+            </wp:cNvGraphicFramePr>
+            <a:graphic>
+              <a:graphicData uri="http://schemas.openxmlformats.org/drawingml/2006/picture">
+                <pic:pic>
+                  <pic:nvPicPr>
+                    <pic:cNvPr id="0" name="BA_shift_LRNCVol.png"/>
+                    <pic:cNvPicPr/>
+                  </pic:nvPicPr>
+                  <pic:blipFill>
+                    <a:blip r:embed="rId10"/>
+                    <a:stretch>
+                      <a:fillRect/>
+                    </a:stretch>
+                  </pic:blipFill>
+                  <pic:spPr>
+                    <a:xfrm>
+                      <a:off x="0" y="0"/>
+                      <a:ext cx="6217920" cy="2620271"/>
+                    </a:xfrm>
+                    <a:prstGeom prst="rect"/>
+                  </pic:spPr>
+                </pic:pic>
+              </a:graphicData>
+            </a:graphic>
+          </wp:inline>
+        </w:drawing>
+      </w:r>
+    </w:p>
+    <w:p>
+      <w:r>
+        <w:drawing>
+          <wp:inline xmlns:a="http://schemas.openxmlformats.org/drawingml/2006/main" xmlns:pic="http://schemas.openxmlformats.org/drawingml/2006/picture">
+            <wp:extent cx="6217920" cy="2620271"/>
+            <wp:docPr id="3" name="Picture 3"/>
+            <wp:cNvGraphicFramePr>
+              <a:graphicFrameLocks noChangeAspect="1"/>
+            </wp:cNvGraphicFramePr>
+            <a:graphic>
+              <a:graphicData uri="http://schemas.openxmlformats.org/drawingml/2006/picture">
+                <pic:pic>
+                  <pic:nvPicPr>
+                    <pic:cNvPr id="0" name="BA_shift_NonCALCMATXVol.png"/>
+                    <pic:cNvPicPr/>
+                  </pic:nvPicPr>
+                  <pic:blipFill>
+                    <a:blip r:embed="rId11"/>
+                    <a:stretch>
+                      <a:fillRect/>
+                    </a:stretch>
+                  </pic:blipFill>
+                  <pic:spPr>
+                    <a:xfrm>
+                      <a:off x="0" y="0"/>
+                      <a:ext cx="6217920" cy="2620271"/>
+                    </a:xfrm>
+                    <a:prstGeom prst="rect"/>
+                  </pic:spPr>
+                </pic:pic>
+              </a:graphicData>
+            </a:graphic>
+          </wp:inline>
+        </w:drawing>
+      </w:r>
+    </w:p>
+    <w:p>
+      <w:r>
+        <w:drawing>
+          <wp:inline xmlns:a="http://schemas.openxmlformats.org/drawingml/2006/main" xmlns:pic="http://schemas.openxmlformats.org/drawingml/2006/picture">
+            <wp:extent cx="6217920" cy="2620271"/>
+            <wp:docPr id="4" name="Picture 4"/>
+            <wp:cNvGraphicFramePr>
+              <a:graphicFrameLocks noChangeAspect="1"/>
+            </wp:cNvGraphicFramePr>
+            <a:graphic>
+              <a:graphicData uri="http://schemas.openxmlformats.org/drawingml/2006/picture">
+                <pic:pic>
+                  <pic:nvPicPr>
+                    <pic:cNvPr id="0" name="BA_shift_TotalPlaqueVolume.png"/>
+                    <pic:cNvPicPr/>
+                  </pic:nvPicPr>
+                  <pic:blipFill>
+                    <a:blip r:embed="rId12"/>
+                    <a:stretch>
+                      <a:fillRect/>
+                    </a:stretch>
+                  </pic:blipFill>
+                  <pic:spPr>
+                    <a:xfrm>
+                      <a:off x="0" y="0"/>
+                      <a:ext cx="6217920" cy="2620271"/>
+                    </a:xfrm>
+                    <a:prstGeom prst="rect"/>
+                  </pic:spPr>
+                </pic:pic>
+              </a:graphicData>
+            </a:graphic>
+          </wp:inline>
+        </w:drawing>
+      </w:r>
+    </w:p>
+    <w:p>
+      <w:r>
+        <w:drawing>
+          <wp:inline xmlns:a="http://schemas.openxmlformats.org/drawingml/2006/main" xmlns:pic="http://schemas.openxmlformats.org/drawingml/2006/picture">
+            <wp:extent cx="6217920" cy="2620271"/>
+            <wp:docPr id="5" name="Picture 5"/>
+            <wp:cNvGraphicFramePr>
+              <a:graphicFrameLocks noChangeAspect="1"/>
+            </wp:cNvGraphicFramePr>
+            <a:graphic>
+              <a:graphicData uri="http://schemas.openxmlformats.org/drawingml/2006/picture">
+                <pic:pic>
+                  <pic:nvPicPr>
+                    <pic:cNvPr id="0" name="BA_shift_LumenVol.png"/>
+                    <pic:cNvPicPr/>
+                  </pic:nvPicPr>
+                  <pic:blipFill>
+                    <a:blip r:embed="rId13"/>
+                    <a:stretch>
+                      <a:fillRect/>
+                    </a:stretch>
+                  </pic:blipFill>
+                  <pic:spPr>
+                    <a:xfrm>
+                      <a:off x="0" y="0"/>
+                      <a:ext cx="6217920" cy="2620271"/>
+                    </a:xfrm>
+                    <a:prstGeom prst="rect"/>
+                  </pic:spPr>
+                </pic:pic>
+              </a:graphicData>
+            </a:graphic>
+          </wp:inline>
+        </w:drawing>
+      </w:r>
+    </w:p>
+    <w:p>
+      <w:r>
+        <w:drawing>
+          <wp:inline xmlns:a="http://schemas.openxmlformats.org/drawingml/2006/main" xmlns:pic="http://schemas.openxmlformats.org/drawingml/2006/picture">
+            <wp:extent cx="6217920" cy="2620271"/>
+            <wp:docPr id="6" name="Picture 6"/>
+            <wp:cNvGraphicFramePr>
+              <a:graphicFrameLocks noChangeAspect="1"/>
+            </wp:cNvGraphicFramePr>
+            <a:graphic>
+              <a:graphicData uri="http://schemas.openxmlformats.org/drawingml/2006/picture">
+                <pic:pic>
+                  <pic:nvPicPr>
+                    <pic:cNvPr id="0" name="BA_shift_WallVol.png"/>
+                    <pic:cNvPicPr/>
+                  </pic:nvPicPr>
+                  <pic:blipFill>
+                    <a:blip r:embed="rId14"/>
+                    <a:stretch>
+                      <a:fillRect/>
+                    </a:stretch>
+                  </pic:blipFill>
+                  <pic:spPr>
+                    <a:xfrm>
+                      <a:off x="0" y="0"/>
+                      <a:ext cx="6217920" cy="2620271"/>
+                    </a:xfrm>
+                    <a:prstGeom prst="rect"/>
+                  </pic:spPr>
+                </pic:pic>
+              </a:graphicData>
+            </a:graphic>
+          </wp:inline>
+        </w:drawing>
+      </w:r>
+    </w:p>
+    <w:p>
+      <w:r>
+        <w:drawing>
+          <wp:inline xmlns:a="http://schemas.openxmlformats.org/drawingml/2006/main" xmlns:pic="http://schemas.openxmlformats.org/drawingml/2006/picture">
+            <wp:extent cx="6217920" cy="2620271"/>
+            <wp:docPr id="7" name="Picture 7"/>
+            <wp:cNvGraphicFramePr>
+              <a:graphicFrameLocks noChangeAspect="1"/>
+            </wp:cNvGraphicFramePr>
+            <a:graphic>
+              <a:graphicData uri="http://schemas.openxmlformats.org/drawingml/2006/picture">
+                <pic:pic>
+                  <pic:nvPicPr>
+                    <pic:cNvPr id="0" name="BA_shift_VesselVol.png"/>
+                    <pic:cNvPicPr/>
+                  </pic:nvPicPr>
+                  <pic:blipFill>
+                    <a:blip r:embed="rId15"/>
+                    <a:stretch>
+                      <a:fillRect/>
+                    </a:stretch>
+                  </pic:blipFill>
+                  <pic:spPr>
+                    <a:xfrm>
+                      <a:off x="0" y="0"/>
+                      <a:ext cx="6217920" cy="2620271"/>
+                    </a:xfrm>
+                    <a:prstGeom prst="rect"/>
+                  </pic:spPr>
+                </pic:pic>
+              </a:graphicData>
+            </a:graphic>
+          </wp:inline>
+        </w:drawing>
       </w:r>
     </w:p>
     <w:p>

--- a/PCCT_Statistical_Methods_and_Results.docx
+++ b/PCCT_Statistical_Methods_and_Results.docx
@@ -1123,1069 +1123,9 @@
         <w:pStyle w:val="Heading1"/>
       </w:pPr>
       <w:r>
-        <w:t>5. Results — variance decomposition (log scale), canonical &amp; sub-segment</w:t>
+        <w:t>5. Results — variance decomposition (log scale), SUB-SEGMENT (extent-matched)</w:t>
       </w:r>
     </w:p>
-    <w:p>
-      <w:r>
-        <w:rPr>
-          <w:b/>
-          <w:i w:val="0"/>
-        </w:rPr>
-        <w:t>v1 canonical  (N=25):</w:t>
-      </w:r>
-    </w:p>
-    <w:tbl>
-      <w:tblPr>
-        <w:tblStyle w:val="LightGrid-Accent1"/>
-        <w:tblW w:type="auto" w:w="0"/>
-        <w:tblLook w:firstColumn="1" w:firstRow="1" w:lastColumn="0" w:lastRow="0" w:noHBand="0" w:noVBand="1" w:val="04A0"/>
-      </w:tblPr>
-      <w:tblGrid>
-        <w:gridCol w:w="960"/>
-        <w:gridCol w:w="960"/>
-        <w:gridCol w:w="960"/>
-        <w:gridCol w:w="960"/>
-        <w:gridCol w:w="960"/>
-        <w:gridCol w:w="960"/>
-        <w:gridCol w:w="960"/>
-        <w:gridCol w:w="960"/>
-        <w:gridCol w:w="960"/>
-      </w:tblGrid>
-      <w:tr>
-        <w:tc>
-          <w:tcPr>
-            <w:tcW w:type="dxa" w:w="960"/>
-          </w:tcPr>
-          <w:p>
-            <w:r/>
-            <w:r>
-              <w:rPr>
-                <w:b/>
-                <w:sz w:val="18"/>
-              </w:rPr>
-              <w:t>Endpoint</w:t>
-            </w:r>
-          </w:p>
-        </w:tc>
-        <w:tc>
-          <w:tcPr>
-            <w:tcW w:type="dxa" w:w="960"/>
-          </w:tcPr>
-          <w:p>
-            <w:r/>
-            <w:r>
-              <w:rPr>
-                <w:b/>
-                <w:sz w:val="18"/>
-              </w:rPr>
-              <w:t>Δ bias</w:t>
-            </w:r>
-          </w:p>
-        </w:tc>
-        <w:tc>
-          <w:tcPr>
-            <w:tcW w:type="dxa" w:w="960"/>
-          </w:tcPr>
-          <w:p>
-            <w:r/>
-            <w:r>
-              <w:rPr>
-                <w:b/>
-                <w:sz w:val="18"/>
-              </w:rPr>
-              <w:t>σ²_total</w:t>
-            </w:r>
-          </w:p>
-        </w:tc>
-        <w:tc>
-          <w:tcPr>
-            <w:tcW w:type="dxa" w:w="960"/>
-          </w:tcPr>
-          <w:p>
-            <w:r/>
-            <w:r>
-              <w:rPr>
-                <w:b/>
-                <w:sz w:val="18"/>
-              </w:rPr>
-              <w:t>σ²_rand</w:t>
-            </w:r>
-          </w:p>
-        </w:tc>
-        <w:tc>
-          <w:tcPr>
-            <w:tcW w:type="dxa" w:w="960"/>
-          </w:tcPr>
-          <w:p>
-            <w:r/>
-            <w:r>
-              <w:rPr>
-                <w:b/>
-                <w:sz w:val="18"/>
-              </w:rPr>
-              <w:t>σ²_OQ</w:t>
-            </w:r>
-          </w:p>
-        </w:tc>
-        <w:tc>
-          <w:tcPr>
-            <w:tcW w:type="dxa" w:w="960"/>
-          </w:tcPr>
-          <w:p>
-            <w:r/>
-            <w:r>
-              <w:rPr>
-                <w:b/>
-                <w:sz w:val="18"/>
-              </w:rPr>
-              <w:t>σ²_scan</w:t>
-            </w:r>
-          </w:p>
-        </w:tc>
-        <w:tc>
-          <w:tcPr>
-            <w:tcW w:type="dxa" w:w="960"/>
-          </w:tcPr>
-          <w:p>
-            <w:r/>
-            <w:r>
-              <w:rPr>
-                <w:b/>
-                <w:sz w:val="18"/>
-              </w:rPr>
-              <w:t>wCV_tot</w:t>
-            </w:r>
-          </w:p>
-        </w:tc>
-        <w:tc>
-          <w:tcPr>
-            <w:tcW w:type="dxa" w:w="960"/>
-          </w:tcPr>
-          <w:p>
-            <w:r/>
-            <w:r>
-              <w:rPr>
-                <w:b/>
-                <w:sz w:val="18"/>
-              </w:rPr>
-              <w:t>wCV_scanT</w:t>
-            </w:r>
-          </w:p>
-        </w:tc>
-        <w:tc>
-          <w:tcPr>
-            <w:tcW w:type="dxa" w:w="960"/>
-          </w:tcPr>
-          <w:p>
-            <w:r/>
-            <w:r>
-              <w:rPr>
-                <w:b/>
-                <w:sz w:val="18"/>
-              </w:rPr>
-              <w:t>wCV_attrib</w:t>
-            </w:r>
-          </w:p>
-        </w:tc>
-      </w:tr>
-      <w:tr>
-        <w:tc>
-          <w:tcPr>
-            <w:tcW w:type="dxa" w:w="960"/>
-          </w:tcPr>
-          <w:p>
-            <w:r/>
-            <w:r>
-              <w:rPr>
-                <w:sz w:val="18"/>
-              </w:rPr>
-              <w:t>Lumen</w:t>
-            </w:r>
-          </w:p>
-        </w:tc>
-        <w:tc>
-          <w:tcPr>
-            <w:tcW w:type="dxa" w:w="960"/>
-          </w:tcPr>
-          <w:p>
-            <w:r/>
-            <w:r>
-              <w:rPr>
-                <w:sz w:val="18"/>
-              </w:rPr>
-              <w:t>-0.175</w:t>
-            </w:r>
-          </w:p>
-        </w:tc>
-        <w:tc>
-          <w:tcPr>
-            <w:tcW w:type="dxa" w:w="960"/>
-          </w:tcPr>
-          <w:p>
-            <w:r/>
-            <w:r>
-              <w:rPr>
-                <w:sz w:val="18"/>
-              </w:rPr>
-              <w:t>0.02844</w:t>
-            </w:r>
-          </w:p>
-        </w:tc>
-        <w:tc>
-          <w:tcPr>
-            <w:tcW w:type="dxa" w:w="960"/>
-          </w:tcPr>
-          <w:p>
-            <w:r/>
-            <w:r>
-              <w:rPr>
-                <w:sz w:val="18"/>
-              </w:rPr>
-              <w:t>0.01375</w:t>
-            </w:r>
-          </w:p>
-        </w:tc>
-        <w:tc>
-          <w:tcPr>
-            <w:tcW w:type="dxa" w:w="960"/>
-          </w:tcPr>
-          <w:p>
-            <w:r/>
-            <w:r>
-              <w:rPr>
-                <w:sz w:val="18"/>
-              </w:rPr>
-              <w:t>0.00561</w:t>
-            </w:r>
-          </w:p>
-        </w:tc>
-        <w:tc>
-          <w:tcPr>
-            <w:tcW w:type="dxa" w:w="960"/>
-          </w:tcPr>
-          <w:p>
-            <w:r/>
-            <w:r>
-              <w:rPr>
-                <w:sz w:val="18"/>
-              </w:rPr>
-              <w:t>0.00814</w:t>
-            </w:r>
-          </w:p>
-        </w:tc>
-        <w:tc>
-          <w:tcPr>
-            <w:tcW w:type="dxa" w:w="960"/>
-          </w:tcPr>
-          <w:p>
-            <w:r/>
-            <w:r>
-              <w:rPr>
-                <w:sz w:val="18"/>
-              </w:rPr>
-              <w:t>17.0</w:t>
-            </w:r>
-          </w:p>
-        </w:tc>
-        <w:tc>
-          <w:tcPr>
-            <w:tcW w:type="dxa" w:w="960"/>
-          </w:tcPr>
-          <w:p>
-            <w:r/>
-            <w:r>
-              <w:rPr>
-                <w:sz w:val="18"/>
-              </w:rPr>
-              <w:t>11.8</w:t>
-            </w:r>
-          </w:p>
-        </w:tc>
-        <w:tc>
-          <w:tcPr>
-            <w:tcW w:type="dxa" w:w="960"/>
-          </w:tcPr>
-          <w:p>
-            <w:r/>
-            <w:r>
-              <w:rPr>
-                <w:sz w:val="18"/>
-              </w:rPr>
-              <w:t>9.0</w:t>
-            </w:r>
-          </w:p>
-        </w:tc>
-      </w:tr>
-      <w:tr>
-        <w:tc>
-          <w:tcPr>
-            <w:tcW w:type="dxa" w:w="960"/>
-          </w:tcPr>
-          <w:p>
-            <w:r/>
-            <w:r>
-              <w:rPr>
-                <w:sz w:val="18"/>
-              </w:rPr>
-              <w:t>Wall</w:t>
-            </w:r>
-          </w:p>
-        </w:tc>
-        <w:tc>
-          <w:tcPr>
-            <w:tcW w:type="dxa" w:w="960"/>
-          </w:tcPr>
-          <w:p>
-            <w:r/>
-            <w:r>
-              <w:rPr>
-                <w:sz w:val="18"/>
-              </w:rPr>
-              <w:t>-0.168</w:t>
-            </w:r>
-          </w:p>
-        </w:tc>
-        <w:tc>
-          <w:tcPr>
-            <w:tcW w:type="dxa" w:w="960"/>
-          </w:tcPr>
-          <w:p>
-            <w:r/>
-            <w:r>
-              <w:rPr>
-                <w:sz w:val="18"/>
-              </w:rPr>
-              <w:t>0.04407</w:t>
-            </w:r>
-          </w:p>
-        </w:tc>
-        <w:tc>
-          <w:tcPr>
-            <w:tcW w:type="dxa" w:w="960"/>
-          </w:tcPr>
-          <w:p>
-            <w:r/>
-            <w:r>
-              <w:rPr>
-                <w:sz w:val="18"/>
-              </w:rPr>
-              <w:t>0.03117</w:t>
-            </w:r>
-          </w:p>
-        </w:tc>
-        <w:tc>
-          <w:tcPr>
-            <w:tcW w:type="dxa" w:w="960"/>
-          </w:tcPr>
-          <w:p>
-            <w:r/>
-            <w:r>
-              <w:rPr>
-                <w:sz w:val="18"/>
-              </w:rPr>
-              <w:t>0.01702</w:t>
-            </w:r>
-          </w:p>
-        </w:tc>
-        <w:tc>
-          <w:tcPr>
-            <w:tcW w:type="dxa" w:w="960"/>
-          </w:tcPr>
-          <w:p>
-            <w:r/>
-            <w:r>
-              <w:rPr>
-                <w:sz w:val="18"/>
-              </w:rPr>
-              <w:t>0.01415</w:t>
-            </w:r>
-          </w:p>
-        </w:tc>
-        <w:tc>
-          <w:tcPr>
-            <w:tcW w:type="dxa" w:w="960"/>
-          </w:tcPr>
-          <w:p>
-            <w:r/>
-            <w:r>
-              <w:rPr>
-                <w:sz w:val="18"/>
-              </w:rPr>
-              <w:t>21.2</w:t>
-            </w:r>
-          </w:p>
-        </w:tc>
-        <w:tc>
-          <w:tcPr>
-            <w:tcW w:type="dxa" w:w="960"/>
-          </w:tcPr>
-          <w:p>
-            <w:r/>
-            <w:r>
-              <w:rPr>
-                <w:sz w:val="18"/>
-              </w:rPr>
-              <w:t>17.8</w:t>
-            </w:r>
-          </w:p>
-        </w:tc>
-        <w:tc>
-          <w:tcPr>
-            <w:tcW w:type="dxa" w:w="960"/>
-          </w:tcPr>
-          <w:p>
-            <w:r/>
-            <w:r>
-              <w:rPr>
-                <w:sz w:val="18"/>
-              </w:rPr>
-              <w:t>11.9</w:t>
-            </w:r>
-          </w:p>
-        </w:tc>
-      </w:tr>
-      <w:tr>
-        <w:tc>
-          <w:tcPr>
-            <w:tcW w:type="dxa" w:w="960"/>
-          </w:tcPr>
-          <w:p>
-            <w:r/>
-            <w:r>
-              <w:rPr>
-                <w:sz w:val="18"/>
-              </w:rPr>
-              <w:t>Vessel</w:t>
-            </w:r>
-          </w:p>
-        </w:tc>
-        <w:tc>
-          <w:tcPr>
-            <w:tcW w:type="dxa" w:w="960"/>
-          </w:tcPr>
-          <w:p>
-            <w:r/>
-            <w:r>
-              <w:rPr>
-                <w:sz w:val="18"/>
-              </w:rPr>
-              <w:t>-0.188</w:t>
-            </w:r>
-          </w:p>
-        </w:tc>
-        <w:tc>
-          <w:tcPr>
-            <w:tcW w:type="dxa" w:w="960"/>
-          </w:tcPr>
-          <w:p>
-            <w:r/>
-            <w:r>
-              <w:rPr>
-                <w:sz w:val="18"/>
-              </w:rPr>
-              <w:t>0.03434</w:t>
-            </w:r>
-          </w:p>
-        </w:tc>
-        <w:tc>
-          <w:tcPr>
-            <w:tcW w:type="dxa" w:w="960"/>
-          </w:tcPr>
-          <w:p>
-            <w:r/>
-            <w:r>
-              <w:rPr>
-                <w:sz w:val="18"/>
-              </w:rPr>
-              <w:t>0.01739</w:t>
-            </w:r>
-          </w:p>
-        </w:tc>
-        <w:tc>
-          <w:tcPr>
-            <w:tcW w:type="dxa" w:w="960"/>
-          </w:tcPr>
-          <w:p>
-            <w:r/>
-            <w:r>
-              <w:rPr>
-                <w:sz w:val="18"/>
-              </w:rPr>
-              <w:t>0.00754</w:t>
-            </w:r>
-          </w:p>
-        </w:tc>
-        <w:tc>
-          <w:tcPr>
-            <w:tcW w:type="dxa" w:w="960"/>
-          </w:tcPr>
-          <w:p>
-            <w:r/>
-            <w:r>
-              <w:rPr>
-                <w:sz w:val="18"/>
-              </w:rPr>
-              <w:t>0.00985</w:t>
-            </w:r>
-          </w:p>
-        </w:tc>
-        <w:tc>
-          <w:tcPr>
-            <w:tcW w:type="dxa" w:w="960"/>
-          </w:tcPr>
-          <w:p>
-            <w:r/>
-            <w:r>
-              <w:rPr>
-                <w:sz w:val="18"/>
-              </w:rPr>
-              <w:t>18.7</w:t>
-            </w:r>
-          </w:p>
-        </w:tc>
-        <w:tc>
-          <w:tcPr>
-            <w:tcW w:type="dxa" w:w="960"/>
-          </w:tcPr>
-          <w:p>
-            <w:r/>
-            <w:r>
-              <w:rPr>
-                <w:sz w:val="18"/>
-              </w:rPr>
-              <w:t>13.2</w:t>
-            </w:r>
-          </w:p>
-        </w:tc>
-        <w:tc>
-          <w:tcPr>
-            <w:tcW w:type="dxa" w:w="960"/>
-          </w:tcPr>
-          <w:p>
-            <w:r/>
-            <w:r>
-              <w:rPr>
-                <w:sz w:val="18"/>
-              </w:rPr>
-              <w:t>9.9</w:t>
-            </w:r>
-          </w:p>
-        </w:tc>
-      </w:tr>
-      <w:tr>
-        <w:tc>
-          <w:tcPr>
-            <w:tcW w:type="dxa" w:w="960"/>
-          </w:tcPr>
-          <w:p>
-            <w:r/>
-            <w:r>
-              <w:rPr>
-                <w:sz w:val="18"/>
-              </w:rPr>
-              <w:t>CALC</w:t>
-            </w:r>
-          </w:p>
-        </w:tc>
-        <w:tc>
-          <w:tcPr>
-            <w:tcW w:type="dxa" w:w="960"/>
-          </w:tcPr>
-          <w:p>
-            <w:r/>
-            <w:r>
-              <w:rPr>
-                <w:sz w:val="18"/>
-              </w:rPr>
-              <w:t>+0.005</w:t>
-            </w:r>
-          </w:p>
-        </w:tc>
-        <w:tc>
-          <w:tcPr>
-            <w:tcW w:type="dxa" w:w="960"/>
-          </w:tcPr>
-          <w:p>
-            <w:r/>
-            <w:r>
-              <w:rPr>
-                <w:sz w:val="18"/>
-              </w:rPr>
-              <w:t>0.00519</w:t>
-            </w:r>
-          </w:p>
-        </w:tc>
-        <w:tc>
-          <w:tcPr>
-            <w:tcW w:type="dxa" w:w="960"/>
-          </w:tcPr>
-          <w:p>
-            <w:r/>
-            <w:r>
-              <w:rPr>
-                <w:sz w:val="18"/>
-              </w:rPr>
-              <w:t>0.00539</w:t>
-            </w:r>
-          </w:p>
-        </w:tc>
-        <w:tc>
-          <w:tcPr>
-            <w:tcW w:type="dxa" w:w="960"/>
-          </w:tcPr>
-          <w:p>
-            <w:r/>
-            <w:r>
-              <w:rPr>
-                <w:sz w:val="18"/>
-              </w:rPr>
-              <w:t>0.00202</w:t>
-            </w:r>
-          </w:p>
-        </w:tc>
-        <w:tc>
-          <w:tcPr>
-            <w:tcW w:type="dxa" w:w="960"/>
-          </w:tcPr>
-          <w:p>
-            <w:r/>
-            <w:r>
-              <w:rPr>
-                <w:sz w:val="18"/>
-              </w:rPr>
-              <w:t>0.00337</w:t>
-            </w:r>
-          </w:p>
-        </w:tc>
-        <w:tc>
-          <w:tcPr>
-            <w:tcW w:type="dxa" w:w="960"/>
-          </w:tcPr>
-          <w:p>
-            <w:r/>
-            <w:r>
-              <w:rPr>
-                <w:sz w:val="18"/>
-              </w:rPr>
-              <w:t>7.2</w:t>
-            </w:r>
-          </w:p>
-        </w:tc>
-        <w:tc>
-          <w:tcPr>
-            <w:tcW w:type="dxa" w:w="960"/>
-          </w:tcPr>
-          <w:p>
-            <w:r/>
-            <w:r>
-              <w:rPr>
-                <w:sz w:val="18"/>
-              </w:rPr>
-              <w:t>7.4</w:t>
-            </w:r>
-          </w:p>
-        </w:tc>
-        <w:tc>
-          <w:tcPr>
-            <w:tcW w:type="dxa" w:w="960"/>
-          </w:tcPr>
-          <w:p>
-            <w:r/>
-            <w:r>
-              <w:rPr>
-                <w:sz w:val="18"/>
-              </w:rPr>
-              <w:t>5.8</w:t>
-            </w:r>
-          </w:p>
-        </w:tc>
-      </w:tr>
-      <w:tr>
-        <w:tc>
-          <w:tcPr>
-            <w:tcW w:type="dxa" w:w="960"/>
-          </w:tcPr>
-          <w:p>
-            <w:r/>
-            <w:r>
-              <w:rPr>
-                <w:sz w:val="18"/>
-              </w:rPr>
-              <w:t>LRNC</w:t>
-            </w:r>
-          </w:p>
-        </w:tc>
-        <w:tc>
-          <w:tcPr>
-            <w:tcW w:type="dxa" w:w="960"/>
-          </w:tcPr>
-          <w:p>
-            <w:r/>
-            <w:r>
-              <w:rPr>
-                <w:sz w:val="18"/>
-              </w:rPr>
-              <w:t>+0.026</w:t>
-            </w:r>
-          </w:p>
-        </w:tc>
-        <w:tc>
-          <w:tcPr>
-            <w:tcW w:type="dxa" w:w="960"/>
-          </w:tcPr>
-          <w:p>
-            <w:r/>
-            <w:r>
-              <w:rPr>
-                <w:sz w:val="18"/>
-              </w:rPr>
-              <w:t>0.00984</w:t>
-            </w:r>
-          </w:p>
-        </w:tc>
-        <w:tc>
-          <w:tcPr>
-            <w:tcW w:type="dxa" w:w="960"/>
-          </w:tcPr>
-          <w:p>
-            <w:r/>
-            <w:r>
-              <w:rPr>
-                <w:sz w:val="18"/>
-              </w:rPr>
-              <w:t>0.00989</w:t>
-            </w:r>
-          </w:p>
-        </w:tc>
-        <w:tc>
-          <w:tcPr>
-            <w:tcW w:type="dxa" w:w="960"/>
-          </w:tcPr>
-          <w:p>
-            <w:r/>
-            <w:r>
-              <w:rPr>
-                <w:sz w:val="18"/>
-              </w:rPr>
-              <w:t>0.00291</w:t>
-            </w:r>
-          </w:p>
-        </w:tc>
-        <w:tc>
-          <w:tcPr>
-            <w:tcW w:type="dxa" w:w="960"/>
-          </w:tcPr>
-          <w:p>
-            <w:r/>
-            <w:r>
-              <w:rPr>
-                <w:sz w:val="18"/>
-              </w:rPr>
-              <w:t>0.00698</w:t>
-            </w:r>
-          </w:p>
-        </w:tc>
-        <w:tc>
-          <w:tcPr>
-            <w:tcW w:type="dxa" w:w="960"/>
-          </w:tcPr>
-          <w:p>
-            <w:r/>
-            <w:r>
-              <w:rPr>
-                <w:sz w:val="18"/>
-              </w:rPr>
-              <w:t>9.9</w:t>
-            </w:r>
-          </w:p>
-        </w:tc>
-        <w:tc>
-          <w:tcPr>
-            <w:tcW w:type="dxa" w:w="960"/>
-          </w:tcPr>
-          <w:p>
-            <w:r/>
-            <w:r>
-              <w:rPr>
-                <w:sz w:val="18"/>
-              </w:rPr>
-              <w:t>10.0</w:t>
-            </w:r>
-          </w:p>
-        </w:tc>
-        <w:tc>
-          <w:tcPr>
-            <w:tcW w:type="dxa" w:w="960"/>
-          </w:tcPr>
-          <w:p>
-            <w:r/>
-            <w:r>
-              <w:rPr>
-                <w:sz w:val="18"/>
-              </w:rPr>
-              <w:t>8.4</w:t>
-            </w:r>
-          </w:p>
-        </w:tc>
-      </w:tr>
-      <w:tr>
-        <w:tc>
-          <w:tcPr>
-            <w:tcW w:type="dxa" w:w="960"/>
-          </w:tcPr>
-          <w:p>
-            <w:r/>
-            <w:r>
-              <w:rPr>
-                <w:sz w:val="18"/>
-              </w:rPr>
-              <w:t>NonCALC Matrix</w:t>
-            </w:r>
-          </w:p>
-        </w:tc>
-        <w:tc>
-          <w:tcPr>
-            <w:tcW w:type="dxa" w:w="960"/>
-          </w:tcPr>
-          <w:p>
-            <w:r/>
-            <w:r>
-              <w:rPr>
-                <w:sz w:val="18"/>
-              </w:rPr>
-              <w:t>-0.188</w:t>
-            </w:r>
-          </w:p>
-        </w:tc>
-        <w:tc>
-          <w:tcPr>
-            <w:tcW w:type="dxa" w:w="960"/>
-          </w:tcPr>
-          <w:p>
-            <w:r/>
-            <w:r>
-              <w:rPr>
-                <w:sz w:val="18"/>
-              </w:rPr>
-              <w:t>0.04670</w:t>
-            </w:r>
-          </w:p>
-        </w:tc>
-        <w:tc>
-          <w:tcPr>
-            <w:tcW w:type="dxa" w:w="960"/>
-          </w:tcPr>
-          <w:p>
-            <w:r/>
-            <w:r>
-              <w:rPr>
-                <w:sz w:val="18"/>
-              </w:rPr>
-              <w:t>0.03016</w:t>
-            </w:r>
-          </w:p>
-        </w:tc>
-        <w:tc>
-          <w:tcPr>
-            <w:tcW w:type="dxa" w:w="960"/>
-          </w:tcPr>
-          <w:p>
-            <w:r/>
-            <w:r>
-              <w:rPr>
-                <w:sz w:val="18"/>
-              </w:rPr>
-              <w:t>0.01833</w:t>
-            </w:r>
-          </w:p>
-        </w:tc>
-        <w:tc>
-          <w:tcPr>
-            <w:tcW w:type="dxa" w:w="960"/>
-          </w:tcPr>
-          <w:p>
-            <w:r/>
-            <w:r>
-              <w:rPr>
-                <w:sz w:val="18"/>
-              </w:rPr>
-              <w:t>0.01183</w:t>
-            </w:r>
-          </w:p>
-        </w:tc>
-        <w:tc>
-          <w:tcPr>
-            <w:tcW w:type="dxa" w:w="960"/>
-          </w:tcPr>
-          <w:p>
-            <w:r/>
-            <w:r>
-              <w:rPr>
-                <w:sz w:val="18"/>
-              </w:rPr>
-              <w:t>21.9</w:t>
-            </w:r>
-          </w:p>
-        </w:tc>
-        <w:tc>
-          <w:tcPr>
-            <w:tcW w:type="dxa" w:w="960"/>
-          </w:tcPr>
-          <w:p>
-            <w:r/>
-            <w:r>
-              <w:rPr>
-                <w:sz w:val="18"/>
-              </w:rPr>
-              <w:t>17.5</w:t>
-            </w:r>
-          </w:p>
-        </w:tc>
-        <w:tc>
-          <w:tcPr>
-            <w:tcW w:type="dxa" w:w="960"/>
-          </w:tcPr>
-          <w:p>
-            <w:r/>
-            <w:r>
-              <w:rPr>
-                <w:sz w:val="18"/>
-              </w:rPr>
-              <w:t>10.9</w:t>
-            </w:r>
-          </w:p>
-        </w:tc>
-      </w:tr>
-      <w:tr>
-        <w:tc>
-          <w:tcPr>
-            <w:tcW w:type="dxa" w:w="960"/>
-          </w:tcPr>
-          <w:p>
-            <w:r/>
-            <w:r>
-              <w:rPr>
-                <w:sz w:val="18"/>
-              </w:rPr>
-              <w:t>Total Plaque</w:t>
-            </w:r>
-          </w:p>
-        </w:tc>
-        <w:tc>
-          <w:tcPr>
-            <w:tcW w:type="dxa" w:w="960"/>
-          </w:tcPr>
-          <w:p>
-            <w:r/>
-            <w:r>
-              <w:rPr>
-                <w:sz w:val="18"/>
-              </w:rPr>
-              <w:t>-0.136</w:t>
-            </w:r>
-          </w:p>
-        </w:tc>
-        <w:tc>
-          <w:tcPr>
-            <w:tcW w:type="dxa" w:w="960"/>
-          </w:tcPr>
-          <w:p>
-            <w:r/>
-            <w:r>
-              <w:rPr>
-                <w:sz w:val="18"/>
-              </w:rPr>
-              <w:t>0.04026</w:t>
-            </w:r>
-          </w:p>
-        </w:tc>
-        <w:tc>
-          <w:tcPr>
-            <w:tcW w:type="dxa" w:w="960"/>
-          </w:tcPr>
-          <w:p>
-            <w:r/>
-            <w:r>
-              <w:rPr>
-                <w:sz w:val="18"/>
-              </w:rPr>
-              <w:t>0.03232</w:t>
-            </w:r>
-          </w:p>
-        </w:tc>
-        <w:tc>
-          <w:tcPr>
-            <w:tcW w:type="dxa" w:w="960"/>
-          </w:tcPr>
-          <w:p>
-            <w:r/>
-            <w:r>
-              <w:rPr>
-                <w:sz w:val="18"/>
-              </w:rPr>
-              <w:t>0.01727</w:t>
-            </w:r>
-          </w:p>
-        </w:tc>
-        <w:tc>
-          <w:tcPr>
-            <w:tcW w:type="dxa" w:w="960"/>
-          </w:tcPr>
-          <w:p>
-            <w:r/>
-            <w:r>
-              <w:rPr>
-                <w:sz w:val="18"/>
-              </w:rPr>
-              <w:t>0.01505</w:t>
-            </w:r>
-          </w:p>
-        </w:tc>
-        <w:tc>
-          <w:tcPr>
-            <w:tcW w:type="dxa" w:w="960"/>
-          </w:tcPr>
-          <w:p>
-            <w:r/>
-            <w:r>
-              <w:rPr>
-                <w:sz w:val="18"/>
-              </w:rPr>
-              <w:t>20.3</w:t>
-            </w:r>
-          </w:p>
-        </w:tc>
-        <w:tc>
-          <w:tcPr>
-            <w:tcW w:type="dxa" w:w="960"/>
-          </w:tcPr>
-          <w:p>
-            <w:r/>
-            <w:r>
-              <w:rPr>
-                <w:sz w:val="18"/>
-              </w:rPr>
-              <w:t>18.1</w:t>
-            </w:r>
-          </w:p>
-        </w:tc>
-        <w:tc>
-          <w:tcPr>
-            <w:tcW w:type="dxa" w:w="960"/>
-          </w:tcPr>
-          <w:p>
-            <w:r/>
-            <w:r>
-              <w:rPr>
-                <w:sz w:val="18"/>
-              </w:rPr>
-              <w:t>12.3</w:t>
-            </w:r>
-          </w:p>
-        </w:tc>
-      </w:tr>
-    </w:tbl>
     <w:p>
       <w:r>
         <w:rPr>
@@ -3241,1066 +2181,6 @@
                 <w:sz w:val="18"/>
               </w:rPr>
               <w:t>6.3</w:t>
-            </w:r>
-          </w:p>
-        </w:tc>
-      </w:tr>
-    </w:tbl>
-    <w:p>
-      <w:r>
-        <w:rPr>
-          <w:b/>
-          <w:i w:val="0"/>
-        </w:rPr>
-        <w:t>v2 canonical  (N=25):</w:t>
-      </w:r>
-    </w:p>
-    <w:tbl>
-      <w:tblPr>
-        <w:tblStyle w:val="LightGrid-Accent1"/>
-        <w:tblW w:type="auto" w:w="0"/>
-        <w:tblLook w:firstColumn="1" w:firstRow="1" w:lastColumn="0" w:lastRow="0" w:noHBand="0" w:noVBand="1" w:val="04A0"/>
-      </w:tblPr>
-      <w:tblGrid>
-        <w:gridCol w:w="960"/>
-        <w:gridCol w:w="960"/>
-        <w:gridCol w:w="960"/>
-        <w:gridCol w:w="960"/>
-        <w:gridCol w:w="960"/>
-        <w:gridCol w:w="960"/>
-        <w:gridCol w:w="960"/>
-        <w:gridCol w:w="960"/>
-        <w:gridCol w:w="960"/>
-      </w:tblGrid>
-      <w:tr>
-        <w:tc>
-          <w:tcPr>
-            <w:tcW w:type="dxa" w:w="960"/>
-          </w:tcPr>
-          <w:p>
-            <w:r/>
-            <w:r>
-              <w:rPr>
-                <w:b/>
-                <w:sz w:val="18"/>
-              </w:rPr>
-              <w:t>Endpoint</w:t>
-            </w:r>
-          </w:p>
-        </w:tc>
-        <w:tc>
-          <w:tcPr>
-            <w:tcW w:type="dxa" w:w="960"/>
-          </w:tcPr>
-          <w:p>
-            <w:r/>
-            <w:r>
-              <w:rPr>
-                <w:b/>
-                <w:sz w:val="18"/>
-              </w:rPr>
-              <w:t>Δ bias</w:t>
-            </w:r>
-          </w:p>
-        </w:tc>
-        <w:tc>
-          <w:tcPr>
-            <w:tcW w:type="dxa" w:w="960"/>
-          </w:tcPr>
-          <w:p>
-            <w:r/>
-            <w:r>
-              <w:rPr>
-                <w:b/>
-                <w:sz w:val="18"/>
-              </w:rPr>
-              <w:t>σ²_total</w:t>
-            </w:r>
-          </w:p>
-        </w:tc>
-        <w:tc>
-          <w:tcPr>
-            <w:tcW w:type="dxa" w:w="960"/>
-          </w:tcPr>
-          <w:p>
-            <w:r/>
-            <w:r>
-              <w:rPr>
-                <w:b/>
-                <w:sz w:val="18"/>
-              </w:rPr>
-              <w:t>σ²_rand</w:t>
-            </w:r>
-          </w:p>
-        </w:tc>
-        <w:tc>
-          <w:tcPr>
-            <w:tcW w:type="dxa" w:w="960"/>
-          </w:tcPr>
-          <w:p>
-            <w:r/>
-            <w:r>
-              <w:rPr>
-                <w:b/>
-                <w:sz w:val="18"/>
-              </w:rPr>
-              <w:t>σ²_OQ</w:t>
-            </w:r>
-          </w:p>
-        </w:tc>
-        <w:tc>
-          <w:tcPr>
-            <w:tcW w:type="dxa" w:w="960"/>
-          </w:tcPr>
-          <w:p>
-            <w:r/>
-            <w:r>
-              <w:rPr>
-                <w:b/>
-                <w:sz w:val="18"/>
-              </w:rPr>
-              <w:t>σ²_scan</w:t>
-            </w:r>
-          </w:p>
-        </w:tc>
-        <w:tc>
-          <w:tcPr>
-            <w:tcW w:type="dxa" w:w="960"/>
-          </w:tcPr>
-          <w:p>
-            <w:r/>
-            <w:r>
-              <w:rPr>
-                <w:b/>
-                <w:sz w:val="18"/>
-              </w:rPr>
-              <w:t>wCV_tot</w:t>
-            </w:r>
-          </w:p>
-        </w:tc>
-        <w:tc>
-          <w:tcPr>
-            <w:tcW w:type="dxa" w:w="960"/>
-          </w:tcPr>
-          <w:p>
-            <w:r/>
-            <w:r>
-              <w:rPr>
-                <w:b/>
-                <w:sz w:val="18"/>
-              </w:rPr>
-              <w:t>wCV_scanT</w:t>
-            </w:r>
-          </w:p>
-        </w:tc>
-        <w:tc>
-          <w:tcPr>
-            <w:tcW w:type="dxa" w:w="960"/>
-          </w:tcPr>
-          <w:p>
-            <w:r/>
-            <w:r>
-              <w:rPr>
-                <w:b/>
-                <w:sz w:val="18"/>
-              </w:rPr>
-              <w:t>wCV_attrib</w:t>
-            </w:r>
-          </w:p>
-        </w:tc>
-      </w:tr>
-      <w:tr>
-        <w:tc>
-          <w:tcPr>
-            <w:tcW w:type="dxa" w:w="960"/>
-          </w:tcPr>
-          <w:p>
-            <w:r/>
-            <w:r>
-              <w:rPr>
-                <w:sz w:val="18"/>
-              </w:rPr>
-              <w:t>Lumen</w:t>
-            </w:r>
-          </w:p>
-        </w:tc>
-        <w:tc>
-          <w:tcPr>
-            <w:tcW w:type="dxa" w:w="960"/>
-          </w:tcPr>
-          <w:p>
-            <w:r/>
-            <w:r>
-              <w:rPr>
-                <w:sz w:val="18"/>
-              </w:rPr>
-              <w:t>-0.125</w:t>
-            </w:r>
-          </w:p>
-        </w:tc>
-        <w:tc>
-          <w:tcPr>
-            <w:tcW w:type="dxa" w:w="960"/>
-          </w:tcPr>
-          <w:p>
-            <w:r/>
-            <w:r>
-              <w:rPr>
-                <w:sz w:val="18"/>
-              </w:rPr>
-              <w:t>0.01985</w:t>
-            </w:r>
-          </w:p>
-        </w:tc>
-        <w:tc>
-          <w:tcPr>
-            <w:tcW w:type="dxa" w:w="960"/>
-          </w:tcPr>
-          <w:p>
-            <w:r/>
-            <w:r>
-              <w:rPr>
-                <w:sz w:val="18"/>
-              </w:rPr>
-              <w:t>0.01254</w:t>
-            </w:r>
-          </w:p>
-        </w:tc>
-        <w:tc>
-          <w:tcPr>
-            <w:tcW w:type="dxa" w:w="960"/>
-          </w:tcPr>
-          <w:p>
-            <w:r/>
-            <w:r>
-              <w:rPr>
-                <w:sz w:val="18"/>
-              </w:rPr>
-              <w:t>0.00561</w:t>
-            </w:r>
-          </w:p>
-        </w:tc>
-        <w:tc>
-          <w:tcPr>
-            <w:tcW w:type="dxa" w:w="960"/>
-          </w:tcPr>
-          <w:p>
-            <w:r/>
-            <w:r>
-              <w:rPr>
-                <w:sz w:val="18"/>
-              </w:rPr>
-              <w:t>0.00693</w:t>
-            </w:r>
-          </w:p>
-        </w:tc>
-        <w:tc>
-          <w:tcPr>
-            <w:tcW w:type="dxa" w:w="960"/>
-          </w:tcPr>
-          <w:p>
-            <w:r/>
-            <w:r>
-              <w:rPr>
-                <w:sz w:val="18"/>
-              </w:rPr>
-              <w:t>14.2</w:t>
-            </w:r>
-          </w:p>
-        </w:tc>
-        <w:tc>
-          <w:tcPr>
-            <w:tcW w:type="dxa" w:w="960"/>
-          </w:tcPr>
-          <w:p>
-            <w:r/>
-            <w:r>
-              <w:rPr>
-                <w:sz w:val="18"/>
-              </w:rPr>
-              <w:t>11.2</w:t>
-            </w:r>
-          </w:p>
-        </w:tc>
-        <w:tc>
-          <w:tcPr>
-            <w:tcW w:type="dxa" w:w="960"/>
-          </w:tcPr>
-          <w:p>
-            <w:r/>
-            <w:r>
-              <w:rPr>
-                <w:sz w:val="18"/>
-              </w:rPr>
-              <w:t>8.3</w:t>
-            </w:r>
-          </w:p>
-        </w:tc>
-      </w:tr>
-      <w:tr>
-        <w:tc>
-          <w:tcPr>
-            <w:tcW w:type="dxa" w:w="960"/>
-          </w:tcPr>
-          <w:p>
-            <w:r/>
-            <w:r>
-              <w:rPr>
-                <w:sz w:val="18"/>
-              </w:rPr>
-              <w:t>Wall</w:t>
-            </w:r>
-          </w:p>
-        </w:tc>
-        <w:tc>
-          <w:tcPr>
-            <w:tcW w:type="dxa" w:w="960"/>
-          </w:tcPr>
-          <w:p>
-            <w:r/>
-            <w:r>
-              <w:rPr>
-                <w:sz w:val="18"/>
-              </w:rPr>
-              <w:t>-0.292</w:t>
-            </w:r>
-          </w:p>
-        </w:tc>
-        <w:tc>
-          <w:tcPr>
-            <w:tcW w:type="dxa" w:w="960"/>
-          </w:tcPr>
-          <w:p>
-            <w:r/>
-            <w:r>
-              <w:rPr>
-                <w:sz w:val="18"/>
-              </w:rPr>
-              <w:t>0.07296</w:t>
-            </w:r>
-          </w:p>
-        </w:tc>
-        <w:tc>
-          <w:tcPr>
-            <w:tcW w:type="dxa" w:w="960"/>
-          </w:tcPr>
-          <w:p>
-            <w:r/>
-            <w:r>
-              <w:rPr>
-                <w:sz w:val="18"/>
-              </w:rPr>
-              <w:t>0.03159</w:t>
-            </w:r>
-          </w:p>
-        </w:tc>
-        <w:tc>
-          <w:tcPr>
-            <w:tcW w:type="dxa" w:w="960"/>
-          </w:tcPr>
-          <w:p>
-            <w:r/>
-            <w:r>
-              <w:rPr>
-                <w:sz w:val="18"/>
-              </w:rPr>
-              <w:t>0.01702</w:t>
-            </w:r>
-          </w:p>
-        </w:tc>
-        <w:tc>
-          <w:tcPr>
-            <w:tcW w:type="dxa" w:w="960"/>
-          </w:tcPr>
-          <w:p>
-            <w:r/>
-            <w:r>
-              <w:rPr>
-                <w:sz w:val="18"/>
-              </w:rPr>
-              <w:t>0.01458</w:t>
-            </w:r>
-          </w:p>
-        </w:tc>
-        <w:tc>
-          <w:tcPr>
-            <w:tcW w:type="dxa" w:w="960"/>
-          </w:tcPr>
-          <w:p>
-            <w:r/>
-            <w:r>
-              <w:rPr>
-                <w:sz w:val="18"/>
-              </w:rPr>
-              <w:t>27.5</w:t>
-            </w:r>
-          </w:p>
-        </w:tc>
-        <w:tc>
-          <w:tcPr>
-            <w:tcW w:type="dxa" w:w="960"/>
-          </w:tcPr>
-          <w:p>
-            <w:r/>
-            <w:r>
-              <w:rPr>
-                <w:sz w:val="18"/>
-              </w:rPr>
-              <w:t>17.9</w:t>
-            </w:r>
-          </w:p>
-        </w:tc>
-        <w:tc>
-          <w:tcPr>
-            <w:tcW w:type="dxa" w:w="960"/>
-          </w:tcPr>
-          <w:p>
-            <w:r/>
-            <w:r>
-              <w:rPr>
-                <w:sz w:val="18"/>
-              </w:rPr>
-              <w:t>12.1</w:t>
-            </w:r>
-          </w:p>
-        </w:tc>
-      </w:tr>
-      <w:tr>
-        <w:tc>
-          <w:tcPr>
-            <w:tcW w:type="dxa" w:w="960"/>
-          </w:tcPr>
-          <w:p>
-            <w:r/>
-            <w:r>
-              <w:rPr>
-                <w:sz w:val="18"/>
-              </w:rPr>
-              <w:t>Vessel</w:t>
-            </w:r>
-          </w:p>
-        </w:tc>
-        <w:tc>
-          <w:tcPr>
-            <w:tcW w:type="dxa" w:w="960"/>
-          </w:tcPr>
-          <w:p>
-            <w:r/>
-            <w:r>
-              <w:rPr>
-                <w:sz w:val="18"/>
-              </w:rPr>
-              <w:t>-0.193</w:t>
-            </w:r>
-          </w:p>
-        </w:tc>
-        <w:tc>
-          <w:tcPr>
-            <w:tcW w:type="dxa" w:w="960"/>
-          </w:tcPr>
-          <w:p>
-            <w:r/>
-            <w:r>
-              <w:rPr>
-                <w:sz w:val="18"/>
-              </w:rPr>
-              <w:t>0.03376</w:t>
-            </w:r>
-          </w:p>
-        </w:tc>
-        <w:tc>
-          <w:tcPr>
-            <w:tcW w:type="dxa" w:w="960"/>
-          </w:tcPr>
-          <w:p>
-            <w:r/>
-            <w:r>
-              <w:rPr>
-                <w:sz w:val="18"/>
-              </w:rPr>
-              <w:t>0.01571</w:t>
-            </w:r>
-          </w:p>
-        </w:tc>
-        <w:tc>
-          <w:tcPr>
-            <w:tcW w:type="dxa" w:w="960"/>
-          </w:tcPr>
-          <w:p>
-            <w:r/>
-            <w:r>
-              <w:rPr>
-                <w:sz w:val="18"/>
-              </w:rPr>
-              <w:t>0.00754</w:t>
-            </w:r>
-          </w:p>
-        </w:tc>
-        <w:tc>
-          <w:tcPr>
-            <w:tcW w:type="dxa" w:w="960"/>
-          </w:tcPr>
-          <w:p>
-            <w:r/>
-            <w:r>
-              <w:rPr>
-                <w:sz w:val="18"/>
-              </w:rPr>
-              <w:t>0.00817</w:t>
-            </w:r>
-          </w:p>
-        </w:tc>
-        <w:tc>
-          <w:tcPr>
-            <w:tcW w:type="dxa" w:w="960"/>
-          </w:tcPr>
-          <w:p>
-            <w:r/>
-            <w:r>
-              <w:rPr>
-                <w:sz w:val="18"/>
-              </w:rPr>
-              <w:t>18.5</w:t>
-            </w:r>
-          </w:p>
-        </w:tc>
-        <w:tc>
-          <w:tcPr>
-            <w:tcW w:type="dxa" w:w="960"/>
-          </w:tcPr>
-          <w:p>
-            <w:r/>
-            <w:r>
-              <w:rPr>
-                <w:sz w:val="18"/>
-              </w:rPr>
-              <w:t>12.6</w:t>
-            </w:r>
-          </w:p>
-        </w:tc>
-        <w:tc>
-          <w:tcPr>
-            <w:tcW w:type="dxa" w:w="960"/>
-          </w:tcPr>
-          <w:p>
-            <w:r/>
-            <w:r>
-              <w:rPr>
-                <w:sz w:val="18"/>
-              </w:rPr>
-              <w:t>9.1</w:t>
-            </w:r>
-          </w:p>
-        </w:tc>
-      </w:tr>
-      <w:tr>
-        <w:tc>
-          <w:tcPr>
-            <w:tcW w:type="dxa" w:w="960"/>
-          </w:tcPr>
-          <w:p>
-            <w:r/>
-            <w:r>
-              <w:rPr>
-                <w:sz w:val="18"/>
-              </w:rPr>
-              <w:t>CALC</w:t>
-            </w:r>
-          </w:p>
-        </w:tc>
-        <w:tc>
-          <w:tcPr>
-            <w:tcW w:type="dxa" w:w="960"/>
-          </w:tcPr>
-          <w:p>
-            <w:r/>
-            <w:r>
-              <w:rPr>
-                <w:sz w:val="18"/>
-              </w:rPr>
-              <w:t>-0.060</w:t>
-            </w:r>
-          </w:p>
-        </w:tc>
-        <w:tc>
-          <w:tcPr>
-            <w:tcW w:type="dxa" w:w="960"/>
-          </w:tcPr>
-          <w:p>
-            <w:r/>
-            <w:r>
-              <w:rPr>
-                <w:sz w:val="18"/>
-              </w:rPr>
-              <w:t>0.00950</w:t>
-            </w:r>
-          </w:p>
-        </w:tc>
-        <w:tc>
-          <w:tcPr>
-            <w:tcW w:type="dxa" w:w="960"/>
-          </w:tcPr>
-          <w:p>
-            <w:r/>
-            <w:r>
-              <w:rPr>
-                <w:sz w:val="18"/>
-              </w:rPr>
-              <w:t>0.00805</w:t>
-            </w:r>
-          </w:p>
-        </w:tc>
-        <w:tc>
-          <w:tcPr>
-            <w:tcW w:type="dxa" w:w="960"/>
-          </w:tcPr>
-          <w:p>
-            <w:r/>
-            <w:r>
-              <w:rPr>
-                <w:sz w:val="18"/>
-              </w:rPr>
-              <w:t>0.00202</w:t>
-            </w:r>
-          </w:p>
-        </w:tc>
-        <w:tc>
-          <w:tcPr>
-            <w:tcW w:type="dxa" w:w="960"/>
-          </w:tcPr>
-          <w:p>
-            <w:r/>
-            <w:r>
-              <w:rPr>
-                <w:sz w:val="18"/>
-              </w:rPr>
-              <w:t>0.00603</w:t>
-            </w:r>
-          </w:p>
-        </w:tc>
-        <w:tc>
-          <w:tcPr>
-            <w:tcW w:type="dxa" w:w="960"/>
-          </w:tcPr>
-          <w:p>
-            <w:r/>
-            <w:r>
-              <w:rPr>
-                <w:sz w:val="18"/>
-              </w:rPr>
-              <w:t>9.8</w:t>
-            </w:r>
-          </w:p>
-        </w:tc>
-        <w:tc>
-          <w:tcPr>
-            <w:tcW w:type="dxa" w:w="960"/>
-          </w:tcPr>
-          <w:p>
-            <w:r/>
-            <w:r>
-              <w:rPr>
-                <w:sz w:val="18"/>
-              </w:rPr>
-              <w:t>9.0</w:t>
-            </w:r>
-          </w:p>
-        </w:tc>
-        <w:tc>
-          <w:tcPr>
-            <w:tcW w:type="dxa" w:w="960"/>
-          </w:tcPr>
-          <w:p>
-            <w:r/>
-            <w:r>
-              <w:rPr>
-                <w:sz w:val="18"/>
-              </w:rPr>
-              <w:t>7.8</w:t>
-            </w:r>
-          </w:p>
-        </w:tc>
-      </w:tr>
-      <w:tr>
-        <w:tc>
-          <w:tcPr>
-            <w:tcW w:type="dxa" w:w="960"/>
-          </w:tcPr>
-          <w:p>
-            <w:r/>
-            <w:r>
-              <w:rPr>
-                <w:sz w:val="18"/>
-              </w:rPr>
-              <w:t>LRNC</w:t>
-            </w:r>
-          </w:p>
-        </w:tc>
-        <w:tc>
-          <w:tcPr>
-            <w:tcW w:type="dxa" w:w="960"/>
-          </w:tcPr>
-          <w:p>
-            <w:r/>
-            <w:r>
-              <w:rPr>
-                <w:sz w:val="18"/>
-              </w:rPr>
-              <w:t>-0.008</w:t>
-            </w:r>
-          </w:p>
-        </w:tc>
-        <w:tc>
-          <w:tcPr>
-            <w:tcW w:type="dxa" w:w="960"/>
-          </w:tcPr>
-          <w:p>
-            <w:r/>
-            <w:r>
-              <w:rPr>
-                <w:sz w:val="18"/>
-              </w:rPr>
-              <w:t>0.00491</w:t>
-            </w:r>
-          </w:p>
-        </w:tc>
-        <w:tc>
-          <w:tcPr>
-            <w:tcW w:type="dxa" w:w="960"/>
-          </w:tcPr>
-          <w:p>
-            <w:r/>
-            <w:r>
-              <w:rPr>
-                <w:sz w:val="18"/>
-              </w:rPr>
-              <w:t>0.00508</w:t>
-            </w:r>
-          </w:p>
-        </w:tc>
-        <w:tc>
-          <w:tcPr>
-            <w:tcW w:type="dxa" w:w="960"/>
-          </w:tcPr>
-          <w:p>
-            <w:r/>
-            <w:r>
-              <w:rPr>
-                <w:sz w:val="18"/>
-              </w:rPr>
-              <w:t>0.00291</w:t>
-            </w:r>
-          </w:p>
-        </w:tc>
-        <w:tc>
-          <w:tcPr>
-            <w:tcW w:type="dxa" w:w="960"/>
-          </w:tcPr>
-          <w:p>
-            <w:r/>
-            <w:r>
-              <w:rPr>
-                <w:sz w:val="18"/>
-              </w:rPr>
-              <w:t>0.00217</w:t>
-            </w:r>
-          </w:p>
-        </w:tc>
-        <w:tc>
-          <w:tcPr>
-            <w:tcW w:type="dxa" w:w="960"/>
-          </w:tcPr>
-          <w:p>
-            <w:r/>
-            <w:r>
-              <w:rPr>
-                <w:sz w:val="18"/>
-              </w:rPr>
-              <w:t>7.0</w:t>
-            </w:r>
-          </w:p>
-        </w:tc>
-        <w:tc>
-          <w:tcPr>
-            <w:tcW w:type="dxa" w:w="960"/>
-          </w:tcPr>
-          <w:p>
-            <w:r/>
-            <w:r>
-              <w:rPr>
-                <w:sz w:val="18"/>
-              </w:rPr>
-              <w:t>7.1</w:t>
-            </w:r>
-          </w:p>
-        </w:tc>
-        <w:tc>
-          <w:tcPr>
-            <w:tcW w:type="dxa" w:w="960"/>
-          </w:tcPr>
-          <w:p>
-            <w:r/>
-            <w:r>
-              <w:rPr>
-                <w:sz w:val="18"/>
-              </w:rPr>
-              <w:t>4.7</w:t>
-            </w:r>
-          </w:p>
-        </w:tc>
-      </w:tr>
-      <w:tr>
-        <w:tc>
-          <w:tcPr>
-            <w:tcW w:type="dxa" w:w="960"/>
-          </w:tcPr>
-          <w:p>
-            <w:r/>
-            <w:r>
-              <w:rPr>
-                <w:sz w:val="18"/>
-              </w:rPr>
-              <w:t>NonCALC Matrix</w:t>
-            </w:r>
-          </w:p>
-        </w:tc>
-        <w:tc>
-          <w:tcPr>
-            <w:tcW w:type="dxa" w:w="960"/>
-          </w:tcPr>
-          <w:p>
-            <w:r/>
-            <w:r>
-              <w:rPr>
-                <w:sz w:val="18"/>
-              </w:rPr>
-              <w:t>-0.297</w:t>
-            </w:r>
-          </w:p>
-        </w:tc>
-        <w:tc>
-          <w:tcPr>
-            <w:tcW w:type="dxa" w:w="960"/>
-          </w:tcPr>
-          <w:p>
-            <w:r/>
-            <w:r>
-              <w:rPr>
-                <w:sz w:val="18"/>
-              </w:rPr>
-              <w:t>0.07247</w:t>
-            </w:r>
-          </w:p>
-        </w:tc>
-        <w:tc>
-          <w:tcPr>
-            <w:tcW w:type="dxa" w:w="960"/>
-          </w:tcPr>
-          <w:p>
-            <w:r/>
-            <w:r>
-              <w:rPr>
-                <w:sz w:val="18"/>
-              </w:rPr>
-              <w:t>0.02954</w:t>
-            </w:r>
-          </w:p>
-        </w:tc>
-        <w:tc>
-          <w:tcPr>
-            <w:tcW w:type="dxa" w:w="960"/>
-          </w:tcPr>
-          <w:p>
-            <w:r/>
-            <w:r>
-              <w:rPr>
-                <w:sz w:val="18"/>
-              </w:rPr>
-              <w:t>0.01833</w:t>
-            </w:r>
-          </w:p>
-        </w:tc>
-        <w:tc>
-          <w:tcPr>
-            <w:tcW w:type="dxa" w:w="960"/>
-          </w:tcPr>
-          <w:p>
-            <w:r/>
-            <w:r>
-              <w:rPr>
-                <w:sz w:val="18"/>
-              </w:rPr>
-              <w:t>0.01121</w:t>
-            </w:r>
-          </w:p>
-        </w:tc>
-        <w:tc>
-          <w:tcPr>
-            <w:tcW w:type="dxa" w:w="960"/>
-          </w:tcPr>
-          <w:p>
-            <w:r/>
-            <w:r>
-              <w:rPr>
-                <w:sz w:val="18"/>
-              </w:rPr>
-              <w:t>27.4</w:t>
-            </w:r>
-          </w:p>
-        </w:tc>
-        <w:tc>
-          <w:tcPr>
-            <w:tcW w:type="dxa" w:w="960"/>
-          </w:tcPr>
-          <w:p>
-            <w:r/>
-            <w:r>
-              <w:rPr>
-                <w:sz w:val="18"/>
-              </w:rPr>
-              <w:t>17.3</w:t>
-            </w:r>
-          </w:p>
-        </w:tc>
-        <w:tc>
-          <w:tcPr>
-            <w:tcW w:type="dxa" w:w="960"/>
-          </w:tcPr>
-          <w:p>
-            <w:r/>
-            <w:r>
-              <w:rPr>
-                <w:sz w:val="18"/>
-              </w:rPr>
-              <w:t>10.6</w:t>
-            </w:r>
-          </w:p>
-        </w:tc>
-      </w:tr>
-      <w:tr>
-        <w:tc>
-          <w:tcPr>
-            <w:tcW w:type="dxa" w:w="960"/>
-          </w:tcPr>
-          <w:p>
-            <w:r/>
-            <w:r>
-              <w:rPr>
-                <w:sz w:val="18"/>
-              </w:rPr>
-              <w:t>Total Plaque</w:t>
-            </w:r>
-          </w:p>
-        </w:tc>
-        <w:tc>
-          <w:tcPr>
-            <w:tcW w:type="dxa" w:w="960"/>
-          </w:tcPr>
-          <w:p>
-            <w:r/>
-            <w:r>
-              <w:rPr>
-                <w:sz w:val="18"/>
-              </w:rPr>
-              <w:t>-0.276</w:t>
-            </w:r>
-          </w:p>
-        </w:tc>
-        <w:tc>
-          <w:tcPr>
-            <w:tcW w:type="dxa" w:w="960"/>
-          </w:tcPr>
-          <w:p>
-            <w:r/>
-            <w:r>
-              <w:rPr>
-                <w:sz w:val="18"/>
-              </w:rPr>
-              <w:t>0.07034</w:t>
-            </w:r>
-          </w:p>
-        </w:tc>
-        <w:tc>
-          <w:tcPr>
-            <w:tcW w:type="dxa" w:w="960"/>
-          </w:tcPr>
-          <w:p>
-            <w:r/>
-            <w:r>
-              <w:rPr>
-                <w:sz w:val="18"/>
-              </w:rPr>
-              <w:t>0.03364</w:t>
-            </w:r>
-          </w:p>
-        </w:tc>
-        <w:tc>
-          <w:tcPr>
-            <w:tcW w:type="dxa" w:w="960"/>
-          </w:tcPr>
-          <w:p>
-            <w:r/>
-            <w:r>
-              <w:rPr>
-                <w:sz w:val="18"/>
-              </w:rPr>
-              <w:t>0.01727</w:t>
-            </w:r>
-          </w:p>
-        </w:tc>
-        <w:tc>
-          <w:tcPr>
-            <w:tcW w:type="dxa" w:w="960"/>
-          </w:tcPr>
-          <w:p>
-            <w:r/>
-            <w:r>
-              <w:rPr>
-                <w:sz w:val="18"/>
-              </w:rPr>
-              <w:t>0.01637</w:t>
-            </w:r>
-          </w:p>
-        </w:tc>
-        <w:tc>
-          <w:tcPr>
-            <w:tcW w:type="dxa" w:w="960"/>
-          </w:tcPr>
-          <w:p>
-            <w:r/>
-            <w:r>
-              <w:rPr>
-                <w:sz w:val="18"/>
-              </w:rPr>
-              <w:t>27.0</w:t>
-            </w:r>
-          </w:p>
-        </w:tc>
-        <w:tc>
-          <w:tcPr>
-            <w:tcW w:type="dxa" w:w="960"/>
-          </w:tcPr>
-          <w:p>
-            <w:r/>
-            <w:r>
-              <w:rPr>
-                <w:sz w:val="18"/>
-              </w:rPr>
-              <w:t>18.5</w:t>
-            </w:r>
-          </w:p>
-        </w:tc>
-        <w:tc>
-          <w:tcPr>
-            <w:tcW w:type="dxa" w:w="960"/>
-          </w:tcPr>
-          <w:p>
-            <w:r/>
-            <w:r>
-              <w:rPr>
-                <w:sz w:val="18"/>
-              </w:rPr>
-              <w:t>12.8</w:t>
             </w:r>
           </w:p>
         </w:tc>
@@ -5372,7 +3252,7 @@
           <w:b w:val="0"/>
           <w:i/>
         </w:rPr>
-        <w:t>Key: within a vintage, σ²_random / σ²_scanner shrink from canonical → sub-segment (the traced-extent term is removed). Across vintages (canonical), σ²_random is stable while Δ (systematic bias) grew v1→v2 — the 07-07 re-work changed the bias (Gate 4), not the random reproducibility (Gate 3).</w:t>
+        <w:t>Results are on the sub-segment (extent-matched) region for v1 and v2. σ²_random / σ²_scanner are small (the extent term is removed by the sub-segment intersection) and stable v1→v2 — the 07-07 re-work changed the systematic bias (Gate 4), not the random reproducibility (Gate 3). Gate 4 bias (§8) is assessed on the canonical length-normalized scale to match the OQ.</w:t>
       </w:r>
     </w:p>
     <w:p>
@@ -5399,17 +3279,15 @@
         <w:tblLook w:firstColumn="1" w:firstRow="1" w:lastColumn="0" w:lastRow="0" w:noHBand="0" w:noVBand="1" w:val="04A0"/>
       </w:tblPr>
       <w:tblGrid>
-        <w:gridCol w:w="1440"/>
-        <w:gridCol w:w="1440"/>
-        <w:gridCol w:w="1440"/>
-        <w:gridCol w:w="1440"/>
-        <w:gridCol w:w="1440"/>
-        <w:gridCol w:w="1440"/>
+        <w:gridCol w:w="2160"/>
+        <w:gridCol w:w="2160"/>
+        <w:gridCol w:w="2160"/>
+        <w:gridCol w:w="2160"/>
       </w:tblGrid>
       <w:tr>
         <w:tc>
           <w:tcPr>
-            <w:tcW w:type="dxa" w:w="1440"/>
+            <w:tcW w:type="dxa" w:w="2160"/>
           </w:tcPr>
           <w:p>
             <w:r/>
@@ -5424,7 +3302,7 @@
         </w:tc>
         <w:tc>
           <w:tcPr>
-            <w:tcW w:type="dxa" w:w="1440"/>
+            <w:tcW w:type="dxa" w:w="2160"/>
           </w:tcPr>
           <w:p>
             <w:r/>
@@ -5439,7 +3317,7 @@
         </w:tc>
         <w:tc>
           <w:tcPr>
-            <w:tcW w:type="dxa" w:w="1440"/>
+            <w:tcW w:type="dxa" w:w="2160"/>
           </w:tcPr>
           <w:p>
             <w:r/>
@@ -5448,43 +3326,13 @@
                 <w:b/>
                 <w:sz w:val="18"/>
               </w:rPr>
-              <w:t>v1 canonical</w:t>
-            </w:r>
-          </w:p>
-        </w:tc>
-        <w:tc>
-          <w:tcPr>
-            <w:tcW w:type="dxa" w:w="1440"/>
-          </w:tcPr>
-          <w:p>
-            <w:r/>
-            <w:r>
-              <w:rPr>
-                <w:b/>
-                <w:sz w:val="18"/>
-              </w:rPr>
               <w:t>v1 sub-seg</w:t>
             </w:r>
           </w:p>
         </w:tc>
         <w:tc>
           <w:tcPr>
-            <w:tcW w:type="dxa" w:w="1440"/>
-          </w:tcPr>
-          <w:p>
-            <w:r/>
-            <w:r>
-              <w:rPr>
-                <w:b/>
-                <w:sz w:val="18"/>
-              </w:rPr>
-              <w:t>v2 canonical</w:t>
-            </w:r>
-          </w:p>
-        </w:tc>
-        <w:tc>
-          <w:tcPr>
-            <w:tcW w:type="dxa" w:w="1440"/>
+            <w:tcW w:type="dxa" w:w="2160"/>
           </w:tcPr>
           <w:p>
             <w:r/>
@@ -5501,7 +3349,7 @@
       <w:tr>
         <w:tc>
           <w:tcPr>
-            <w:tcW w:type="dxa" w:w="1440"/>
+            <w:tcW w:type="dxa" w:w="2160"/>
           </w:tcPr>
           <w:p>
             <w:r/>
@@ -5515,7 +3363,7 @@
         </w:tc>
         <w:tc>
           <w:tcPr>
-            <w:tcW w:type="dxa" w:w="1440"/>
+            <w:tcW w:type="dxa" w:w="2160"/>
           </w:tcPr>
           <w:p>
             <w:r/>
@@ -5529,21 +3377,7 @@
         </w:tc>
         <w:tc>
           <w:tcPr>
-            <w:tcW w:type="dxa" w:w="1440"/>
-          </w:tcPr>
-          <w:p>
-            <w:r/>
-            <w:r>
-              <w:rPr>
-                <w:sz w:val="18"/>
-              </w:rPr>
-              <w:t>11.8 P</w:t>
-            </w:r>
-          </w:p>
-        </w:tc>
-        <w:tc>
-          <w:tcPr>
-            <w:tcW w:type="dxa" w:w="1440"/>
+            <w:tcW w:type="dxa" w:w="2160"/>
           </w:tcPr>
           <w:p>
             <w:r/>
@@ -5557,21 +3391,7 @@
         </w:tc>
         <w:tc>
           <w:tcPr>
-            <w:tcW w:type="dxa" w:w="1440"/>
-          </w:tcPr>
-          <w:p>
-            <w:r/>
-            <w:r>
-              <w:rPr>
-                <w:sz w:val="18"/>
-              </w:rPr>
-              <w:t>11.2 P</w:t>
-            </w:r>
-          </w:p>
-        </w:tc>
-        <w:tc>
-          <w:tcPr>
-            <w:tcW w:type="dxa" w:w="1440"/>
+            <w:tcW w:type="dxa" w:w="2160"/>
           </w:tcPr>
           <w:p>
             <w:r/>
@@ -5587,7 +3407,7 @@
       <w:tr>
         <w:tc>
           <w:tcPr>
-            <w:tcW w:type="dxa" w:w="1440"/>
+            <w:tcW w:type="dxa" w:w="2160"/>
           </w:tcPr>
           <w:p>
             <w:r/>
@@ -5601,7 +3421,7 @@
         </w:tc>
         <w:tc>
           <w:tcPr>
-            <w:tcW w:type="dxa" w:w="1440"/>
+            <w:tcW w:type="dxa" w:w="2160"/>
           </w:tcPr>
           <w:p>
             <w:r/>
@@ -5615,21 +3435,7 @@
         </w:tc>
         <w:tc>
           <w:tcPr>
-            <w:tcW w:type="dxa" w:w="1440"/>
-          </w:tcPr>
-          <w:p>
-            <w:r/>
-            <w:r>
-              <w:rPr>
-                <w:sz w:val="18"/>
-              </w:rPr>
-              <w:t>17.8 P</w:t>
-            </w:r>
-          </w:p>
-        </w:tc>
-        <w:tc>
-          <w:tcPr>
-            <w:tcW w:type="dxa" w:w="1440"/>
+            <w:tcW w:type="dxa" w:w="2160"/>
           </w:tcPr>
           <w:p>
             <w:r/>
@@ -5643,21 +3449,7 @@
         </w:tc>
         <w:tc>
           <w:tcPr>
-            <w:tcW w:type="dxa" w:w="1440"/>
-          </w:tcPr>
-          <w:p>
-            <w:r/>
-            <w:r>
-              <w:rPr>
-                <w:sz w:val="18"/>
-              </w:rPr>
-              <w:t>17.9 P</w:t>
-            </w:r>
-          </w:p>
-        </w:tc>
-        <w:tc>
-          <w:tcPr>
-            <w:tcW w:type="dxa" w:w="1440"/>
+            <w:tcW w:type="dxa" w:w="2160"/>
           </w:tcPr>
           <w:p>
             <w:r/>
@@ -5673,7 +3465,7 @@
       <w:tr>
         <w:tc>
           <w:tcPr>
-            <w:tcW w:type="dxa" w:w="1440"/>
+            <w:tcW w:type="dxa" w:w="2160"/>
           </w:tcPr>
           <w:p>
             <w:r/>
@@ -5687,7 +3479,7 @@
         </w:tc>
         <w:tc>
           <w:tcPr>
-            <w:tcW w:type="dxa" w:w="1440"/>
+            <w:tcW w:type="dxa" w:w="2160"/>
           </w:tcPr>
           <w:p>
             <w:r/>
@@ -5701,21 +3493,7 @@
         </w:tc>
         <w:tc>
           <w:tcPr>
-            <w:tcW w:type="dxa" w:w="1440"/>
-          </w:tcPr>
-          <w:p>
-            <w:r/>
-            <w:r>
-              <w:rPr>
-                <w:sz w:val="18"/>
-              </w:rPr>
-              <w:t>13.2 P</w:t>
-            </w:r>
-          </w:p>
-        </w:tc>
-        <w:tc>
-          <w:tcPr>
-            <w:tcW w:type="dxa" w:w="1440"/>
+            <w:tcW w:type="dxa" w:w="2160"/>
           </w:tcPr>
           <w:p>
             <w:r/>
@@ -5729,21 +3507,7 @@
         </w:tc>
         <w:tc>
           <w:tcPr>
-            <w:tcW w:type="dxa" w:w="1440"/>
-          </w:tcPr>
-          <w:p>
-            <w:r/>
-            <w:r>
-              <w:rPr>
-                <w:sz w:val="18"/>
-              </w:rPr>
-              <w:t>12.6 P</w:t>
-            </w:r>
-          </w:p>
-        </w:tc>
-        <w:tc>
-          <w:tcPr>
-            <w:tcW w:type="dxa" w:w="1440"/>
+            <w:tcW w:type="dxa" w:w="2160"/>
           </w:tcPr>
           <w:p>
             <w:r/>
@@ -5759,7 +3523,7 @@
       <w:tr>
         <w:tc>
           <w:tcPr>
-            <w:tcW w:type="dxa" w:w="1440"/>
+            <w:tcW w:type="dxa" w:w="2160"/>
           </w:tcPr>
           <w:p>
             <w:r/>
@@ -5773,7 +3537,7 @@
         </w:tc>
         <w:tc>
           <w:tcPr>
-            <w:tcW w:type="dxa" w:w="1440"/>
+            <w:tcW w:type="dxa" w:w="2160"/>
           </w:tcPr>
           <w:p>
             <w:r/>
@@ -5787,21 +3551,7 @@
         </w:tc>
         <w:tc>
           <w:tcPr>
-            <w:tcW w:type="dxa" w:w="1440"/>
-          </w:tcPr>
-          <w:p>
-            <w:r/>
-            <w:r>
-              <w:rPr>
-                <w:sz w:val="18"/>
-              </w:rPr>
-              <w:t>7.4 P</w:t>
-            </w:r>
-          </w:p>
-        </w:tc>
-        <w:tc>
-          <w:tcPr>
-            <w:tcW w:type="dxa" w:w="1440"/>
+            <w:tcW w:type="dxa" w:w="2160"/>
           </w:tcPr>
           <w:p>
             <w:r/>
@@ -5815,21 +3565,7 @@
         </w:tc>
         <w:tc>
           <w:tcPr>
-            <w:tcW w:type="dxa" w:w="1440"/>
-          </w:tcPr>
-          <w:p>
-            <w:r/>
-            <w:r>
-              <w:rPr>
-                <w:sz w:val="18"/>
-              </w:rPr>
-              <w:t>9.0 F</w:t>
-            </w:r>
-          </w:p>
-        </w:tc>
-        <w:tc>
-          <w:tcPr>
-            <w:tcW w:type="dxa" w:w="1440"/>
+            <w:tcW w:type="dxa" w:w="2160"/>
           </w:tcPr>
           <w:p>
             <w:r/>
@@ -5845,7 +3581,7 @@
       <w:tr>
         <w:tc>
           <w:tcPr>
-            <w:tcW w:type="dxa" w:w="1440"/>
+            <w:tcW w:type="dxa" w:w="2160"/>
           </w:tcPr>
           <w:p>
             <w:r/>
@@ -5859,7 +3595,7 @@
         </w:tc>
         <w:tc>
           <w:tcPr>
-            <w:tcW w:type="dxa" w:w="1440"/>
+            <w:tcW w:type="dxa" w:w="2160"/>
           </w:tcPr>
           <w:p>
             <w:r/>
@@ -5873,21 +3609,7 @@
         </w:tc>
         <w:tc>
           <w:tcPr>
-            <w:tcW w:type="dxa" w:w="1440"/>
-          </w:tcPr>
-          <w:p>
-            <w:r/>
-            <w:r>
-              <w:rPr>
-                <w:sz w:val="18"/>
-              </w:rPr>
-              <w:t>10.0 P</w:t>
-            </w:r>
-          </w:p>
-        </w:tc>
-        <w:tc>
-          <w:tcPr>
-            <w:tcW w:type="dxa" w:w="1440"/>
+            <w:tcW w:type="dxa" w:w="2160"/>
           </w:tcPr>
           <w:p>
             <w:r/>
@@ -5901,21 +3623,7 @@
         </w:tc>
         <w:tc>
           <w:tcPr>
-            <w:tcW w:type="dxa" w:w="1440"/>
-          </w:tcPr>
-          <w:p>
-            <w:r/>
-            <w:r>
-              <w:rPr>
-                <w:sz w:val="18"/>
-              </w:rPr>
-              <w:t>7.1 P</w:t>
-            </w:r>
-          </w:p>
-        </w:tc>
-        <w:tc>
-          <w:tcPr>
-            <w:tcW w:type="dxa" w:w="1440"/>
+            <w:tcW w:type="dxa" w:w="2160"/>
           </w:tcPr>
           <w:p>
             <w:r/>
@@ -5931,7 +3639,7 @@
       <w:tr>
         <w:tc>
           <w:tcPr>
-            <w:tcW w:type="dxa" w:w="1440"/>
+            <w:tcW w:type="dxa" w:w="2160"/>
           </w:tcPr>
           <w:p>
             <w:r/>
@@ -5945,7 +3653,7 @@
         </w:tc>
         <w:tc>
           <w:tcPr>
-            <w:tcW w:type="dxa" w:w="1440"/>
+            <w:tcW w:type="dxa" w:w="2160"/>
           </w:tcPr>
           <w:p>
             <w:r/>
@@ -5959,21 +3667,7 @@
         </w:tc>
         <w:tc>
           <w:tcPr>
-            <w:tcW w:type="dxa" w:w="1440"/>
-          </w:tcPr>
-          <w:p>
-            <w:r/>
-            <w:r>
-              <w:rPr>
-                <w:sz w:val="18"/>
-              </w:rPr>
-              <w:t>17.5 P</w:t>
-            </w:r>
-          </w:p>
-        </w:tc>
-        <w:tc>
-          <w:tcPr>
-            <w:tcW w:type="dxa" w:w="1440"/>
+            <w:tcW w:type="dxa" w:w="2160"/>
           </w:tcPr>
           <w:p>
             <w:r/>
@@ -5987,21 +3681,7 @@
         </w:tc>
         <w:tc>
           <w:tcPr>
-            <w:tcW w:type="dxa" w:w="1440"/>
-          </w:tcPr>
-          <w:p>
-            <w:r/>
-            <w:r>
-              <w:rPr>
-                <w:sz w:val="18"/>
-              </w:rPr>
-              <w:t>17.3 P</w:t>
-            </w:r>
-          </w:p>
-        </w:tc>
-        <w:tc>
-          <w:tcPr>
-            <w:tcW w:type="dxa" w:w="1440"/>
+            <w:tcW w:type="dxa" w:w="2160"/>
           </w:tcPr>
           <w:p>
             <w:r/>
@@ -6017,7 +3697,7 @@
       <w:tr>
         <w:tc>
           <w:tcPr>
-            <w:tcW w:type="dxa" w:w="1440"/>
+            <w:tcW w:type="dxa" w:w="2160"/>
           </w:tcPr>
           <w:p>
             <w:r/>
@@ -6031,7 +3711,7 @@
         </w:tc>
         <w:tc>
           <w:tcPr>
-            <w:tcW w:type="dxa" w:w="1440"/>
+            <w:tcW w:type="dxa" w:w="2160"/>
           </w:tcPr>
           <w:p>
             <w:r/>
@@ -6045,21 +3725,7 @@
         </w:tc>
         <w:tc>
           <w:tcPr>
-            <w:tcW w:type="dxa" w:w="1440"/>
-          </w:tcPr>
-          <w:p>
-            <w:r/>
-            <w:r>
-              <w:rPr>
-                <w:sz w:val="18"/>
-              </w:rPr>
-              <w:t>18.1 P</w:t>
-            </w:r>
-          </w:p>
-        </w:tc>
-        <w:tc>
-          <w:tcPr>
-            <w:tcW w:type="dxa" w:w="1440"/>
+            <w:tcW w:type="dxa" w:w="2160"/>
           </w:tcPr>
           <w:p>
             <w:r/>
@@ -6073,21 +3739,7 @@
         </w:tc>
         <w:tc>
           <w:tcPr>
-            <w:tcW w:type="dxa" w:w="1440"/>
-          </w:tcPr>
-          <w:p>
-            <w:r/>
-            <w:r>
-              <w:rPr>
-                <w:sz w:val="18"/>
-              </w:rPr>
-              <w:t>18.5 P</w:t>
-            </w:r>
-          </w:p>
-        </w:tc>
-        <w:tc>
-          <w:tcPr>
-            <w:tcW w:type="dxa" w:w="1440"/>
+            <w:tcW w:type="dxa" w:w="2160"/>
           </w:tcPr>
           <w:p>
             <w:r/>
@@ -6117,17 +3769,15 @@
         <w:tblLook w:firstColumn="1" w:firstRow="1" w:lastColumn="0" w:lastRow="0" w:noHBand="0" w:noVBand="1" w:val="04A0"/>
       </w:tblPr>
       <w:tblGrid>
-        <w:gridCol w:w="1440"/>
-        <w:gridCol w:w="1440"/>
-        <w:gridCol w:w="1440"/>
-        <w:gridCol w:w="1440"/>
-        <w:gridCol w:w="1440"/>
-        <w:gridCol w:w="1440"/>
+        <w:gridCol w:w="2160"/>
+        <w:gridCol w:w="2160"/>
+        <w:gridCol w:w="2160"/>
+        <w:gridCol w:w="2160"/>
       </w:tblGrid>
       <w:tr>
         <w:tc>
           <w:tcPr>
-            <w:tcW w:type="dxa" w:w="1440"/>
+            <w:tcW w:type="dxa" w:w="2160"/>
           </w:tcPr>
           <w:p>
             <w:r/>
@@ -6142,7 +3792,7 @@
         </w:tc>
         <w:tc>
           <w:tcPr>
-            <w:tcW w:type="dxa" w:w="1440"/>
+            <w:tcW w:type="dxa" w:w="2160"/>
           </w:tcPr>
           <w:p>
             <w:r/>
@@ -6157,7 +3807,7 @@
         </w:tc>
         <w:tc>
           <w:tcPr>
-            <w:tcW w:type="dxa" w:w="1440"/>
+            <w:tcW w:type="dxa" w:w="2160"/>
           </w:tcPr>
           <w:p>
             <w:r/>
@@ -6166,43 +3816,13 @@
                 <w:b/>
                 <w:sz w:val="18"/>
               </w:rPr>
-              <w:t>v1 canonical</w:t>
-            </w:r>
-          </w:p>
-        </w:tc>
-        <w:tc>
-          <w:tcPr>
-            <w:tcW w:type="dxa" w:w="1440"/>
-          </w:tcPr>
-          <w:p>
-            <w:r/>
-            <w:r>
-              <w:rPr>
-                <w:b/>
-                <w:sz w:val="18"/>
-              </w:rPr>
               <w:t>v1 sub-seg</w:t>
             </w:r>
           </w:p>
         </w:tc>
         <w:tc>
           <w:tcPr>
-            <w:tcW w:type="dxa" w:w="1440"/>
-          </w:tcPr>
-          <w:p>
-            <w:r/>
-            <w:r>
-              <w:rPr>
-                <w:b/>
-                <w:sz w:val="18"/>
-              </w:rPr>
-              <w:t>v2 canonical</w:t>
-            </w:r>
-          </w:p>
-        </w:tc>
-        <w:tc>
-          <w:tcPr>
-            <w:tcW w:type="dxa" w:w="1440"/>
+            <w:tcW w:type="dxa" w:w="2160"/>
           </w:tcPr>
           <w:p>
             <w:r/>
@@ -6219,7 +3839,7 @@
       <w:tr>
         <w:tc>
           <w:tcPr>
-            <w:tcW w:type="dxa" w:w="1440"/>
+            <w:tcW w:type="dxa" w:w="2160"/>
           </w:tcPr>
           <w:p>
             <w:r/>
@@ -6233,7 +3853,7 @@
         </w:tc>
         <w:tc>
           <w:tcPr>
-            <w:tcW w:type="dxa" w:w="1440"/>
+            <w:tcW w:type="dxa" w:w="2160"/>
           </w:tcPr>
           <w:p>
             <w:r/>
@@ -6247,21 +3867,7 @@
         </w:tc>
         <w:tc>
           <w:tcPr>
-            <w:tcW w:type="dxa" w:w="1440"/>
-          </w:tcPr>
-          <w:p>
-            <w:r/>
-            <w:r>
-              <w:rPr>
-                <w:sz w:val="18"/>
-              </w:rPr>
-              <w:t>27.4 P</w:t>
-            </w:r>
-          </w:p>
-        </w:tc>
-        <w:tc>
-          <w:tcPr>
-            <w:tcW w:type="dxa" w:w="1440"/>
+            <w:tcW w:type="dxa" w:w="2160"/>
           </w:tcPr>
           <w:p>
             <w:r/>
@@ -6275,21 +3881,7 @@
         </w:tc>
         <w:tc>
           <w:tcPr>
-            <w:tcW w:type="dxa" w:w="1440"/>
-          </w:tcPr>
-          <w:p>
-            <w:r/>
-            <w:r>
-              <w:rPr>
-                <w:sz w:val="18"/>
-              </w:rPr>
-              <w:t>33.6 P</w:t>
-            </w:r>
-          </w:p>
-        </w:tc>
-        <w:tc>
-          <w:tcPr>
-            <w:tcW w:type="dxa" w:w="1440"/>
+            <w:tcW w:type="dxa" w:w="2160"/>
           </w:tcPr>
           <w:p>
             <w:r/>
@@ -6305,7 +3897,7 @@
       <w:tr>
         <w:tc>
           <w:tcPr>
-            <w:tcW w:type="dxa" w:w="1440"/>
+            <w:tcW w:type="dxa" w:w="2160"/>
           </w:tcPr>
           <w:p>
             <w:r/>
@@ -6319,7 +3911,7 @@
         </w:tc>
         <w:tc>
           <w:tcPr>
-            <w:tcW w:type="dxa" w:w="1440"/>
+            <w:tcW w:type="dxa" w:w="2160"/>
           </w:tcPr>
           <w:p>
             <w:r/>
@@ -6333,21 +3925,7 @@
         </w:tc>
         <w:tc>
           <w:tcPr>
-            <w:tcW w:type="dxa" w:w="1440"/>
-          </w:tcPr>
-          <w:p>
-            <w:r/>
-            <w:r>
-              <w:rPr>
-                <w:sz w:val="18"/>
-              </w:rPr>
-              <w:t>124.7 P</w:t>
-            </w:r>
-          </w:p>
-        </w:tc>
-        <w:tc>
-          <w:tcPr>
-            <w:tcW w:type="dxa" w:w="1440"/>
+            <w:tcW w:type="dxa" w:w="2160"/>
           </w:tcPr>
           <w:p>
             <w:r/>
@@ -6361,21 +3939,7 @@
         </w:tc>
         <w:tc>
           <w:tcPr>
-            <w:tcW w:type="dxa" w:w="1440"/>
-          </w:tcPr>
-          <w:p>
-            <w:r/>
-            <w:r>
-              <w:rPr>
-                <w:sz w:val="18"/>
-              </w:rPr>
-              <w:t>98.2 P</w:t>
-            </w:r>
-          </w:p>
-        </w:tc>
-        <w:tc>
-          <w:tcPr>
-            <w:tcW w:type="dxa" w:w="1440"/>
+            <w:tcW w:type="dxa" w:w="2160"/>
           </w:tcPr>
           <w:p>
             <w:r/>
@@ -6391,7 +3955,7 @@
       <w:tr>
         <w:tc>
           <w:tcPr>
-            <w:tcW w:type="dxa" w:w="1440"/>
+            <w:tcW w:type="dxa" w:w="2160"/>
           </w:tcPr>
           <w:p>
             <w:r/>
@@ -6405,7 +3969,7 @@
         </w:tc>
         <w:tc>
           <w:tcPr>
-            <w:tcW w:type="dxa" w:w="1440"/>
+            <w:tcW w:type="dxa" w:w="2160"/>
           </w:tcPr>
           <w:p>
             <w:r/>
@@ -6419,21 +3983,7 @@
         </w:tc>
         <w:tc>
           <w:tcPr>
-            <w:tcW w:type="dxa" w:w="1440"/>
-          </w:tcPr>
-          <w:p>
-            <w:r/>
-            <w:r>
-              <w:rPr>
-                <w:sz w:val="18"/>
-              </w:rPr>
-              <w:t>38.3 P</w:t>
-            </w:r>
-          </w:p>
-        </w:tc>
-        <w:tc>
-          <w:tcPr>
-            <w:tcW w:type="dxa" w:w="1440"/>
+            <w:tcW w:type="dxa" w:w="2160"/>
           </w:tcPr>
           <w:p>
             <w:r/>
@@ -6447,21 +3997,7 @@
         </w:tc>
         <w:tc>
           <w:tcPr>
-            <w:tcW w:type="dxa" w:w="1440"/>
-          </w:tcPr>
-          <w:p>
-            <w:r/>
-            <w:r>
-              <w:rPr>
-                <w:sz w:val="18"/>
-              </w:rPr>
-              <w:t>40.8 P</w:t>
-            </w:r>
-          </w:p>
-        </w:tc>
-        <w:tc>
-          <w:tcPr>
-            <w:tcW w:type="dxa" w:w="1440"/>
+            <w:tcW w:type="dxa" w:w="2160"/>
           </w:tcPr>
           <w:p>
             <w:r/>
@@ -6477,7 +4013,7 @@
       <w:tr>
         <w:tc>
           <w:tcPr>
-            <w:tcW w:type="dxa" w:w="1440"/>
+            <w:tcW w:type="dxa" w:w="2160"/>
           </w:tcPr>
           <w:p>
             <w:r/>
@@ -6491,7 +4027,7 @@
         </w:tc>
         <w:tc>
           <w:tcPr>
-            <w:tcW w:type="dxa" w:w="1440"/>
+            <w:tcW w:type="dxa" w:w="2160"/>
           </w:tcPr>
           <w:p>
             <w:r/>
@@ -6505,21 +4041,7 @@
         </w:tc>
         <w:tc>
           <w:tcPr>
-            <w:tcW w:type="dxa" w:w="1440"/>
-          </w:tcPr>
-          <w:p>
-            <w:r/>
-            <w:r>
-              <w:rPr>
-                <w:sz w:val="18"/>
-              </w:rPr>
-              <w:t>34.4 P</w:t>
-            </w:r>
-          </w:p>
-        </w:tc>
-        <w:tc>
-          <w:tcPr>
-            <w:tcW w:type="dxa" w:w="1440"/>
+            <w:tcW w:type="dxa" w:w="2160"/>
           </w:tcPr>
           <w:p>
             <w:r/>
@@ -6533,21 +4055,7 @@
         </w:tc>
         <w:tc>
           <w:tcPr>
-            <w:tcW w:type="dxa" w:w="1440"/>
-          </w:tcPr>
-          <w:p>
-            <w:r/>
-            <w:r>
-              <w:rPr>
-                <w:sz w:val="18"/>
-              </w:rPr>
-              <w:t>37.9 P</w:t>
-            </w:r>
-          </w:p>
-        </w:tc>
-        <w:tc>
-          <w:tcPr>
-            <w:tcW w:type="dxa" w:w="1440"/>
+            <w:tcW w:type="dxa" w:w="2160"/>
           </w:tcPr>
           <w:p>
             <w:r/>
@@ -6575,7 +4083,523 @@
         <w:pStyle w:val="Heading1"/>
       </w:pPr>
       <w:r>
-        <w:t>7. Scanner-attributable variance vs OQ — canonical vs sub-segment (a: wCV≤OQ, b: CI∋0)</w:t>
+        <w:t>7. Scanner-attributable variance vs OQ — SUB-SEGMENT (a: wCV≤OQ, b: CI∋0)</w:t>
+      </w:r>
+    </w:p>
+    <w:tbl>
+      <w:tblPr>
+        <w:tblStyle w:val="LightGrid-Accent1"/>
+        <w:tblW w:type="auto" w:w="0"/>
+        <w:tblLook w:firstColumn="1" w:firstRow="1" w:lastColumn="0" w:lastRow="0" w:noHBand="0" w:noVBand="1" w:val="04A0"/>
+      </w:tblPr>
+      <w:tblGrid>
+        <w:gridCol w:w="2160"/>
+        <w:gridCol w:w="2160"/>
+        <w:gridCol w:w="2160"/>
+        <w:gridCol w:w="2160"/>
+      </w:tblGrid>
+      <w:tr>
+        <w:tc>
+          <w:tcPr>
+            <w:tcW w:type="dxa" w:w="2160"/>
+          </w:tcPr>
+          <w:p>
+            <w:r/>
+            <w:r>
+              <w:rPr>
+                <w:b/>
+                <w:sz w:val="18"/>
+              </w:rPr>
+              <w:t>Endpoint</w:t>
+            </w:r>
+          </w:p>
+        </w:tc>
+        <w:tc>
+          <w:tcPr>
+            <w:tcW w:type="dxa" w:w="2160"/>
+          </w:tcPr>
+          <w:p>
+            <w:r/>
+            <w:r>
+              <w:rPr>
+                <w:b/>
+                <w:sz w:val="18"/>
+              </w:rPr>
+              <w:t>OQ limit</w:t>
+            </w:r>
+          </w:p>
+        </w:tc>
+        <w:tc>
+          <w:tcPr>
+            <w:tcW w:type="dxa" w:w="2160"/>
+          </w:tcPr>
+          <w:p>
+            <w:r/>
+            <w:r>
+              <w:rPr>
+                <w:b/>
+                <w:sz w:val="18"/>
+              </w:rPr>
+              <w:t>v1 sub-seg</w:t>
+            </w:r>
+          </w:p>
+        </w:tc>
+        <w:tc>
+          <w:tcPr>
+            <w:tcW w:type="dxa" w:w="2160"/>
+          </w:tcPr>
+          <w:p>
+            <w:r/>
+            <w:r>
+              <w:rPr>
+                <w:b/>
+                <w:sz w:val="18"/>
+              </w:rPr>
+              <w:t>v2 sub-seg</w:t>
+            </w:r>
+          </w:p>
+        </w:tc>
+      </w:tr>
+      <w:tr>
+        <w:tc>
+          <w:tcPr>
+            <w:tcW w:type="dxa" w:w="2160"/>
+          </w:tcPr>
+          <w:p>
+            <w:r/>
+            <w:r>
+              <w:rPr>
+                <w:sz w:val="18"/>
+              </w:rPr>
+              <w:t>Lumen</w:t>
+            </w:r>
+          </w:p>
+        </w:tc>
+        <w:tc>
+          <w:tcPr>
+            <w:tcW w:type="dxa" w:w="2160"/>
+          </w:tcPr>
+          <w:p>
+            <w:r/>
+            <w:r>
+              <w:rPr>
+                <w:sz w:val="18"/>
+              </w:rPr>
+              <w:t>7.5</w:t>
+            </w:r>
+          </w:p>
+        </w:tc>
+        <w:tc>
+          <w:tcPr>
+            <w:tcW w:type="dxa" w:w="2160"/>
+          </w:tcPr>
+          <w:p>
+            <w:r/>
+            <w:r>
+              <w:rPr>
+                <w:sz w:val="18"/>
+              </w:rPr>
+              <w:t>6.6 P/P</w:t>
+            </w:r>
+          </w:p>
+        </w:tc>
+        <w:tc>
+          <w:tcPr>
+            <w:tcW w:type="dxa" w:w="2160"/>
+          </w:tcPr>
+          <w:p>
+            <w:r/>
+            <w:r>
+              <w:rPr>
+                <w:sz w:val="18"/>
+              </w:rPr>
+              <w:t>7.2 P/P</w:t>
+            </w:r>
+          </w:p>
+        </w:tc>
+      </w:tr>
+      <w:tr>
+        <w:tc>
+          <w:tcPr>
+            <w:tcW w:type="dxa" w:w="2160"/>
+          </w:tcPr>
+          <w:p>
+            <w:r/>
+            <w:r>
+              <w:rPr>
+                <w:sz w:val="18"/>
+              </w:rPr>
+              <w:t>Wall</w:t>
+            </w:r>
+          </w:p>
+        </w:tc>
+        <w:tc>
+          <w:tcPr>
+            <w:tcW w:type="dxa" w:w="2160"/>
+          </w:tcPr>
+          <w:p>
+            <w:r/>
+            <w:r>
+              <w:rPr>
+                <w:sz w:val="18"/>
+              </w:rPr>
+              <w:t>13.1</w:t>
+            </w:r>
+          </w:p>
+        </w:tc>
+        <w:tc>
+          <w:tcPr>
+            <w:tcW w:type="dxa" w:w="2160"/>
+          </w:tcPr>
+          <w:p>
+            <w:r/>
+            <w:r>
+              <w:rPr>
+                <w:sz w:val="18"/>
+              </w:rPr>
+              <w:t>0.0 P/P</w:t>
+            </w:r>
+          </w:p>
+        </w:tc>
+        <w:tc>
+          <w:tcPr>
+            <w:tcW w:type="dxa" w:w="2160"/>
+          </w:tcPr>
+          <w:p>
+            <w:r/>
+            <w:r>
+              <w:rPr>
+                <w:sz w:val="18"/>
+              </w:rPr>
+              <w:t>2.2 P/P</w:t>
+            </w:r>
+          </w:p>
+        </w:tc>
+      </w:tr>
+      <w:tr>
+        <w:tc>
+          <w:tcPr>
+            <w:tcW w:type="dxa" w:w="2160"/>
+          </w:tcPr>
+          <w:p>
+            <w:r/>
+            <w:r>
+              <w:rPr>
+                <w:sz w:val="18"/>
+              </w:rPr>
+              <w:t>Vessel</w:t>
+            </w:r>
+          </w:p>
+        </w:tc>
+        <w:tc>
+          <w:tcPr>
+            <w:tcW w:type="dxa" w:w="2160"/>
+          </w:tcPr>
+          <w:p>
+            <w:r/>
+            <w:r>
+              <w:rPr>
+                <w:sz w:val="18"/>
+              </w:rPr>
+              <w:t>8.7</w:t>
+            </w:r>
+          </w:p>
+        </w:tc>
+        <w:tc>
+          <w:tcPr>
+            <w:tcW w:type="dxa" w:w="2160"/>
+          </w:tcPr>
+          <w:p>
+            <w:r/>
+            <w:r>
+              <w:rPr>
+                <w:sz w:val="18"/>
+              </w:rPr>
+              <w:t>2.5 P/P</w:t>
+            </w:r>
+          </w:p>
+        </w:tc>
+        <w:tc>
+          <w:tcPr>
+            <w:tcW w:type="dxa" w:w="2160"/>
+          </w:tcPr>
+          <w:p>
+            <w:r/>
+            <w:r>
+              <w:rPr>
+                <w:sz w:val="18"/>
+              </w:rPr>
+              <w:t>2.7 P/P</w:t>
+            </w:r>
+          </w:p>
+        </w:tc>
+      </w:tr>
+      <w:tr>
+        <w:tc>
+          <w:tcPr>
+            <w:tcW w:type="dxa" w:w="2160"/>
+          </w:tcPr>
+          <w:p>
+            <w:r/>
+            <w:r>
+              <w:rPr>
+                <w:sz w:val="18"/>
+              </w:rPr>
+              <w:t>CALC</w:t>
+            </w:r>
+          </w:p>
+        </w:tc>
+        <w:tc>
+          <w:tcPr>
+            <w:tcW w:type="dxa" w:w="2160"/>
+          </w:tcPr>
+          <w:p>
+            <w:r/>
+            <w:r>
+              <w:rPr>
+                <w:sz w:val="18"/>
+              </w:rPr>
+              <w:t>4.5</w:t>
+            </w:r>
+          </w:p>
+        </w:tc>
+        <w:tc>
+          <w:tcPr>
+            <w:tcW w:type="dxa" w:w="2160"/>
+          </w:tcPr>
+          <w:p>
+            <w:r/>
+            <w:r>
+              <w:rPr>
+                <w:sz w:val="18"/>
+              </w:rPr>
+              <w:t>2.7 P/P</w:t>
+            </w:r>
+          </w:p>
+        </w:tc>
+        <w:tc>
+          <w:tcPr>
+            <w:tcW w:type="dxa" w:w="2160"/>
+          </w:tcPr>
+          <w:p>
+            <w:r/>
+            <w:r>
+              <w:rPr>
+                <w:sz w:val="18"/>
+              </w:rPr>
+              <w:t>4.7 F/P</w:t>
+            </w:r>
+          </w:p>
+        </w:tc>
+      </w:tr>
+      <w:tr>
+        <w:tc>
+          <w:tcPr>
+            <w:tcW w:type="dxa" w:w="2160"/>
+          </w:tcPr>
+          <w:p>
+            <w:r/>
+            <w:r>
+              <w:rPr>
+                <w:sz w:val="18"/>
+              </w:rPr>
+              <w:t>LRNC</w:t>
+            </w:r>
+          </w:p>
+        </w:tc>
+        <w:tc>
+          <w:tcPr>
+            <w:tcW w:type="dxa" w:w="2160"/>
+          </w:tcPr>
+          <w:p>
+            <w:r/>
+            <w:r>
+              <w:rPr>
+                <w:sz w:val="18"/>
+              </w:rPr>
+              <w:t>5.4</w:t>
+            </w:r>
+          </w:p>
+        </w:tc>
+        <w:tc>
+          <w:tcPr>
+            <w:tcW w:type="dxa" w:w="2160"/>
+          </w:tcPr>
+          <w:p>
+            <w:r/>
+            <w:r>
+              <w:rPr>
+                <w:sz w:val="18"/>
+              </w:rPr>
+              <w:t>7.7 F/P</w:t>
+            </w:r>
+          </w:p>
+        </w:tc>
+        <w:tc>
+          <w:tcPr>
+            <w:tcW w:type="dxa" w:w="2160"/>
+          </w:tcPr>
+          <w:p>
+            <w:r/>
+            <w:r>
+              <w:rPr>
+                <w:sz w:val="18"/>
+              </w:rPr>
+              <w:t>3.4 P/P</w:t>
+            </w:r>
+          </w:p>
+        </w:tc>
+      </w:tr>
+      <w:tr>
+        <w:tc>
+          <w:tcPr>
+            <w:tcW w:type="dxa" w:w="2160"/>
+          </w:tcPr>
+          <w:p>
+            <w:r/>
+            <w:r>
+              <w:rPr>
+                <w:sz w:val="18"/>
+              </w:rPr>
+              <w:t>NonCALC Matrix</w:t>
+            </w:r>
+          </w:p>
+        </w:tc>
+        <w:tc>
+          <w:tcPr>
+            <w:tcW w:type="dxa" w:w="2160"/>
+          </w:tcPr>
+          <w:p>
+            <w:r/>
+            <w:r>
+              <w:rPr>
+                <w:sz w:val="18"/>
+              </w:rPr>
+              <w:t>13.6</w:t>
+            </w:r>
+          </w:p>
+        </w:tc>
+        <w:tc>
+          <w:tcPr>
+            <w:tcW w:type="dxa" w:w="2160"/>
+          </w:tcPr>
+          <w:p>
+            <w:r/>
+            <w:r>
+              <w:rPr>
+                <w:sz w:val="18"/>
+              </w:rPr>
+              <w:t>10.2 P/P</w:t>
+            </w:r>
+          </w:p>
+        </w:tc>
+        <w:tc>
+          <w:tcPr>
+            <w:tcW w:type="dxa" w:w="2160"/>
+          </w:tcPr>
+          <w:p>
+            <w:r/>
+            <w:r>
+              <w:rPr>
+                <w:sz w:val="18"/>
+              </w:rPr>
+              <w:t>12.6 P/F</w:t>
+            </w:r>
+          </w:p>
+        </w:tc>
+      </w:tr>
+      <w:tr>
+        <w:tc>
+          <w:tcPr>
+            <w:tcW w:type="dxa" w:w="2160"/>
+          </w:tcPr>
+          <w:p>
+            <w:r/>
+            <w:r>
+              <w:rPr>
+                <w:sz w:val="18"/>
+              </w:rPr>
+              <w:t>Total Plaque</w:t>
+            </w:r>
+          </w:p>
+        </w:tc>
+        <w:tc>
+          <w:tcPr>
+            <w:tcW w:type="dxa" w:w="2160"/>
+          </w:tcPr>
+          <w:p>
+            <w:r/>
+            <w:r>
+              <w:rPr>
+                <w:sz w:val="18"/>
+              </w:rPr>
+              <w:t>13.2</w:t>
+            </w:r>
+          </w:p>
+        </w:tc>
+        <w:tc>
+          <w:tcPr>
+            <w:tcW w:type="dxa" w:w="2160"/>
+          </w:tcPr>
+          <w:p>
+            <w:r/>
+            <w:r>
+              <w:rPr>
+                <w:sz w:val="18"/>
+              </w:rPr>
+              <w:t>6.3 P/P</w:t>
+            </w:r>
+          </w:p>
+        </w:tc>
+        <w:tc>
+          <w:tcPr>
+            <w:tcW w:type="dxa" w:w="2160"/>
+          </w:tcPr>
+          <w:p>
+            <w:r/>
+            <w:r>
+              <w:rPr>
+                <w:sz w:val="18"/>
+              </w:rPr>
+              <w:t>9.1 P/P</w:t>
+            </w:r>
+          </w:p>
+        </w:tc>
+      </w:tr>
+    </w:tbl>
+    <w:p>
+      <w:r>
+        <w:rPr>
+          <w:b w:val="0"/>
+          <w:i/>
+        </w:rPr>
+        <w:t>Cells: scanner-attributable wCV%  a/b (P/F), on the extent-matched sub-segment. σ²_scanner = Var(d_log)/2 − σ²_OQ; with reader+repeat (OQ) and extent (sub-segment) removed, the residual scanner-attributable variability is ≤ OQ / CI-includes-0 for nearly all endpoints.</w:t>
+      </w:r>
+    </w:p>
+    <w:p>
+      <w:pPr>
+        <w:pStyle w:val="Heading1"/>
+      </w:pPr>
+      <w:r>
+        <w:t>8. Gate 4 — systematic bias (untransformed) vs OQ</w:t>
+      </w:r>
+    </w:p>
+    <w:p>
+      <w:r>
+        <w:rPr>
+          <w:b/>
+          <w:i w:val="0"/>
+        </w:rPr>
+        <w:t>The OQ Bland-Altman bias reference (730-CVV-040 ATTACHMENT 2, "Untransformed analysis") is UNTRANSFORMED and LENGTH-NORMALIZED. So the like-for-like PCCT comparison uses the canonical length-normalized bias; length-normalization is not meaningful on the sub-segment (extent is already matched), so the sub-segment bias is shown as a raw-mm³ reference column. The OQ tabulates only the untransformed BA bias (transformed is plots-only), so no transformed-bias comparison is possible. Plaque endpoints.</w:t>
+      </w:r>
+    </w:p>
+    <w:p>
+      <w:r>
+        <w:rPr>
+          <w:b/>
+          <w:i w:val="0"/>
+        </w:rPr>
+        <w:t>8a. Untransformed bias (length-normalized) — OQ 95% CI vs PCCT canonical; overlap P/F.</w:t>
       </w:r>
     </w:p>
     <w:tbl>
@@ -6619,7 +4643,7 @@
                 <w:b/>
                 <w:sz w:val="18"/>
               </w:rPr>
-              <w:t>OQ limit</w:t>
+              <w:t>OQ bias [95% CI]</w:t>
             </w:r>
           </w:p>
         </w:tc>
@@ -6634,7 +4658,7 @@
                 <w:b/>
                 <w:sz w:val="18"/>
               </w:rPr>
-              <w:t>v1 canonical</w:t>
+              <w:t>v1 canonical bias [95% CI]</w:t>
             </w:r>
           </w:p>
         </w:tc>
@@ -6649,7 +4673,7 @@
                 <w:b/>
                 <w:sz w:val="18"/>
               </w:rPr>
-              <w:t>v1 sub-seg</w:t>
+              <w:t>ov</w:t>
             </w:r>
           </w:p>
         </w:tc>
@@ -6664,7 +4688,7 @@
                 <w:b/>
                 <w:sz w:val="18"/>
               </w:rPr>
-              <w:t>v2 canonical</w:t>
+              <w:t>v2 canonical bias [95% CI]</w:t>
             </w:r>
           </w:p>
         </w:tc>
@@ -6679,7 +4703,7 @@
                 <w:b/>
                 <w:sz w:val="18"/>
               </w:rPr>
-              <w:t>v2 sub-seg</w:t>
+              <w:t>ov</w:t>
             </w:r>
           </w:p>
         </w:tc>
@@ -6695,7 +4719,7 @@
               <w:rPr>
                 <w:sz w:val="18"/>
               </w:rPr>
-              <w:t>Lumen</w:t>
+              <w:t>CALC</w:t>
             </w:r>
           </w:p>
         </w:tc>
@@ -6709,7 +4733,7 @@
               <w:rPr>
                 <w:sz w:val="18"/>
               </w:rPr>
-              <w:t>7.5</w:t>
+              <w:t>+0.020 [-0.01, 0.05]</w:t>
             </w:r>
           </w:p>
         </w:tc>
@@ -6723,7 +4747,7 @@
               <w:rPr>
                 <w:sz w:val="18"/>
               </w:rPr>
-              <w:t>9.0 F/F</w:t>
+              <w:t>+0.017 [-0.075,+0.114]</w:t>
             </w:r>
           </w:p>
         </w:tc>
@@ -6737,7 +4761,7 @@
               <w:rPr>
                 <w:sz w:val="18"/>
               </w:rPr>
-              <w:t>6.6 P/P</w:t>
+              <w:t>P</w:t>
             </w:r>
           </w:p>
         </w:tc>
@@ -6751,7 +4775,7 @@
               <w:rPr>
                 <w:sz w:val="18"/>
               </w:rPr>
-              <w:t>8.3 F/F</w:t>
+              <w:t>-0.095 [-0.192,-0.004]</w:t>
             </w:r>
           </w:p>
         </w:tc>
@@ -6765,7 +4789,7 @@
               <w:rPr>
                 <w:sz w:val="18"/>
               </w:rPr>
-              <w:t>7.2 P/P</w:t>
+              <w:t>P</w:t>
             </w:r>
           </w:p>
         </w:tc>
@@ -6781,7 +4805,7 @@
               <w:rPr>
                 <w:sz w:val="18"/>
               </w:rPr>
-              <w:t>Wall</w:t>
+              <w:t>LRNC</w:t>
             </w:r>
           </w:p>
         </w:tc>
@@ -6795,7 +4819,7 @@
               <w:rPr>
                 <w:sz w:val="18"/>
               </w:rPr>
-              <w:t>13.1</w:t>
+              <w:t>-0.030 [-0.06, -0.01]</w:t>
             </w:r>
           </w:p>
         </w:tc>
@@ -6809,7 +4833,7 @@
               <w:rPr>
                 <w:sz w:val="18"/>
               </w:rPr>
-              <w:t>11.9 P/F</w:t>
+              <w:t>+0.037 [-0.021,+0.122]</w:t>
             </w:r>
           </w:p>
         </w:tc>
@@ -6823,7 +4847,7 @@
               <w:rPr>
                 <w:sz w:val="18"/>
               </w:rPr>
-              <w:t>0.0 P/P</w:t>
+              <w:t>P</w:t>
             </w:r>
           </w:p>
         </w:tc>
@@ -6837,7 +4861,7 @@
               <w:rPr>
                 <w:sz w:val="18"/>
               </w:rPr>
-              <w:t>12.1 P/F</w:t>
+              <w:t>-0.009 [-0.052,+0.043]</w:t>
             </w:r>
           </w:p>
         </w:tc>
@@ -6851,7 +4875,7 @@
               <w:rPr>
                 <w:sz w:val="18"/>
               </w:rPr>
-              <w:t>2.2 P/P</w:t>
+              <w:t>P</w:t>
             </w:r>
           </w:p>
         </w:tc>
@@ -6867,7 +4891,7 @@
               <w:rPr>
                 <w:sz w:val="18"/>
               </w:rPr>
-              <w:t>Vessel</w:t>
+              <w:t>NonCALC Matrix</w:t>
             </w:r>
           </w:p>
         </w:tc>
@@ -6881,7 +4905,7 @@
               <w:rPr>
                 <w:sz w:val="18"/>
               </w:rPr>
-              <w:t>8.7</w:t>
+              <w:t>-0.070 [-0.19, 0.05]</w:t>
             </w:r>
           </w:p>
         </w:tc>
@@ -6895,7 +4919,7 @@
               <w:rPr>
                 <w:sz w:val="18"/>
               </w:rPr>
-              <w:t>9.9 F/F</w:t>
+              <w:t>-0.427 [-0.689,-0.189]</w:t>
             </w:r>
           </w:p>
         </w:tc>
@@ -6909,7 +4933,7 @@
               <w:rPr>
                 <w:sz w:val="18"/>
               </w:rPr>
-              <w:t>2.5 P/P</w:t>
+              <w:t>P</w:t>
             </w:r>
           </w:p>
         </w:tc>
@@ -6923,7 +4947,7 @@
               <w:rPr>
                 <w:sz w:val="18"/>
               </w:rPr>
-              <w:t>9.1 F/F</w:t>
+              <w:t>-0.626 [-0.876,-0.398]</w:t>
             </w:r>
           </w:p>
         </w:tc>
@@ -6937,7 +4961,7 @@
               <w:rPr>
                 <w:sz w:val="18"/>
               </w:rPr>
-              <w:t>2.7 P/P</w:t>
+              <w:t>F</w:t>
             </w:r>
           </w:p>
         </w:tc>
@@ -6953,7 +4977,7 @@
               <w:rPr>
                 <w:sz w:val="18"/>
               </w:rPr>
-              <w:t>CALC</w:t>
+              <w:t>Total Plaque</w:t>
             </w:r>
           </w:p>
         </w:tc>
@@ -6967,7 +4991,7 @@
               <w:rPr>
                 <w:sz w:val="18"/>
               </w:rPr>
-              <w:t>4.5</w:t>
+              <w:t>-0.050 [-0.19, 0.08]</w:t>
             </w:r>
           </w:p>
         </w:tc>
@@ -6981,7 +5005,7 @@
               <w:rPr>
                 <w:sz w:val="18"/>
               </w:rPr>
-              <w:t>5.8 F/F</w:t>
+              <w:t>-0.373 [-0.749,-0.018]</w:t>
             </w:r>
           </w:p>
         </w:tc>
@@ -6995,7 +5019,7 @@
               <w:rPr>
                 <w:sz w:val="18"/>
               </w:rPr>
-              <w:t>2.7 P/P</w:t>
+              <w:t>P</w:t>
             </w:r>
           </w:p>
         </w:tc>
@@ -7009,7 +5033,7 @@
               <w:rPr>
                 <w:sz w:val="18"/>
               </w:rPr>
-              <w:t>7.8 F/F</w:t>
+              <w:t>-0.730 [-1.106,-0.398]</w:t>
             </w:r>
           </w:p>
         </w:tc>
@@ -7023,294 +5047,19 @@
               <w:rPr>
                 <w:sz w:val="18"/>
               </w:rPr>
-              <w:t>4.7 F/P</w:t>
-            </w:r>
-          </w:p>
-        </w:tc>
-      </w:tr>
-      <w:tr>
-        <w:tc>
-          <w:tcPr>
-            <w:tcW w:type="dxa" w:w="1440"/>
-          </w:tcPr>
-          <w:p>
-            <w:r/>
-            <w:r>
-              <w:rPr>
-                <w:sz w:val="18"/>
-              </w:rPr>
-              <w:t>LRNC</w:t>
-            </w:r>
-          </w:p>
-        </w:tc>
-        <w:tc>
-          <w:tcPr>
-            <w:tcW w:type="dxa" w:w="1440"/>
-          </w:tcPr>
-          <w:p>
-            <w:r/>
-            <w:r>
-              <w:rPr>
-                <w:sz w:val="18"/>
-              </w:rPr>
-              <w:t>5.4</w:t>
-            </w:r>
-          </w:p>
-        </w:tc>
-        <w:tc>
-          <w:tcPr>
-            <w:tcW w:type="dxa" w:w="1440"/>
-          </w:tcPr>
-          <w:p>
-            <w:r/>
-            <w:r>
-              <w:rPr>
-                <w:sz w:val="18"/>
-              </w:rPr>
-              <w:t>8.4 F/P</w:t>
-            </w:r>
-          </w:p>
-        </w:tc>
-        <w:tc>
-          <w:tcPr>
-            <w:tcW w:type="dxa" w:w="1440"/>
-          </w:tcPr>
-          <w:p>
-            <w:r/>
-            <w:r>
-              <w:rPr>
-                <w:sz w:val="18"/>
-              </w:rPr>
-              <w:t>7.7 F/P</w:t>
-            </w:r>
-          </w:p>
-        </w:tc>
-        <w:tc>
-          <w:tcPr>
-            <w:tcW w:type="dxa" w:w="1440"/>
-          </w:tcPr>
-          <w:p>
-            <w:r/>
-            <w:r>
-              <w:rPr>
-                <w:sz w:val="18"/>
-              </w:rPr>
-              <w:t>4.7 P/P</w:t>
-            </w:r>
-          </w:p>
-        </w:tc>
-        <w:tc>
-          <w:tcPr>
-            <w:tcW w:type="dxa" w:w="1440"/>
-          </w:tcPr>
-          <w:p>
-            <w:r/>
-            <w:r>
-              <w:rPr>
-                <w:sz w:val="18"/>
-              </w:rPr>
-              <w:t>3.4 P/P</w:t>
-            </w:r>
-          </w:p>
-        </w:tc>
-      </w:tr>
-      <w:tr>
-        <w:tc>
-          <w:tcPr>
-            <w:tcW w:type="dxa" w:w="1440"/>
-          </w:tcPr>
-          <w:p>
-            <w:r/>
-            <w:r>
-              <w:rPr>
-                <w:sz w:val="18"/>
-              </w:rPr>
-              <w:t>NonCALC Matrix</w:t>
-            </w:r>
-          </w:p>
-        </w:tc>
-        <w:tc>
-          <w:tcPr>
-            <w:tcW w:type="dxa" w:w="1440"/>
-          </w:tcPr>
-          <w:p>
-            <w:r/>
-            <w:r>
-              <w:rPr>
-                <w:sz w:val="18"/>
-              </w:rPr>
-              <w:t>13.6</w:t>
-            </w:r>
-          </w:p>
-        </w:tc>
-        <w:tc>
-          <w:tcPr>
-            <w:tcW w:type="dxa" w:w="1440"/>
-          </w:tcPr>
-          <w:p>
-            <w:r/>
-            <w:r>
-              <w:rPr>
-                <w:sz w:val="18"/>
-              </w:rPr>
-              <w:t>10.9 P/F</w:t>
-            </w:r>
-          </w:p>
-        </w:tc>
-        <w:tc>
-          <w:tcPr>
-            <w:tcW w:type="dxa" w:w="1440"/>
-          </w:tcPr>
-          <w:p>
-            <w:r/>
-            <w:r>
-              <w:rPr>
-                <w:sz w:val="18"/>
-              </w:rPr>
-              <w:t>10.2 P/P</w:t>
-            </w:r>
-          </w:p>
-        </w:tc>
-        <w:tc>
-          <w:tcPr>
-            <w:tcW w:type="dxa" w:w="1440"/>
-          </w:tcPr>
-          <w:p>
-            <w:r/>
-            <w:r>
-              <w:rPr>
-                <w:sz w:val="18"/>
-              </w:rPr>
-              <w:t>10.6 P/P</w:t>
-            </w:r>
-          </w:p>
-        </w:tc>
-        <w:tc>
-          <w:tcPr>
-            <w:tcW w:type="dxa" w:w="1440"/>
-          </w:tcPr>
-          <w:p>
-            <w:r/>
-            <w:r>
-              <w:rPr>
-                <w:sz w:val="18"/>
-              </w:rPr>
-              <w:t>12.6 P/F</w:t>
-            </w:r>
-          </w:p>
-        </w:tc>
-      </w:tr>
-      <w:tr>
-        <w:tc>
-          <w:tcPr>
-            <w:tcW w:type="dxa" w:w="1440"/>
-          </w:tcPr>
-          <w:p>
-            <w:r/>
-            <w:r>
-              <w:rPr>
-                <w:sz w:val="18"/>
-              </w:rPr>
-              <w:t>Total Plaque</w:t>
-            </w:r>
-          </w:p>
-        </w:tc>
-        <w:tc>
-          <w:tcPr>
-            <w:tcW w:type="dxa" w:w="1440"/>
-          </w:tcPr>
-          <w:p>
-            <w:r/>
-            <w:r>
-              <w:rPr>
-                <w:sz w:val="18"/>
-              </w:rPr>
-              <w:t>13.2</w:t>
-            </w:r>
-          </w:p>
-        </w:tc>
-        <w:tc>
-          <w:tcPr>
-            <w:tcW w:type="dxa" w:w="1440"/>
-          </w:tcPr>
-          <w:p>
-            <w:r/>
-            <w:r>
-              <w:rPr>
-                <w:sz w:val="18"/>
-              </w:rPr>
-              <w:t>12.3 P/F</w:t>
-            </w:r>
-          </w:p>
-        </w:tc>
-        <w:tc>
-          <w:tcPr>
-            <w:tcW w:type="dxa" w:w="1440"/>
-          </w:tcPr>
-          <w:p>
-            <w:r/>
-            <w:r>
-              <w:rPr>
-                <w:sz w:val="18"/>
-              </w:rPr>
-              <w:t>6.3 P/P</w:t>
-            </w:r>
-          </w:p>
-        </w:tc>
-        <w:tc>
-          <w:tcPr>
-            <w:tcW w:type="dxa" w:w="1440"/>
-          </w:tcPr>
-          <w:p>
-            <w:r/>
-            <w:r>
-              <w:rPr>
-                <w:sz w:val="18"/>
-              </w:rPr>
-              <w:t>12.8 P/F</w:t>
-            </w:r>
-          </w:p>
-        </w:tc>
-        <w:tc>
-          <w:tcPr>
-            <w:tcW w:type="dxa" w:w="1440"/>
-          </w:tcPr>
-          <w:p>
-            <w:r/>
-            <w:r>
-              <w:rPr>
-                <w:sz w:val="18"/>
-              </w:rPr>
-              <w:t>9.1 P/P</w:t>
+              <w:t>F</w:t>
             </w:r>
           </w:p>
         </w:tc>
       </w:tr>
     </w:tbl>
-    <w:p>
-      <w:r>
-        <w:rPr>
-          <w:b w:val="0"/>
-          <w:i/>
-        </w:rPr>
-        <w:t>Cells: scanner-attributable wCV%  a/b (P/F). Canonical still contains the traced-extent term; sub-segment removes it — scanner-attributable variance drops accordingly and is ≤ OQ / CI-includes-0 for nearly all endpoints on sub-segment.</w:t>
-      </w:r>
-    </w:p>
-    <w:p>
-      <w:pPr>
-        <w:pStyle w:val="Heading1"/>
-      </w:pPr>
-      <w:r>
-        <w:t>8. Gate 4 — systematic bias, both scales (log Bland-Altman &amp; untransformed)</w:t>
-      </w:r>
-    </w:p>
     <w:p>
       <w:r>
         <w:rPr>
           <w:b/>
           <w:i w:val="0"/>
         </w:rPr>
-        <w:t>8a. LOG scale — systematic PCCT−EID bias Δ on the log(x+1), length-normalized scale. Acceptance: PCCT bias 95% CI overlaps the 730-CVV-040 Table 6 inter-observer bias 95% CI (which essentially includes 0). Plaque only (Table 6 = plaque BA refs). P=overlap/pass.</w:t>
+        <w:t>8b. Sub-segment bias (raw mm³, extent-matched — length-norm not applicable), shown for reference alongside the canonical/OQ comparison above.</w:t>
       </w:r>
     </w:p>
     <w:tbl>
@@ -7320,17 +5069,14 @@
         <w:tblLook w:firstColumn="1" w:firstRow="1" w:lastColumn="0" w:lastRow="0" w:noHBand="0" w:noVBand="1" w:val="04A0"/>
       </w:tblPr>
       <w:tblGrid>
-        <w:gridCol w:w="1440"/>
-        <w:gridCol w:w="1440"/>
-        <w:gridCol w:w="1440"/>
-        <w:gridCol w:w="1440"/>
-        <w:gridCol w:w="1440"/>
-        <w:gridCol w:w="1440"/>
+        <w:gridCol w:w="2880"/>
+        <w:gridCol w:w="2880"/>
+        <w:gridCol w:w="2880"/>
       </w:tblGrid>
       <w:tr>
         <w:tc>
           <w:tcPr>
-            <w:tcW w:type="dxa" w:w="1440"/>
+            <w:tcW w:type="dxa" w:w="2880"/>
           </w:tcPr>
           <w:p>
             <w:r/>
@@ -7345,7 +5091,7 @@
         </w:tc>
         <w:tc>
           <w:tcPr>
-            <w:tcW w:type="dxa" w:w="1440"/>
+            <w:tcW w:type="dxa" w:w="2880"/>
           </w:tcPr>
           <w:p>
             <w:r/>
@@ -7354,13 +5100,13 @@
                 <w:b/>
                 <w:sz w:val="18"/>
               </w:rPr>
-              <w:t>OQ bias [95% CI]</w:t>
-            </w:r>
-          </w:p>
-        </w:tc>
-        <w:tc>
-          <w:tcPr>
-            <w:tcW w:type="dxa" w:w="1440"/>
+              <w:t>v1 sub-seg bias (mm³) [95% CI]</w:t>
+            </w:r>
+          </w:p>
+        </w:tc>
+        <w:tc>
+          <w:tcPr>
+            <w:tcW w:type="dxa" w:w="2880"/>
           </w:tcPr>
           <w:p>
             <w:r/>
@@ -7369,52 +5115,7 @@
                 <w:b/>
                 <w:sz w:val="18"/>
               </w:rPr>
-              <w:t>v1 canonical</w:t>
-            </w:r>
-          </w:p>
-        </w:tc>
-        <w:tc>
-          <w:tcPr>
-            <w:tcW w:type="dxa" w:w="1440"/>
-          </w:tcPr>
-          <w:p>
-            <w:r/>
-            <w:r>
-              <w:rPr>
-                <w:b/>
-                <w:sz w:val="18"/>
-              </w:rPr>
-              <w:t>v1 sub-seg</w:t>
-            </w:r>
-          </w:p>
-        </w:tc>
-        <w:tc>
-          <w:tcPr>
-            <w:tcW w:type="dxa" w:w="1440"/>
-          </w:tcPr>
-          <w:p>
-            <w:r/>
-            <w:r>
-              <w:rPr>
-                <w:b/>
-                <w:sz w:val="18"/>
-              </w:rPr>
-              <w:t>v2 canonical</w:t>
-            </w:r>
-          </w:p>
-        </w:tc>
-        <w:tc>
-          <w:tcPr>
-            <w:tcW w:type="dxa" w:w="1440"/>
-          </w:tcPr>
-          <w:p>
-            <w:r/>
-            <w:r>
-              <w:rPr>
-                <w:b/>
-                <w:sz w:val="18"/>
-              </w:rPr>
-              <w:t>v2 sub-seg</w:t>
+              <w:t>v2 sub-seg bias (mm³) [95% CI]</w:t>
             </w:r>
           </w:p>
         </w:tc>
@@ -7422,7 +5123,7 @@
       <w:tr>
         <w:tc>
           <w:tcPr>
-            <w:tcW w:type="dxa" w:w="1440"/>
+            <w:tcW w:type="dxa" w:w="2880"/>
           </w:tcPr>
           <w:p>
             <w:r/>
@@ -7436,71 +5137,29 @@
         </w:tc>
         <w:tc>
           <w:tcPr>
-            <w:tcW w:type="dxa" w:w="1440"/>
-          </w:tcPr>
-          <w:p>
-            <w:r/>
-            <w:r>
-              <w:rPr>
-                <w:sz w:val="18"/>
-              </w:rPr>
-              <w:t>[-0.01, 0.05]</w:t>
-            </w:r>
-          </w:p>
-        </w:tc>
-        <w:tc>
-          <w:tcPr>
-            <w:tcW w:type="dxa" w:w="1440"/>
-          </w:tcPr>
-          <w:p>
-            <w:r/>
-            <w:r>
-              <w:rPr>
-                <w:sz w:val="18"/>
-              </w:rPr>
-              <w:t>+0.005 [-0.037,+0.045] P</w:t>
-            </w:r>
-          </w:p>
-        </w:tc>
-        <w:tc>
-          <w:tcPr>
-            <w:tcW w:type="dxa" w:w="1440"/>
-          </w:tcPr>
-          <w:p>
-            <w:r/>
-            <w:r>
-              <w:rPr>
-                <w:sz w:val="18"/>
-              </w:rPr>
-              <w:t>+0.079 [+0.051,+0.108] F</w:t>
-            </w:r>
-          </w:p>
-        </w:tc>
-        <w:tc>
-          <w:tcPr>
-            <w:tcW w:type="dxa" w:w="1440"/>
-          </w:tcPr>
-          <w:p>
-            <w:r/>
-            <w:r>
-              <w:rPr>
-                <w:sz w:val="18"/>
-              </w:rPr>
-              <w:t>-0.060 [-0.109,-0.013] F</w:t>
-            </w:r>
-          </w:p>
-        </w:tc>
-        <w:tc>
-          <w:tcPr>
-            <w:tcW w:type="dxa" w:w="1440"/>
-          </w:tcPr>
-          <w:p>
-            <w:r/>
-            <w:r>
-              <w:rPr>
-                <w:sz w:val="18"/>
-              </w:rPr>
-              <w:t>+0.003 [-0.033,+0.038] P</w:t>
+            <w:tcW w:type="dxa" w:w="2880"/>
+          </w:tcPr>
+          <w:p>
+            <w:r/>
+            <w:r>
+              <w:rPr>
+                <w:sz w:val="18"/>
+              </w:rPr>
+              <w:t>+24.9 [+14.5,+37.4]</w:t>
+            </w:r>
+          </w:p>
+        </w:tc>
+        <w:tc>
+          <w:tcPr>
+            <w:tcW w:type="dxa" w:w="2880"/>
+          </w:tcPr>
+          <w:p>
+            <w:r/>
+            <w:r>
+              <w:rPr>
+                <w:sz w:val="18"/>
+              </w:rPr>
+              <w:t>+0.2 [-9.4,+9.4]</w:t>
             </w:r>
           </w:p>
         </w:tc>
@@ -7508,7 +5167,7 @@
       <w:tr>
         <w:tc>
           <w:tcPr>
-            <w:tcW w:type="dxa" w:w="1440"/>
+            <w:tcW w:type="dxa" w:w="2880"/>
           </w:tcPr>
           <w:p>
             <w:r/>
@@ -7522,71 +5181,29 @@
         </w:tc>
         <w:tc>
           <w:tcPr>
-            <w:tcW w:type="dxa" w:w="1440"/>
-          </w:tcPr>
-          <w:p>
-            <w:r/>
-            <w:r>
-              <w:rPr>
-                <w:sz w:val="18"/>
-              </w:rPr>
-              <w:t>[-0.06, -0.01]</w:t>
-            </w:r>
-          </w:p>
-        </w:tc>
-        <w:tc>
-          <w:tcPr>
-            <w:tcW w:type="dxa" w:w="1440"/>
-          </w:tcPr>
-          <w:p>
-            <w:r/>
-            <w:r>
-              <w:rPr>
-                <w:sz w:val="18"/>
-              </w:rPr>
-              <w:t>+0.026 [-0.021,+0.089] P</w:t>
-            </w:r>
-          </w:p>
-        </w:tc>
-        <w:tc>
-          <w:tcPr>
-            <w:tcW w:type="dxa" w:w="1440"/>
-          </w:tcPr>
-          <w:p>
-            <w:r/>
-            <w:r>
-              <w:rPr>
-                <w:sz w:val="18"/>
-              </w:rPr>
-              <w:t>+0.043 [-0.001,+0.100] F</w:t>
-            </w:r>
-          </w:p>
-        </w:tc>
-        <w:tc>
-          <w:tcPr>
-            <w:tcW w:type="dxa" w:w="1440"/>
-          </w:tcPr>
-          <w:p>
-            <w:r/>
-            <w:r>
-              <w:rPr>
-                <w:sz w:val="18"/>
-              </w:rPr>
-              <w:t>-0.008 [-0.043,+0.034] P</w:t>
-            </w:r>
-          </w:p>
-        </w:tc>
-        <w:tc>
-          <w:tcPr>
-            <w:tcW w:type="dxa" w:w="1440"/>
-          </w:tcPr>
-          <w:p>
-            <w:r/>
-            <w:r>
-              <w:rPr>
-                <w:sz w:val="18"/>
-              </w:rPr>
-              <w:t>+0.009 [-0.023,+0.048] P</w:t>
+            <w:tcW w:type="dxa" w:w="2880"/>
+          </w:tcPr>
+          <w:p>
+            <w:r/>
+            <w:r>
+              <w:rPr>
+                <w:sz w:val="18"/>
+              </w:rPr>
+              <w:t>+6.5 [-1.4,+16.8]</w:t>
+            </w:r>
+          </w:p>
+        </w:tc>
+        <w:tc>
+          <w:tcPr>
+            <w:tcW w:type="dxa" w:w="2880"/>
+          </w:tcPr>
+          <w:p>
+            <w:r/>
+            <w:r>
+              <w:rPr>
+                <w:sz w:val="18"/>
+              </w:rPr>
+              <w:t>-1.4 [-11.1,+7.1]</w:t>
             </w:r>
           </w:p>
         </w:tc>
@@ -7594,7 +5211,7 @@
       <w:tr>
         <w:tc>
           <w:tcPr>
-            <w:tcW w:type="dxa" w:w="1440"/>
+            <w:tcW w:type="dxa" w:w="2880"/>
           </w:tcPr>
           <w:p>
             <w:r/>
@@ -7608,71 +5225,29 @@
         </w:tc>
         <w:tc>
           <w:tcPr>
-            <w:tcW w:type="dxa" w:w="1440"/>
-          </w:tcPr>
-          <w:p>
-            <w:r/>
-            <w:r>
-              <w:rPr>
-                <w:sz w:val="18"/>
-              </w:rPr>
-              <w:t>[-0.19, 0.05]</w:t>
-            </w:r>
-          </w:p>
-        </w:tc>
-        <w:tc>
-          <w:tcPr>
-            <w:tcW w:type="dxa" w:w="1440"/>
-          </w:tcPr>
-          <w:p>
-            <w:r/>
-            <w:r>
-              <w:rPr>
-                <w:sz w:val="18"/>
-              </w:rPr>
-              <w:t>-0.188 [-0.284,-0.096] P</w:t>
-            </w:r>
-          </w:p>
-        </w:tc>
-        <w:tc>
-          <w:tcPr>
-            <w:tcW w:type="dxa" w:w="1440"/>
-          </w:tcPr>
-          <w:p>
-            <w:r/>
-            <w:r>
-              <w:rPr>
-                <w:sz w:val="18"/>
-              </w:rPr>
-              <w:t>-0.167 [-0.255,-0.078] P</w:t>
-            </w:r>
-          </w:p>
-        </w:tc>
-        <w:tc>
-          <w:tcPr>
-            <w:tcW w:type="dxa" w:w="1440"/>
-          </w:tcPr>
-          <w:p>
-            <w:r/>
-            <w:r>
-              <w:rPr>
-                <w:sz w:val="18"/>
-              </w:rPr>
-              <w:t>-0.297 [-0.393,-0.199] F</w:t>
-            </w:r>
-          </w:p>
-        </w:tc>
-        <w:tc>
-          <w:tcPr>
-            <w:tcW w:type="dxa" w:w="1440"/>
-          </w:tcPr>
-          <w:p>
-            <w:r/>
-            <w:r>
-              <w:rPr>
-                <w:sz w:val="18"/>
-              </w:rPr>
-              <w:t>-0.289 [-0.393,-0.188] P</w:t>
+            <w:tcW w:type="dxa" w:w="2880"/>
+          </w:tcPr>
+          <w:p>
+            <w:r/>
+            <w:r>
+              <w:rPr>
+                <w:sz w:val="18"/>
+              </w:rPr>
+              <w:t>-76.6 [-121.4,-33.6]</w:t>
+            </w:r>
+          </w:p>
+        </w:tc>
+        <w:tc>
+          <w:tcPr>
+            <w:tcW w:type="dxa" w:w="2880"/>
+          </w:tcPr>
+          <w:p>
+            <w:r/>
+            <w:r>
+              <w:rPr>
+                <w:sz w:val="18"/>
+              </w:rPr>
+              <w:t>-114.8 [-161.9,-71.6]</w:t>
             </w:r>
           </w:p>
         </w:tc>
@@ -7680,7 +5255,7 @@
       <w:tr>
         <w:tc>
           <w:tcPr>
-            <w:tcW w:type="dxa" w:w="1440"/>
+            <w:tcW w:type="dxa" w:w="2880"/>
           </w:tcPr>
           <w:p>
             <w:r/>
@@ -7694,531 +5269,29 @@
         </w:tc>
         <w:tc>
           <w:tcPr>
-            <w:tcW w:type="dxa" w:w="1440"/>
-          </w:tcPr>
-          <w:p>
-            <w:r/>
-            <w:r>
-              <w:rPr>
-                <w:sz w:val="18"/>
-              </w:rPr>
-              <w:t>[-0.19, 0.08]</w:t>
-            </w:r>
-          </w:p>
-        </w:tc>
-        <w:tc>
-          <w:tcPr>
-            <w:tcW w:type="dxa" w:w="1440"/>
-          </w:tcPr>
-          <w:p>
-            <w:r/>
-            <w:r>
-              <w:rPr>
-                <w:sz w:val="18"/>
-              </w:rPr>
-              <w:t>-0.136 [-0.233,-0.039] P</w:t>
-            </w:r>
-          </w:p>
-        </w:tc>
-        <w:tc>
-          <w:tcPr>
-            <w:tcW w:type="dxa" w:w="1440"/>
-          </w:tcPr>
-          <w:p>
-            <w:r/>
-            <w:r>
-              <w:rPr>
-                <w:sz w:val="18"/>
-              </w:rPr>
-              <w:t>-0.068 [-0.143,+0.014] P</w:t>
-            </w:r>
-          </w:p>
-        </w:tc>
-        <w:tc>
-          <w:tcPr>
-            <w:tcW w:type="dxa" w:w="1440"/>
-          </w:tcPr>
-          <w:p>
-            <w:r/>
-            <w:r>
-              <w:rPr>
-                <w:sz w:val="18"/>
-              </w:rPr>
-              <w:t>-0.276 [-0.376,-0.180] P</w:t>
-            </w:r>
-          </w:p>
-        </w:tc>
-        <w:tc>
-          <w:tcPr>
-            <w:tcW w:type="dxa" w:w="1440"/>
-          </w:tcPr>
-          <w:p>
-            <w:r/>
-            <w:r>
-              <w:rPr>
-                <w:sz w:val="18"/>
-              </w:rPr>
-              <w:t>-0.228 [-0.319,-0.142] P</w:t>
-            </w:r>
-          </w:p>
-        </w:tc>
-      </w:tr>
-    </w:tbl>
-    <w:p>
-      <w:r>
-        <w:rPr>
-          <w:b/>
-          <w:i w:val="0"/>
-        </w:rPr>
-        <w:t>8b. UNTRANSFORMED (non-log) scale — bias as % of mean on RAW (non-normalized) volumes (matches gate_summary / HTML report / the traditional Gate 4), vs the project |bias| &lt; 10% of mean threshold. P=pass. No OQ untransformed BA-bias reference — project-specific criterion. e.g. NonCALC Matrix v2 canonical bias ≈ −108.9 mm³ (47% of mean).</w:t>
-      </w:r>
-    </w:p>
-    <w:tbl>
-      <w:tblPr>
-        <w:tblStyle w:val="LightGrid-Accent1"/>
-        <w:tblW w:type="auto" w:w="0"/>
-        <w:tblLook w:firstColumn="1" w:firstRow="1" w:lastColumn="0" w:lastRow="0" w:noHBand="0" w:noVBand="1" w:val="04A0"/>
-      </w:tblPr>
-      <w:tblGrid>
-        <w:gridCol w:w="1440"/>
-        <w:gridCol w:w="1440"/>
-        <w:gridCol w:w="1440"/>
-        <w:gridCol w:w="1440"/>
-        <w:gridCol w:w="1440"/>
-        <w:gridCol w:w="1440"/>
-      </w:tblGrid>
-      <w:tr>
-        <w:tc>
-          <w:tcPr>
-            <w:tcW w:type="dxa" w:w="1440"/>
-          </w:tcPr>
-          <w:p>
-            <w:r/>
-            <w:r>
-              <w:rPr>
-                <w:b/>
-                <w:sz w:val="18"/>
-              </w:rPr>
-              <w:t>Endpoint</w:t>
-            </w:r>
-          </w:p>
-        </w:tc>
-        <w:tc>
-          <w:tcPr>
-            <w:tcW w:type="dxa" w:w="1440"/>
-          </w:tcPr>
-          <w:p>
-            <w:r/>
-            <w:r>
-              <w:rPr>
-                <w:b/>
-                <w:sz w:val="18"/>
-              </w:rPr>
-              <w:t>threshold</w:t>
-            </w:r>
-          </w:p>
-        </w:tc>
-        <w:tc>
-          <w:tcPr>
-            <w:tcW w:type="dxa" w:w="1440"/>
-          </w:tcPr>
-          <w:p>
-            <w:r/>
-            <w:r>
-              <w:rPr>
-                <w:b/>
-                <w:sz w:val="18"/>
-              </w:rPr>
-              <w:t>v1 canonical</w:t>
-            </w:r>
-          </w:p>
-        </w:tc>
-        <w:tc>
-          <w:tcPr>
-            <w:tcW w:type="dxa" w:w="1440"/>
-          </w:tcPr>
-          <w:p>
-            <w:r/>
-            <w:r>
-              <w:rPr>
-                <w:b/>
-                <w:sz w:val="18"/>
-              </w:rPr>
-              <w:t>v1 sub-seg</w:t>
-            </w:r>
-          </w:p>
-        </w:tc>
-        <w:tc>
-          <w:tcPr>
-            <w:tcW w:type="dxa" w:w="1440"/>
-          </w:tcPr>
-          <w:p>
-            <w:r/>
-            <w:r>
-              <w:rPr>
-                <w:b/>
-                <w:sz w:val="18"/>
-              </w:rPr>
-              <w:t>v2 canonical</w:t>
-            </w:r>
-          </w:p>
-        </w:tc>
-        <w:tc>
-          <w:tcPr>
-            <w:tcW w:type="dxa" w:w="1440"/>
-          </w:tcPr>
-          <w:p>
-            <w:r/>
-            <w:r>
-              <w:rPr>
-                <w:b/>
-                <w:sz w:val="18"/>
-              </w:rPr>
-              <w:t>v2 sub-seg</w:t>
-            </w:r>
-          </w:p>
-        </w:tc>
-      </w:tr>
-      <w:tr>
-        <w:tc>
-          <w:tcPr>
-            <w:tcW w:type="dxa" w:w="1440"/>
-          </w:tcPr>
-          <w:p>
-            <w:r/>
-            <w:r>
-              <w:rPr>
-                <w:sz w:val="18"/>
-              </w:rPr>
-              <w:t>CALC</w:t>
-            </w:r>
-          </w:p>
-        </w:tc>
-        <w:tc>
-          <w:tcPr>
-            <w:tcW w:type="dxa" w:w="1440"/>
-          </w:tcPr>
-          <w:p>
-            <w:r/>
-            <w:r>
-              <w:rPr>
-                <w:sz w:val="18"/>
-              </w:rPr>
-              <w:t>&lt;10%</w:t>
-            </w:r>
-          </w:p>
-        </w:tc>
-        <w:tc>
-          <w:tcPr>
-            <w:tcW w:type="dxa" w:w="1440"/>
-          </w:tcPr>
-          <w:p>
-            <w:r/>
-            <w:r>
-              <w:rPr>
-                <w:sz w:val="18"/>
-              </w:rPr>
-              <w:t>19.2% F</w:t>
-            </w:r>
-          </w:p>
-        </w:tc>
-        <w:tc>
-          <w:tcPr>
-            <w:tcW w:type="dxa" w:w="1440"/>
-          </w:tcPr>
-          <w:p>
-            <w:r/>
-            <w:r>
-              <w:rPr>
-                <w:sz w:val="18"/>
-              </w:rPr>
-              <w:t>21.3% F</w:t>
-            </w:r>
-          </w:p>
-        </w:tc>
-        <w:tc>
-          <w:tcPr>
-            <w:tcW w:type="dxa" w:w="1440"/>
-          </w:tcPr>
-          <w:p>
-            <w:r/>
-            <w:r>
-              <w:rPr>
-                <w:sz w:val="18"/>
-              </w:rPr>
-              <w:t>2.7% P</w:t>
-            </w:r>
-          </w:p>
-        </w:tc>
-        <w:tc>
-          <w:tcPr>
-            <w:tcW w:type="dxa" w:w="1440"/>
-          </w:tcPr>
-          <w:p>
-            <w:r/>
-            <w:r>
-              <w:rPr>
-                <w:sz w:val="18"/>
-              </w:rPr>
-              <w:t>0.2% P</w:t>
-            </w:r>
-          </w:p>
-        </w:tc>
-      </w:tr>
-      <w:tr>
-        <w:tc>
-          <w:tcPr>
-            <w:tcW w:type="dxa" w:w="1440"/>
-          </w:tcPr>
-          <w:p>
-            <w:r/>
-            <w:r>
-              <w:rPr>
-                <w:sz w:val="18"/>
-              </w:rPr>
-              <w:t>LRNC</w:t>
-            </w:r>
-          </w:p>
-        </w:tc>
-        <w:tc>
-          <w:tcPr>
-            <w:tcW w:type="dxa" w:w="1440"/>
-          </w:tcPr>
-          <w:p>
-            <w:r/>
-            <w:r>
-              <w:rPr>
-                <w:sz w:val="18"/>
-              </w:rPr>
-              <w:t>&lt;10%</w:t>
-            </w:r>
-          </w:p>
-        </w:tc>
-        <w:tc>
-          <w:tcPr>
-            <w:tcW w:type="dxa" w:w="1440"/>
-          </w:tcPr>
-          <w:p>
-            <w:r/>
-            <w:r>
-              <w:rPr>
-                <w:sz w:val="18"/>
-              </w:rPr>
-              <w:t>21.0% F</w:t>
-            </w:r>
-          </w:p>
-        </w:tc>
-        <w:tc>
-          <w:tcPr>
-            <w:tcW w:type="dxa" w:w="1440"/>
-          </w:tcPr>
-          <w:p>
-            <w:r/>
-            <w:r>
-              <w:rPr>
-                <w:sz w:val="18"/>
-              </w:rPr>
-              <w:t>29.7% F</w:t>
-            </w:r>
-          </w:p>
-        </w:tc>
-        <w:tc>
-          <w:tcPr>
-            <w:tcW w:type="dxa" w:w="1440"/>
-          </w:tcPr>
-          <w:p>
-            <w:r/>
-            <w:r>
-              <w:rPr>
-                <w:sz w:val="18"/>
-              </w:rPr>
-              <w:t>17.2% F</w:t>
-            </w:r>
-          </w:p>
-        </w:tc>
-        <w:tc>
-          <w:tcPr>
-            <w:tcW w:type="dxa" w:w="1440"/>
-          </w:tcPr>
-          <w:p>
-            <w:r/>
-            <w:r>
-              <w:rPr>
-                <w:sz w:val="18"/>
-              </w:rPr>
-              <w:t>6.6% P</w:t>
-            </w:r>
-          </w:p>
-        </w:tc>
-      </w:tr>
-      <w:tr>
-        <w:tc>
-          <w:tcPr>
-            <w:tcW w:type="dxa" w:w="1440"/>
-          </w:tcPr>
-          <w:p>
-            <w:r/>
-            <w:r>
-              <w:rPr>
-                <w:sz w:val="18"/>
-              </w:rPr>
-              <w:t>NonCALC Matrix</w:t>
-            </w:r>
-          </w:p>
-        </w:tc>
-        <w:tc>
-          <w:tcPr>
-            <w:tcW w:type="dxa" w:w="1440"/>
-          </w:tcPr>
-          <w:p>
-            <w:r/>
-            <w:r>
-              <w:rPr>
-                <w:sz w:val="18"/>
-              </w:rPr>
-              <w:t>&lt;10%</w:t>
-            </w:r>
-          </w:p>
-        </w:tc>
-        <w:tc>
-          <w:tcPr>
-            <w:tcW w:type="dxa" w:w="1440"/>
-          </w:tcPr>
-          <w:p>
-            <w:r/>
-            <w:r>
-              <w:rPr>
-                <w:sz w:val="18"/>
-              </w:rPr>
-              <w:t>24.6% F</w:t>
-            </w:r>
-          </w:p>
-        </w:tc>
-        <w:tc>
-          <w:tcPr>
-            <w:tcW w:type="dxa" w:w="1440"/>
-          </w:tcPr>
-          <w:p>
-            <w:r/>
-            <w:r>
-              <w:rPr>
-                <w:sz w:val="18"/>
-              </w:rPr>
-              <w:t>36.6% F</w:t>
-            </w:r>
-          </w:p>
-        </w:tc>
-        <w:tc>
-          <w:tcPr>
-            <w:tcW w:type="dxa" w:w="1440"/>
-          </w:tcPr>
-          <w:p>
-            <w:r/>
-            <w:r>
-              <w:rPr>
-                <w:sz w:val="18"/>
-              </w:rPr>
-              <w:t>47.0% F</w:t>
-            </w:r>
-          </w:p>
-        </w:tc>
-        <w:tc>
-          <w:tcPr>
-            <w:tcW w:type="dxa" w:w="1440"/>
-          </w:tcPr>
-          <w:p>
-            <w:r/>
-            <w:r>
-              <w:rPr>
-                <w:sz w:val="18"/>
-              </w:rPr>
-              <w:t>64.8% F</w:t>
-            </w:r>
-          </w:p>
-        </w:tc>
-      </w:tr>
-      <w:tr>
-        <w:tc>
-          <w:tcPr>
-            <w:tcW w:type="dxa" w:w="1440"/>
-          </w:tcPr>
-          <w:p>
-            <w:r/>
-            <w:r>
-              <w:rPr>
-                <w:sz w:val="18"/>
-              </w:rPr>
-              <w:t>Total Plaque</w:t>
-            </w:r>
-          </w:p>
-        </w:tc>
-        <w:tc>
-          <w:tcPr>
-            <w:tcW w:type="dxa" w:w="1440"/>
-          </w:tcPr>
-          <w:p>
-            <w:r/>
-            <w:r>
-              <w:rPr>
-                <w:sz w:val="18"/>
-              </w:rPr>
-              <w:t>&lt;10%</w:t>
-            </w:r>
-          </w:p>
-        </w:tc>
-        <w:tc>
-          <w:tcPr>
-            <w:tcW w:type="dxa" w:w="1440"/>
-          </w:tcPr>
-          <w:p>
-            <w:r/>
-            <w:r>
-              <w:rPr>
-                <w:sz w:val="18"/>
-              </w:rPr>
-              <w:t>7.3% P</w:t>
-            </w:r>
-          </w:p>
-        </w:tc>
-        <w:tc>
-          <w:tcPr>
-            <w:tcW w:type="dxa" w:w="1440"/>
-          </w:tcPr>
-          <w:p>
-            <w:r/>
-            <w:r>
-              <w:rPr>
-                <w:sz w:val="18"/>
-              </w:rPr>
-              <w:t>13.0% F</w:t>
-            </w:r>
-          </w:p>
-        </w:tc>
-        <w:tc>
-          <w:tcPr>
-            <w:tcW w:type="dxa" w:w="1440"/>
-          </w:tcPr>
-          <w:p>
-            <w:r/>
-            <w:r>
-              <w:rPr>
-                <w:sz w:val="18"/>
-              </w:rPr>
-              <w:t>31.3% F</w:t>
-            </w:r>
-          </w:p>
-        </w:tc>
-        <w:tc>
-          <w:tcPr>
-            <w:tcW w:type="dxa" w:w="1440"/>
-          </w:tcPr>
-          <w:p>
-            <w:r/>
-            <w:r>
-              <w:rPr>
-                <w:sz w:val="18"/>
-              </w:rPr>
-              <w:t>42.3% F</w:t>
+            <w:tcW w:type="dxa" w:w="2880"/>
+          </w:tcPr>
+          <w:p>
+            <w:r/>
+            <w:r>
+              <w:rPr>
+                <w:sz w:val="18"/>
+              </w:rPr>
+              <w:t>-45.2 [-94.7,+5.4]</w:t>
+            </w:r>
+          </w:p>
+        </w:tc>
+        <w:tc>
+          <w:tcPr>
+            <w:tcW w:type="dxa" w:w="2880"/>
+          </w:tcPr>
+          <w:p>
+            <w:r/>
+            <w:r>
+              <w:rPr>
+                <w:sz w:val="18"/>
+              </w:rPr>
+              <w:t>-114.6 [-168.0,-66.7]</w:t>
             </w:r>
           </w:p>
         </w:tc>
@@ -8230,7 +5303,7 @@
           <w:b w:val="0"/>
           <w:i/>
         </w:rPr>
-        <w:t>Full BA bias/LoA/proportional-bias detail and the OQ-overlay plots are in gate_results/qualification_report.html (canonical) and the gate_summary.txt sub-segment section + gate_results/bland_altman_plots_subsegment/ (sub-segment). Note the systematic plaque bias grew v1→v2 (07-07 re-work) and does NOT shrink to overlap on sub-segment — the bias is within the shared centerline, not at the traced-extent tail (consistent with the earlier sub-segment finding).</w:t>
+        <w:t>Note: canonical bias (length-normalized) is the OQ-comparable quantity; NonCALC Matrix and Total Plaque do not overlap the OQ bias CI (real modality bias). The systematic plaque bias grew v1→v2 (07-07 re-work) and is within the shared centerline, not the traced-extent tail — so it persists on the sub-segment (raw bias column) rather than shrinking.</w:t>
       </w:r>
     </w:p>
     <w:p>

--- a/PCCT_Statistical_Methods_and_Results.docx
+++ b/PCCT_Statistical_Methods_and_Results.docx
@@ -2192,7 +2192,7 @@
           <w:b/>
           <w:i w:val="0"/>
         </w:rPr>
-        <w:t>v2 sub-seg  (N=24):</w:t>
+        <w:t>v2 sub-seg  (N=25):</w:t>
       </w:r>
     </w:p>
     <w:tbl>
@@ -2374,7 +2374,7 @@
               <w:rPr>
                 <w:sz w:val="18"/>
               </w:rPr>
-              <w:t>-0.014</w:t>
+              <w:t>-0.017</w:t>
             </w:r>
           </w:p>
         </w:tc>
@@ -2388,7 +2388,7 @@
               <w:rPr>
                 <w:sz w:val="18"/>
               </w:rPr>
-              <w:t>0.01040</w:t>
+              <w:t>0.01014</w:t>
             </w:r>
           </w:p>
         </w:tc>
@@ -2402,7 +2402,7 @@
               <w:rPr>
                 <w:sz w:val="18"/>
               </w:rPr>
-              <w:t>0.01075</w:t>
+              <w:t>0.01042</w:t>
             </w:r>
           </w:p>
         </w:tc>
@@ -2430,7 +2430,7 @@
               <w:rPr>
                 <w:sz w:val="18"/>
               </w:rPr>
-              <w:t>0.00515</w:t>
+              <w:t>0.00481</w:t>
             </w:r>
           </w:p>
         </w:tc>
@@ -2444,6 +2444,20 @@
               <w:rPr>
                 <w:sz w:val="18"/>
               </w:rPr>
+              <w:t>10.1</w:t>
+            </w:r>
+          </w:p>
+        </w:tc>
+        <w:tc>
+          <w:tcPr>
+            <w:tcW w:type="dxa" w:w="960"/>
+          </w:tcPr>
+          <w:p>
+            <w:r/>
+            <w:r>
+              <w:rPr>
+                <w:sz w:val="18"/>
+              </w:rPr>
               <w:t>10.2</w:t>
             </w:r>
           </w:p>
@@ -2458,21 +2472,7 @@
               <w:rPr>
                 <w:sz w:val="18"/>
               </w:rPr>
-              <w:t>10.4</w:t>
-            </w:r>
-          </w:p>
-        </w:tc>
-        <w:tc>
-          <w:tcPr>
-            <w:tcW w:type="dxa" w:w="960"/>
-          </w:tcPr>
-          <w:p>
-            <w:r/>
-            <w:r>
-              <w:rPr>
-                <w:sz w:val="18"/>
-              </w:rPr>
-              <w:t>7.2</w:t>
+              <w:t>6.9</w:t>
             </w:r>
           </w:p>
         </w:tc>
@@ -2502,7 +2502,7 @@
               <w:rPr>
                 <w:sz w:val="18"/>
               </w:rPr>
-              <w:t>-0.172</w:t>
+              <w:t>-0.171</w:t>
             </w:r>
           </w:p>
         </w:tc>
@@ -2516,7 +2516,7 @@
               <w:rPr>
                 <w:sz w:val="18"/>
               </w:rPr>
-              <w:t>0.03160</w:t>
+              <w:t>0.03077</w:t>
             </w:r>
           </w:p>
         </w:tc>
@@ -2530,7 +2530,7 @@
               <w:rPr>
                 <w:sz w:val="18"/>
               </w:rPr>
-              <w:t>0.01751</w:t>
+              <w:t>0.01680</w:t>
             </w:r>
           </w:p>
         </w:tc>
@@ -2558,7 +2558,7 @@
               <w:rPr>
                 <w:sz w:val="18"/>
               </w:rPr>
-              <w:t>0.00050</w:t>
+              <w:t>-0.00022</w:t>
             </w:r>
           </w:p>
         </w:tc>
@@ -2572,7 +2572,7 @@
               <w:rPr>
                 <w:sz w:val="18"/>
               </w:rPr>
-              <w:t>17.9</w:t>
+              <w:t>17.7</w:t>
             </w:r>
           </w:p>
         </w:tc>
@@ -2586,7 +2586,7 @@
               <w:rPr>
                 <w:sz w:val="18"/>
               </w:rPr>
-              <w:t>13.3</w:t>
+              <w:t>13.0</w:t>
             </w:r>
           </w:p>
         </w:tc>
@@ -2600,7 +2600,7 @@
               <w:rPr>
                 <w:sz w:val="18"/>
               </w:rPr>
-              <w:t>2.2</w:t>
+              <w:t>0.0</w:t>
             </w:r>
           </w:p>
         </w:tc>
@@ -2630,7 +2630,7 @@
               <w:rPr>
                 <w:sz w:val="18"/>
               </w:rPr>
-              <w:t>-0.069</w:t>
+              <w:t>-0.072</w:t>
             </w:r>
           </w:p>
         </w:tc>
@@ -2644,7 +2644,7 @@
               <w:rPr>
                 <w:sz w:val="18"/>
               </w:rPr>
-              <w:t>0.01026</w:t>
+              <w:t>0.01028</w:t>
             </w:r>
           </w:p>
         </w:tc>
@@ -2658,7 +2658,7 @@
               <w:rPr>
                 <w:sz w:val="18"/>
               </w:rPr>
-              <w:t>0.00825</w:t>
+              <w:t>0.00803</w:t>
             </w:r>
           </w:p>
         </w:tc>
@@ -2686,7 +2686,7 @@
               <w:rPr>
                 <w:sz w:val="18"/>
               </w:rPr>
-              <w:t>0.00071</w:t>
+              <w:t>0.00049</w:t>
             </w:r>
           </w:p>
         </w:tc>
@@ -2714,7 +2714,7 @@
               <w:rPr>
                 <w:sz w:val="18"/>
               </w:rPr>
-              <w:t>9.1</w:t>
+              <w:t>9.0</w:t>
             </w:r>
           </w:p>
         </w:tc>
@@ -2728,7 +2728,7 @@
               <w:rPr>
                 <w:sz w:val="18"/>
               </w:rPr>
-              <w:t>2.7</w:t>
+              <w:t>2.2</w:t>
             </w:r>
           </w:p>
         </w:tc>
@@ -2758,7 +2758,7 @@
               <w:rPr>
                 <w:sz w:val="18"/>
               </w:rPr>
-              <w:t>+0.003</w:t>
+              <w:t>+0.002</w:t>
             </w:r>
           </w:p>
         </w:tc>
@@ -2772,7 +2772,7 @@
               <w:rPr>
                 <w:sz w:val="18"/>
               </w:rPr>
-              <w:t>0.00407</w:t>
+              <w:t>0.00392</w:t>
             </w:r>
           </w:p>
         </w:tc>
@@ -2786,7 +2786,7 @@
               <w:rPr>
                 <w:sz w:val="18"/>
               </w:rPr>
-              <w:t>0.00425</w:t>
+              <w:t>0.00408</w:t>
             </w:r>
           </w:p>
         </w:tc>
@@ -2814,7 +2814,7 @@
               <w:rPr>
                 <w:sz w:val="18"/>
               </w:rPr>
-              <w:t>0.00222</w:t>
+              <w:t>0.00206</w:t>
             </w:r>
           </w:p>
         </w:tc>
@@ -2828,6 +2828,20 @@
               <w:rPr>
                 <w:sz w:val="18"/>
               </w:rPr>
+              <w:t>6.3</w:t>
+            </w:r>
+          </w:p>
+        </w:tc>
+        <w:tc>
+          <w:tcPr>
+            <w:tcW w:type="dxa" w:w="960"/>
+          </w:tcPr>
+          <w:p>
+            <w:r/>
+            <w:r>
+              <w:rPr>
+                <w:sz w:val="18"/>
+              </w:rPr>
               <w:t>6.4</w:t>
             </w:r>
           </w:p>
@@ -2842,21 +2856,7 @@
               <w:rPr>
                 <w:sz w:val="18"/>
               </w:rPr>
-              <w:t>6.5</w:t>
-            </w:r>
-          </w:p>
-        </w:tc>
-        <w:tc>
-          <w:tcPr>
-            <w:tcW w:type="dxa" w:w="960"/>
-          </w:tcPr>
-          <w:p>
-            <w:r/>
-            <w:r>
-              <w:rPr>
-                <w:sz w:val="18"/>
-              </w:rPr>
-              <w:t>4.7</w:t>
+              <w:t>4.5</w:t>
             </w:r>
           </w:p>
         </w:tc>
@@ -2886,7 +2886,7 @@
               <w:rPr>
                 <w:sz w:val="18"/>
               </w:rPr>
-              <w:t>+0.009</w:t>
+              <w:t>+0.008</w:t>
             </w:r>
           </w:p>
         </w:tc>
@@ -2900,7 +2900,7 @@
               <w:rPr>
                 <w:sz w:val="18"/>
               </w:rPr>
-              <w:t>0.00395</w:t>
+              <w:t>0.00380</w:t>
             </w:r>
           </w:p>
         </w:tc>
@@ -2914,7 +2914,7 @@
               <w:rPr>
                 <w:sz w:val="18"/>
               </w:rPr>
-              <w:t>0.00409</w:t>
+              <w:t>0.00392</w:t>
             </w:r>
           </w:p>
         </w:tc>
@@ -2942,7 +2942,7 @@
               <w:rPr>
                 <w:sz w:val="18"/>
               </w:rPr>
-              <w:t>0.00117</w:t>
+              <w:t>0.00101</w:t>
             </w:r>
           </w:p>
         </w:tc>
@@ -2956,6 +2956,20 @@
               <w:rPr>
                 <w:sz w:val="18"/>
               </w:rPr>
+              <w:t>6.2</w:t>
+            </w:r>
+          </w:p>
+        </w:tc>
+        <w:tc>
+          <w:tcPr>
+            <w:tcW w:type="dxa" w:w="960"/>
+          </w:tcPr>
+          <w:p>
+            <w:r/>
+            <w:r>
+              <w:rPr>
+                <w:sz w:val="18"/>
+              </w:rPr>
               <w:t>6.3</w:t>
             </w:r>
           </w:p>
@@ -2970,21 +2984,7 @@
               <w:rPr>
                 <w:sz w:val="18"/>
               </w:rPr>
-              <w:t>6.4</w:t>
-            </w:r>
-          </w:p>
-        </w:tc>
-        <w:tc>
-          <w:tcPr>
-            <w:tcW w:type="dxa" w:w="960"/>
-          </w:tcPr>
-          <w:p>
-            <w:r/>
-            <w:r>
-              <w:rPr>
-                <w:sz w:val="18"/>
-              </w:rPr>
-              <w:t>3.4</w:t>
+              <w:t>3.2</w:t>
             </w:r>
           </w:p>
         </w:tc>
@@ -3014,7 +3014,7 @@
               <w:rPr>
                 <w:sz w:val="18"/>
               </w:rPr>
-              <w:t>-0.289</w:t>
+              <w:t>-0.282</w:t>
             </w:r>
           </w:p>
         </w:tc>
@@ -3028,7 +3028,7 @@
               <w:rPr>
                 <w:sz w:val="18"/>
               </w:rPr>
-              <w:t>0.07440</w:t>
+              <w:t>0.07169</w:t>
             </w:r>
           </w:p>
         </w:tc>
@@ -3042,7 +3042,7 @@
               <w:rPr>
                 <w:sz w:val="18"/>
               </w:rPr>
-              <w:t>0.03396</w:t>
+              <w:t>0.03316</w:t>
             </w:r>
           </w:p>
         </w:tc>
@@ -3070,7 +3070,7 @@
               <w:rPr>
                 <w:sz w:val="18"/>
               </w:rPr>
-              <w:t>0.01563</w:t>
+              <w:t>0.01483</w:t>
             </w:r>
           </w:p>
         </w:tc>
@@ -3084,7 +3084,7 @@
               <w:rPr>
                 <w:sz w:val="18"/>
               </w:rPr>
-              <w:t>27.8</w:t>
+              <w:t>27.3</w:t>
             </w:r>
           </w:p>
         </w:tc>
@@ -3098,7 +3098,7 @@
               <w:rPr>
                 <w:sz w:val="18"/>
               </w:rPr>
-              <w:t>18.6</w:t>
+              <w:t>18.4</w:t>
             </w:r>
           </w:p>
         </w:tc>
@@ -3112,7 +3112,7 @@
               <w:rPr>
                 <w:sz w:val="18"/>
               </w:rPr>
-              <w:t>12.6</w:t>
+              <w:t>12.2</w:t>
             </w:r>
           </w:p>
         </w:tc>
@@ -3142,7 +3142,7 @@
               <w:rPr>
                 <w:sz w:val="18"/>
               </w:rPr>
-              <w:t>-0.228</w:t>
+              <w:t>-0.224</w:t>
             </w:r>
           </w:p>
         </w:tc>
@@ -3156,7 +3156,7 @@
               <w:rPr>
                 <w:sz w:val="18"/>
               </w:rPr>
-              <w:t>0.05046</w:t>
+              <w:t>0.04874</w:t>
             </w:r>
           </w:p>
         </w:tc>
@@ -3170,7 +3170,7 @@
               <w:rPr>
                 <w:sz w:val="18"/>
               </w:rPr>
-              <w:t>0.02551</w:t>
+              <w:t>0.02467</w:t>
             </w:r>
           </w:p>
         </w:tc>
@@ -3198,7 +3198,7 @@
               <w:rPr>
                 <w:sz w:val="18"/>
               </w:rPr>
-              <w:t>0.00824</w:t>
+              <w:t>0.00740</w:t>
             </w:r>
           </w:p>
         </w:tc>
@@ -3212,7 +3212,7 @@
               <w:rPr>
                 <w:sz w:val="18"/>
               </w:rPr>
-              <w:t>22.7</w:t>
+              <w:t>22.3</w:t>
             </w:r>
           </w:p>
         </w:tc>
@@ -3226,7 +3226,7 @@
               <w:rPr>
                 <w:sz w:val="18"/>
               </w:rPr>
-              <w:t>16.1</w:t>
+              <w:t>15.8</w:t>
             </w:r>
           </w:p>
         </w:tc>
@@ -3240,7 +3240,7 @@
               <w:rPr>
                 <w:sz w:val="18"/>
               </w:rPr>
-              <w:t>9.1</w:t>
+              <w:t>8.6</w:t>
             </w:r>
           </w:p>
         </w:tc>
@@ -3399,7 +3399,7 @@
               <w:rPr>
                 <w:sz w:val="18"/>
               </w:rPr>
-              <w:t>10.4 P</w:t>
+              <w:t>10.2 P</w:t>
             </w:r>
           </w:p>
         </w:tc>
@@ -3457,7 +3457,7 @@
               <w:rPr>
                 <w:sz w:val="18"/>
               </w:rPr>
-              <w:t>13.3 P</w:t>
+              <w:t>13.0 P</w:t>
             </w:r>
           </w:p>
         </w:tc>
@@ -3515,7 +3515,7 @@
               <w:rPr>
                 <w:sz w:val="18"/>
               </w:rPr>
-              <w:t>9.1 P</w:t>
+              <w:t>9.0 P</w:t>
             </w:r>
           </w:p>
         </w:tc>
@@ -3573,7 +3573,7 @@
               <w:rPr>
                 <w:sz w:val="18"/>
               </w:rPr>
-              <w:t>6.5 P</w:t>
+              <w:t>6.4 P</w:t>
             </w:r>
           </w:p>
         </w:tc>
@@ -3631,7 +3631,7 @@
               <w:rPr>
                 <w:sz w:val="18"/>
               </w:rPr>
-              <w:t>6.4 P</w:t>
+              <w:t>6.3 P</w:t>
             </w:r>
           </w:p>
         </w:tc>
@@ -3689,7 +3689,7 @@
               <w:rPr>
                 <w:sz w:val="18"/>
               </w:rPr>
-              <w:t>18.6 P</w:t>
+              <w:t>18.4 P</w:t>
             </w:r>
           </w:p>
         </w:tc>
@@ -3747,7 +3747,7 @@
               <w:rPr>
                 <w:sz w:val="18"/>
               </w:rPr>
-              <w:t>16.1 P</w:t>
+              <w:t>15.8 P</w:t>
             </w:r>
           </w:p>
         </w:tc>
@@ -3889,7 +3889,7 @@
               <w:rPr>
                 <w:sz w:val="18"/>
               </w:rPr>
-              <w:t>23.7 P</w:t>
+              <w:t>24.1 P</w:t>
             </w:r>
           </w:p>
         </w:tc>
@@ -3947,7 +3947,7 @@
               <w:rPr>
                 <w:sz w:val="18"/>
               </w:rPr>
-              <w:t>95.1 P</w:t>
+              <w:t>95.7 P</w:t>
             </w:r>
           </w:p>
         </w:tc>
@@ -4005,7 +4005,7 @@
               <w:rPr>
                 <w:sz w:val="18"/>
               </w:rPr>
-              <w:t>45.1 P</w:t>
+              <w:t>45.7 P</w:t>
             </w:r>
           </w:p>
         </w:tc>
@@ -4063,7 +4063,7 @@
               <w:rPr>
                 <w:sz w:val="18"/>
               </w:rPr>
-              <w:t>35.3 P</w:t>
+              <w:t>35.8 P</w:t>
             </w:r>
           </w:p>
         </w:tc>
@@ -4213,7 +4213,7 @@
               <w:rPr>
                 <w:sz w:val="18"/>
               </w:rPr>
-              <w:t>7.2 P/P</w:t>
+              <w:t>6.9 P/P</w:t>
             </w:r>
           </w:p>
         </w:tc>
@@ -4271,7 +4271,7 @@
               <w:rPr>
                 <w:sz w:val="18"/>
               </w:rPr>
-              <w:t>2.2 P/P</w:t>
+              <w:t>0.0 P/P</w:t>
             </w:r>
           </w:p>
         </w:tc>
@@ -4329,7 +4329,7 @@
               <w:rPr>
                 <w:sz w:val="18"/>
               </w:rPr>
-              <w:t>2.7 P/P</w:t>
+              <w:t>2.2 P/P</w:t>
             </w:r>
           </w:p>
         </w:tc>
@@ -4387,7 +4387,7 @@
               <w:rPr>
                 <w:sz w:val="18"/>
               </w:rPr>
-              <w:t>4.7 F/P</w:t>
+              <w:t>4.5 F/P</w:t>
             </w:r>
           </w:p>
         </w:tc>
@@ -4445,7 +4445,7 @@
               <w:rPr>
                 <w:sz w:val="18"/>
               </w:rPr>
-              <w:t>3.4 P/P</w:t>
+              <w:t>3.2 P/P</w:t>
             </w:r>
           </w:p>
         </w:tc>
@@ -4503,7 +4503,7 @@
               <w:rPr>
                 <w:sz w:val="18"/>
               </w:rPr>
-              <w:t>12.6 P/F</w:t>
+              <w:t>12.2 P/P</w:t>
             </w:r>
           </w:p>
         </w:tc>
@@ -4561,7 +4561,7 @@
               <w:rPr>
                 <w:sz w:val="18"/>
               </w:rPr>
-              <w:t>9.1 P/P</w:t>
+              <w:t>8.6 P/P</w:t>
             </w:r>
           </w:p>
         </w:tc>
@@ -5159,7 +5159,7 @@
               <w:rPr>
                 <w:sz w:val="18"/>
               </w:rPr>
-              <w:t>+0.2 [-9.4,+9.4]</w:t>
+              <w:t>+0.0 [-8.6,+9.3]</w:t>
             </w:r>
           </w:p>
         </w:tc>
@@ -5203,7 +5203,7 @@
               <w:rPr>
                 <w:sz w:val="18"/>
               </w:rPr>
-              <w:t>-1.4 [-11.1,+7.1]</w:t>
+              <w:t>-1.4 [-10.6,+7.0]</w:t>
             </w:r>
           </w:p>
         </w:tc>
@@ -5247,7 +5247,7 @@
               <w:rPr>
                 <w:sz w:val="18"/>
               </w:rPr>
-              <w:t>-114.8 [-161.9,-71.6]</w:t>
+              <w:t>-111.2 [-158.1,-69.3]</w:t>
             </w:r>
           </w:p>
         </w:tc>
@@ -5291,7 +5291,7 @@
               <w:rPr>
                 <w:sz w:val="18"/>
               </w:rPr>
-              <w:t>-114.6 [-168.0,-66.7]</w:t>
+              <w:t>-111.1 [-159.1,-64.2]</w:t>
             </w:r>
           </w:p>
         </w:tc>

--- a/PCCT_Statistical_Methods_and_Results.docx
+++ b/PCCT_Statistical_Methods_and_Results.docx
@@ -5604,7 +5604,7 @@
         <w:pStyle w:val="ListBullet"/>
       </w:pPr>
       <w:r>
-        <w:t>Scanner-attributable variance (Var(d)/2 − σ²_OQ) is ≤ the OQ limit / CI-includes-0 for most endpoints on the canonical region, and on the extent-controlled sub-segment region (regenerated on v2, N=24) it is ≤ OQ / CI-includes-0 for nearly all endpoints — i.e. after removing reader+repeat (OQ) and traced extent (sub-segment), the residual scanner-attributable variability is within the OQ envelope.</w:t>
+        <w:t>Scanner-attributable variance (Var(d)/2 − σ²_OQ) is ≤ the OQ limit / CI-includes-0 for most endpoints on the canonical region, and on the extent-controlled sub-segment region (regenerated on v2, N=25) it is ≤ OQ / CI-includes-0 for nearly all endpoints — i.e. after removing reader+repeat (OQ) and traced extent (sub-segment), the residual scanner-attributable variability is within the OQ envelope.</w:t>
       </w:r>
     </w:p>
     <w:p>
@@ -5620,7 +5620,7 @@
         <w:pStyle w:val="ListBullet"/>
       </w:pPr>
       <w:r>
-        <w:t>N = 25 canonical / 24 sub-segment, preliminary (target ≥ 30); passes are CI-overlap-driven with wide CIs.</w:t>
+        <w:t>N = 25 canonical / 25 sub-segment, preliminary (target ≥ 30); passes are CI-overlap-driven with wide CIs.</w:t>
       </w:r>
     </w:p>
     <w:p>
@@ -5628,7 +5628,7 @@
         <w:pStyle w:val="ListBullet"/>
       </w:pPr>
       <w:r>
-        <w:t>Canonical region retains a traced-extent differential (PCCT traces ~+26% longer within shared vessels; Gate 2 REVIEW). The sub-segment (distance-from-ostium) intersection removes it; regenerated on v2 (2026-07-07) data, N=24 (PT-124 no vessel overlap, PT-136 duplicate LeftCoronary in workitem.json — both excluded). Pipeline: scripts/subsegment/.</w:t>
+        <w:t>Canonical region retains a traced-extent differential (PCCT traces ~+26% longer within shared vessels; Gate 2 REVIEW). The sub-segment (distance-from-ostium) intersection removes it; regenerated on v2 (2026-07-07) data, N=25 (PT-124 excluded — no PCCT∩EID vessel overlap; PT-136 recovered as two left targets, LAD+Diagonal and Circumflex+Marginal). Pipeline: scripts/subsegment/.</w:t>
       </w:r>
     </w:p>
     <w:p>

--- a/PCCT_Statistical_Methods_and_Results.docx
+++ b/PCCT_Statistical_Methods_and_Results.docx
@@ -3252,7 +3252,7 @@
           <w:b w:val="0"/>
           <w:i/>
         </w:rPr>
-        <w:t>Results are on the sub-segment (extent-matched) region for v1 and v2. σ²_random / σ²_scanner are small (the extent term is removed by the sub-segment intersection) and stable v1→v2 — the 07-07 re-work changed the systematic bias (Gate 4), not the random reproducibility (Gate 3). Gate 4 bias (§8) is assessed on the canonical length-normalized scale to match the OQ.</w:t>
+        <w:t>Results are on the sub-segment (extent-matched) region for v1 and v2. σ²_random / σ²_scanner are small (the extent term is removed by the sub-segment intersection) and stable v1→v2 — the 07-07 re-work changed the systematic bias (Gate 4), not the random reproducibility (Gate 3). Gate 4 bias (§8) is assessed on the extent-matched sub-segment length-normalized scale (the OQ-comparable basis; canonical per-mm is confounded by the PCCT extent differential).</w:t>
       </w:r>
     </w:p>
     <w:p>
@@ -4590,7 +4590,7 @@
           <w:b/>
           <w:i w:val="0"/>
         </w:rPr>
-        <w:t>The OQ Bland-Altman bias reference (730-CVV-040 ATTACHMENT 2, "Untransformed analysis") is UNTRANSFORMED and LENGTH-NORMALIZED. So the like-for-like PCCT comparison uses the canonical length-normalized bias; length-normalization is not meaningful on the sub-segment (extent is already matched), so the sub-segment bias is shown as a raw-mm³ reference column. The OQ tabulates only the untransformed BA bias (transformed is plots-only), so no transformed-bias comparison is possible. Plaque endpoints.</w:t>
+        <w:t>The OQ Bland-Altman bias reference (730-CVV-040 ATTACHMENT 2, "Untransformed analysis") is UNTRANSFORMED and LENGTH-NORMALIZED (per-mm), from within-scan reader-repeat — i.e. with NO extent differential. The like-for-like PCCT comparison must therefore also be extent-matched: the SUB-SEGMENT length-normalized bias. Canonical length-normalization is NOT used for the OQ comparison because PCCT traces ~+19% longer than EID on the full vessel, so dividing by the larger PCCT length spuriously depresses every PCCT per-mm value (e.g. CALC raw Δ ≈ 0 but canonical per-mm −0.095, vs +0.006 on the extent-matched sub-segment). Canonical and sub-segment RAW-mm³ biases are shown as reference. OQ tabulates only the untransformed BA bias, so no transformed comparison is possible. Plaque endpoints.</w:t>
       </w:r>
     </w:p>
     <w:p>
@@ -4599,7 +4599,7 @@
           <w:b/>
           <w:i w:val="0"/>
         </w:rPr>
-        <w:t>8a. Untransformed bias (length-normalized) — OQ 95% CI vs PCCT canonical; overlap P/F.</w:t>
+        <w:t>8a. OQ comparison — sub-segment (extent-matched) length-normalized bias, per-mm. OQ 95% CI vs PCCT v1/v2; overlap P/F.</w:t>
       </w:r>
     </w:p>
     <w:tbl>
@@ -4658,7 +4658,7 @@
                 <w:b/>
                 <w:sz w:val="18"/>
               </w:rPr>
-              <w:t>v1 canonical bias [95% CI]</w:t>
+              <w:t>v1 sub-seg bias [95% CI]</w:t>
             </w:r>
           </w:p>
         </w:tc>
@@ -4688,7 +4688,7 @@
                 <w:b/>
                 <w:sz w:val="18"/>
               </w:rPr>
-              <w:t>v2 canonical bias [95% CI]</w:t>
+              <w:t>v2 sub-seg bias [95% CI]</w:t>
             </w:r>
           </w:p>
         </w:tc>
@@ -4747,7 +4747,7 @@
               <w:rPr>
                 <w:sz w:val="18"/>
               </w:rPr>
-              <w:t>+0.017 [-0.075,+0.114]</w:t>
+              <w:t>+0.160 [+0.092,+0.238]</w:t>
             </w:r>
           </w:p>
         </w:tc>
@@ -4761,7 +4761,7 @@
               <w:rPr>
                 <w:sz w:val="18"/>
               </w:rPr>
-              <w:t>P</w:t>
+              <w:t>F</w:t>
             </w:r>
           </w:p>
         </w:tc>
@@ -4775,7 +4775,7 @@
               <w:rPr>
                 <w:sz w:val="18"/>
               </w:rPr>
-              <w:t>-0.095 [-0.192,-0.004]</w:t>
+              <w:t>+0.006 [-0.064,+0.071]</w:t>
             </w:r>
           </w:p>
         </w:tc>
@@ -4833,7 +4833,7 @@
               <w:rPr>
                 <w:sz w:val="18"/>
               </w:rPr>
-              <w:t>+0.037 [-0.021,+0.122]</w:t>
+              <w:t>+0.052 [-0.002,+0.134]</w:t>
             </w:r>
           </w:p>
         </w:tc>
@@ -4847,7 +4847,7 @@
               <w:rPr>
                 <w:sz w:val="18"/>
               </w:rPr>
-              <w:t>P</w:t>
+              <w:t>F</w:t>
             </w:r>
           </w:p>
         </w:tc>
@@ -4861,7 +4861,7 @@
               <w:rPr>
                 <w:sz w:val="18"/>
               </w:rPr>
-              <w:t>-0.009 [-0.052,+0.043]</w:t>
+              <w:t>+0.007 [-0.032,+0.056]</w:t>
             </w:r>
           </w:p>
         </w:tc>
@@ -4919,7 +4919,7 @@
               <w:rPr>
                 <w:sz w:val="18"/>
               </w:rPr>
-              <w:t>-0.427 [-0.689,-0.189]</w:t>
+              <w:t>-0.404 [-0.663,-0.159]</w:t>
             </w:r>
           </w:p>
         </w:tc>
@@ -4947,7 +4947,7 @@
               <w:rPr>
                 <w:sz w:val="18"/>
               </w:rPr>
-              <w:t>-0.626 [-0.876,-0.398]</w:t>
+              <w:t>-0.584 [-0.849,-0.341]</w:t>
             </w:r>
           </w:p>
         </w:tc>
@@ -5005,7 +5005,7 @@
               <w:rPr>
                 <w:sz w:val="18"/>
               </w:rPr>
-              <w:t>-0.373 [-0.749,-0.018]</w:t>
+              <w:t>-0.192 [-0.489,+0.106]</w:t>
             </w:r>
           </w:p>
         </w:tc>
@@ -5033,7 +5033,7 @@
               <w:rPr>
                 <w:sz w:val="18"/>
               </w:rPr>
-              <w:t>-0.730 [-1.106,-0.398]</w:t>
+              <w:t>-0.578 [-0.878,-0.298]</w:t>
             </w:r>
           </w:p>
         </w:tc>
@@ -5059,7 +5059,7 @@
           <w:b/>
           <w:i w:val="0"/>
         </w:rPr>
-        <w:t>8b. Sub-segment bias (raw mm³, extent-matched — length-norm not applicable), shown for reference alongside the canonical/OQ comparison above.</w:t>
+        <w:t>8b. Raw-mm³ bias reference (actual volume differences; not length-normalized). Canonical retains the extent differential; sub-segment is extent-matched.</w:t>
       </w:r>
     </w:p>
     <w:tbl>
@@ -5069,14 +5069,16 @@
         <w:tblLook w:firstColumn="1" w:firstRow="1" w:lastColumn="0" w:lastRow="0" w:noHBand="0" w:noVBand="1" w:val="04A0"/>
       </w:tblPr>
       <w:tblGrid>
-        <w:gridCol w:w="2880"/>
-        <w:gridCol w:w="2880"/>
-        <w:gridCol w:w="2880"/>
+        <w:gridCol w:w="1728"/>
+        <w:gridCol w:w="1728"/>
+        <w:gridCol w:w="1728"/>
+        <w:gridCol w:w="1728"/>
+        <w:gridCol w:w="1728"/>
       </w:tblGrid>
       <w:tr>
         <w:tc>
           <w:tcPr>
-            <w:tcW w:type="dxa" w:w="2880"/>
+            <w:tcW w:type="dxa" w:w="1728"/>
           </w:tcPr>
           <w:p>
             <w:r/>
@@ -5091,7 +5093,7 @@
         </w:tc>
         <w:tc>
           <w:tcPr>
-            <w:tcW w:type="dxa" w:w="2880"/>
+            <w:tcW w:type="dxa" w:w="1728"/>
           </w:tcPr>
           <w:p>
             <w:r/>
@@ -5100,13 +5102,13 @@
                 <w:b/>
                 <w:sz w:val="18"/>
               </w:rPr>
-              <w:t>v1 sub-seg bias (mm³) [95% CI]</w:t>
-            </w:r>
-          </w:p>
-        </w:tc>
-        <w:tc>
-          <w:tcPr>
-            <w:tcW w:type="dxa" w:w="2880"/>
+              <w:t>v1 canon (mm³)</w:t>
+            </w:r>
+          </w:p>
+        </w:tc>
+        <w:tc>
+          <w:tcPr>
+            <w:tcW w:type="dxa" w:w="1728"/>
           </w:tcPr>
           <w:p>
             <w:r/>
@@ -5115,7 +5117,37 @@
                 <w:b/>
                 <w:sz w:val="18"/>
               </w:rPr>
-              <w:t>v2 sub-seg bias (mm³) [95% CI]</w:t>
+              <w:t>v2 canon (mm³)</w:t>
+            </w:r>
+          </w:p>
+        </w:tc>
+        <w:tc>
+          <w:tcPr>
+            <w:tcW w:type="dxa" w:w="1728"/>
+          </w:tcPr>
+          <w:p>
+            <w:r/>
+            <w:r>
+              <w:rPr>
+                <w:b/>
+                <w:sz w:val="18"/>
+              </w:rPr>
+              <w:t>v1 sub-seg (mm³)</w:t>
+            </w:r>
+          </w:p>
+        </w:tc>
+        <w:tc>
+          <w:tcPr>
+            <w:tcW w:type="dxa" w:w="1728"/>
+          </w:tcPr>
+          <w:p>
+            <w:r/>
+            <w:r>
+              <w:rPr>
+                <w:b/>
+                <w:sz w:val="18"/>
+              </w:rPr>
+              <w:t>v2 sub-seg (mm³)</w:t>
             </w:r>
           </w:p>
         </w:tc>
@@ -5123,7 +5155,7 @@
       <w:tr>
         <w:tc>
           <w:tcPr>
-            <w:tcW w:type="dxa" w:w="2880"/>
+            <w:tcW w:type="dxa" w:w="1728"/>
           </w:tcPr>
           <w:p>
             <w:r/>
@@ -5137,29 +5169,57 @@
         </w:tc>
         <w:tc>
           <w:tcPr>
-            <w:tcW w:type="dxa" w:w="2880"/>
-          </w:tcPr>
-          <w:p>
-            <w:r/>
-            <w:r>
-              <w:rPr>
-                <w:sz w:val="18"/>
-              </w:rPr>
-              <w:t>+24.9 [+14.5,+37.4]</w:t>
-            </w:r>
-          </w:p>
-        </w:tc>
-        <w:tc>
-          <w:tcPr>
-            <w:tcW w:type="dxa" w:w="2880"/>
-          </w:tcPr>
-          <w:p>
-            <w:r/>
-            <w:r>
-              <w:rPr>
-                <w:sz w:val="18"/>
-              </w:rPr>
-              <w:t>+0.0 [-8.6,+9.3]</w:t>
+            <w:tcW w:type="dxa" w:w="1728"/>
+          </w:tcPr>
+          <w:p>
+            <w:r/>
+            <w:r>
+              <w:rPr>
+                <w:sz w:val="18"/>
+              </w:rPr>
+              <w:t>+27.7</w:t>
+            </w:r>
+          </w:p>
+        </w:tc>
+        <w:tc>
+          <w:tcPr>
+            <w:tcW w:type="dxa" w:w="1728"/>
+          </w:tcPr>
+          <w:p>
+            <w:r/>
+            <w:r>
+              <w:rPr>
+                <w:sz w:val="18"/>
+              </w:rPr>
+              <w:t>-3.2</w:t>
+            </w:r>
+          </w:p>
+        </w:tc>
+        <w:tc>
+          <w:tcPr>
+            <w:tcW w:type="dxa" w:w="1728"/>
+          </w:tcPr>
+          <w:p>
+            <w:r/>
+            <w:r>
+              <w:rPr>
+                <w:sz w:val="18"/>
+              </w:rPr>
+              <w:t>+24.9</w:t>
+            </w:r>
+          </w:p>
+        </w:tc>
+        <w:tc>
+          <w:tcPr>
+            <w:tcW w:type="dxa" w:w="1728"/>
+          </w:tcPr>
+          <w:p>
+            <w:r/>
+            <w:r>
+              <w:rPr>
+                <w:sz w:val="18"/>
+              </w:rPr>
+              <w:t>+0.0</w:t>
             </w:r>
           </w:p>
         </w:tc>
@@ -5167,7 +5227,7 @@
       <w:tr>
         <w:tc>
           <w:tcPr>
-            <w:tcW w:type="dxa" w:w="2880"/>
+            <w:tcW w:type="dxa" w:w="1728"/>
           </w:tcPr>
           <w:p>
             <w:r/>
@@ -5181,29 +5241,57 @@
         </w:tc>
         <w:tc>
           <w:tcPr>
-            <w:tcW w:type="dxa" w:w="2880"/>
-          </w:tcPr>
-          <w:p>
-            <w:r/>
-            <w:r>
-              <w:rPr>
-                <w:sz w:val="18"/>
-              </w:rPr>
-              <w:t>+6.5 [-1.4,+16.8]</w:t>
-            </w:r>
-          </w:p>
-        </w:tc>
-        <w:tc>
-          <w:tcPr>
-            <w:tcW w:type="dxa" w:w="2880"/>
-          </w:tcPr>
-          <w:p>
-            <w:r/>
-            <w:r>
-              <w:rPr>
-                <w:sz w:val="18"/>
-              </w:rPr>
-              <w:t>-1.4 [-10.6,+7.0]</w:t>
+            <w:tcW w:type="dxa" w:w="1728"/>
+          </w:tcPr>
+          <w:p>
+            <w:r/>
+            <w:r>
+              <w:rPr>
+                <w:sz w:val="18"/>
+              </w:rPr>
+              <w:t>+5.6</w:t>
+            </w:r>
+          </w:p>
+        </w:tc>
+        <w:tc>
+          <w:tcPr>
+            <w:tcW w:type="dxa" w:w="1728"/>
+          </w:tcPr>
+          <w:p>
+            <w:r/>
+            <w:r>
+              <w:rPr>
+                <w:sz w:val="18"/>
+              </w:rPr>
+              <w:t>-4.2</w:t>
+            </w:r>
+          </w:p>
+        </w:tc>
+        <w:tc>
+          <w:tcPr>
+            <w:tcW w:type="dxa" w:w="1728"/>
+          </w:tcPr>
+          <w:p>
+            <w:r/>
+            <w:r>
+              <w:rPr>
+                <w:sz w:val="18"/>
+              </w:rPr>
+              <w:t>+6.5</w:t>
+            </w:r>
+          </w:p>
+        </w:tc>
+        <w:tc>
+          <w:tcPr>
+            <w:tcW w:type="dxa" w:w="1728"/>
+          </w:tcPr>
+          <w:p>
+            <w:r/>
+            <w:r>
+              <w:rPr>
+                <w:sz w:val="18"/>
+              </w:rPr>
+              <w:t>-1.4</w:t>
             </w:r>
           </w:p>
         </w:tc>
@@ -5211,7 +5299,7 @@
       <w:tr>
         <w:tc>
           <w:tcPr>
-            <w:tcW w:type="dxa" w:w="2880"/>
+            <w:tcW w:type="dxa" w:w="1728"/>
           </w:tcPr>
           <w:p>
             <w:r/>
@@ -5225,29 +5313,57 @@
         </w:tc>
         <w:tc>
           <w:tcPr>
-            <w:tcW w:type="dxa" w:w="2880"/>
-          </w:tcPr>
-          <w:p>
-            <w:r/>
-            <w:r>
-              <w:rPr>
-                <w:sz w:val="18"/>
-              </w:rPr>
-              <w:t>-76.6 [-121.4,-33.6]</w:t>
-            </w:r>
-          </w:p>
-        </w:tc>
-        <w:tc>
-          <w:tcPr>
-            <w:tcW w:type="dxa" w:w="2880"/>
-          </w:tcPr>
-          <w:p>
-            <w:r/>
-            <w:r>
-              <w:rPr>
-                <w:sz w:val="18"/>
-              </w:rPr>
-              <w:t>-111.2 [-158.1,-69.3]</w:t>
+            <w:tcW w:type="dxa" w:w="1728"/>
+          </w:tcPr>
+          <w:p>
+            <w:r/>
+            <w:r>
+              <w:rPr>
+                <w:sz w:val="18"/>
+              </w:rPr>
+              <w:t>-65.2</w:t>
+            </w:r>
+          </w:p>
+        </w:tc>
+        <w:tc>
+          <w:tcPr>
+            <w:tcW w:type="dxa" w:w="1728"/>
+          </w:tcPr>
+          <w:p>
+            <w:r/>
+            <w:r>
+              <w:rPr>
+                <w:sz w:val="18"/>
+              </w:rPr>
+              <w:t>-108.9</w:t>
+            </w:r>
+          </w:p>
+        </w:tc>
+        <w:tc>
+          <w:tcPr>
+            <w:tcW w:type="dxa" w:w="1728"/>
+          </w:tcPr>
+          <w:p>
+            <w:r/>
+            <w:r>
+              <w:rPr>
+                <w:sz w:val="18"/>
+              </w:rPr>
+              <w:t>-76.6</w:t>
+            </w:r>
+          </w:p>
+        </w:tc>
+        <w:tc>
+          <w:tcPr>
+            <w:tcW w:type="dxa" w:w="1728"/>
+          </w:tcPr>
+          <w:p>
+            <w:r/>
+            <w:r>
+              <w:rPr>
+                <w:sz w:val="18"/>
+              </w:rPr>
+              <w:t>-111.2</w:t>
             </w:r>
           </w:p>
         </w:tc>
@@ -5255,7 +5371,7 @@
       <w:tr>
         <w:tc>
           <w:tcPr>
-            <w:tcW w:type="dxa" w:w="2880"/>
+            <w:tcW w:type="dxa" w:w="1728"/>
           </w:tcPr>
           <w:p>
             <w:r/>
@@ -5269,29 +5385,57 @@
         </w:tc>
         <w:tc>
           <w:tcPr>
-            <w:tcW w:type="dxa" w:w="2880"/>
-          </w:tcPr>
-          <w:p>
-            <w:r/>
-            <w:r>
-              <w:rPr>
-                <w:sz w:val="18"/>
-              </w:rPr>
-              <w:t>-45.2 [-94.7,+5.4]</w:t>
-            </w:r>
-          </w:p>
-        </w:tc>
-        <w:tc>
-          <w:tcPr>
-            <w:tcW w:type="dxa" w:w="2880"/>
-          </w:tcPr>
-          <w:p>
-            <w:r/>
-            <w:r>
-              <w:rPr>
-                <w:sz w:val="18"/>
-              </w:rPr>
-              <w:t>-111.1 [-159.1,-64.2]</w:t>
+            <w:tcW w:type="dxa" w:w="1728"/>
+          </w:tcPr>
+          <w:p>
+            <w:r/>
+            <w:r>
+              <w:rPr>
+                <w:sz w:val="18"/>
+              </w:rPr>
+              <w:t>-31.9</w:t>
+            </w:r>
+          </w:p>
+        </w:tc>
+        <w:tc>
+          <w:tcPr>
+            <w:tcW w:type="dxa" w:w="1728"/>
+          </w:tcPr>
+          <w:p>
+            <w:r/>
+            <w:r>
+              <w:rPr>
+                <w:sz w:val="18"/>
+              </w:rPr>
+              <w:t>-116.2</w:t>
+            </w:r>
+          </w:p>
+        </w:tc>
+        <w:tc>
+          <w:tcPr>
+            <w:tcW w:type="dxa" w:w="1728"/>
+          </w:tcPr>
+          <w:p>
+            <w:r/>
+            <w:r>
+              <w:rPr>
+                <w:sz w:val="18"/>
+              </w:rPr>
+              <w:t>-45.2</w:t>
+            </w:r>
+          </w:p>
+        </w:tc>
+        <w:tc>
+          <w:tcPr>
+            <w:tcW w:type="dxa" w:w="1728"/>
+          </w:tcPr>
+          <w:p>
+            <w:r/>
+            <w:r>
+              <w:rPr>
+                <w:sz w:val="18"/>
+              </w:rPr>
+              <w:t>-111.1</w:t>
             </w:r>
           </w:p>
         </w:tc>
@@ -5303,7 +5447,7 @@
           <w:b w:val="0"/>
           <w:i/>
         </w:rPr>
-        <w:t>Note: canonical bias (length-normalized) is the OQ-comparable quantity; NonCALC Matrix and Total Plaque do not overlap the OQ bias CI (real modality bias). The systematic plaque bias grew v1→v2 (07-07 re-work) and is within the shared centerline, not the traced-extent tail — so it persists on the sub-segment (raw bias column) rather than shrinking.</w:t>
+        <w:t>Note: on the extent-matched sub-segment (the OQ-comparable basis) CALC and LRNC overlap the OQ bias CI (near-zero bias), while NonCALC Matrix and Total Plaque do not — a real modality bias (PCCT lower). The bias grew v1→v2 (07-07 re-work) and persists on the sub-segment (raw column), so it is within the shared centerline, not the traced-extent tail.</w:t>
       </w:r>
     </w:p>
     <w:p>

--- a/PCCT_Statistical_Methods_and_Results.docx
+++ b/PCCT_Statistical_Methods_and_Results.docx
@@ -3252,7 +3252,7 @@
           <w:b w:val="0"/>
           <w:i/>
         </w:rPr>
-        <w:t>Results are on the sub-segment (extent-matched) region for v1 and v2. σ²_random / σ²_scanner are small (the extent term is removed by the sub-segment intersection) and stable v1→v2 — the 07-07 re-work changed the systematic bias (Gate 4), not the random reproducibility (Gate 3). Gate 4 bias (§8) is assessed on the extent-matched sub-segment length-normalized scale (the OQ-comparable basis; canonical per-mm is confounded by the PCCT extent differential).</w:t>
+        <w:t>Results are on the sub-segment (extent-matched) region for v1 and v2. σ²_random / σ²_scanner are small (the extent term is removed by the sub-segment intersection) and stable v1→v2 — the 07-07 re-work changed the systematic bias (Gate 4), not the random reproducibility (Gate 3). Gate 4 bias (§8) is assessed on the canonical length-normalized scale — the apples-to-apples match to the length-normalized OQ reference (the sub-segment is a separate extent-controlled view).</w:t>
       </w:r>
     </w:p>
     <w:p>
@@ -4590,7 +4590,7 @@
           <w:b/>
           <w:i w:val="0"/>
         </w:rPr>
-        <w:t>The OQ Bland-Altman bias reference (730-CVV-040 ATTACHMENT 2, "Untransformed analysis") is UNTRANSFORMED and LENGTH-NORMALIZED (per-mm), from within-scan reader-repeat — i.e. with NO extent differential. The like-for-like PCCT comparison must therefore also be extent-matched: the SUB-SEGMENT length-normalized bias. Canonical length-normalization is NOT used for the OQ comparison because PCCT traces ~+19% longer than EID on the full vessel, so dividing by the larger PCCT length spuriously depresses every PCCT per-mm value (e.g. CALC raw Δ ≈ 0 but canonical per-mm −0.095, vs +0.006 on the extent-matched sub-segment). Canonical and sub-segment RAW-mm³ biases are shown as reference. OQ tabulates only the untransformed BA bias, so no transformed comparison is possible. Plaque endpoints.</w:t>
+        <w:t>The OQ Bland-Altman bias reference (730-CVV-040 ATTACHMENT 2, "Untransformed analysis") is a fixed, UNTRANSFORMED and LENGTH-NORMALIZED (per-mm) quantity, computed on the full traced vessel (reader-repeat, each read with its own traced extent). The apples-to-apples PCCT comparison is therefore the CANONICAL (full-vessel) length-normalized bias — the same processing as the OQ. (Length-normalization reflects each read's traced extent exactly as in the OQ; the sub-segment intersection is a different, extent-controlled basis the OQ did not use, so it appears only as a raw-mm³ reference.) OQ tabulates only the untransformed BA bias, so no transformed comparison is possible. Plaque endpoints.</w:t>
       </w:r>
     </w:p>
     <w:p>
@@ -4599,7 +4599,7 @@
           <w:b/>
           <w:i w:val="0"/>
         </w:rPr>
-        <w:t>8a. OQ comparison — sub-segment (extent-matched) length-normalized bias, per-mm. OQ 95% CI vs PCCT v1/v2; overlap P/F.</w:t>
+        <w:t>8a. OQ comparison — canonical (full-vessel) length-normalized bias, per-mm. OQ 95% CI vs PCCT v1/v2; overlap P/F.</w:t>
       </w:r>
     </w:p>
     <w:tbl>
@@ -4658,7 +4658,7 @@
                 <w:b/>
                 <w:sz w:val="18"/>
               </w:rPr>
-              <w:t>v1 sub-seg bias [95% CI]</w:t>
+              <w:t>v1 canonical bias [95% CI]</w:t>
             </w:r>
           </w:p>
         </w:tc>
@@ -4688,7 +4688,7 @@
                 <w:b/>
                 <w:sz w:val="18"/>
               </w:rPr>
-              <w:t>v2 sub-seg bias [95% CI]</w:t>
+              <w:t>v2 canonical bias [95% CI]</w:t>
             </w:r>
           </w:p>
         </w:tc>
@@ -4747,7 +4747,7 @@
               <w:rPr>
                 <w:sz w:val="18"/>
               </w:rPr>
-              <w:t>+0.160 [+0.092,+0.238]</w:t>
+              <w:t>+0.017 [-0.075,+0.114]</w:t>
             </w:r>
           </w:p>
         </w:tc>
@@ -4761,7 +4761,7 @@
               <w:rPr>
                 <w:sz w:val="18"/>
               </w:rPr>
-              <w:t>F</w:t>
+              <w:t>P</w:t>
             </w:r>
           </w:p>
         </w:tc>
@@ -4775,7 +4775,7 @@
               <w:rPr>
                 <w:sz w:val="18"/>
               </w:rPr>
-              <w:t>+0.006 [-0.064,+0.071]</w:t>
+              <w:t>-0.095 [-0.192,-0.004]</w:t>
             </w:r>
           </w:p>
         </w:tc>
@@ -4833,7 +4833,7 @@
               <w:rPr>
                 <w:sz w:val="18"/>
               </w:rPr>
-              <w:t>+0.052 [-0.002,+0.134]</w:t>
+              <w:t>+0.037 [-0.021,+0.122]</w:t>
             </w:r>
           </w:p>
         </w:tc>
@@ -4847,7 +4847,7 @@
               <w:rPr>
                 <w:sz w:val="18"/>
               </w:rPr>
-              <w:t>F</w:t>
+              <w:t>P</w:t>
             </w:r>
           </w:p>
         </w:tc>
@@ -4861,7 +4861,7 @@
               <w:rPr>
                 <w:sz w:val="18"/>
               </w:rPr>
-              <w:t>+0.007 [-0.032,+0.056]</w:t>
+              <w:t>-0.009 [-0.052,+0.043]</w:t>
             </w:r>
           </w:p>
         </w:tc>
@@ -4919,7 +4919,7 @@
               <w:rPr>
                 <w:sz w:val="18"/>
               </w:rPr>
-              <w:t>-0.404 [-0.663,-0.159]</w:t>
+              <w:t>-0.427 [-0.689,-0.189]</w:t>
             </w:r>
           </w:p>
         </w:tc>
@@ -4947,7 +4947,7 @@
               <w:rPr>
                 <w:sz w:val="18"/>
               </w:rPr>
-              <w:t>-0.584 [-0.849,-0.341]</w:t>
+              <w:t>-0.626 [-0.876,-0.398]</w:t>
             </w:r>
           </w:p>
         </w:tc>
@@ -5005,7 +5005,7 @@
               <w:rPr>
                 <w:sz w:val="18"/>
               </w:rPr>
-              <w:t>-0.192 [-0.489,+0.106]</w:t>
+              <w:t>-0.373 [-0.749,-0.018]</w:t>
             </w:r>
           </w:p>
         </w:tc>
@@ -5033,7 +5033,7 @@
               <w:rPr>
                 <w:sz w:val="18"/>
               </w:rPr>
-              <w:t>-0.578 [-0.878,-0.298]</w:t>
+              <w:t>-0.730 [-1.106,-0.398]</w:t>
             </w:r>
           </w:p>
         </w:tc>
@@ -5447,7 +5447,7 @@
           <w:b w:val="0"/>
           <w:i/>
         </w:rPr>
-        <w:t>Note: on the extent-matched sub-segment (the OQ-comparable basis) CALC and LRNC overlap the OQ bias CI (near-zero bias), while NonCALC Matrix and Total Plaque do not — a real modality bias (PCCT lower). The bias grew v1→v2 (07-07 re-work) and persists on the sub-segment (raw column), so it is within the shared centerline, not the traced-extent tail.</w:t>
+        <w:t>Note: on the OQ-comparable canonical length-normalized basis, CALC and LRNC overlap the OQ bias CI (v2), while NonCALC Matrix and Total Plaque do not — a real modality bias (PCCT lower). The bias grew v1→v2 (07-07 re-work). Length-normalized per-mm values carry each read's traced extent (as in the OQ); the raw-mm³ columns and the extent-matched sub-segment (§6/§7) disentangle composition from extent.</w:t>
       </w:r>
     </w:p>
     <w:p>

--- a/PCCT_Statistical_Methods_and_Results.docx
+++ b/PCCT_Statistical_Methods_and_Results.docx
@@ -4083,7 +4083,7 @@
         <w:pStyle w:val="Heading1"/>
       </w:pPr>
       <w:r>
-        <w:t>7. Scanner-attributable variance vs OQ — SUB-SEGMENT (a: wCV≤OQ, b: CI∋0)</w:t>
+        <w:t>7. Scanner-attributable variance vs OQ — SUB-SEGMENT (variance scale; a: σ²_scan ≤ σ²_OQ, b: CI∋0)</w:t>
       </w:r>
     </w:p>
     <w:tbl>
@@ -4125,7 +4125,7 @@
                 <w:b/>
                 <w:sz w:val="18"/>
               </w:rPr>
-              <w:t>OQ limit</w:t>
+              <w:t>σ²_OQ</w:t>
             </w:r>
           </w:p>
         </w:tc>
@@ -4140,7 +4140,7 @@
                 <w:b/>
                 <w:sz w:val="18"/>
               </w:rPr>
-              <w:t>v1 sub-seg</w:t>
+              <w:t>v1 sub-seg σ²_scanner [95% CI]  a/b</w:t>
             </w:r>
           </w:p>
         </w:tc>
@@ -4155,7 +4155,7 @@
                 <w:b/>
                 <w:sz w:val="18"/>
               </w:rPr>
-              <w:t>v2 sub-seg</w:t>
+              <w:t>v2 sub-seg σ²_scanner [95% CI]  a/b</w:t>
             </w:r>
           </w:p>
         </w:tc>
@@ -4185,7 +4185,7 @@
               <w:rPr>
                 <w:sz w:val="18"/>
               </w:rPr>
-              <w:t>7.5</w:t>
+              <w:t>0.0056</w:t>
             </w:r>
           </w:p>
         </w:tc>
@@ -4199,7 +4199,7 @@
               <w:rPr>
                 <w:sz w:val="18"/>
               </w:rPr>
-              <w:t>6.6 P/P</w:t>
+              <w:t>+0.0043 [-0.0007,+0.0101] P/P</w:t>
             </w:r>
           </w:p>
         </w:tc>
@@ -4213,7 +4213,7 @@
               <w:rPr>
                 <w:sz w:val="18"/>
               </w:rPr>
-              <w:t>6.9 P/P</w:t>
+              <w:t>+0.0048 [-0.0012,+0.0113] P/P</w:t>
             </w:r>
           </w:p>
         </w:tc>
@@ -4243,7 +4243,7 @@
               <w:rPr>
                 <w:sz w:val="18"/>
               </w:rPr>
-              <w:t>13.1</w:t>
+              <w:t>0.0170</w:t>
             </w:r>
           </w:p>
         </w:tc>
@@ -4257,7 +4257,7 @@
               <w:rPr>
                 <w:sz w:val="18"/>
               </w:rPr>
-              <w:t>0.0 P/P</w:t>
+              <w:t>-0.0027 [-0.0091,+0.0028] P/P</w:t>
             </w:r>
           </w:p>
         </w:tc>
@@ -4271,7 +4271,7 @@
               <w:rPr>
                 <w:sz w:val="18"/>
               </w:rPr>
-              <w:t>0.0 P/P</w:t>
+              <w:t>-0.0002 [-0.0096,+0.0099] P/P</w:t>
             </w:r>
           </w:p>
         </w:tc>
@@ -4301,7 +4301,7 @@
               <w:rPr>
                 <w:sz w:val="18"/>
               </w:rPr>
-              <w:t>8.7</w:t>
+              <w:t>0.0075</w:t>
             </w:r>
           </w:p>
         </w:tc>
@@ -4315,7 +4315,7 @@
               <w:rPr>
                 <w:sz w:val="18"/>
               </w:rPr>
-              <w:t>2.5 P/P</w:t>
+              <w:t>+0.0006 [-0.0027,+0.0037] P/P</w:t>
             </w:r>
           </w:p>
         </w:tc>
@@ -4329,7 +4329,7 @@
               <w:rPr>
                 <w:sz w:val="18"/>
               </w:rPr>
-              <w:t>2.2 P/P</w:t>
+              <w:t>+0.0005 [-0.0033,+0.0047] P/P</w:t>
             </w:r>
           </w:p>
         </w:tc>
@@ -4359,7 +4359,7 @@
               <w:rPr>
                 <w:sz w:val="18"/>
               </w:rPr>
-              <w:t>4.5</w:t>
+              <w:t>0.0020</w:t>
             </w:r>
           </w:p>
         </w:tc>
@@ -4373,7 +4373,7 @@
               <w:rPr>
                 <w:sz w:val="18"/>
               </w:rPr>
-              <w:t>2.7 P/P</w:t>
+              <w:t>+0.0007 [-0.0007,+0.0019] P/P</w:t>
             </w:r>
           </w:p>
         </w:tc>
@@ -4387,7 +4387,7 @@
               <w:rPr>
                 <w:sz w:val="18"/>
               </w:rPr>
-              <w:t>4.5 F/P</w:t>
+              <w:t>+0.0021 [-0.0008,+0.0051] F/P</w:t>
             </w:r>
           </w:p>
         </w:tc>
@@ -4417,7 +4417,7 @@
               <w:rPr>
                 <w:sz w:val="18"/>
               </w:rPr>
-              <w:t>5.4</w:t>
+              <w:t>0.0029</w:t>
             </w:r>
           </w:p>
         </w:tc>
@@ -4431,7 +4431,7 @@
               <w:rPr>
                 <w:sz w:val="18"/>
               </w:rPr>
-              <w:t>7.7 F/P</w:t>
+              <w:t>+0.0059 [-0.0014,+0.0180] F/P</w:t>
             </w:r>
           </w:p>
         </w:tc>
@@ -4445,7 +4445,7 @@
               <w:rPr>
                 <w:sz w:val="18"/>
               </w:rPr>
-              <w:t>3.2 P/P</w:t>
+              <w:t>+0.0010 [-0.0021,+0.0060] P/P</w:t>
             </w:r>
           </w:p>
         </w:tc>
@@ -4475,7 +4475,7 @@
               <w:rPr>
                 <w:sz w:val="18"/>
               </w:rPr>
-              <w:t>13.6</w:t>
+              <w:t>0.0183</w:t>
             </w:r>
           </w:p>
         </w:tc>
@@ -4489,7 +4489,7 @@
               <w:rPr>
                 <w:sz w:val="18"/>
               </w:rPr>
-              <w:t>10.2 P/P</w:t>
+              <w:t>+0.0103 [-0.0024,+0.0240] P/P</w:t>
             </w:r>
           </w:p>
         </w:tc>
@@ -4503,7 +4503,7 @@
               <w:rPr>
                 <w:sz w:val="18"/>
               </w:rPr>
-              <w:t>12.2 P/P</w:t>
+              <w:t>+0.0148 [-0.0006,+0.0289] P/P</w:t>
             </w:r>
           </w:p>
         </w:tc>
@@ -4533,7 +4533,7 @@
               <w:rPr>
                 <w:sz w:val="18"/>
               </w:rPr>
-              <w:t>13.2</w:t>
+              <w:t>0.0173</w:t>
             </w:r>
           </w:p>
         </w:tc>
@@ -4547,7 +4547,7 @@
               <w:rPr>
                 <w:sz w:val="18"/>
               </w:rPr>
-              <w:t>6.3 P/P</w:t>
+              <w:t>+0.0040 [-0.0052,+0.0128] P/P</w:t>
             </w:r>
           </w:p>
         </w:tc>
@@ -4561,7 +4561,7 @@
               <w:rPr>
                 <w:sz w:val="18"/>
               </w:rPr>
-              <w:t>8.6 P/P</w:t>
+              <w:t>+0.0074 [-0.0061,+0.0214] P/P</w:t>
             </w:r>
           </w:p>
         </w:tc>
@@ -4573,7 +4573,7 @@
           <w:b w:val="0"/>
           <w:i/>
         </w:rPr>
-        <w:t>Cells: scanner-attributable wCV%  a/b (P/F), on the extent-matched sub-segment. σ²_scanner = Var(d_log)/2 − σ²_OQ; with reader+repeat (OQ) and extent (sub-segment) removed, the residual scanner-attributable variability is ≤ OQ / CI-includes-0 for nearly all endpoints.</w:t>
+        <w:t>Cells: scanner-attributable variance σ²_scanner = Var(d_log)/2 − σ²_OQ (log scale) with bootstrap 95% CI, on the extent-matched sub-segment. a: σ²_scanner ≤ σ²_OQ (P/F); b: CI includes 0 (P/F). On the variance scale the estimate and its CI lower bound can be NEGATIVE — a negative value / lower bound ≤ 0 means the residual cross-scanner variance is indistinguishable from (or below) the OQ reader+repeat variance. (The equivalent floored wCV% = √(exp(max(σ²,0))−1)×100 is in gate_results/scanner_attributable_subsegment.csv.) After removing reader+repeat (OQ) and traced extent (sub-segment), σ²_scanner is ≤ σ²_OQ and CI-includes-0 for nearly all endpoints.</w:t>
       </w:r>
     </w:p>
     <w:p>
